--- a/data/outputs/Seavuria_Reformatted/Physics_10_SubStrand1.4_ThermalExpansion_CBE_LessonSequence.docx
+++ b/data/outputs/Seavuria_Reformatted/Physics_10_SubStrand1.4_ThermalExpansion_CBE_LessonSequence.docx
@@ -599,7 +599,7 @@
             <w:r>
               <w:rPr>
                 <w:rFonts w:ascii="Arial" w:hAnsi="Arial"/>
-                <w:b/>
+                <w:b w:val="0"/>
                 <w:i w:val="0"/>
                 <w:color w:val="000000"/>
                 <w:sz w:val="18"/>
@@ -631,7 +631,7 @@
             <w:r>
               <w:rPr>
                 <w:rFonts w:ascii="Arial" w:hAnsi="Arial"/>
-                <w:b/>
+                <w:b w:val="0"/>
                 <w:i w:val="0"/>
                 <w:color w:val="000000"/>
                 <w:sz w:val="18"/>
@@ -768,65 +768,69 @@
           <w:p>
             <w:pPr>
               <w:spacing w:before="20" w:after="20"/>
-              <w:jc w:val="left"/>
-            </w:pPr>
-            <w:r>
-              <w:rPr>
-                <w:rFonts w:ascii="Arial" w:hAnsi="Arial"/>
-                <w:b w:val="0"/>
-                <w:i w:val="0"/>
-                <w:color w:val="000000"/>
-                <w:sz w:val="18"/>
-              </w:rPr>
-              <w:t>a) Explain the meaning of temperature as used in thermal physics.</w:t>
-            </w:r>
-          </w:p>
-          <w:p>
-            <w:pPr>
-              <w:spacing w:before="20" w:after="20"/>
-              <w:jc w:val="left"/>
-            </w:pPr>
-            <w:r>
-              <w:rPr>
-                <w:rFonts w:ascii="Arial" w:hAnsi="Arial"/>
-                <w:b w:val="0"/>
-                <w:i w:val="0"/>
-                <w:color w:val="000000"/>
-                <w:sz w:val="18"/>
-              </w:rPr>
-              <w:t>b) Measure temperature using different technologies.</w:t>
-            </w:r>
-          </w:p>
-          <w:p>
-            <w:pPr>
-              <w:spacing w:before="20" w:after="20"/>
-              <w:jc w:val="left"/>
-            </w:pPr>
-            <w:r>
-              <w:rPr>
-                <w:rFonts w:ascii="Arial" w:hAnsi="Arial"/>
-                <w:b w:val="0"/>
-                <w:i w:val="0"/>
-                <w:color w:val="000000"/>
-                <w:sz w:val="18"/>
-              </w:rPr>
-              <w:t>c) Investigate thermal expansion and contraction in solids and fluids.</w:t>
-            </w:r>
-          </w:p>
-          <w:p>
-            <w:pPr>
-              <w:spacing w:before="20" w:after="20"/>
-              <w:jc w:val="left"/>
-            </w:pPr>
-            <w:r>
-              <w:rPr>
-                <w:rFonts w:ascii="Arial" w:hAnsi="Arial"/>
-                <w:b w:val="0"/>
-                <w:i w:val="0"/>
-                <w:color w:val="000000"/>
-                <w:sz w:val="18"/>
-              </w:rPr>
-              <w:t>d) Describe applications of thermal expansion in solids and fluids.</w:t>
+              <w:ind w:left="240"/>
+              <w:jc w:val="left"/>
+            </w:pPr>
+            <w:r>
+              <w:rPr>
+                <w:rFonts w:ascii="Arial" w:hAnsi="Arial"/>
+                <w:b w:val="0"/>
+                <w:i w:val="0"/>
+                <w:color w:val="000000"/>
+                <w:sz w:val="18"/>
+              </w:rPr>
+              <w:t>• a) Explain the meaning of temperature as used in thermal physics.</w:t>
+            </w:r>
+          </w:p>
+          <w:p>
+            <w:pPr>
+              <w:spacing w:before="20" w:after="20"/>
+              <w:ind w:left="240"/>
+              <w:jc w:val="left"/>
+            </w:pPr>
+            <w:r>
+              <w:rPr>
+                <w:rFonts w:ascii="Arial" w:hAnsi="Arial"/>
+                <w:b w:val="0"/>
+                <w:i w:val="0"/>
+                <w:color w:val="000000"/>
+                <w:sz w:val="18"/>
+              </w:rPr>
+              <w:t>• b) Measure temperature using different technologies.</w:t>
+            </w:r>
+          </w:p>
+          <w:p>
+            <w:pPr>
+              <w:spacing w:before="20" w:after="20"/>
+              <w:ind w:left="240"/>
+              <w:jc w:val="left"/>
+            </w:pPr>
+            <w:r>
+              <w:rPr>
+                <w:rFonts w:ascii="Arial" w:hAnsi="Arial"/>
+                <w:b w:val="0"/>
+                <w:i w:val="0"/>
+                <w:color w:val="000000"/>
+                <w:sz w:val="18"/>
+              </w:rPr>
+              <w:t>• c) Investigate thermal expansion and contraction in solids and fluids.</w:t>
+            </w:r>
+          </w:p>
+          <w:p>
+            <w:pPr>
+              <w:spacing w:before="20" w:after="20"/>
+              <w:ind w:left="240"/>
+              <w:jc w:val="left"/>
+            </w:pPr>
+            <w:r>
+              <w:rPr>
+                <w:rFonts w:ascii="Arial" w:hAnsi="Arial"/>
+                <w:b w:val="0"/>
+                <w:i w:val="0"/>
+                <w:color w:val="000000"/>
+                <w:sz w:val="18"/>
+              </w:rPr>
+              <w:t>• d) Describe applications of thermal expansion in solids and fluids.</w:t>
             </w:r>
           </w:p>
         </w:tc>
@@ -867,7 +871,7 @@
             <w:r>
               <w:rPr>
                 <w:rFonts w:ascii="Arial" w:hAnsi="Arial"/>
-                <w:b w:val="0"/>
+                <w:b/>
                 <w:i w:val="0"/>
                 <w:color w:val="000000"/>
                 <w:sz w:val="18"/>
@@ -1027,7 +1031,7 @@
             <w:r>
               <w:rPr>
                 <w:rFonts w:ascii="Arial" w:hAnsi="Arial"/>
-                <w:b w:val="0"/>
+                <w:b/>
                 <w:i w:val="0"/>
                 <w:color w:val="000000"/>
                 <w:sz w:val="18"/>
@@ -1171,7 +1175,7 @@
             <w:r>
               <w:rPr>
                 <w:rFonts w:ascii="Arial" w:hAnsi="Arial"/>
-                <w:b w:val="0"/>
+                <w:b/>
                 <w:i w:val="0"/>
                 <w:color w:val="000000"/>
                 <w:sz w:val="18"/>
@@ -1677,7 +1681,7 @@
             <w:r>
               <w:rPr>
                 <w:rFonts w:ascii="Arial" w:hAnsi="Arial"/>
-                <w:b w:val="0"/>
+                <w:b/>
                 <w:i w:val="0"/>
                 <w:color w:val="000000"/>
                 <w:sz w:val="18"/>
@@ -1741,7 +1745,7 @@
             <w:r>
               <w:rPr>
                 <w:rFonts w:ascii="Arial" w:hAnsi="Arial"/>
-                <w:b w:val="0"/>
+                <w:b/>
                 <w:i w:val="0"/>
                 <w:color w:val="000000"/>
                 <w:sz w:val="18"/>
@@ -1789,7 +1793,7 @@
             <w:r>
               <w:rPr>
                 <w:rFonts w:ascii="Arial" w:hAnsi="Arial"/>
-                <w:b w:val="0"/>
+                <w:b/>
                 <w:i w:val="0"/>
                 <w:color w:val="000000"/>
                 <w:sz w:val="18"/>
@@ -2057,7 +2061,7 @@
             <w:r>
               <w:rPr>
                 <w:rFonts w:ascii="Arial" w:hAnsi="Arial"/>
-                <w:b w:val="0"/>
+                <w:b/>
                 <w:i w:val="0"/>
                 <w:color w:val="000000"/>
                 <w:sz w:val="18"/>
@@ -2153,7 +2157,7 @@
             <w:r>
               <w:rPr>
                 <w:rFonts w:ascii="Arial" w:hAnsi="Arial"/>
-                <w:b w:val="0"/>
+                <w:b/>
                 <w:i w:val="0"/>
                 <w:color w:val="000000"/>
                 <w:sz w:val="18"/>
@@ -2249,7 +2253,7 @@
             <w:r>
               <w:rPr>
                 <w:rFonts w:ascii="Arial" w:hAnsi="Arial"/>
-                <w:b w:val="0"/>
+                <w:b/>
                 <w:i w:val="0"/>
                 <w:color w:val="000000"/>
                 <w:sz w:val="18"/>
@@ -2393,7 +2397,7 @@
             <w:r>
               <w:rPr>
                 <w:rFonts w:ascii="Arial" w:hAnsi="Arial"/>
-                <w:b w:val="0"/>
+                <w:b/>
                 <w:i w:val="0"/>
                 <w:color w:val="000000"/>
                 <w:sz w:val="18"/>
@@ -2457,7 +2461,7 @@
             <w:r>
               <w:rPr>
                 <w:rFonts w:ascii="Arial" w:hAnsi="Arial"/>
-                <w:b w:val="0"/>
+                <w:b/>
                 <w:i w:val="0"/>
                 <w:color w:val="000000"/>
                 <w:sz w:val="18"/>
@@ -2551,7 +2555,7 @@
             <w:r>
               <w:rPr>
                 <w:rFonts w:ascii="Arial" w:hAnsi="Arial"/>
-                <w:b w:val="0"/>
+                <w:b/>
                 <w:i w:val="0"/>
                 <w:color w:val="000000"/>
                 <w:sz w:val="18"/>
@@ -2631,7 +2635,7 @@
             <w:r>
               <w:rPr>
                 <w:rFonts w:ascii="Arial" w:hAnsi="Arial"/>
-                <w:b w:val="0"/>
+                <w:b/>
                 <w:i w:val="0"/>
                 <w:color w:val="000000"/>
                 <w:sz w:val="18"/>
@@ -3432,7 +3436,7 @@
           </w:tcPr>
           <w:p>
             <w:pPr>
-              <w:spacing w:before="40" w:after="40"/>
+              <w:spacing w:before="20" w:after="20"/>
               <w:jc w:val="left"/>
             </w:pPr>
             <w:r>
@@ -3478,7 +3482,7 @@
           </w:tcPr>
           <w:p>
             <w:pPr>
-              <w:spacing w:before="40" w:after="40"/>
+              <w:spacing w:before="20" w:after="20"/>
               <w:jc w:val="left"/>
             </w:pPr>
             <w:r>
@@ -3490,27 +3494,181 @@
                 <w:sz w:val="18"/>
               </w:rPr>
               <w:t>Define temperature as a measure of how hot or cold a body is.</w:t>
-              <w:br/>
+            </w:r>
+          </w:p>
+          <w:p>
+            <w:pPr>
+              <w:spacing w:before="20" w:after="20"/>
+              <w:jc w:val="left"/>
+            </w:pPr>
+            <w:r>
+              <w:rPr>
+                <w:rFonts w:ascii="Arial" w:hAnsi="Arial"/>
+                <w:b w:val="0"/>
+                <w:i w:val="0"/>
+                <w:color w:val="000000"/>
+                <w:sz w:val="18"/>
+              </w:rPr>
               <w:t>Distinguish between temperature and heat.</w:t>
-              <w:br/>
+            </w:r>
+          </w:p>
+          <w:p>
+            <w:pPr>
+              <w:spacing w:before="20" w:after="20"/>
+              <w:jc w:val="left"/>
+            </w:pPr>
+            <w:r>
+              <w:rPr>
+                <w:rFonts w:ascii="Arial" w:hAnsi="Arial"/>
+                <w:b w:val="0"/>
+                <w:i w:val="0"/>
+                <w:color w:val="000000"/>
+                <w:sz w:val="18"/>
+              </w:rPr>
               <w:t>Identify the Celsius and Kelvin temperature scales.</w:t>
-              <w:br/>
+            </w:r>
+          </w:p>
+          <w:p>
+            <w:pPr>
+              <w:spacing w:before="20" w:after="20"/>
+              <w:jc w:val="left"/>
+            </w:pPr>
+            <w:r>
+              <w:rPr>
+                <w:rFonts w:ascii="Arial" w:hAnsi="Arial"/>
+                <w:b w:val="0"/>
+                <w:i w:val="0"/>
+                <w:color w:val="000000"/>
+                <w:sz w:val="18"/>
+              </w:rPr>
               <w:t>Convert between Celsius and Kelvin (K = °C + 273).</w:t>
-              <w:br/>
+            </w:r>
+          </w:p>
+          <w:p>
+            <w:pPr>
+              <w:spacing w:before="20" w:after="20"/>
+              <w:jc w:val="left"/>
+            </w:pPr>
+            <w:r>
+              <w:rPr>
+                <w:rFonts w:ascii="Arial" w:hAnsi="Arial"/>
+                <w:b w:val="0"/>
+                <w:i w:val="0"/>
+                <w:color w:val="000000"/>
+                <w:sz w:val="18"/>
+              </w:rPr>
               <w:t>Observe and describe the sufuria lid and frozen bottle phenomena.</w:t>
-              <w:br/>
+            </w:r>
+          </w:p>
+          <w:p>
+            <w:pPr>
+              <w:spacing w:before="20" w:after="20"/>
+              <w:jc w:val="left"/>
+            </w:pPr>
+            <w:r>
+              <w:rPr>
+                <w:rFonts w:ascii="Arial" w:hAnsi="Arial"/>
+                <w:b w:val="0"/>
+                <w:i w:val="0"/>
+                <w:color w:val="000000"/>
+                <w:sz w:val="18"/>
+              </w:rPr>
               <w:t>Generate questions about temperature-related phenomena.</w:t>
-              <w:br/>
+            </w:r>
+          </w:p>
+          <w:p>
+            <w:pPr>
+              <w:spacing w:before="20" w:after="20"/>
+              <w:jc w:val="left"/>
+            </w:pPr>
+            <w:r>
+              <w:rPr>
+                <w:rFonts w:ascii="Arial" w:hAnsi="Arial"/>
+                <w:b w:val="0"/>
+                <w:i w:val="0"/>
+                <w:color w:val="000000"/>
+                <w:sz w:val="18"/>
+              </w:rPr>
               <w:t>Create an initial model explaining why materials change size with temperature.</w:t>
-              <w:br/>
+            </w:r>
+          </w:p>
+          <w:p>
+            <w:pPr>
+              <w:spacing w:before="20" w:after="20"/>
+              <w:jc w:val="left"/>
+            </w:pPr>
+            <w:r>
+              <w:rPr>
+                <w:rFonts w:ascii="Arial" w:hAnsi="Arial"/>
+                <w:b w:val="0"/>
+                <w:i w:val="0"/>
+                <w:color w:val="000000"/>
+                <w:sz w:val="18"/>
+              </w:rPr>
               <w:t>Measure temperature using a thermometer.</w:t>
-              <w:br/>
+            </w:r>
+          </w:p>
+          <w:p>
+            <w:pPr>
+              <w:spacing w:before="20" w:after="20"/>
+              <w:jc w:val="left"/>
+            </w:pPr>
+            <w:r>
+              <w:rPr>
+                <w:rFonts w:ascii="Arial" w:hAnsi="Arial"/>
+                <w:b w:val="0"/>
+                <w:i w:val="0"/>
+                <w:color w:val="000000"/>
+                <w:sz w:val="18"/>
+              </w:rPr>
               <w:t>Show curiosity about everyday temperature phenomena.</w:t>
-              <w:br/>
+            </w:r>
+          </w:p>
+          <w:p>
+            <w:pPr>
+              <w:spacing w:before="20" w:after="20"/>
+              <w:jc w:val="left"/>
+            </w:pPr>
+            <w:r>
+              <w:rPr>
+                <w:rFonts w:ascii="Arial" w:hAnsi="Arial"/>
+                <w:b w:val="0"/>
+                <w:i w:val="0"/>
+                <w:color w:val="000000"/>
+                <w:sz w:val="18"/>
+              </w:rPr>
               <w:t>Appreciate the relevance of temperature in daily life (cooking, weather, health).</w:t>
-              <w:br/>
+            </w:r>
+          </w:p>
+          <w:p>
+            <w:pPr>
+              <w:spacing w:before="20" w:after="20"/>
+              <w:jc w:val="left"/>
+            </w:pPr>
+            <w:r>
+              <w:rPr>
+                <w:rFonts w:ascii="Arial" w:hAnsi="Arial"/>
+                <w:b w:val="0"/>
+                <w:i w:val="0"/>
+                <w:color w:val="000000"/>
+                <w:sz w:val="18"/>
+              </w:rPr>
               <w:t>Demonstrate willingness to share personal experiences and ask questions.</w:t>
-              <w:br/>
+            </w:r>
+          </w:p>
+          <w:p>
+            <w:pPr>
+              <w:spacing w:before="20" w:after="20"/>
+              <w:jc w:val="left"/>
+            </w:pPr>
+            <w:r>
+              <w:rPr>
+                <w:rFonts w:ascii="Arial" w:hAnsi="Arial"/>
+                <w:b w:val="0"/>
+                <w:i w:val="0"/>
+                <w:color w:val="000000"/>
+                <w:sz w:val="18"/>
+              </w:rPr>
               <w:t>────────────────────────────────────────────────────────────</w:t>
             </w:r>
           </w:p>
@@ -3546,7 +3704,7 @@
           </w:tcPr>
           <w:p>
             <w:pPr>
-              <w:spacing w:before="40" w:after="40"/>
+              <w:spacing w:before="20" w:after="20"/>
               <w:jc w:val="left"/>
             </w:pPr>
             <w:r>
@@ -3592,7 +3750,7 @@
           </w:tcPr>
           <w:p>
             <w:pPr>
-              <w:spacing w:before="40" w:after="40"/>
+              <w:spacing w:before="20" w:after="20"/>
               <w:jc w:val="left"/>
             </w:pPr>
             <w:r>
@@ -3638,7 +3796,7 @@
           </w:tcPr>
           <w:p>
             <w:pPr>
-              <w:spacing w:before="40" w:after="40"/>
+              <w:spacing w:before="20" w:after="20"/>
               <w:jc w:val="left"/>
             </w:pPr>
             <w:r>
@@ -3684,7 +3842,7 @@
           </w:tcPr>
           <w:p>
             <w:pPr>
-              <w:spacing w:before="40" w:after="40"/>
+              <w:spacing w:before="20" w:after="20"/>
               <w:jc w:val="left"/>
             </w:pPr>
             <w:r>
@@ -3730,7 +3888,7 @@
           </w:tcPr>
           <w:p>
             <w:pPr>
-              <w:spacing w:before="40" w:after="40"/>
+              <w:spacing w:before="20" w:after="20"/>
               <w:jc w:val="left"/>
             </w:pPr>
             <w:r>
@@ -3802,7 +3960,7 @@
           </w:tcPr>
           <w:p>
             <w:pPr>
-              <w:spacing w:before="40" w:after="40"/>
+              <w:spacing w:before="20" w:after="20"/>
               <w:jc w:val="left"/>
             </w:pPr>
             <w:r>
@@ -3814,11 +3972,37 @@
                 <w:sz w:val="18"/>
               </w:rPr>
               <w:t>Key Inquiry Question: What is temperature, and how is it different from heat?</w:t>
-              <w:br/>
-              <w:br/>
+            </w:r>
+          </w:p>
+          <w:p>
+            <w:pPr>
+              <w:spacing w:before="20" w:after="20"/>
+              <w:jc w:val="left"/>
+            </w:pPr>
+            <w:r>
+              <w:rPr>
+                <w:rFonts w:ascii="Arial" w:hAnsi="Arial"/>
+                <w:b w:val="0"/>
+                <w:i w:val="0"/>
+                <w:color w:val="000000"/>
+                <w:sz w:val="18"/>
+              </w:rPr>
               <w:t>Lesson Overview: This lesson launches the unit by presenting the anchoring phenomena (sufuria lid, frozen bottle) and establishing the main driving question. Students share personal experiences with temperature changes, generate initial questions, and create their first model. The teacher introduces temperature as a measurable quantity distinct from heat, setting the foundation for subsequent investigations.</w:t>
-              <w:br/>
-              <w:br/>
+            </w:r>
+          </w:p>
+          <w:p>
+            <w:pPr>
+              <w:spacing w:before="20" w:after="20"/>
+              <w:jc w:val="left"/>
+            </w:pPr>
+            <w:r>
+              <w:rPr>
+                <w:rFonts w:ascii="Arial" w:hAnsi="Arial"/>
+                <w:b w:val="0"/>
+                <w:i w:val="0"/>
+                <w:color w:val="000000"/>
+                <w:sz w:val="18"/>
+              </w:rPr>
               <w:t>Materials: Metal sufuria with tight-fitting lid Glass bottle (empty, for demonstration) Hot water (in thermos or kettle) Ice cubes or access to freezer Thermometers (liquid-in-glass, digital if available) Chart paper and markers for DQB and initial model Sticky notes for student questions Science journals ────────────────────────────────────────────────────────────</w:t>
             </w:r>
           </w:p>
@@ -4050,7 +4234,7 @@
           </w:tcPr>
           <w:p>
             <w:pPr>
-              <w:spacing w:before="40" w:after="40"/>
+              <w:spacing w:before="20" w:after="20"/>
               <w:jc w:val="left"/>
             </w:pPr>
             <w:r>
@@ -4073,7 +4257,7 @@
           </w:tcPr>
           <w:p>
             <w:pPr>
-              <w:spacing w:before="40" w:after="40"/>
+              <w:spacing w:before="20" w:after="20"/>
               <w:jc w:val="left"/>
             </w:pPr>
             <w:r>
@@ -4096,7 +4280,7 @@
           </w:tcPr>
           <w:p>
             <w:pPr>
-              <w:spacing w:before="40" w:after="40"/>
+              <w:spacing w:before="20" w:after="20"/>
               <w:jc w:val="left"/>
             </w:pPr>
             <w:r>
@@ -4119,7 +4303,7 @@
           </w:tcPr>
           <w:p>
             <w:pPr>
-              <w:spacing w:before="40" w:after="40"/>
+              <w:spacing w:before="20" w:after="20"/>
               <w:jc w:val="left"/>
             </w:pPr>
             <w:r>
@@ -4142,7 +4326,7 @@
           </w:tcPr>
           <w:p>
             <w:pPr>
-              <w:spacing w:before="40" w:after="40"/>
+              <w:spacing w:before="20" w:after="20"/>
               <w:jc w:val="left"/>
             </w:pPr>
             <w:r>
@@ -4190,7 +4374,7 @@
           </w:tcPr>
           <w:p>
             <w:pPr>
-              <w:spacing w:before="40" w:after="40"/>
+              <w:spacing w:before="20" w:after="20"/>
               <w:jc w:val="left"/>
             </w:pPr>
             <w:r>
@@ -4213,7 +4397,7 @@
           </w:tcPr>
           <w:p>
             <w:pPr>
-              <w:spacing w:before="40" w:after="40"/>
+              <w:spacing w:before="20" w:after="20"/>
               <w:jc w:val="left"/>
             </w:pPr>
             <w:r>
@@ -4236,7 +4420,7 @@
           </w:tcPr>
           <w:p>
             <w:pPr>
-              <w:spacing w:before="40" w:after="40"/>
+              <w:spacing w:before="20" w:after="20"/>
               <w:jc w:val="left"/>
             </w:pPr>
             <w:r>
@@ -4259,7 +4443,7 @@
           </w:tcPr>
           <w:p>
             <w:pPr>
-              <w:spacing w:before="40" w:after="40"/>
+              <w:spacing w:before="20" w:after="20"/>
               <w:jc w:val="left"/>
             </w:pPr>
             <w:r>
@@ -4282,7 +4466,7 @@
           </w:tcPr>
           <w:p>
             <w:pPr>
-              <w:spacing w:before="40" w:after="40"/>
+              <w:spacing w:before="20" w:after="20"/>
               <w:jc w:val="left"/>
             </w:pPr>
             <w:r>
@@ -4330,7 +4514,7 @@
           </w:tcPr>
           <w:p>
             <w:pPr>
-              <w:spacing w:before="40" w:after="40"/>
+              <w:spacing w:before="20" w:after="20"/>
               <w:jc w:val="left"/>
             </w:pPr>
             <w:r>
@@ -4353,7 +4537,7 @@
           </w:tcPr>
           <w:p>
             <w:pPr>
-              <w:spacing w:before="40" w:after="40"/>
+              <w:spacing w:before="20" w:after="20"/>
               <w:jc w:val="left"/>
             </w:pPr>
             <w:r>
@@ -4376,7 +4560,7 @@
           </w:tcPr>
           <w:p>
             <w:pPr>
-              <w:spacing w:before="40" w:after="40"/>
+              <w:spacing w:before="20" w:after="20"/>
               <w:jc w:val="left"/>
             </w:pPr>
             <w:r>
@@ -4399,7 +4583,7 @@
           </w:tcPr>
           <w:p>
             <w:pPr>
-              <w:spacing w:before="40" w:after="40"/>
+              <w:spacing w:before="20" w:after="20"/>
               <w:jc w:val="left"/>
             </w:pPr>
             <w:r>
@@ -4422,7 +4606,7 @@
           </w:tcPr>
           <w:p>
             <w:pPr>
-              <w:spacing w:before="40" w:after="40"/>
+              <w:spacing w:before="20" w:after="20"/>
               <w:jc w:val="left"/>
             </w:pPr>
             <w:r>
@@ -4470,7 +4654,7 @@
           </w:tcPr>
           <w:p>
             <w:pPr>
-              <w:spacing w:before="40" w:after="40"/>
+              <w:spacing w:before="20" w:after="20"/>
               <w:jc w:val="left"/>
             </w:pPr>
             <w:r>
@@ -4493,7 +4677,7 @@
           </w:tcPr>
           <w:p>
             <w:pPr>
-              <w:spacing w:before="40" w:after="40"/>
+              <w:spacing w:before="20" w:after="20"/>
               <w:jc w:val="left"/>
             </w:pPr>
             <w:r>
@@ -4516,7 +4700,7 @@
           </w:tcPr>
           <w:p>
             <w:pPr>
-              <w:spacing w:before="40" w:after="40"/>
+              <w:spacing w:before="20" w:after="20"/>
               <w:jc w:val="left"/>
             </w:pPr>
             <w:r>
@@ -4539,7 +4723,7 @@
           </w:tcPr>
           <w:p>
             <w:pPr>
-              <w:spacing w:before="40" w:after="40"/>
+              <w:spacing w:before="20" w:after="20"/>
               <w:jc w:val="left"/>
             </w:pPr>
             <w:r>
@@ -4562,7 +4746,7 @@
           </w:tcPr>
           <w:p>
             <w:pPr>
-              <w:spacing w:before="40" w:after="40"/>
+              <w:spacing w:before="20" w:after="20"/>
               <w:jc w:val="left"/>
             </w:pPr>
             <w:r>
@@ -4610,7 +4794,7 @@
           </w:tcPr>
           <w:p>
             <w:pPr>
-              <w:spacing w:before="40" w:after="40"/>
+              <w:spacing w:before="20" w:after="20"/>
               <w:jc w:val="left"/>
             </w:pPr>
             <w:r>
@@ -4633,7 +4817,7 @@
           </w:tcPr>
           <w:p>
             <w:pPr>
-              <w:spacing w:before="40" w:after="40"/>
+              <w:spacing w:before="20" w:after="20"/>
               <w:jc w:val="left"/>
             </w:pPr>
             <w:r>
@@ -4656,7 +4840,7 @@
           </w:tcPr>
           <w:p>
             <w:pPr>
-              <w:spacing w:before="40" w:after="40"/>
+              <w:spacing w:before="20" w:after="20"/>
               <w:jc w:val="left"/>
             </w:pPr>
             <w:r>
@@ -4679,7 +4863,7 @@
           </w:tcPr>
           <w:p>
             <w:pPr>
-              <w:spacing w:before="40" w:after="40"/>
+              <w:spacing w:before="20" w:after="20"/>
               <w:jc w:val="left"/>
             </w:pPr>
             <w:r>
@@ -4702,7 +4886,7 @@
           </w:tcPr>
           <w:p>
             <w:pPr>
-              <w:spacing w:before="40" w:after="40"/>
+              <w:spacing w:before="20" w:after="20"/>
               <w:jc w:val="left"/>
             </w:pPr>
             <w:r>
@@ -4944,7 +5128,7 @@
           </w:tcPr>
           <w:p>
             <w:pPr>
-              <w:spacing w:before="40" w:after="40"/>
+              <w:spacing w:before="20" w:after="20"/>
               <w:jc w:val="left"/>
             </w:pPr>
             <w:r>
@@ -4967,7 +5151,7 @@
           </w:tcPr>
           <w:p>
             <w:pPr>
-              <w:spacing w:before="40" w:after="40"/>
+              <w:spacing w:before="20" w:after="20"/>
               <w:jc w:val="left"/>
             </w:pPr>
             <w:r>
@@ -4990,7 +5174,7 @@
           </w:tcPr>
           <w:p>
             <w:pPr>
-              <w:spacing w:before="40" w:after="40"/>
+              <w:spacing w:before="20" w:after="20"/>
               <w:jc w:val="left"/>
             </w:pPr>
             <w:r>
@@ -5013,7 +5197,7 @@
           </w:tcPr>
           <w:p>
             <w:pPr>
-              <w:spacing w:before="40" w:after="40"/>
+              <w:spacing w:before="20" w:after="20"/>
               <w:jc w:val="left"/>
             </w:pPr>
             <w:r>
@@ -5036,7 +5220,7 @@
           </w:tcPr>
           <w:p>
             <w:pPr>
-              <w:spacing w:before="40" w:after="40"/>
+              <w:spacing w:before="20" w:after="20"/>
               <w:jc w:val="left"/>
             </w:pPr>
             <w:r>
@@ -5084,7 +5268,7 @@
           </w:tcPr>
           <w:p>
             <w:pPr>
-              <w:spacing w:before="40" w:after="40"/>
+              <w:spacing w:before="20" w:after="20"/>
               <w:jc w:val="left"/>
             </w:pPr>
             <w:r>
@@ -5107,7 +5291,7 @@
           </w:tcPr>
           <w:p>
             <w:pPr>
-              <w:spacing w:before="40" w:after="40"/>
+              <w:spacing w:before="20" w:after="20"/>
               <w:jc w:val="left"/>
             </w:pPr>
             <w:r>
@@ -5130,7 +5314,7 @@
           </w:tcPr>
           <w:p>
             <w:pPr>
-              <w:spacing w:before="40" w:after="40"/>
+              <w:spacing w:before="20" w:after="20"/>
               <w:jc w:val="left"/>
             </w:pPr>
             <w:r>
@@ -5153,7 +5337,7 @@
           </w:tcPr>
           <w:p>
             <w:pPr>
-              <w:spacing w:before="40" w:after="40"/>
+              <w:spacing w:before="20" w:after="20"/>
               <w:jc w:val="left"/>
             </w:pPr>
             <w:r>
@@ -5176,7 +5360,7 @@
           </w:tcPr>
           <w:p>
             <w:pPr>
-              <w:spacing w:before="40" w:after="40"/>
+              <w:spacing w:before="20" w:after="20"/>
               <w:jc w:val="left"/>
             </w:pPr>
             <w:r>
@@ -5224,7 +5408,7 @@
           </w:tcPr>
           <w:p>
             <w:pPr>
-              <w:spacing w:before="40" w:after="40"/>
+              <w:spacing w:before="20" w:after="20"/>
               <w:jc w:val="left"/>
             </w:pPr>
             <w:r>
@@ -5247,7 +5431,7 @@
           </w:tcPr>
           <w:p>
             <w:pPr>
-              <w:spacing w:before="40" w:after="40"/>
+              <w:spacing w:before="20" w:after="20"/>
               <w:jc w:val="left"/>
             </w:pPr>
             <w:r>
@@ -5270,7 +5454,7 @@
           </w:tcPr>
           <w:p>
             <w:pPr>
-              <w:spacing w:before="40" w:after="40"/>
+              <w:spacing w:before="20" w:after="20"/>
               <w:jc w:val="left"/>
             </w:pPr>
             <w:r>
@@ -5293,7 +5477,7 @@
           </w:tcPr>
           <w:p>
             <w:pPr>
-              <w:spacing w:before="40" w:after="40"/>
+              <w:spacing w:before="20" w:after="20"/>
               <w:jc w:val="left"/>
             </w:pPr>
             <w:r>
@@ -5316,7 +5500,7 @@
           </w:tcPr>
           <w:p>
             <w:pPr>
-              <w:spacing w:before="40" w:after="40"/>
+              <w:spacing w:before="20" w:after="20"/>
               <w:jc w:val="left"/>
             </w:pPr>
             <w:r>
@@ -5364,7 +5548,7 @@
           </w:tcPr>
           <w:p>
             <w:pPr>
-              <w:spacing w:before="40" w:after="40"/>
+              <w:spacing w:before="20" w:after="20"/>
               <w:jc w:val="left"/>
             </w:pPr>
             <w:r>
@@ -5387,7 +5571,7 @@
           </w:tcPr>
           <w:p>
             <w:pPr>
-              <w:spacing w:before="40" w:after="40"/>
+              <w:spacing w:before="20" w:after="20"/>
               <w:jc w:val="left"/>
             </w:pPr>
             <w:r>
@@ -5410,7 +5594,7 @@
           </w:tcPr>
           <w:p>
             <w:pPr>
-              <w:spacing w:before="40" w:after="40"/>
+              <w:spacing w:before="20" w:after="20"/>
               <w:jc w:val="left"/>
             </w:pPr>
             <w:r>
@@ -5433,7 +5617,7 @@
           </w:tcPr>
           <w:p>
             <w:pPr>
-              <w:spacing w:before="40" w:after="40"/>
+              <w:spacing w:before="20" w:after="20"/>
               <w:jc w:val="left"/>
             </w:pPr>
             <w:r>
@@ -5456,7 +5640,7 @@
           </w:tcPr>
           <w:p>
             <w:pPr>
-              <w:spacing w:before="40" w:after="40"/>
+              <w:spacing w:before="20" w:after="20"/>
               <w:jc w:val="left"/>
             </w:pPr>
             <w:r>
@@ -5504,7 +5688,7 @@
           </w:tcPr>
           <w:p>
             <w:pPr>
-              <w:spacing w:before="40" w:after="40"/>
+              <w:spacing w:before="20" w:after="20"/>
               <w:jc w:val="left"/>
             </w:pPr>
             <w:r>
@@ -5527,7 +5711,7 @@
           </w:tcPr>
           <w:p>
             <w:pPr>
-              <w:spacing w:before="40" w:after="40"/>
+              <w:spacing w:before="20" w:after="20"/>
               <w:jc w:val="left"/>
             </w:pPr>
             <w:r>
@@ -5550,7 +5734,7 @@
           </w:tcPr>
           <w:p>
             <w:pPr>
-              <w:spacing w:before="40" w:after="40"/>
+              <w:spacing w:before="20" w:after="20"/>
               <w:jc w:val="left"/>
             </w:pPr>
             <w:r>
@@ -5573,7 +5757,7 @@
           </w:tcPr>
           <w:p>
             <w:pPr>
-              <w:spacing w:before="40" w:after="40"/>
+              <w:spacing w:before="20" w:after="20"/>
               <w:jc w:val="left"/>
             </w:pPr>
             <w:r>
@@ -5596,7 +5780,7 @@
           </w:tcPr>
           <w:p>
             <w:pPr>
-              <w:spacing w:before="40" w:after="40"/>
+              <w:spacing w:before="20" w:after="20"/>
               <w:jc w:val="left"/>
             </w:pPr>
             <w:r>
@@ -5668,28 +5852,104 @@
           </w:tcPr>
           <w:p>
             <w:pPr>
-              <w:spacing w:before="40" w:after="40"/>
-              <w:jc w:val="left"/>
-            </w:pPr>
-            <w:r>
-              <w:rPr>
-                <w:rFonts w:ascii="Arial" w:hAnsi="Arial"/>
-                <w:b w:val="0"/>
-                <w:i w:val="0"/>
-                <w:color w:val="000000"/>
-                <w:sz w:val="18"/>
-              </w:rPr>
-              <w:t>1. Phenomenon Engagement: Did the sufuria lid and frozen bottle phenomena capture student interest? Did students generate meaningful questions? What misconceptions emerged in initial models?</w:t>
-              <w:br/>
-              <w:t>2. Distinguishing Temperature from Heat: Did students grasp the difference between temperature (property) and heat (energy transfer)? What evidence suggests understanding or confusion?</w:t>
-              <w:br/>
-              <w:t>3. Measurement Skills: Were students able to use thermometers accurately? Did they understand the importance of waiting for equilibrium and reading at eye level?</w:t>
-              <w:br/>
-              <w:t>4. DQB Launch: Did the Driving Question Board effectively organize student questions? Are students invested in answering the main driving question?</w:t>
-              <w:br/>
-              <w:t>5. Equity and Participation: Did all students contribute questions and share personal experiences? How can I ensure quieter students are heard in subsequent lessons?</w:t>
-              <w:br/>
-              <w:t>6. ────────────────────────────────────────────────────────────</w:t>
+              <w:spacing w:before="20" w:after="20"/>
+              <w:ind w:left="240"/>
+              <w:jc w:val="left"/>
+            </w:pPr>
+            <w:r>
+              <w:rPr>
+                <w:rFonts w:ascii="Arial" w:hAnsi="Arial"/>
+                <w:b w:val="0"/>
+                <w:i w:val="0"/>
+                <w:color w:val="000000"/>
+                <w:sz w:val="18"/>
+              </w:rPr>
+              <w:t>• 1. Phenomenon Engagement: Did the sufuria lid and frozen bottle phenomena capture student interest? Did students generate meaningful questions? What misconceptions emerged in initial models?</w:t>
+            </w:r>
+          </w:p>
+          <w:p>
+            <w:pPr>
+              <w:spacing w:before="20" w:after="20"/>
+              <w:ind w:left="240"/>
+              <w:jc w:val="left"/>
+            </w:pPr>
+            <w:r>
+              <w:rPr>
+                <w:rFonts w:ascii="Arial" w:hAnsi="Arial"/>
+                <w:b w:val="0"/>
+                <w:i w:val="0"/>
+                <w:color w:val="000000"/>
+                <w:sz w:val="18"/>
+              </w:rPr>
+              <w:t>• 2. Distinguishing Temperature from Heat: Did students grasp the difference between temperature (property) and heat (energy transfer)? What evidence suggests understanding or confusion?</w:t>
+            </w:r>
+          </w:p>
+          <w:p>
+            <w:pPr>
+              <w:spacing w:before="20" w:after="20"/>
+              <w:ind w:left="240"/>
+              <w:jc w:val="left"/>
+            </w:pPr>
+            <w:r>
+              <w:rPr>
+                <w:rFonts w:ascii="Arial" w:hAnsi="Arial"/>
+                <w:b w:val="0"/>
+                <w:i w:val="0"/>
+                <w:color w:val="000000"/>
+                <w:sz w:val="18"/>
+              </w:rPr>
+              <w:t>• 3. Measurement Skills: Were students able to use thermometers accurately? Did they understand the importance of waiting for equilibrium and reading at eye level?</w:t>
+            </w:r>
+          </w:p>
+          <w:p>
+            <w:pPr>
+              <w:spacing w:before="20" w:after="20"/>
+              <w:ind w:left="240"/>
+              <w:jc w:val="left"/>
+            </w:pPr>
+            <w:r>
+              <w:rPr>
+                <w:rFonts w:ascii="Arial" w:hAnsi="Arial"/>
+                <w:b w:val="0"/>
+                <w:i w:val="0"/>
+                <w:color w:val="000000"/>
+                <w:sz w:val="18"/>
+              </w:rPr>
+              <w:t>• 4. DQB Launch: Did the Driving Question Board effectively organize student questions? Are students invested in answering the main driving question?</w:t>
+            </w:r>
+          </w:p>
+          <w:p>
+            <w:pPr>
+              <w:spacing w:before="20" w:after="20"/>
+              <w:ind w:left="240"/>
+              <w:jc w:val="left"/>
+            </w:pPr>
+            <w:r>
+              <w:rPr>
+                <w:rFonts w:ascii="Arial" w:hAnsi="Arial"/>
+                <w:b w:val="0"/>
+                <w:i w:val="0"/>
+                <w:color w:val="000000"/>
+                <w:sz w:val="18"/>
+              </w:rPr>
+              <w:t>• 5. Equity and Participation: Did all students contribute questions and share personal experiences? How can I ensure quieter students are heard in subsequent lessons?</w:t>
+            </w:r>
+          </w:p>
+          <w:p>
+            <w:pPr>
+              <w:spacing w:before="20" w:after="20"/>
+              <w:ind w:left="240"/>
+              <w:jc w:val="left"/>
+            </w:pPr>
+            <w:r>
+              <w:rPr>
+                <w:rFonts w:ascii="Arial" w:hAnsi="Arial"/>
+                <w:b w:val="0"/>
+                <w:i w:val="0"/>
+                <w:color w:val="000000"/>
+                <w:sz w:val="18"/>
+              </w:rPr>
+              <w:t>• 6. ────────────────────────────────────────────────────────────</w:t>
             </w:r>
           </w:p>
         </w:tc>
@@ -5774,7 +6034,7 @@
           </w:tcPr>
           <w:p>
             <w:pPr>
-              <w:spacing w:before="40" w:after="40"/>
+              <w:spacing w:before="20" w:after="20"/>
               <w:jc w:val="left"/>
             </w:pPr>
             <w:r>
@@ -5820,7 +6080,7 @@
           </w:tcPr>
           <w:p>
             <w:pPr>
-              <w:spacing w:before="40" w:after="40"/>
+              <w:spacing w:before="20" w:after="20"/>
               <w:jc w:val="left"/>
             </w:pPr>
             <w:r>
@@ -5866,7 +6126,7 @@
           </w:tcPr>
           <w:p>
             <w:pPr>
-              <w:spacing w:before="40" w:after="40"/>
+              <w:spacing w:before="20" w:after="20"/>
               <w:jc w:val="left"/>
             </w:pPr>
             <w:r>
@@ -6001,7 +6261,7 @@
           </w:tcPr>
           <w:p>
             <w:pPr>
-              <w:spacing w:before="40" w:after="40"/>
+              <w:spacing w:before="20" w:after="20"/>
               <w:jc w:val="left"/>
             </w:pPr>
             <w:r>
@@ -6047,7 +6307,7 @@
           </w:tcPr>
           <w:p>
             <w:pPr>
-              <w:spacing w:before="40" w:after="40"/>
+              <w:spacing w:before="20" w:after="20"/>
               <w:jc w:val="left"/>
             </w:pPr>
             <w:r>
@@ -6059,27 +6319,181 @@
                 <w:sz w:val="18"/>
               </w:rPr>
               <w:t>Describe different temperature measurement technologies: liquid-in-glass thermometers, bimetallic strips, thermocouples, RTDs, thermistors, infrared sensors.</w:t>
-              <w:br/>
+            </w:r>
+          </w:p>
+          <w:p>
+            <w:pPr>
+              <w:spacing w:before="20" w:after="20"/>
+              <w:jc w:val="left"/>
+            </w:pPr>
+            <w:r>
+              <w:rPr>
+                <w:rFonts w:ascii="Arial" w:hAnsi="Arial"/>
+                <w:b w:val="0"/>
+                <w:i w:val="0"/>
+                <w:color w:val="000000"/>
+                <w:sz w:val="18"/>
+              </w:rPr>
               <w:t>Explain how liquid-in-glass thermometers work (thermal expansion of liquids).</w:t>
-              <w:br/>
+            </w:r>
+          </w:p>
+          <w:p>
+            <w:pPr>
+              <w:spacing w:before="20" w:after="20"/>
+              <w:jc w:val="left"/>
+            </w:pPr>
+            <w:r>
+              <w:rPr>
+                <w:rFonts w:ascii="Arial" w:hAnsi="Arial"/>
+                <w:b w:val="0"/>
+                <w:i w:val="0"/>
+                <w:color w:val="000000"/>
+                <w:sz w:val="18"/>
+              </w:rPr>
               <w:t>Explain how bimetallic strips work (differential expansion of two metals).</w:t>
-              <w:br/>
+            </w:r>
+          </w:p>
+          <w:p>
+            <w:pPr>
+              <w:spacing w:before="20" w:after="20"/>
+              <w:jc w:val="left"/>
+            </w:pPr>
+            <w:r>
+              <w:rPr>
+                <w:rFonts w:ascii="Arial" w:hAnsi="Arial"/>
+                <w:b w:val="0"/>
+                <w:i w:val="0"/>
+                <w:color w:val="000000"/>
+                <w:sz w:val="18"/>
+              </w:rPr>
               <w:t>Identify appropriate thermometer types for different contexts (clinical, industrial, weather, cooking).</w:t>
-              <w:br/>
+            </w:r>
+          </w:p>
+          <w:p>
+            <w:pPr>
+              <w:spacing w:before="20" w:after="20"/>
+              <w:jc w:val="left"/>
+            </w:pPr>
+            <w:r>
+              <w:rPr>
+                <w:rFonts w:ascii="Arial" w:hAnsi="Arial"/>
+                <w:b w:val="0"/>
+                <w:i w:val="0"/>
+                <w:color w:val="000000"/>
+                <w:sz w:val="18"/>
+              </w:rPr>
               <w:t>Use liquid-in-glass thermometers accurately to measure temperature.</w:t>
-              <w:br/>
+            </w:r>
+          </w:p>
+          <w:p>
+            <w:pPr>
+              <w:spacing w:before="20" w:after="20"/>
+              <w:jc w:val="left"/>
+            </w:pPr>
+            <w:r>
+              <w:rPr>
+                <w:rFonts w:ascii="Arial" w:hAnsi="Arial"/>
+                <w:b w:val="0"/>
+                <w:i w:val="0"/>
+                <w:color w:val="000000"/>
+                <w:sz w:val="18"/>
+              </w:rPr>
               <w:t>Compare the advantages and disadvantages of different thermometer types.</w:t>
-              <w:br/>
+            </w:r>
+          </w:p>
+          <w:p>
+            <w:pPr>
+              <w:spacing w:before="20" w:after="20"/>
+              <w:jc w:val="left"/>
+            </w:pPr>
+            <w:r>
+              <w:rPr>
+                <w:rFonts w:ascii="Arial" w:hAnsi="Arial"/>
+                <w:b w:val="0"/>
+                <w:i w:val="0"/>
+                <w:color w:val="000000"/>
+                <w:sz w:val="18"/>
+              </w:rPr>
               <w:t>Research and present information on modern temperature sensors.</w:t>
-              <w:br/>
+            </w:r>
+          </w:p>
+          <w:p>
+            <w:pPr>
+              <w:spacing w:before="20" w:after="20"/>
+              <w:jc w:val="left"/>
+            </w:pPr>
+            <w:r>
+              <w:rPr>
+                <w:rFonts w:ascii="Arial" w:hAnsi="Arial"/>
+                <w:b w:val="0"/>
+                <w:i w:val="0"/>
+                <w:color w:val="000000"/>
+                <w:sz w:val="18"/>
+              </w:rPr>
               <w:t>Revise initial model to include temperature measurement tools.</w:t>
-              <w:br/>
+            </w:r>
+          </w:p>
+          <w:p>
+            <w:pPr>
+              <w:spacing w:before="20" w:after="20"/>
+              <w:jc w:val="left"/>
+            </w:pPr>
+            <w:r>
+              <w:rPr>
+                <w:rFonts w:ascii="Arial" w:hAnsi="Arial"/>
+                <w:b w:val="0"/>
+                <w:i w:val="0"/>
+                <w:color w:val="000000"/>
+                <w:sz w:val="18"/>
+              </w:rPr>
               <w:t>Appreciate the precision and reliability of different temperature measurement technologies.</w:t>
-              <w:br/>
+            </w:r>
+          </w:p>
+          <w:p>
+            <w:pPr>
+              <w:spacing w:before="20" w:after="20"/>
+              <w:jc w:val="left"/>
+            </w:pPr>
+            <w:r>
+              <w:rPr>
+                <w:rFonts w:ascii="Arial" w:hAnsi="Arial"/>
+                <w:b w:val="0"/>
+                <w:i w:val="0"/>
+                <w:color w:val="000000"/>
+                <w:sz w:val="18"/>
+              </w:rPr>
               <w:t>Show curiosity about how thermometers work.</w:t>
-              <w:br/>
+            </w:r>
+          </w:p>
+          <w:p>
+            <w:pPr>
+              <w:spacing w:before="20" w:after="20"/>
+              <w:jc w:val="left"/>
+            </w:pPr>
+            <w:r>
+              <w:rPr>
+                <w:rFonts w:ascii="Arial" w:hAnsi="Arial"/>
+                <w:b w:val="0"/>
+                <w:i w:val="0"/>
+                <w:color w:val="000000"/>
+                <w:sz w:val="18"/>
+              </w:rPr>
               <w:t>Value accuracy in scientific measurement.</w:t>
-              <w:br/>
+            </w:r>
+          </w:p>
+          <w:p>
+            <w:pPr>
+              <w:spacing w:before="20" w:after="20"/>
+              <w:jc w:val="left"/>
+            </w:pPr>
+            <w:r>
+              <w:rPr>
+                <w:rFonts w:ascii="Arial" w:hAnsi="Arial"/>
+                <w:b w:val="0"/>
+                <w:i w:val="0"/>
+                <w:color w:val="000000"/>
+                <w:sz w:val="18"/>
+              </w:rPr>
               <w:t>────────────────────────────────────────────────────────────</w:t>
             </w:r>
           </w:p>
@@ -6115,7 +6529,7 @@
           </w:tcPr>
           <w:p>
             <w:pPr>
-              <w:spacing w:before="40" w:after="40"/>
+              <w:spacing w:before="20" w:after="20"/>
               <w:jc w:val="left"/>
             </w:pPr>
             <w:r>
@@ -6161,7 +6575,7 @@
           </w:tcPr>
           <w:p>
             <w:pPr>
-              <w:spacing w:before="40" w:after="40"/>
+              <w:spacing w:before="20" w:after="20"/>
               <w:jc w:val="left"/>
             </w:pPr>
             <w:r>
@@ -6207,7 +6621,7 @@
           </w:tcPr>
           <w:p>
             <w:pPr>
-              <w:spacing w:before="40" w:after="40"/>
+              <w:spacing w:before="20" w:after="20"/>
               <w:jc w:val="left"/>
             </w:pPr>
             <w:r>
@@ -6253,7 +6667,7 @@
           </w:tcPr>
           <w:p>
             <w:pPr>
-              <w:spacing w:before="40" w:after="40"/>
+              <w:spacing w:before="20" w:after="20"/>
               <w:jc w:val="left"/>
             </w:pPr>
             <w:r>
@@ -6299,7 +6713,7 @@
           </w:tcPr>
           <w:p>
             <w:pPr>
-              <w:spacing w:before="40" w:after="40"/>
+              <w:spacing w:before="20" w:after="20"/>
               <w:jc w:val="left"/>
             </w:pPr>
             <w:r>
@@ -6371,7 +6785,7 @@
           </w:tcPr>
           <w:p>
             <w:pPr>
-              <w:spacing w:before="40" w:after="40"/>
+              <w:spacing w:before="20" w:after="20"/>
               <w:jc w:val="left"/>
             </w:pPr>
             <w:r>
@@ -6383,11 +6797,37 @@
                 <w:sz w:val="18"/>
               </w:rPr>
               <w:t>Key Inquiry Question: How do we measure temperature accurately, and what tools do scientists and engineers use?</w:t>
-              <w:br/>
-              <w:br/>
+            </w:r>
+          </w:p>
+          <w:p>
+            <w:pPr>
+              <w:spacing w:before="20" w:after="20"/>
+              <w:jc w:val="left"/>
+            </w:pPr>
+            <w:r>
+              <w:rPr>
+                <w:rFonts w:ascii="Arial" w:hAnsi="Arial"/>
+                <w:b w:val="0"/>
+                <w:i w:val="0"/>
+                <w:color w:val="000000"/>
+                <w:sz w:val="18"/>
+              </w:rPr>
               <w:t>Lesson Overview: This lesson builds on Lesson 1 by exploring how temperature is measured. Students investigate liquid-in-glass thermometers (connecting to thermal expansion) and learn about other technologies (bimetallic strips, digital sensors). They revise their initial model to include measurement tools and update the DQB with evidence about temperature measurement.</w:t>
-              <w:br/>
-              <w:br/>
+            </w:r>
+          </w:p>
+          <w:p>
+            <w:pPr>
+              <w:spacing w:before="20" w:after="20"/>
+              <w:jc w:val="left"/>
+            </w:pPr>
+            <w:r>
+              <w:rPr>
+                <w:rFonts w:ascii="Arial" w:hAnsi="Arial"/>
+                <w:b w:val="0"/>
+                <w:i w:val="0"/>
+                <w:color w:val="000000"/>
+                <w:sz w:val="18"/>
+              </w:rPr>
               <w:t>Materials: Liquid-in-glass thermometers (mercury or alcohol, 3–5) Digital thermometers (if available) Bimetallic strip (if available, or images/videos) Beakers with water at different temperatures (cold, room temperature, warm) Ice bath and hot water bath Stopwatch or timer Chart paper and markers Science journals Access to Khan Academy video on thermometers (Rachel Plus or online) ────────────────────────────────────────────────────────────</w:t>
             </w:r>
           </w:p>
@@ -6619,7 +7059,7 @@
           </w:tcPr>
           <w:p>
             <w:pPr>
-              <w:spacing w:before="40" w:after="40"/>
+              <w:spacing w:before="20" w:after="20"/>
               <w:jc w:val="left"/>
             </w:pPr>
             <w:r>
@@ -6642,7 +7082,7 @@
           </w:tcPr>
           <w:p>
             <w:pPr>
-              <w:spacing w:before="40" w:after="40"/>
+              <w:spacing w:before="20" w:after="20"/>
               <w:jc w:val="left"/>
             </w:pPr>
             <w:r>
@@ -6665,7 +7105,7 @@
           </w:tcPr>
           <w:p>
             <w:pPr>
-              <w:spacing w:before="40" w:after="40"/>
+              <w:spacing w:before="20" w:after="20"/>
               <w:jc w:val="left"/>
             </w:pPr>
             <w:r>
@@ -6688,7 +7128,7 @@
           </w:tcPr>
           <w:p>
             <w:pPr>
-              <w:spacing w:before="40" w:after="40"/>
+              <w:spacing w:before="20" w:after="20"/>
               <w:jc w:val="left"/>
             </w:pPr>
             <w:r>
@@ -6711,7 +7151,7 @@
           </w:tcPr>
           <w:p>
             <w:pPr>
-              <w:spacing w:before="40" w:after="40"/>
+              <w:spacing w:before="20" w:after="20"/>
               <w:jc w:val="left"/>
             </w:pPr>
             <w:r>
@@ -6759,7 +7199,7 @@
           </w:tcPr>
           <w:p>
             <w:pPr>
-              <w:spacing w:before="40" w:after="40"/>
+              <w:spacing w:before="20" w:after="20"/>
               <w:jc w:val="left"/>
             </w:pPr>
             <w:r>
@@ -6782,7 +7222,7 @@
           </w:tcPr>
           <w:p>
             <w:pPr>
-              <w:spacing w:before="40" w:after="40"/>
+              <w:spacing w:before="20" w:after="20"/>
               <w:jc w:val="left"/>
             </w:pPr>
             <w:r>
@@ -6805,7 +7245,7 @@
           </w:tcPr>
           <w:p>
             <w:pPr>
-              <w:spacing w:before="40" w:after="40"/>
+              <w:spacing w:before="20" w:after="20"/>
               <w:jc w:val="left"/>
             </w:pPr>
             <w:r>
@@ -6828,7 +7268,7 @@
           </w:tcPr>
           <w:p>
             <w:pPr>
-              <w:spacing w:before="40" w:after="40"/>
+              <w:spacing w:before="20" w:after="20"/>
               <w:jc w:val="left"/>
             </w:pPr>
             <w:r>
@@ -6851,7 +7291,7 @@
           </w:tcPr>
           <w:p>
             <w:pPr>
-              <w:spacing w:before="40" w:after="40"/>
+              <w:spacing w:before="20" w:after="20"/>
               <w:jc w:val="left"/>
             </w:pPr>
             <w:r>
@@ -6899,7 +7339,7 @@
           </w:tcPr>
           <w:p>
             <w:pPr>
-              <w:spacing w:before="40" w:after="40"/>
+              <w:spacing w:before="20" w:after="20"/>
               <w:jc w:val="left"/>
             </w:pPr>
             <w:r>
@@ -6922,7 +7362,7 @@
           </w:tcPr>
           <w:p>
             <w:pPr>
-              <w:spacing w:before="40" w:after="40"/>
+              <w:spacing w:before="20" w:after="20"/>
               <w:jc w:val="left"/>
             </w:pPr>
             <w:r>
@@ -6934,8 +7374,22 @@
                 <w:sz w:val="18"/>
               </w:rPr>
               <w:t>Khan Academy video: "How Thermometers Work" (if available) or teacher-led explanation with diagrams.</w:t>
-              <w:br/>
-              <w:t xml:space="preserve"> YouTube video: Here</w:t>
+            </w:r>
+          </w:p>
+          <w:p>
+            <w:pPr>
+              <w:spacing w:before="20" w:after="20"/>
+              <w:jc w:val="left"/>
+            </w:pPr>
+            <w:r>
+              <w:rPr>
+                <w:rFonts w:ascii="Arial" w:hAnsi="Arial"/>
+                <w:b w:val="0"/>
+                <w:i w:val="0"/>
+                <w:color w:val="000000"/>
+                <w:sz w:val="18"/>
+              </w:rPr>
+              <w:t>YouTube video: Here</w:t>
             </w:r>
           </w:p>
         </w:tc>
@@ -6947,7 +7401,7 @@
           </w:tcPr>
           <w:p>
             <w:pPr>
-              <w:spacing w:before="40" w:after="40"/>
+              <w:spacing w:before="20" w:after="20"/>
               <w:jc w:val="left"/>
             </w:pPr>
             <w:r>
@@ -6970,7 +7424,7 @@
           </w:tcPr>
           <w:p>
             <w:pPr>
-              <w:spacing w:before="40" w:after="40"/>
+              <w:spacing w:before="20" w:after="20"/>
               <w:jc w:val="left"/>
             </w:pPr>
             <w:r>
@@ -6993,7 +7447,7 @@
           </w:tcPr>
           <w:p>
             <w:pPr>
-              <w:spacing w:before="40" w:after="40"/>
+              <w:spacing w:before="20" w:after="20"/>
               <w:jc w:val="left"/>
             </w:pPr>
             <w:r>
@@ -7041,7 +7495,7 @@
           </w:tcPr>
           <w:p>
             <w:pPr>
-              <w:spacing w:before="40" w:after="40"/>
+              <w:spacing w:before="20" w:after="20"/>
               <w:jc w:val="left"/>
             </w:pPr>
             <w:r>
@@ -7064,7 +7518,7 @@
           </w:tcPr>
           <w:p>
             <w:pPr>
-              <w:spacing w:before="40" w:after="40"/>
+              <w:spacing w:before="20" w:after="20"/>
               <w:jc w:val="left"/>
             </w:pPr>
             <w:r>
@@ -7087,7 +7541,7 @@
           </w:tcPr>
           <w:p>
             <w:pPr>
-              <w:spacing w:before="40" w:after="40"/>
+              <w:spacing w:before="20" w:after="20"/>
               <w:jc w:val="left"/>
             </w:pPr>
             <w:r>
@@ -7110,7 +7564,7 @@
           </w:tcPr>
           <w:p>
             <w:pPr>
-              <w:spacing w:before="40" w:after="40"/>
+              <w:spacing w:before="20" w:after="20"/>
               <w:jc w:val="left"/>
             </w:pPr>
             <w:r>
@@ -7133,7 +7587,7 @@
           </w:tcPr>
           <w:p>
             <w:pPr>
-              <w:spacing w:before="40" w:after="40"/>
+              <w:spacing w:before="20" w:after="20"/>
               <w:jc w:val="left"/>
             </w:pPr>
             <w:r>
@@ -7181,7 +7635,7 @@
           </w:tcPr>
           <w:p>
             <w:pPr>
-              <w:spacing w:before="40" w:after="40"/>
+              <w:spacing w:before="20" w:after="20"/>
               <w:jc w:val="left"/>
             </w:pPr>
             <w:r>
@@ -7204,7 +7658,7 @@
           </w:tcPr>
           <w:p>
             <w:pPr>
-              <w:spacing w:before="40" w:after="40"/>
+              <w:spacing w:before="20" w:after="20"/>
               <w:jc w:val="left"/>
             </w:pPr>
             <w:r>
@@ -7227,7 +7681,7 @@
           </w:tcPr>
           <w:p>
             <w:pPr>
-              <w:spacing w:before="40" w:after="40"/>
+              <w:spacing w:before="20" w:after="20"/>
               <w:jc w:val="left"/>
             </w:pPr>
             <w:r>
@@ -7250,7 +7704,7 @@
           </w:tcPr>
           <w:p>
             <w:pPr>
-              <w:spacing w:before="40" w:after="40"/>
+              <w:spacing w:before="20" w:after="20"/>
               <w:jc w:val="left"/>
             </w:pPr>
             <w:r>
@@ -7273,7 +7727,7 @@
           </w:tcPr>
           <w:p>
             <w:pPr>
-              <w:spacing w:before="40" w:after="40"/>
+              <w:spacing w:before="20" w:after="20"/>
               <w:jc w:val="left"/>
             </w:pPr>
             <w:r>
@@ -7515,7 +7969,7 @@
           </w:tcPr>
           <w:p>
             <w:pPr>
-              <w:spacing w:before="40" w:after="40"/>
+              <w:spacing w:before="20" w:after="20"/>
               <w:jc w:val="left"/>
             </w:pPr>
             <w:r>
@@ -7538,7 +7992,7 @@
           </w:tcPr>
           <w:p>
             <w:pPr>
-              <w:spacing w:before="40" w:after="40"/>
+              <w:spacing w:before="20" w:after="20"/>
               <w:jc w:val="left"/>
             </w:pPr>
             <w:r>
@@ -7561,7 +8015,7 @@
           </w:tcPr>
           <w:p>
             <w:pPr>
-              <w:spacing w:before="40" w:after="40"/>
+              <w:spacing w:before="20" w:after="20"/>
               <w:jc w:val="left"/>
             </w:pPr>
             <w:r>
@@ -7584,7 +8038,7 @@
           </w:tcPr>
           <w:p>
             <w:pPr>
-              <w:spacing w:before="40" w:after="40"/>
+              <w:spacing w:before="20" w:after="20"/>
               <w:jc w:val="left"/>
             </w:pPr>
             <w:r>
@@ -7607,7 +8061,7 @@
           </w:tcPr>
           <w:p>
             <w:pPr>
-              <w:spacing w:before="40" w:after="40"/>
+              <w:spacing w:before="20" w:after="20"/>
               <w:jc w:val="left"/>
             </w:pPr>
             <w:r>
@@ -7655,7 +8109,7 @@
           </w:tcPr>
           <w:p>
             <w:pPr>
-              <w:spacing w:before="40" w:after="40"/>
+              <w:spacing w:before="20" w:after="20"/>
               <w:jc w:val="left"/>
             </w:pPr>
             <w:r>
@@ -7678,7 +8132,7 @@
           </w:tcPr>
           <w:p>
             <w:pPr>
-              <w:spacing w:before="40" w:after="40"/>
+              <w:spacing w:before="20" w:after="20"/>
               <w:jc w:val="left"/>
             </w:pPr>
             <w:r>
@@ -7701,7 +8155,7 @@
           </w:tcPr>
           <w:p>
             <w:pPr>
-              <w:spacing w:before="40" w:after="40"/>
+              <w:spacing w:before="20" w:after="20"/>
               <w:jc w:val="left"/>
             </w:pPr>
             <w:r>
@@ -7724,7 +8178,7 @@
           </w:tcPr>
           <w:p>
             <w:pPr>
-              <w:spacing w:before="40" w:after="40"/>
+              <w:spacing w:before="20" w:after="20"/>
               <w:jc w:val="left"/>
             </w:pPr>
             <w:r>
@@ -7747,7 +8201,7 @@
           </w:tcPr>
           <w:p>
             <w:pPr>
-              <w:spacing w:before="40" w:after="40"/>
+              <w:spacing w:before="20" w:after="20"/>
               <w:jc w:val="left"/>
             </w:pPr>
             <w:r>
@@ -7795,7 +8249,7 @@
           </w:tcPr>
           <w:p>
             <w:pPr>
-              <w:spacing w:before="40" w:after="40"/>
+              <w:spacing w:before="20" w:after="20"/>
               <w:jc w:val="left"/>
             </w:pPr>
             <w:r>
@@ -7818,7 +8272,7 @@
           </w:tcPr>
           <w:p>
             <w:pPr>
-              <w:spacing w:before="40" w:after="40"/>
+              <w:spacing w:before="20" w:after="20"/>
               <w:jc w:val="left"/>
             </w:pPr>
             <w:r>
@@ -7841,7 +8295,7 @@
           </w:tcPr>
           <w:p>
             <w:pPr>
-              <w:spacing w:before="40" w:after="40"/>
+              <w:spacing w:before="20" w:after="20"/>
               <w:jc w:val="left"/>
             </w:pPr>
             <w:r>
@@ -7864,7 +8318,7 @@
           </w:tcPr>
           <w:p>
             <w:pPr>
-              <w:spacing w:before="40" w:after="40"/>
+              <w:spacing w:before="20" w:after="20"/>
               <w:jc w:val="left"/>
             </w:pPr>
             <w:r>
@@ -7887,7 +8341,7 @@
           </w:tcPr>
           <w:p>
             <w:pPr>
-              <w:spacing w:before="40" w:after="40"/>
+              <w:spacing w:before="20" w:after="20"/>
               <w:jc w:val="left"/>
             </w:pPr>
             <w:r>
@@ -7935,7 +8389,7 @@
           </w:tcPr>
           <w:p>
             <w:pPr>
-              <w:spacing w:before="40" w:after="40"/>
+              <w:spacing w:before="20" w:after="20"/>
               <w:jc w:val="left"/>
             </w:pPr>
             <w:r>
@@ -7958,7 +8412,7 @@
           </w:tcPr>
           <w:p>
             <w:pPr>
-              <w:spacing w:before="40" w:after="40"/>
+              <w:spacing w:before="20" w:after="20"/>
               <w:jc w:val="left"/>
             </w:pPr>
             <w:r>
@@ -7981,7 +8435,7 @@
           </w:tcPr>
           <w:p>
             <w:pPr>
-              <w:spacing w:before="40" w:after="40"/>
+              <w:spacing w:before="20" w:after="20"/>
               <w:jc w:val="left"/>
             </w:pPr>
             <w:r>
@@ -8004,7 +8458,7 @@
           </w:tcPr>
           <w:p>
             <w:pPr>
-              <w:spacing w:before="40" w:after="40"/>
+              <w:spacing w:before="20" w:after="20"/>
               <w:jc w:val="left"/>
             </w:pPr>
             <w:r>
@@ -8027,7 +8481,7 @@
           </w:tcPr>
           <w:p>
             <w:pPr>
-              <w:spacing w:before="40" w:after="40"/>
+              <w:spacing w:before="20" w:after="20"/>
               <w:jc w:val="left"/>
             </w:pPr>
             <w:r>
@@ -8076,7 +8530,6 @@
           <w:p>
             <w:pPr>
               <w:spacing w:before="40" w:after="40"/>
-              <w:jc w:val="left"/>
             </w:pPr>
           </w:p>
         </w:tc>
@@ -8089,7 +8542,6 @@
           <w:p>
             <w:pPr>
               <w:spacing w:before="40" w:after="40"/>
-              <w:jc w:val="left"/>
             </w:pPr>
           </w:p>
         </w:tc>
@@ -8102,7 +8554,6 @@
           <w:p>
             <w:pPr>
               <w:spacing w:before="40" w:after="40"/>
-              <w:jc w:val="left"/>
             </w:pPr>
           </w:p>
         </w:tc>
@@ -8115,7 +8566,6 @@
           <w:p>
             <w:pPr>
               <w:spacing w:before="40" w:after="40"/>
-              <w:jc w:val="left"/>
             </w:pPr>
           </w:p>
         </w:tc>
@@ -8128,7 +8578,6 @@
           <w:p>
             <w:pPr>
               <w:spacing w:before="40" w:after="40"/>
-              <w:jc w:val="left"/>
             </w:pPr>
           </w:p>
         </w:tc>
@@ -8189,28 +8638,104 @@
           </w:tcPr>
           <w:p>
             <w:pPr>
-              <w:spacing w:before="40" w:after="40"/>
-              <w:jc w:val="left"/>
-            </w:pPr>
-            <w:r>
-              <w:rPr>
-                <w:rFonts w:ascii="Arial" w:hAnsi="Arial"/>
-                <w:b w:val="0"/>
-                <w:i w:val="0"/>
-                <w:color w:val="000000"/>
-                <w:sz w:val="18"/>
-              </w:rPr>
-              <w:t>1. POE Effectiveness: Did the Predict-Observe-Explain cycle help students understand how liquid-in-glass thermometers work? Did students connect liquid expansion to thermal expansion more broadly?</w:t>
-              <w:br/>
-              <w:t>2. Hands-On Measurement: Were students able to use thermometers accurately? Did they understand the importance of equilibrium and eye-level reading? What challenges did they face?</w:t>
-              <w:br/>
-              <w:t>3. Research Activity: Did groups effectively research and present modern temperature sensors? Did students grasp the diversity of measurement technologies and their applications?</w:t>
-              <w:br/>
-              <w:t>4. Model Revision: Did students meaningfully revise their initial models to include temperature measurement? Are they tracking their evolving understanding?</w:t>
-              <w:br/>
-              <w:t>5. Kenyan Contexts: Did students connect temperature sensors to Kenyan contexts (hospitals, weather stations, factories)? How can I strengthen these connections in future lessons?</w:t>
-              <w:br/>
-              <w:t>6. ────────────────────────────────────────────────────────────</w:t>
+              <w:spacing w:before="20" w:after="20"/>
+              <w:ind w:left="240"/>
+              <w:jc w:val="left"/>
+            </w:pPr>
+            <w:r>
+              <w:rPr>
+                <w:rFonts w:ascii="Arial" w:hAnsi="Arial"/>
+                <w:b w:val="0"/>
+                <w:i w:val="0"/>
+                <w:color w:val="000000"/>
+                <w:sz w:val="18"/>
+              </w:rPr>
+              <w:t>• 1. POE Effectiveness: Did the Predict-Observe-Explain cycle help students understand how liquid-in-glass thermometers work? Did students connect liquid expansion to thermal expansion more broadly?</w:t>
+            </w:r>
+          </w:p>
+          <w:p>
+            <w:pPr>
+              <w:spacing w:before="20" w:after="20"/>
+              <w:ind w:left="240"/>
+              <w:jc w:val="left"/>
+            </w:pPr>
+            <w:r>
+              <w:rPr>
+                <w:rFonts w:ascii="Arial" w:hAnsi="Arial"/>
+                <w:b w:val="0"/>
+                <w:i w:val="0"/>
+                <w:color w:val="000000"/>
+                <w:sz w:val="18"/>
+              </w:rPr>
+              <w:t>• 2. Hands-On Measurement: Were students able to use thermometers accurately? Did they understand the importance of equilibrium and eye-level reading? What challenges did they face?</w:t>
+            </w:r>
+          </w:p>
+          <w:p>
+            <w:pPr>
+              <w:spacing w:before="20" w:after="20"/>
+              <w:ind w:left="240"/>
+              <w:jc w:val="left"/>
+            </w:pPr>
+            <w:r>
+              <w:rPr>
+                <w:rFonts w:ascii="Arial" w:hAnsi="Arial"/>
+                <w:b w:val="0"/>
+                <w:i w:val="0"/>
+                <w:color w:val="000000"/>
+                <w:sz w:val="18"/>
+              </w:rPr>
+              <w:t>• 3. Research Activity: Did groups effectively research and present modern temperature sensors? Did students grasp the diversity of measurement technologies and their applications?</w:t>
+            </w:r>
+          </w:p>
+          <w:p>
+            <w:pPr>
+              <w:spacing w:before="20" w:after="20"/>
+              <w:ind w:left="240"/>
+              <w:jc w:val="left"/>
+            </w:pPr>
+            <w:r>
+              <w:rPr>
+                <w:rFonts w:ascii="Arial" w:hAnsi="Arial"/>
+                <w:b w:val="0"/>
+                <w:i w:val="0"/>
+                <w:color w:val="000000"/>
+                <w:sz w:val="18"/>
+              </w:rPr>
+              <w:t>• 4. Model Revision: Did students meaningfully revise their initial models to include temperature measurement? Are they tracking their evolving understanding?</w:t>
+            </w:r>
+          </w:p>
+          <w:p>
+            <w:pPr>
+              <w:spacing w:before="20" w:after="20"/>
+              <w:ind w:left="240"/>
+              <w:jc w:val="left"/>
+            </w:pPr>
+            <w:r>
+              <w:rPr>
+                <w:rFonts w:ascii="Arial" w:hAnsi="Arial"/>
+                <w:b w:val="0"/>
+                <w:i w:val="0"/>
+                <w:color w:val="000000"/>
+                <w:sz w:val="18"/>
+              </w:rPr>
+              <w:t>• 5. Kenyan Contexts: Did students connect temperature sensors to Kenyan contexts (hospitals, weather stations, factories)? How can I strengthen these connections in future lessons?</w:t>
+            </w:r>
+          </w:p>
+          <w:p>
+            <w:pPr>
+              <w:spacing w:before="20" w:after="20"/>
+              <w:ind w:left="240"/>
+              <w:jc w:val="left"/>
+            </w:pPr>
+            <w:r>
+              <w:rPr>
+                <w:rFonts w:ascii="Arial" w:hAnsi="Arial"/>
+                <w:b w:val="0"/>
+                <w:i w:val="0"/>
+                <w:color w:val="000000"/>
+                <w:sz w:val="18"/>
+              </w:rPr>
+              <w:t>• 6. ────────────────────────────────────────────────────────────</w:t>
             </w:r>
           </w:p>
         </w:tc>
@@ -8295,7 +8820,7 @@
           </w:tcPr>
           <w:p>
             <w:pPr>
-              <w:spacing w:before="40" w:after="40"/>
+              <w:spacing w:before="20" w:after="20"/>
               <w:jc w:val="left"/>
             </w:pPr>
             <w:r>
@@ -8341,7 +8866,7 @@
           </w:tcPr>
           <w:p>
             <w:pPr>
-              <w:spacing w:before="40" w:after="40"/>
+              <w:spacing w:before="20" w:after="20"/>
               <w:jc w:val="left"/>
             </w:pPr>
             <w:r>
@@ -8387,7 +8912,7 @@
           </w:tcPr>
           <w:p>
             <w:pPr>
-              <w:spacing w:before="40" w:after="40"/>
+              <w:spacing w:before="20" w:after="20"/>
               <w:jc w:val="left"/>
             </w:pPr>
             <w:r>
@@ -8522,7 +9047,7 @@
           </w:tcPr>
           <w:p>
             <w:pPr>
-              <w:spacing w:before="40" w:after="40"/>
+              <w:spacing w:before="20" w:after="20"/>
               <w:jc w:val="left"/>
             </w:pPr>
             <w:r>
@@ -8568,7 +9093,7 @@
           </w:tcPr>
           <w:p>
             <w:pPr>
-              <w:spacing w:before="40" w:after="40"/>
+              <w:spacing w:before="20" w:after="20"/>
               <w:jc w:val="left"/>
             </w:pPr>
             <w:r>
@@ -8580,31 +9105,213 @@
                 <w:sz w:val="18"/>
               </w:rPr>
               <w:t>Define thermal expansion as the increase in size of a material when heated.</w:t>
-              <w:br/>
+            </w:r>
+          </w:p>
+          <w:p>
+            <w:pPr>
+              <w:spacing w:before="20" w:after="20"/>
+              <w:jc w:val="left"/>
+            </w:pPr>
+            <w:r>
+              <w:rPr>
+                <w:rFonts w:ascii="Arial" w:hAnsi="Arial"/>
+                <w:b w:val="0"/>
+                <w:i w:val="0"/>
+                <w:color w:val="000000"/>
+                <w:sz w:val="18"/>
+              </w:rPr>
               <w:t>Explain thermal expansion at the particle level (increased kinetic energy → increased spacing).</w:t>
-              <w:br/>
+            </w:r>
+          </w:p>
+          <w:p>
+            <w:pPr>
+              <w:spacing w:before="20" w:after="20"/>
+              <w:jc w:val="left"/>
+            </w:pPr>
+            <w:r>
+              <w:rPr>
+                <w:rFonts w:ascii="Arial" w:hAnsi="Arial"/>
+                <w:b w:val="0"/>
+                <w:i w:val="0"/>
+                <w:color w:val="000000"/>
+                <w:sz w:val="18"/>
+              </w:rPr>
               <w:t>Define linear expansivity (α) as the fractional change in length per degree temperature change.</w:t>
-              <w:br/>
+            </w:r>
+          </w:p>
+          <w:p>
+            <w:pPr>
+              <w:spacing w:before="20" w:after="20"/>
+              <w:jc w:val="left"/>
+            </w:pPr>
+            <w:r>
+              <w:rPr>
+                <w:rFonts w:ascii="Arial" w:hAnsi="Arial"/>
+                <w:b w:val="0"/>
+                <w:i w:val="0"/>
+                <w:color w:val="000000"/>
+                <w:sz w:val="18"/>
+              </w:rPr>
               <w:t>State and use the linear expansivity formula: ΔL = αL₀ΔT.</w:t>
-              <w:br/>
+            </w:r>
+          </w:p>
+          <w:p>
+            <w:pPr>
+              <w:spacing w:before="20" w:after="20"/>
+              <w:jc w:val="left"/>
+            </w:pPr>
+            <w:r>
+              <w:rPr>
+                <w:rFonts w:ascii="Arial" w:hAnsi="Arial"/>
+                <w:b w:val="0"/>
+                <w:i w:val="0"/>
+                <w:color w:val="000000"/>
+                <w:sz w:val="18"/>
+              </w:rPr>
               <w:t>Identify materials with different expansion coefficients (metals, glass, concrete).</w:t>
-              <w:br/>
+            </w:r>
+          </w:p>
+          <w:p>
+            <w:pPr>
+              <w:spacing w:before="20" w:after="20"/>
+              <w:jc w:val="left"/>
+            </w:pPr>
+            <w:r>
+              <w:rPr>
+                <w:rFonts w:ascii="Arial" w:hAnsi="Arial"/>
+                <w:b w:val="0"/>
+                <w:i w:val="0"/>
+                <w:color w:val="000000"/>
+                <w:sz w:val="18"/>
+              </w:rPr>
               <w:t>Conduct experiments to demonstrate thermal expansion in solids (ball-and-ring, heated metal rod).</w:t>
-              <w:br/>
+            </w:r>
+          </w:p>
+          <w:p>
+            <w:pPr>
+              <w:spacing w:before="20" w:after="20"/>
+              <w:jc w:val="left"/>
+            </w:pPr>
+            <w:r>
+              <w:rPr>
+                <w:rFonts w:ascii="Arial" w:hAnsi="Arial"/>
+                <w:b w:val="0"/>
+                <w:i w:val="0"/>
+                <w:color w:val="000000"/>
+                <w:sz w:val="18"/>
+              </w:rPr>
               <w:t>Measure and record temperature and length changes.</w:t>
-              <w:br/>
+            </w:r>
+          </w:p>
+          <w:p>
+            <w:pPr>
+              <w:spacing w:before="20" w:after="20"/>
+              <w:jc w:val="left"/>
+            </w:pPr>
+            <w:r>
+              <w:rPr>
+                <w:rFonts w:ascii="Arial" w:hAnsi="Arial"/>
+                <w:b w:val="0"/>
+                <w:i w:val="0"/>
+                <w:color w:val="000000"/>
+                <w:sz w:val="18"/>
+              </w:rPr>
               <w:t>Calculate linear expansion using the formula ΔL = αL₀ΔT.</w:t>
-              <w:br/>
+            </w:r>
+          </w:p>
+          <w:p>
+            <w:pPr>
+              <w:spacing w:before="20" w:after="20"/>
+              <w:jc w:val="left"/>
+            </w:pPr>
+            <w:r>
+              <w:rPr>
+                <w:rFonts w:ascii="Arial" w:hAnsi="Arial"/>
+                <w:b w:val="0"/>
+                <w:i w:val="0"/>
+                <w:color w:val="000000"/>
+                <w:sz w:val="18"/>
+              </w:rPr>
               <w:t>Analyze experimental data to determine expansion coefficients.</w:t>
-              <w:br/>
+            </w:r>
+          </w:p>
+          <w:p>
+            <w:pPr>
+              <w:spacing w:before="20" w:after="20"/>
+              <w:jc w:val="left"/>
+            </w:pPr>
+            <w:r>
+              <w:rPr>
+                <w:rFonts w:ascii="Arial" w:hAnsi="Arial"/>
+                <w:b w:val="0"/>
+                <w:i w:val="0"/>
+                <w:color w:val="000000"/>
+                <w:sz w:val="18"/>
+              </w:rPr>
               <w:t>Revise model to include particle motion and quantitative relationships.</w:t>
-              <w:br/>
+            </w:r>
+          </w:p>
+          <w:p>
+            <w:pPr>
+              <w:spacing w:before="20" w:after="20"/>
+              <w:jc w:val="left"/>
+            </w:pPr>
+            <w:r>
+              <w:rPr>
+                <w:rFonts w:ascii="Arial" w:hAnsi="Arial"/>
+                <w:b w:val="0"/>
+                <w:i w:val="0"/>
+                <w:color w:val="000000"/>
+                <w:sz w:val="18"/>
+              </w:rPr>
               <w:t>Appreciate the importance of thermal expansion in engineering and daily life.</w:t>
-              <w:br/>
+            </w:r>
+          </w:p>
+          <w:p>
+            <w:pPr>
+              <w:spacing w:before="20" w:after="20"/>
+              <w:jc w:val="left"/>
+            </w:pPr>
+            <w:r>
+              <w:rPr>
+                <w:rFonts w:ascii="Arial" w:hAnsi="Arial"/>
+                <w:b w:val="0"/>
+                <w:i w:val="0"/>
+                <w:color w:val="000000"/>
+                <w:sz w:val="18"/>
+              </w:rPr>
               <w:t>Demonstrate safety and responsibility when handling heat sources and hot materials.</w:t>
-              <w:br/>
+            </w:r>
+          </w:p>
+          <w:p>
+            <w:pPr>
+              <w:spacing w:before="20" w:after="20"/>
+              <w:jc w:val="left"/>
+            </w:pPr>
+            <w:r>
+              <w:rPr>
+                <w:rFonts w:ascii="Arial" w:hAnsi="Arial"/>
+                <w:b w:val="0"/>
+                <w:i w:val="0"/>
+                <w:color w:val="000000"/>
+                <w:sz w:val="18"/>
+              </w:rPr>
               <w:t>Value precision in measurement and calculation.</w:t>
-              <w:br/>
+            </w:r>
+          </w:p>
+          <w:p>
+            <w:pPr>
+              <w:spacing w:before="20" w:after="20"/>
+              <w:jc w:val="left"/>
+            </w:pPr>
+            <w:r>
+              <w:rPr>
+                <w:rFonts w:ascii="Arial" w:hAnsi="Arial"/>
+                <w:b w:val="0"/>
+                <w:i w:val="0"/>
+                <w:color w:val="000000"/>
+                <w:sz w:val="18"/>
+              </w:rPr>
               <w:t>────────────────────────────────────────────────────────────</w:t>
             </w:r>
           </w:p>
@@ -8640,7 +9347,7 @@
           </w:tcPr>
           <w:p>
             <w:pPr>
-              <w:spacing w:before="40" w:after="40"/>
+              <w:spacing w:before="20" w:after="20"/>
               <w:jc w:val="left"/>
             </w:pPr>
             <w:r>
@@ -8686,7 +9393,7 @@
           </w:tcPr>
           <w:p>
             <w:pPr>
-              <w:spacing w:before="40" w:after="40"/>
+              <w:spacing w:before="20" w:after="20"/>
               <w:jc w:val="left"/>
             </w:pPr>
             <w:r>
@@ -8732,7 +9439,7 @@
           </w:tcPr>
           <w:p>
             <w:pPr>
-              <w:spacing w:before="40" w:after="40"/>
+              <w:spacing w:before="20" w:after="20"/>
               <w:jc w:val="left"/>
             </w:pPr>
             <w:r>
@@ -8778,7 +9485,7 @@
           </w:tcPr>
           <w:p>
             <w:pPr>
-              <w:spacing w:before="40" w:after="40"/>
+              <w:spacing w:before="20" w:after="20"/>
               <w:jc w:val="left"/>
             </w:pPr>
             <w:r>
@@ -8824,7 +9531,7 @@
           </w:tcPr>
           <w:p>
             <w:pPr>
-              <w:spacing w:before="40" w:after="40"/>
+              <w:spacing w:before="20" w:after="20"/>
               <w:jc w:val="left"/>
             </w:pPr>
             <w:r>
@@ -8896,7 +9603,7 @@
           </w:tcPr>
           <w:p>
             <w:pPr>
-              <w:spacing w:before="40" w:after="40"/>
+              <w:spacing w:before="20" w:after="20"/>
               <w:jc w:val="left"/>
             </w:pPr>
             <w:r>
@@ -8908,11 +9615,37 @@
                 <w:sz w:val="18"/>
               </w:rPr>
               <w:t>Key Inquiry Question: What happens to the particles in a solid when it is heated, and how does this cause expansion?</w:t>
-              <w:br/>
-              <w:br/>
+            </w:r>
+          </w:p>
+          <w:p>
+            <w:pPr>
+              <w:spacing w:before="20" w:after="20"/>
+              <w:jc w:val="left"/>
+            </w:pPr>
+            <w:r>
+              <w:rPr>
+                <w:rFonts w:ascii="Arial" w:hAnsi="Arial"/>
+                <w:b w:val="0"/>
+                <w:i w:val="0"/>
+                <w:color w:val="000000"/>
+                <w:sz w:val="18"/>
+              </w:rPr>
               <w:t>Lesson Overview: This lesson is the heart of the unit. Students conduct hands-on experiments (ball-and-ring, heated metal rod) to observe thermal expansion in solids. They learn the linear expansivity formula and apply it to solve problems. They revise their model to include particle motion and quantitative relationships, building toward a complete explanation of the sufuria lid phenomenon.</w:t>
-              <w:br/>
-              <w:br/>
+            </w:r>
+          </w:p>
+          <w:p>
+            <w:pPr>
+              <w:spacing w:before="20" w:after="20"/>
+              <w:jc w:val="left"/>
+            </w:pPr>
+            <w:r>
+              <w:rPr>
+                <w:rFonts w:ascii="Arial" w:hAnsi="Arial"/>
+                <w:b w:val="0"/>
+                <w:i w:val="0"/>
+                <w:color w:val="000000"/>
+                <w:sz w:val="18"/>
+              </w:rPr>
               <w:t>Materials: Ball-and-ring apparatus (or metal ball and ring that fit snugly when cold) Metal rod (brass, copper, or steel, ~30–50 cm) Bunsen burner or heat source (electric heater, candle) Ruler or meter stick Clamp and stand</w:t>
             </w:r>
           </w:p>
@@ -9144,7 +9877,7 @@
           </w:tcPr>
           <w:p>
             <w:pPr>
-              <w:spacing w:before="40" w:after="40"/>
+              <w:spacing w:before="20" w:after="20"/>
               <w:jc w:val="left"/>
             </w:pPr>
             <w:r>
@@ -9167,7 +9900,7 @@
           </w:tcPr>
           <w:p>
             <w:pPr>
-              <w:spacing w:before="40" w:after="40"/>
+              <w:spacing w:before="20" w:after="20"/>
               <w:jc w:val="left"/>
             </w:pPr>
             <w:r>
@@ -9190,7 +9923,7 @@
           </w:tcPr>
           <w:p>
             <w:pPr>
-              <w:spacing w:before="40" w:after="40"/>
+              <w:spacing w:before="20" w:after="20"/>
               <w:jc w:val="left"/>
             </w:pPr>
             <w:r>
@@ -9213,7 +9946,7 @@
           </w:tcPr>
           <w:p>
             <w:pPr>
-              <w:spacing w:before="40" w:after="40"/>
+              <w:spacing w:before="20" w:after="20"/>
               <w:jc w:val="left"/>
             </w:pPr>
             <w:r>
@@ -9236,7 +9969,7 @@
           </w:tcPr>
           <w:p>
             <w:pPr>
-              <w:spacing w:before="40" w:after="40"/>
+              <w:spacing w:before="20" w:after="20"/>
               <w:jc w:val="left"/>
             </w:pPr>
             <w:r>
@@ -9284,7 +10017,7 @@
           </w:tcPr>
           <w:p>
             <w:pPr>
-              <w:spacing w:before="40" w:after="40"/>
+              <w:spacing w:before="20" w:after="20"/>
               <w:jc w:val="left"/>
             </w:pPr>
             <w:r>
@@ -9307,7 +10040,7 @@
           </w:tcPr>
           <w:p>
             <w:pPr>
-              <w:spacing w:before="40" w:after="40"/>
+              <w:spacing w:before="20" w:after="20"/>
               <w:jc w:val="left"/>
             </w:pPr>
             <w:r>
@@ -9330,7 +10063,7 @@
           </w:tcPr>
           <w:p>
             <w:pPr>
-              <w:spacing w:before="40" w:after="40"/>
+              <w:spacing w:before="20" w:after="20"/>
               <w:jc w:val="left"/>
             </w:pPr>
             <w:r>
@@ -9353,7 +10086,7 @@
           </w:tcPr>
           <w:p>
             <w:pPr>
-              <w:spacing w:before="40" w:after="40"/>
+              <w:spacing w:before="20" w:after="20"/>
               <w:jc w:val="left"/>
             </w:pPr>
             <w:r>
@@ -9376,7 +10109,7 @@
           </w:tcPr>
           <w:p>
             <w:pPr>
-              <w:spacing w:before="40" w:after="40"/>
+              <w:spacing w:before="20" w:after="20"/>
               <w:jc w:val="left"/>
             </w:pPr>
             <w:r>
@@ -9424,7 +10157,7 @@
           </w:tcPr>
           <w:p>
             <w:pPr>
-              <w:spacing w:before="40" w:after="40"/>
+              <w:spacing w:before="20" w:after="20"/>
               <w:jc w:val="left"/>
             </w:pPr>
             <w:r>
@@ -9447,7 +10180,7 @@
           </w:tcPr>
           <w:p>
             <w:pPr>
-              <w:spacing w:before="40" w:after="40"/>
+              <w:spacing w:before="20" w:after="20"/>
               <w:jc w:val="left"/>
             </w:pPr>
             <w:r>
@@ -9470,7 +10203,7 @@
           </w:tcPr>
           <w:p>
             <w:pPr>
-              <w:spacing w:before="40" w:after="40"/>
+              <w:spacing w:before="20" w:after="20"/>
               <w:jc w:val="left"/>
             </w:pPr>
             <w:r>
@@ -9493,7 +10226,7 @@
           </w:tcPr>
           <w:p>
             <w:pPr>
-              <w:spacing w:before="40" w:after="40"/>
+              <w:spacing w:before="20" w:after="20"/>
               <w:jc w:val="left"/>
             </w:pPr>
             <w:r>
@@ -9516,7 +10249,7 @@
           </w:tcPr>
           <w:p>
             <w:pPr>
-              <w:spacing w:before="40" w:after="40"/>
+              <w:spacing w:before="20" w:after="20"/>
               <w:jc w:val="left"/>
             </w:pPr>
             <w:r>
@@ -9564,7 +10297,7 @@
           </w:tcPr>
           <w:p>
             <w:pPr>
-              <w:spacing w:before="40" w:after="40"/>
+              <w:spacing w:before="20" w:after="20"/>
               <w:jc w:val="left"/>
             </w:pPr>
             <w:r>
@@ -9587,7 +10320,7 @@
           </w:tcPr>
           <w:p>
             <w:pPr>
-              <w:spacing w:before="40" w:after="40"/>
+              <w:spacing w:before="20" w:after="20"/>
               <w:jc w:val="left"/>
             </w:pPr>
             <w:r>
@@ -9610,7 +10343,7 @@
           </w:tcPr>
           <w:p>
             <w:pPr>
-              <w:spacing w:before="40" w:after="40"/>
+              <w:spacing w:before="20" w:after="20"/>
               <w:jc w:val="left"/>
             </w:pPr>
             <w:r>
@@ -9633,7 +10366,7 @@
           </w:tcPr>
           <w:p>
             <w:pPr>
-              <w:spacing w:before="40" w:after="40"/>
+              <w:spacing w:before="20" w:after="20"/>
               <w:jc w:val="left"/>
             </w:pPr>
             <w:r>
@@ -9656,7 +10389,7 @@
           </w:tcPr>
           <w:p>
             <w:pPr>
-              <w:spacing w:before="40" w:after="40"/>
+              <w:spacing w:before="20" w:after="20"/>
               <w:jc w:val="left"/>
             </w:pPr>
             <w:r>
@@ -9704,7 +10437,7 @@
           </w:tcPr>
           <w:p>
             <w:pPr>
-              <w:spacing w:before="40" w:after="40"/>
+              <w:spacing w:before="20" w:after="20"/>
               <w:jc w:val="left"/>
             </w:pPr>
             <w:r>
@@ -9727,7 +10460,7 @@
           </w:tcPr>
           <w:p>
             <w:pPr>
-              <w:spacing w:before="40" w:after="40"/>
+              <w:spacing w:before="20" w:after="20"/>
               <w:jc w:val="left"/>
             </w:pPr>
             <w:r>
@@ -9750,7 +10483,7 @@
           </w:tcPr>
           <w:p>
             <w:pPr>
-              <w:spacing w:before="40" w:after="40"/>
+              <w:spacing w:before="20" w:after="20"/>
               <w:jc w:val="left"/>
             </w:pPr>
             <w:r>
@@ -9773,7 +10506,7 @@
           </w:tcPr>
           <w:p>
             <w:pPr>
-              <w:spacing w:before="40" w:after="40"/>
+              <w:spacing w:before="20" w:after="20"/>
               <w:jc w:val="left"/>
             </w:pPr>
             <w:r>
@@ -9796,7 +10529,7 @@
           </w:tcPr>
           <w:p>
             <w:pPr>
-              <w:spacing w:before="40" w:after="40"/>
+              <w:spacing w:before="20" w:after="20"/>
               <w:jc w:val="left"/>
             </w:pPr>
             <w:r>
@@ -10038,7 +10771,7 @@
           </w:tcPr>
           <w:p>
             <w:pPr>
-              <w:spacing w:before="40" w:after="40"/>
+              <w:spacing w:before="20" w:after="20"/>
               <w:jc w:val="left"/>
             </w:pPr>
             <w:r>
@@ -10061,7 +10794,7 @@
           </w:tcPr>
           <w:p>
             <w:pPr>
-              <w:spacing w:before="40" w:after="40"/>
+              <w:spacing w:before="20" w:after="20"/>
               <w:jc w:val="left"/>
             </w:pPr>
             <w:r>
@@ -10084,7 +10817,7 @@
           </w:tcPr>
           <w:p>
             <w:pPr>
-              <w:spacing w:before="40" w:after="40"/>
+              <w:spacing w:before="20" w:after="20"/>
               <w:jc w:val="left"/>
             </w:pPr>
             <w:r>
@@ -10107,7 +10840,7 @@
           </w:tcPr>
           <w:p>
             <w:pPr>
-              <w:spacing w:before="40" w:after="40"/>
+              <w:spacing w:before="20" w:after="20"/>
               <w:jc w:val="left"/>
             </w:pPr>
             <w:r>
@@ -10130,7 +10863,7 @@
           </w:tcPr>
           <w:p>
             <w:pPr>
-              <w:spacing w:before="40" w:after="40"/>
+              <w:spacing w:before="20" w:after="20"/>
               <w:jc w:val="left"/>
             </w:pPr>
             <w:r>
@@ -10178,7 +10911,7 @@
           </w:tcPr>
           <w:p>
             <w:pPr>
-              <w:spacing w:before="40" w:after="40"/>
+              <w:spacing w:before="20" w:after="20"/>
               <w:jc w:val="left"/>
             </w:pPr>
             <w:r>
@@ -10201,7 +10934,7 @@
           </w:tcPr>
           <w:p>
             <w:pPr>
-              <w:spacing w:before="40" w:after="40"/>
+              <w:spacing w:before="20" w:after="20"/>
               <w:jc w:val="left"/>
             </w:pPr>
             <w:r>
@@ -10224,7 +10957,7 @@
           </w:tcPr>
           <w:p>
             <w:pPr>
-              <w:spacing w:before="40" w:after="40"/>
+              <w:spacing w:before="20" w:after="20"/>
               <w:jc w:val="left"/>
             </w:pPr>
             <w:r>
@@ -10247,7 +10980,7 @@
           </w:tcPr>
           <w:p>
             <w:pPr>
-              <w:spacing w:before="40" w:after="40"/>
+              <w:spacing w:before="20" w:after="20"/>
               <w:jc w:val="left"/>
             </w:pPr>
             <w:r>
@@ -10270,7 +11003,7 @@
           </w:tcPr>
           <w:p>
             <w:pPr>
-              <w:spacing w:before="40" w:after="40"/>
+              <w:spacing w:before="20" w:after="20"/>
               <w:jc w:val="left"/>
             </w:pPr>
             <w:r>
@@ -10318,7 +11051,7 @@
           </w:tcPr>
           <w:p>
             <w:pPr>
-              <w:spacing w:before="40" w:after="40"/>
+              <w:spacing w:before="20" w:after="20"/>
               <w:jc w:val="left"/>
             </w:pPr>
             <w:r>
@@ -10341,7 +11074,7 @@
           </w:tcPr>
           <w:p>
             <w:pPr>
-              <w:spacing w:before="40" w:after="40"/>
+              <w:spacing w:before="20" w:after="20"/>
               <w:jc w:val="left"/>
             </w:pPr>
             <w:r>
@@ -10364,7 +11097,7 @@
           </w:tcPr>
           <w:p>
             <w:pPr>
-              <w:spacing w:before="40" w:after="40"/>
+              <w:spacing w:before="20" w:after="20"/>
               <w:jc w:val="left"/>
             </w:pPr>
             <w:r>
@@ -10387,7 +11120,7 @@
           </w:tcPr>
           <w:p>
             <w:pPr>
-              <w:spacing w:before="40" w:after="40"/>
+              <w:spacing w:before="20" w:after="20"/>
               <w:jc w:val="left"/>
             </w:pPr>
             <w:r>
@@ -10410,7 +11143,7 @@
           </w:tcPr>
           <w:p>
             <w:pPr>
-              <w:spacing w:before="40" w:after="40"/>
+              <w:spacing w:before="20" w:after="20"/>
               <w:jc w:val="left"/>
             </w:pPr>
             <w:r>
@@ -10458,7 +11191,7 @@
           </w:tcPr>
           <w:p>
             <w:pPr>
-              <w:spacing w:before="40" w:after="40"/>
+              <w:spacing w:before="20" w:after="20"/>
               <w:jc w:val="left"/>
             </w:pPr>
             <w:r>
@@ -10481,7 +11214,7 @@
           </w:tcPr>
           <w:p>
             <w:pPr>
-              <w:spacing w:before="40" w:after="40"/>
+              <w:spacing w:before="20" w:after="20"/>
               <w:jc w:val="left"/>
             </w:pPr>
             <w:r>
@@ -10504,7 +11237,7 @@
           </w:tcPr>
           <w:p>
             <w:pPr>
-              <w:spacing w:before="40" w:after="40"/>
+              <w:spacing w:before="20" w:after="20"/>
               <w:jc w:val="left"/>
             </w:pPr>
             <w:r>
@@ -10527,7 +11260,7 @@
           </w:tcPr>
           <w:p>
             <w:pPr>
-              <w:spacing w:before="40" w:after="40"/>
+              <w:spacing w:before="20" w:after="20"/>
               <w:jc w:val="left"/>
             </w:pPr>
             <w:r>
@@ -10550,7 +11283,7 @@
           </w:tcPr>
           <w:p>
             <w:pPr>
-              <w:spacing w:before="40" w:after="40"/>
+              <w:spacing w:before="20" w:after="20"/>
               <w:jc w:val="left"/>
             </w:pPr>
             <w:r>
@@ -10598,7 +11331,7 @@
           </w:tcPr>
           <w:p>
             <w:pPr>
-              <w:spacing w:before="40" w:after="40"/>
+              <w:spacing w:before="20" w:after="20"/>
               <w:jc w:val="left"/>
             </w:pPr>
             <w:r>
@@ -10621,7 +11354,7 @@
           </w:tcPr>
           <w:p>
             <w:pPr>
-              <w:spacing w:before="40" w:after="40"/>
+              <w:spacing w:before="20" w:after="20"/>
               <w:jc w:val="left"/>
             </w:pPr>
             <w:r>
@@ -10644,7 +11377,7 @@
           </w:tcPr>
           <w:p>
             <w:pPr>
-              <w:spacing w:before="40" w:after="40"/>
+              <w:spacing w:before="20" w:after="20"/>
               <w:jc w:val="left"/>
             </w:pPr>
             <w:r>
@@ -10667,7 +11400,7 @@
           </w:tcPr>
           <w:p>
             <w:pPr>
-              <w:spacing w:before="40" w:after="40"/>
+              <w:spacing w:before="20" w:after="20"/>
               <w:jc w:val="left"/>
             </w:pPr>
             <w:r>
@@ -10690,7 +11423,7 @@
           </w:tcPr>
           <w:p>
             <w:pPr>
-              <w:spacing w:before="40" w:after="40"/>
+              <w:spacing w:before="20" w:after="20"/>
               <w:jc w:val="left"/>
             </w:pPr>
             <w:r>
@@ -10762,28 +11495,104 @@
           </w:tcPr>
           <w:p>
             <w:pPr>
-              <w:spacing w:before="40" w:after="40"/>
-              <w:jc w:val="left"/>
-            </w:pPr>
-            <w:r>
-              <w:rPr>
-                <w:rFonts w:ascii="Arial" w:hAnsi="Arial"/>
-                <w:b w:val="0"/>
-                <w:i w:val="0"/>
-                <w:color w:val="000000"/>
-                <w:sz w:val="18"/>
-              </w:rPr>
-              <w:t>1. Hands-On Experiments: Did the ball-and-ring and heated metal rod experiments effectively demonstrate thermal expansion? Did students observe expansion clearly? What challenges did they face?</w:t>
-              <w:br/>
-              <w:t>2. Particle Model: Did students grasp the particle-level explanation of thermal expansion (increased kinetic energy → increased spacing)? Did the PhET simulation help visualize particle motion?</w:t>
-              <w:br/>
-              <w:t>3. Linear Expansivity Formula: Were students able to use the formula ΔL = αL₀ΔT to solve problems? What common errors emerged (ΔT calculation, units, arithmetic)? How can I address these in future lessons?</w:t>
-              <w:br/>
-              <w:t>4. Kenyan Contexts: Did students connect thermal expansion to Kenyan engineering applications (railway lines, bridges, power lines)? Did they understand why engineers must account for expansion?</w:t>
-              <w:br/>
-              <w:t>5. Safety: Were all safety protocols followed during heating experiments? Did students demonstrate responsibility and caution when handling hot materials?</w:t>
-              <w:br/>
-              <w:t>6. ────────────────────────────────────────────────────────────</w:t>
+              <w:spacing w:before="20" w:after="20"/>
+              <w:ind w:left="240"/>
+              <w:jc w:val="left"/>
+            </w:pPr>
+            <w:r>
+              <w:rPr>
+                <w:rFonts w:ascii="Arial" w:hAnsi="Arial"/>
+                <w:b w:val="0"/>
+                <w:i w:val="0"/>
+                <w:color w:val="000000"/>
+                <w:sz w:val="18"/>
+              </w:rPr>
+              <w:t>• 1. Hands-On Experiments: Did the ball-and-ring and heated metal rod experiments effectively demonstrate thermal expansion? Did students observe expansion clearly? What challenges did they face?</w:t>
+            </w:r>
+          </w:p>
+          <w:p>
+            <w:pPr>
+              <w:spacing w:before="20" w:after="20"/>
+              <w:ind w:left="240"/>
+              <w:jc w:val="left"/>
+            </w:pPr>
+            <w:r>
+              <w:rPr>
+                <w:rFonts w:ascii="Arial" w:hAnsi="Arial"/>
+                <w:b w:val="0"/>
+                <w:i w:val="0"/>
+                <w:color w:val="000000"/>
+                <w:sz w:val="18"/>
+              </w:rPr>
+              <w:t>• 2. Particle Model: Did students grasp the particle-level explanation of thermal expansion (increased kinetic energy → increased spacing)? Did the PhET simulation help visualize particle motion?</w:t>
+            </w:r>
+          </w:p>
+          <w:p>
+            <w:pPr>
+              <w:spacing w:before="20" w:after="20"/>
+              <w:ind w:left="240"/>
+              <w:jc w:val="left"/>
+            </w:pPr>
+            <w:r>
+              <w:rPr>
+                <w:rFonts w:ascii="Arial" w:hAnsi="Arial"/>
+                <w:b w:val="0"/>
+                <w:i w:val="0"/>
+                <w:color w:val="000000"/>
+                <w:sz w:val="18"/>
+              </w:rPr>
+              <w:t>• 3. Linear Expansivity Formula: Were students able to use the formula ΔL = αL₀ΔT to solve problems? What common errors emerged (ΔT calculation, units, arithmetic)? How can I address these in future lessons?</w:t>
+            </w:r>
+          </w:p>
+          <w:p>
+            <w:pPr>
+              <w:spacing w:before="20" w:after="20"/>
+              <w:ind w:left="240"/>
+              <w:jc w:val="left"/>
+            </w:pPr>
+            <w:r>
+              <w:rPr>
+                <w:rFonts w:ascii="Arial" w:hAnsi="Arial"/>
+                <w:b w:val="0"/>
+                <w:i w:val="0"/>
+                <w:color w:val="000000"/>
+                <w:sz w:val="18"/>
+              </w:rPr>
+              <w:t>• 4. Kenyan Contexts: Did students connect thermal expansion to Kenyan engineering applications (railway lines, bridges, power lines)? Did they understand why engineers must account for expansion?</w:t>
+            </w:r>
+          </w:p>
+          <w:p>
+            <w:pPr>
+              <w:spacing w:before="20" w:after="20"/>
+              <w:ind w:left="240"/>
+              <w:jc w:val="left"/>
+            </w:pPr>
+            <w:r>
+              <w:rPr>
+                <w:rFonts w:ascii="Arial" w:hAnsi="Arial"/>
+                <w:b w:val="0"/>
+                <w:i w:val="0"/>
+                <w:color w:val="000000"/>
+                <w:sz w:val="18"/>
+              </w:rPr>
+              <w:t>• 5. Safety: Were all safety protocols followed during heating experiments? Did students demonstrate responsibility and caution when handling hot materials?</w:t>
+            </w:r>
+          </w:p>
+          <w:p>
+            <w:pPr>
+              <w:spacing w:before="20" w:after="20"/>
+              <w:ind w:left="240"/>
+              <w:jc w:val="left"/>
+            </w:pPr>
+            <w:r>
+              <w:rPr>
+                <w:rFonts w:ascii="Arial" w:hAnsi="Arial"/>
+                <w:b w:val="0"/>
+                <w:i w:val="0"/>
+                <w:color w:val="000000"/>
+                <w:sz w:val="18"/>
+              </w:rPr>
+              <w:t>• 6. ────────────────────────────────────────────────────────────</w:t>
             </w:r>
           </w:p>
         </w:tc>
@@ -10868,7 +11677,7 @@
           </w:tcPr>
           <w:p>
             <w:pPr>
-              <w:spacing w:before="40" w:after="40"/>
+              <w:spacing w:before="20" w:after="20"/>
               <w:jc w:val="left"/>
             </w:pPr>
             <w:r>
@@ -10914,7 +11723,7 @@
           </w:tcPr>
           <w:p>
             <w:pPr>
-              <w:spacing w:before="40" w:after="40"/>
+              <w:spacing w:before="20" w:after="20"/>
               <w:jc w:val="left"/>
             </w:pPr>
             <w:r>
@@ -10960,7 +11769,7 @@
           </w:tcPr>
           <w:p>
             <w:pPr>
-              <w:spacing w:before="40" w:after="40"/>
+              <w:spacing w:before="20" w:after="20"/>
               <w:jc w:val="left"/>
             </w:pPr>
             <w:r>
@@ -11095,7 +11904,7 @@
           </w:tcPr>
           <w:p>
             <w:pPr>
-              <w:spacing w:before="40" w:after="40"/>
+              <w:spacing w:before="20" w:after="20"/>
               <w:jc w:val="left"/>
             </w:pPr>
             <w:r>
@@ -11141,7 +11950,7 @@
           </w:tcPr>
           <w:p>
             <w:pPr>
-              <w:spacing w:before="40" w:after="40"/>
+              <w:spacing w:before="20" w:after="20"/>
               <w:jc w:val="left"/>
             </w:pPr>
             <w:r>
@@ -11153,29 +11962,197 @@
                 <w:sz w:val="18"/>
               </w:rPr>
               <w:t>Explain the unusual (anomalous) expansion of water: water expands when it freezes (0°C to ice).</w:t>
-              <w:br/>
+            </w:r>
+          </w:p>
+          <w:p>
+            <w:pPr>
+              <w:spacing w:before="20" w:after="20"/>
+              <w:jc w:val="left"/>
+            </w:pPr>
+            <w:r>
+              <w:rPr>
+                <w:rFonts w:ascii="Arial" w:hAnsi="Arial"/>
+                <w:b w:val="0"/>
+                <w:i w:val="0"/>
+                <w:color w:val="000000"/>
+                <w:sz w:val="18"/>
+              </w:rPr>
               <w:t>Describe the molecular structure of water and how hydrogen bonding causes anomalous behavior.</w:t>
-              <w:br/>
+            </w:r>
+          </w:p>
+          <w:p>
+            <w:pPr>
+              <w:spacing w:before="20" w:after="20"/>
+              <w:jc w:val="left"/>
+            </w:pPr>
+            <w:r>
+              <w:rPr>
+                <w:rFonts w:ascii="Arial" w:hAnsi="Arial"/>
+                <w:b w:val="0"/>
+                <w:i w:val="0"/>
+                <w:color w:val="000000"/>
+                <w:sz w:val="18"/>
+              </w:rPr>
               <w:t>Explain why ice floats on water (ice is less dense than liquid water).</w:t>
-              <w:br/>
+            </w:r>
+          </w:p>
+          <w:p>
+            <w:pPr>
+              <w:spacing w:before="20" w:after="20"/>
+              <w:jc w:val="left"/>
+            </w:pPr>
+            <w:r>
+              <w:rPr>
+                <w:rFonts w:ascii="Arial" w:hAnsi="Arial"/>
+                <w:b w:val="0"/>
+                <w:i w:val="0"/>
+                <w:color w:val="000000"/>
+                <w:sz w:val="18"/>
+              </w:rPr>
               <w:t>Describe the implications of water's anomalous expansion for aquatic ecosystems and everyday life.</w:t>
-              <w:br/>
+            </w:r>
+          </w:p>
+          <w:p>
+            <w:pPr>
+              <w:spacing w:before="20" w:after="20"/>
+              <w:jc w:val="left"/>
+            </w:pPr>
+            <w:r>
+              <w:rPr>
+                <w:rFonts w:ascii="Arial" w:hAnsi="Arial"/>
+                <w:b w:val="0"/>
+                <w:i w:val="0"/>
+                <w:color w:val="000000"/>
+                <w:sz w:val="18"/>
+              </w:rPr>
               <w:t>Explain why a glass bottle filled with water cracks when frozen.</w:t>
-              <w:br/>
+            </w:r>
+          </w:p>
+          <w:p>
+            <w:pPr>
+              <w:spacing w:before="20" w:after="20"/>
+              <w:jc w:val="left"/>
+            </w:pPr>
+            <w:r>
+              <w:rPr>
+                <w:rFonts w:ascii="Arial" w:hAnsi="Arial"/>
+                <w:b w:val="0"/>
+                <w:i w:val="0"/>
+                <w:color w:val="000000"/>
+                <w:sz w:val="18"/>
+              </w:rPr>
               <w:t>Investigate the unusual expansion of water through observation and analysis.</w:t>
-              <w:br/>
+            </w:r>
+          </w:p>
+          <w:p>
+            <w:pPr>
+              <w:spacing w:before="20" w:after="20"/>
+              <w:jc w:val="left"/>
+            </w:pPr>
+            <w:r>
+              <w:rPr>
+                <w:rFonts w:ascii="Arial" w:hAnsi="Arial"/>
+                <w:b w:val="0"/>
+                <w:i w:val="0"/>
+                <w:color w:val="000000"/>
+                <w:sz w:val="18"/>
+              </w:rPr>
               <w:t>Compare the behavior of water to typical thermal expansion in other materials.</w:t>
-              <w:br/>
+            </w:r>
+          </w:p>
+          <w:p>
+            <w:pPr>
+              <w:spacing w:before="20" w:after="20"/>
+              <w:jc w:val="left"/>
+            </w:pPr>
+            <w:r>
+              <w:rPr>
+                <w:rFonts w:ascii="Arial" w:hAnsi="Arial"/>
+                <w:b w:val="0"/>
+                <w:i w:val="0"/>
+                <w:color w:val="000000"/>
+                <w:sz w:val="18"/>
+              </w:rPr>
               <w:t>Use diagrams and models to explain molecular structure and hydrogen bonding.</w:t>
-              <w:br/>
+            </w:r>
+          </w:p>
+          <w:p>
+            <w:pPr>
+              <w:spacing w:before="20" w:after="20"/>
+              <w:jc w:val="left"/>
+            </w:pPr>
+            <w:r>
+              <w:rPr>
+                <w:rFonts w:ascii="Arial" w:hAnsi="Arial"/>
+                <w:b w:val="0"/>
+                <w:i w:val="0"/>
+                <w:color w:val="000000"/>
+                <w:sz w:val="18"/>
+              </w:rPr>
               <w:t>Revise model to include anomalous water behavior.</w:t>
-              <w:br/>
+            </w:r>
+          </w:p>
+          <w:p>
+            <w:pPr>
+              <w:spacing w:before="20" w:after="20"/>
+              <w:jc w:val="left"/>
+            </w:pPr>
+            <w:r>
+              <w:rPr>
+                <w:rFonts w:ascii="Arial" w:hAnsi="Arial"/>
+                <w:b w:val="0"/>
+                <w:i w:val="0"/>
+                <w:color w:val="000000"/>
+                <w:sz w:val="18"/>
+              </w:rPr>
               <w:t>Appreciate the unique properties of water and their importance for life.</w:t>
-              <w:br/>
+            </w:r>
+          </w:p>
+          <w:p>
+            <w:pPr>
+              <w:spacing w:before="20" w:after="20"/>
+              <w:jc w:val="left"/>
+            </w:pPr>
+            <w:r>
+              <w:rPr>
+                <w:rFonts w:ascii="Arial" w:hAnsi="Arial"/>
+                <w:b w:val="0"/>
+                <w:i w:val="0"/>
+                <w:color w:val="000000"/>
+                <w:sz w:val="18"/>
+              </w:rPr>
               <w:t>Show curiosity about exceptions to general scientific rules.</w:t>
-              <w:br/>
+            </w:r>
+          </w:p>
+          <w:p>
+            <w:pPr>
+              <w:spacing w:before="20" w:after="20"/>
+              <w:jc w:val="left"/>
+            </w:pPr>
+            <w:r>
+              <w:rPr>
+                <w:rFonts w:ascii="Arial" w:hAnsi="Arial"/>
+                <w:b w:val="0"/>
+                <w:i w:val="0"/>
+                <w:color w:val="000000"/>
+                <w:sz w:val="18"/>
+              </w:rPr>
               <w:t>Value evidence-based reasoning when explaining unusual phenomena.</w:t>
-              <w:br/>
+            </w:r>
+          </w:p>
+          <w:p>
+            <w:pPr>
+              <w:spacing w:before="20" w:after="20"/>
+              <w:jc w:val="left"/>
+            </w:pPr>
+            <w:r>
+              <w:rPr>
+                <w:rFonts w:ascii="Arial" w:hAnsi="Arial"/>
+                <w:b w:val="0"/>
+                <w:i w:val="0"/>
+                <w:color w:val="000000"/>
+                <w:sz w:val="18"/>
+              </w:rPr>
               <w:t>────────────────────────────────────────────────────────────</w:t>
             </w:r>
           </w:p>
@@ -11211,7 +12188,7 @@
           </w:tcPr>
           <w:p>
             <w:pPr>
-              <w:spacing w:before="40" w:after="40"/>
+              <w:spacing w:before="20" w:after="20"/>
               <w:jc w:val="left"/>
             </w:pPr>
             <w:r>
@@ -11257,7 +12234,7 @@
           </w:tcPr>
           <w:p>
             <w:pPr>
-              <w:spacing w:before="40" w:after="40"/>
+              <w:spacing w:before="20" w:after="20"/>
               <w:jc w:val="left"/>
             </w:pPr>
             <w:r>
@@ -11303,7 +12280,7 @@
           </w:tcPr>
           <w:p>
             <w:pPr>
-              <w:spacing w:before="40" w:after="40"/>
+              <w:spacing w:before="20" w:after="20"/>
               <w:jc w:val="left"/>
             </w:pPr>
             <w:r>
@@ -11349,7 +12326,7 @@
           </w:tcPr>
           <w:p>
             <w:pPr>
-              <w:spacing w:before="40" w:after="40"/>
+              <w:spacing w:before="20" w:after="20"/>
               <w:jc w:val="left"/>
             </w:pPr>
             <w:r>
@@ -11395,7 +12372,7 @@
           </w:tcPr>
           <w:p>
             <w:pPr>
-              <w:spacing w:before="40" w:after="40"/>
+              <w:spacing w:before="20" w:after="20"/>
               <w:jc w:val="left"/>
             </w:pPr>
             <w:r>
@@ -11467,7 +12444,7 @@
           </w:tcPr>
           <w:p>
             <w:pPr>
-              <w:spacing w:before="40" w:after="40"/>
+              <w:spacing w:before="20" w:after="20"/>
               <w:jc w:val="left"/>
             </w:pPr>
             <w:r>
@@ -11479,11 +12456,37 @@
                 <w:sz w:val="18"/>
               </w:rPr>
               <w:t>Key Inquiry Question: Why does water behave unusually when it freezes — expanding instead of contracting?</w:t>
-              <w:br/>
-              <w:br/>
+            </w:r>
+          </w:p>
+          <w:p>
+            <w:pPr>
+              <w:spacing w:before="20" w:after="20"/>
+              <w:jc w:val="left"/>
+            </w:pPr>
+            <w:r>
+              <w:rPr>
+                <w:rFonts w:ascii="Arial" w:hAnsi="Arial"/>
+                <w:b w:val="0"/>
+                <w:i w:val="0"/>
+                <w:color w:val="000000"/>
+                <w:sz w:val="18"/>
+              </w:rPr>
               <w:t>Lesson Overview: This lesson addresses the second anchoring phenomenon (frozen bottle cracking) and introduces an important exception to the general rule of thermal expansion. Students investigate why water expands when it freezes, learning about molecular structure and hydrogen bonding. They revise their model to include anomalous behavior, deepening their understanding of thermal expansion.</w:t>
-              <w:br/>
-              <w:br/>
+            </w:r>
+          </w:p>
+          <w:p>
+            <w:pPr>
+              <w:spacing w:before="20" w:after="20"/>
+              <w:jc w:val="left"/>
+            </w:pPr>
+            <w:r>
+              <w:rPr>
+                <w:rFonts w:ascii="Arial" w:hAnsi="Arial"/>
+                <w:b w:val="0"/>
+                <w:i w:val="0"/>
+                <w:color w:val="000000"/>
+                <w:sz w:val="18"/>
+              </w:rPr>
               <w:t>Materials: Glass bottle (small, with cap) Water Freezer or ice bath Beakers (various sizes) Thermometers Diagrams or models showing water molecule structure (printed or digital) Chart paper and markers Science journals Access to YouTube video on unusual expansion of water (Rachel Plus or online) ────────────────────────────────────────────────────────────</w:t>
             </w:r>
           </w:p>
@@ -11715,7 +12718,7 @@
           </w:tcPr>
           <w:p>
             <w:pPr>
-              <w:spacing w:before="40" w:after="40"/>
+              <w:spacing w:before="20" w:after="20"/>
               <w:jc w:val="left"/>
             </w:pPr>
             <w:r>
@@ -11738,7 +12741,7 @@
           </w:tcPr>
           <w:p>
             <w:pPr>
-              <w:spacing w:before="40" w:after="40"/>
+              <w:spacing w:before="20" w:after="20"/>
               <w:jc w:val="left"/>
             </w:pPr>
             <w:r>
@@ -11761,7 +12764,7 @@
           </w:tcPr>
           <w:p>
             <w:pPr>
-              <w:spacing w:before="40" w:after="40"/>
+              <w:spacing w:before="20" w:after="20"/>
               <w:jc w:val="left"/>
             </w:pPr>
             <w:r>
@@ -11784,7 +12787,7 @@
           </w:tcPr>
           <w:p>
             <w:pPr>
-              <w:spacing w:before="40" w:after="40"/>
+              <w:spacing w:before="20" w:after="20"/>
               <w:jc w:val="left"/>
             </w:pPr>
             <w:r>
@@ -11807,7 +12810,7 @@
           </w:tcPr>
           <w:p>
             <w:pPr>
-              <w:spacing w:before="40" w:after="40"/>
+              <w:spacing w:before="20" w:after="20"/>
               <w:jc w:val="left"/>
             </w:pPr>
             <w:r>
@@ -11855,7 +12858,7 @@
           </w:tcPr>
           <w:p>
             <w:pPr>
-              <w:spacing w:before="40" w:after="40"/>
+              <w:spacing w:before="20" w:after="20"/>
               <w:jc w:val="left"/>
             </w:pPr>
             <w:r>
@@ -11878,7 +12881,7 @@
           </w:tcPr>
           <w:p>
             <w:pPr>
-              <w:spacing w:before="40" w:after="40"/>
+              <w:spacing w:before="20" w:after="20"/>
               <w:jc w:val="left"/>
             </w:pPr>
             <w:r>
@@ -11901,7 +12904,7 @@
           </w:tcPr>
           <w:p>
             <w:pPr>
-              <w:spacing w:before="40" w:after="40"/>
+              <w:spacing w:before="20" w:after="20"/>
               <w:jc w:val="left"/>
             </w:pPr>
             <w:r>
@@ -11924,7 +12927,7 @@
           </w:tcPr>
           <w:p>
             <w:pPr>
-              <w:spacing w:before="40" w:after="40"/>
+              <w:spacing w:before="20" w:after="20"/>
               <w:jc w:val="left"/>
             </w:pPr>
             <w:r>
@@ -11947,7 +12950,7 @@
           </w:tcPr>
           <w:p>
             <w:pPr>
-              <w:spacing w:before="40" w:after="40"/>
+              <w:spacing w:before="20" w:after="20"/>
               <w:jc w:val="left"/>
             </w:pPr>
             <w:r>
@@ -11995,7 +12998,7 @@
           </w:tcPr>
           <w:p>
             <w:pPr>
-              <w:spacing w:before="40" w:after="40"/>
+              <w:spacing w:before="20" w:after="20"/>
               <w:jc w:val="left"/>
             </w:pPr>
             <w:r>
@@ -12018,7 +13021,7 @@
           </w:tcPr>
           <w:p>
             <w:pPr>
-              <w:spacing w:before="40" w:after="40"/>
+              <w:spacing w:before="20" w:after="20"/>
               <w:jc w:val="left"/>
             </w:pPr>
             <w:r>
@@ -12041,7 +13044,7 @@
           </w:tcPr>
           <w:p>
             <w:pPr>
-              <w:spacing w:before="40" w:after="40"/>
+              <w:spacing w:before="20" w:after="20"/>
               <w:jc w:val="left"/>
             </w:pPr>
             <w:r>
@@ -12064,7 +13067,7 @@
           </w:tcPr>
           <w:p>
             <w:pPr>
-              <w:spacing w:before="40" w:after="40"/>
+              <w:spacing w:before="20" w:after="20"/>
               <w:jc w:val="left"/>
             </w:pPr>
             <w:r>
@@ -12087,7 +13090,7 @@
           </w:tcPr>
           <w:p>
             <w:pPr>
-              <w:spacing w:before="40" w:after="40"/>
+              <w:spacing w:before="20" w:after="20"/>
               <w:jc w:val="left"/>
             </w:pPr>
             <w:r>
@@ -12135,7 +13138,7 @@
           </w:tcPr>
           <w:p>
             <w:pPr>
-              <w:spacing w:before="40" w:after="40"/>
+              <w:spacing w:before="20" w:after="20"/>
               <w:jc w:val="left"/>
             </w:pPr>
             <w:r>
@@ -12158,7 +13161,7 @@
           </w:tcPr>
           <w:p>
             <w:pPr>
-              <w:spacing w:before="40" w:after="40"/>
+              <w:spacing w:before="20" w:after="20"/>
               <w:jc w:val="left"/>
             </w:pPr>
             <w:r>
@@ -12181,7 +13184,7 @@
           </w:tcPr>
           <w:p>
             <w:pPr>
-              <w:spacing w:before="40" w:after="40"/>
+              <w:spacing w:before="20" w:after="20"/>
               <w:jc w:val="left"/>
             </w:pPr>
             <w:r>
@@ -12204,7 +13207,7 @@
           </w:tcPr>
           <w:p>
             <w:pPr>
-              <w:spacing w:before="40" w:after="40"/>
+              <w:spacing w:before="20" w:after="20"/>
               <w:jc w:val="left"/>
             </w:pPr>
             <w:r>
@@ -12227,7 +13230,7 @@
           </w:tcPr>
           <w:p>
             <w:pPr>
-              <w:spacing w:before="40" w:after="40"/>
+              <w:spacing w:before="20" w:after="20"/>
               <w:jc w:val="left"/>
             </w:pPr>
             <w:r>
@@ -12275,7 +13278,7 @@
           </w:tcPr>
           <w:p>
             <w:pPr>
-              <w:spacing w:before="40" w:after="40"/>
+              <w:spacing w:before="20" w:after="20"/>
               <w:jc w:val="left"/>
             </w:pPr>
             <w:r>
@@ -12298,7 +13301,7 @@
           </w:tcPr>
           <w:p>
             <w:pPr>
-              <w:spacing w:before="40" w:after="40"/>
+              <w:spacing w:before="20" w:after="20"/>
               <w:jc w:val="left"/>
             </w:pPr>
             <w:r>
@@ -12321,7 +13324,7 @@
           </w:tcPr>
           <w:p>
             <w:pPr>
-              <w:spacing w:before="40" w:after="40"/>
+              <w:spacing w:before="20" w:after="20"/>
               <w:jc w:val="left"/>
             </w:pPr>
             <w:r>
@@ -12344,7 +13347,7 @@
           </w:tcPr>
           <w:p>
             <w:pPr>
-              <w:spacing w:before="40" w:after="40"/>
+              <w:spacing w:before="20" w:after="20"/>
               <w:jc w:val="left"/>
             </w:pPr>
             <w:r>
@@ -12367,7 +13370,7 @@
           </w:tcPr>
           <w:p>
             <w:pPr>
-              <w:spacing w:before="40" w:after="40"/>
+              <w:spacing w:before="20" w:after="20"/>
               <w:jc w:val="left"/>
             </w:pPr>
             <w:r>
@@ -12609,7 +13612,7 @@
           </w:tcPr>
           <w:p>
             <w:pPr>
-              <w:spacing w:before="40" w:after="40"/>
+              <w:spacing w:before="20" w:after="20"/>
               <w:jc w:val="left"/>
             </w:pPr>
             <w:r>
@@ -12632,7 +13635,7 @@
           </w:tcPr>
           <w:p>
             <w:pPr>
-              <w:spacing w:before="40" w:after="40"/>
+              <w:spacing w:before="20" w:after="20"/>
               <w:jc w:val="left"/>
             </w:pPr>
             <w:r>
@@ -12655,7 +13658,7 @@
           </w:tcPr>
           <w:p>
             <w:pPr>
-              <w:spacing w:before="40" w:after="40"/>
+              <w:spacing w:before="20" w:after="20"/>
               <w:jc w:val="left"/>
             </w:pPr>
             <w:r>
@@ -12678,7 +13681,7 @@
           </w:tcPr>
           <w:p>
             <w:pPr>
-              <w:spacing w:before="40" w:after="40"/>
+              <w:spacing w:before="20" w:after="20"/>
               <w:jc w:val="left"/>
             </w:pPr>
             <w:r>
@@ -12701,7 +13704,7 @@
           </w:tcPr>
           <w:p>
             <w:pPr>
-              <w:spacing w:before="40" w:after="40"/>
+              <w:spacing w:before="20" w:after="20"/>
               <w:jc w:val="left"/>
             </w:pPr>
             <w:r>
@@ -12749,7 +13752,7 @@
           </w:tcPr>
           <w:p>
             <w:pPr>
-              <w:spacing w:before="40" w:after="40"/>
+              <w:spacing w:before="20" w:after="20"/>
               <w:jc w:val="left"/>
             </w:pPr>
             <w:r>
@@ -12772,7 +13775,7 @@
           </w:tcPr>
           <w:p>
             <w:pPr>
-              <w:spacing w:before="40" w:after="40"/>
+              <w:spacing w:before="20" w:after="20"/>
               <w:jc w:val="left"/>
             </w:pPr>
             <w:r>
@@ -12795,7 +13798,7 @@
           </w:tcPr>
           <w:p>
             <w:pPr>
-              <w:spacing w:before="40" w:after="40"/>
+              <w:spacing w:before="20" w:after="20"/>
               <w:jc w:val="left"/>
             </w:pPr>
             <w:r>
@@ -12818,7 +13821,7 @@
           </w:tcPr>
           <w:p>
             <w:pPr>
-              <w:spacing w:before="40" w:after="40"/>
+              <w:spacing w:before="20" w:after="20"/>
               <w:jc w:val="left"/>
             </w:pPr>
             <w:r>
@@ -12841,7 +13844,7 @@
           </w:tcPr>
           <w:p>
             <w:pPr>
-              <w:spacing w:before="40" w:after="40"/>
+              <w:spacing w:before="20" w:after="20"/>
               <w:jc w:val="left"/>
             </w:pPr>
             <w:r>
@@ -12889,7 +13892,7 @@
           </w:tcPr>
           <w:p>
             <w:pPr>
-              <w:spacing w:before="40" w:after="40"/>
+              <w:spacing w:before="20" w:after="20"/>
               <w:jc w:val="left"/>
             </w:pPr>
             <w:r>
@@ -12912,7 +13915,7 @@
           </w:tcPr>
           <w:p>
             <w:pPr>
-              <w:spacing w:before="40" w:after="40"/>
+              <w:spacing w:before="20" w:after="20"/>
               <w:jc w:val="left"/>
             </w:pPr>
             <w:r>
@@ -12935,7 +13938,7 @@
           </w:tcPr>
           <w:p>
             <w:pPr>
-              <w:spacing w:before="40" w:after="40"/>
+              <w:spacing w:before="20" w:after="20"/>
               <w:jc w:val="left"/>
             </w:pPr>
             <w:r>
@@ -12958,7 +13961,7 @@
           </w:tcPr>
           <w:p>
             <w:pPr>
-              <w:spacing w:before="40" w:after="40"/>
+              <w:spacing w:before="20" w:after="20"/>
               <w:jc w:val="left"/>
             </w:pPr>
             <w:r>
@@ -12981,7 +13984,7 @@
           </w:tcPr>
           <w:p>
             <w:pPr>
-              <w:spacing w:before="40" w:after="40"/>
+              <w:spacing w:before="20" w:after="20"/>
               <w:jc w:val="left"/>
             </w:pPr>
             <w:r>
@@ -13029,7 +14032,7 @@
           </w:tcPr>
           <w:p>
             <w:pPr>
-              <w:spacing w:before="40" w:after="40"/>
+              <w:spacing w:before="20" w:after="20"/>
               <w:jc w:val="left"/>
             </w:pPr>
             <w:r>
@@ -13052,7 +14055,7 @@
           </w:tcPr>
           <w:p>
             <w:pPr>
-              <w:spacing w:before="40" w:after="40"/>
+              <w:spacing w:before="20" w:after="20"/>
               <w:jc w:val="left"/>
             </w:pPr>
             <w:r>
@@ -13075,7 +14078,7 @@
           </w:tcPr>
           <w:p>
             <w:pPr>
-              <w:spacing w:before="40" w:after="40"/>
+              <w:spacing w:before="20" w:after="20"/>
               <w:jc w:val="left"/>
             </w:pPr>
             <w:r>
@@ -13098,7 +14101,7 @@
           </w:tcPr>
           <w:p>
             <w:pPr>
-              <w:spacing w:before="40" w:after="40"/>
+              <w:spacing w:before="20" w:after="20"/>
               <w:jc w:val="left"/>
             </w:pPr>
             <w:r>
@@ -13121,7 +14124,7 @@
           </w:tcPr>
           <w:p>
             <w:pPr>
-              <w:spacing w:before="40" w:after="40"/>
+              <w:spacing w:before="20" w:after="20"/>
               <w:jc w:val="left"/>
             </w:pPr>
             <w:r>
@@ -13169,7 +14172,7 @@
           </w:tcPr>
           <w:p>
             <w:pPr>
-              <w:spacing w:before="40" w:after="40"/>
+              <w:spacing w:before="20" w:after="20"/>
               <w:jc w:val="left"/>
             </w:pPr>
             <w:r>
@@ -13192,7 +14195,7 @@
           </w:tcPr>
           <w:p>
             <w:pPr>
-              <w:spacing w:before="40" w:after="40"/>
+              <w:spacing w:before="20" w:after="20"/>
               <w:jc w:val="left"/>
             </w:pPr>
             <w:r>
@@ -13215,7 +14218,7 @@
           </w:tcPr>
           <w:p>
             <w:pPr>
-              <w:spacing w:before="40" w:after="40"/>
+              <w:spacing w:before="20" w:after="20"/>
               <w:jc w:val="left"/>
             </w:pPr>
             <w:r>
@@ -13238,7 +14241,7 @@
           </w:tcPr>
           <w:p>
             <w:pPr>
-              <w:spacing w:before="40" w:after="40"/>
+              <w:spacing w:before="20" w:after="20"/>
               <w:jc w:val="left"/>
             </w:pPr>
             <w:r>
@@ -13261,7 +14264,7 @@
           </w:tcPr>
           <w:p>
             <w:pPr>
-              <w:spacing w:before="40" w:after="40"/>
+              <w:spacing w:before="20" w:after="20"/>
               <w:jc w:val="left"/>
             </w:pPr>
             <w:r>
@@ -13333,28 +14336,104 @@
           </w:tcPr>
           <w:p>
             <w:pPr>
-              <w:spacing w:before="40" w:after="40"/>
-              <w:jc w:val="left"/>
-            </w:pPr>
-            <w:r>
-              <w:rPr>
-                <w:rFonts w:ascii="Arial" w:hAnsi="Arial"/>
-                <w:b w:val="0"/>
-                <w:i w:val="0"/>
-                <w:color w:val="000000"/>
-                <w:sz w:val="18"/>
-              </w:rPr>
-              <w:t>1. Anomalous Expansion Understanding: Did students grasp why water expands when it freezes (molecular structure, hydrogen bonding)? Did they distinguish this from typical thermal contraction?</w:t>
-              <w:br/>
-              <w:t>2. Ecological Significance: Did students understand why ice floating is essential for aquatic ecosystems? Did they connect molecular behavior to ecological implications?</w:t>
-              <w:br/>
-              <w:t>3. Practical Applications: Did students apply learning to practical problems (frozen bottles, burst pipes)? Did they propose realistic solutions?</w:t>
-              <w:br/>
-              <w:t>4. Graph Analysis: Were students able to analyze the density vs. temperature graph? Did they identify maximum density at 4°C and decreasing density below 4°C?</w:t>
-              <w:br/>
-              <w:t>5. Model Revision: Did students meaningfully revise their models to include anomalous water behavior? Are they tracking their evolving understanding of both phenomena (sufuria lid and frozen bottle)?</w:t>
-              <w:br/>
-              <w:t>6. ────────────────────────────────────────────────────────────</w:t>
+              <w:spacing w:before="20" w:after="20"/>
+              <w:ind w:left="240"/>
+              <w:jc w:val="left"/>
+            </w:pPr>
+            <w:r>
+              <w:rPr>
+                <w:rFonts w:ascii="Arial" w:hAnsi="Arial"/>
+                <w:b w:val="0"/>
+                <w:i w:val="0"/>
+                <w:color w:val="000000"/>
+                <w:sz w:val="18"/>
+              </w:rPr>
+              <w:t>• 1. Anomalous Expansion Understanding: Did students grasp why water expands when it freezes (molecular structure, hydrogen bonding)? Did they distinguish this from typical thermal contraction?</w:t>
+            </w:r>
+          </w:p>
+          <w:p>
+            <w:pPr>
+              <w:spacing w:before="20" w:after="20"/>
+              <w:ind w:left="240"/>
+              <w:jc w:val="left"/>
+            </w:pPr>
+            <w:r>
+              <w:rPr>
+                <w:rFonts w:ascii="Arial" w:hAnsi="Arial"/>
+                <w:b w:val="0"/>
+                <w:i w:val="0"/>
+                <w:color w:val="000000"/>
+                <w:sz w:val="18"/>
+              </w:rPr>
+              <w:t>• 2. Ecological Significance: Did students understand why ice floating is essential for aquatic ecosystems? Did they connect molecular behavior to ecological implications?</w:t>
+            </w:r>
+          </w:p>
+          <w:p>
+            <w:pPr>
+              <w:spacing w:before="20" w:after="20"/>
+              <w:ind w:left="240"/>
+              <w:jc w:val="left"/>
+            </w:pPr>
+            <w:r>
+              <w:rPr>
+                <w:rFonts w:ascii="Arial" w:hAnsi="Arial"/>
+                <w:b w:val="0"/>
+                <w:i w:val="0"/>
+                <w:color w:val="000000"/>
+                <w:sz w:val="18"/>
+              </w:rPr>
+              <w:t>• 3. Practical Applications: Did students apply learning to practical problems (frozen bottles, burst pipes)? Did they propose realistic solutions?</w:t>
+            </w:r>
+          </w:p>
+          <w:p>
+            <w:pPr>
+              <w:spacing w:before="20" w:after="20"/>
+              <w:ind w:left="240"/>
+              <w:jc w:val="left"/>
+            </w:pPr>
+            <w:r>
+              <w:rPr>
+                <w:rFonts w:ascii="Arial" w:hAnsi="Arial"/>
+                <w:b w:val="0"/>
+                <w:i w:val="0"/>
+                <w:color w:val="000000"/>
+                <w:sz w:val="18"/>
+              </w:rPr>
+              <w:t>• 4. Graph Analysis: Were students able to analyze the density vs. temperature graph? Did they identify maximum density at 4°C and decreasing density below 4°C?</w:t>
+            </w:r>
+          </w:p>
+          <w:p>
+            <w:pPr>
+              <w:spacing w:before="20" w:after="20"/>
+              <w:ind w:left="240"/>
+              <w:jc w:val="left"/>
+            </w:pPr>
+            <w:r>
+              <w:rPr>
+                <w:rFonts w:ascii="Arial" w:hAnsi="Arial"/>
+                <w:b w:val="0"/>
+                <w:i w:val="0"/>
+                <w:color w:val="000000"/>
+                <w:sz w:val="18"/>
+              </w:rPr>
+              <w:t>• 5. Model Revision: Did students meaningfully revise their models to include anomalous water behavior? Are they tracking their evolving understanding of both phenomena (sufuria lid and frozen bottle)?</w:t>
+            </w:r>
+          </w:p>
+          <w:p>
+            <w:pPr>
+              <w:spacing w:before="20" w:after="20"/>
+              <w:ind w:left="240"/>
+              <w:jc w:val="left"/>
+            </w:pPr>
+            <w:r>
+              <w:rPr>
+                <w:rFonts w:ascii="Arial" w:hAnsi="Arial"/>
+                <w:b w:val="0"/>
+                <w:i w:val="0"/>
+                <w:color w:val="000000"/>
+                <w:sz w:val="18"/>
+              </w:rPr>
+              <w:t>• 6. ────────────────────────────────────────────────────────────</w:t>
             </w:r>
           </w:p>
         </w:tc>
@@ -13439,7 +14518,7 @@
           </w:tcPr>
           <w:p>
             <w:pPr>
-              <w:spacing w:before="40" w:after="40"/>
+              <w:spacing w:before="20" w:after="20"/>
               <w:jc w:val="left"/>
             </w:pPr>
             <w:r>
@@ -13485,7 +14564,7 @@
           </w:tcPr>
           <w:p>
             <w:pPr>
-              <w:spacing w:before="40" w:after="40"/>
+              <w:spacing w:before="20" w:after="20"/>
               <w:jc w:val="left"/>
             </w:pPr>
             <w:r>
@@ -13531,7 +14610,7 @@
           </w:tcPr>
           <w:p>
             <w:pPr>
-              <w:spacing w:before="40" w:after="40"/>
+              <w:spacing w:before="20" w:after="20"/>
               <w:jc w:val="left"/>
             </w:pPr>
             <w:r>
@@ -13666,7 +14745,7 @@
           </w:tcPr>
           <w:p>
             <w:pPr>
-              <w:spacing w:before="40" w:after="40"/>
+              <w:spacing w:before="20" w:after="20"/>
               <w:jc w:val="left"/>
             </w:pPr>
             <w:r>
@@ -13712,7 +14791,7 @@
           </w:tcPr>
           <w:p>
             <w:pPr>
-              <w:spacing w:before="40" w:after="40"/>
+              <w:spacing w:before="20" w:after="20"/>
               <w:jc w:val="left"/>
             </w:pPr>
             <w:r>
@@ -13724,33 +14803,229 @@
                 <w:sz w:val="18"/>
               </w:rPr>
               <w:t>Describe real-world applications of thermal expansion in engineering and daily life.</w:t>
-              <w:br/>
+            </w:r>
+          </w:p>
+          <w:p>
+            <w:pPr>
+              <w:spacing w:before="20" w:after="20"/>
+              <w:jc w:val="left"/>
+            </w:pPr>
+            <w:r>
+              <w:rPr>
+                <w:rFonts w:ascii="Arial" w:hAnsi="Arial"/>
+                <w:b w:val="0"/>
+                <w:i w:val="0"/>
+                <w:color w:val="000000"/>
+                <w:sz w:val="18"/>
+              </w:rPr>
               <w:t>Explain how expansion joints in bridges and roads accommodate thermal expansion.</w:t>
-              <w:br/>
+            </w:r>
+          </w:p>
+          <w:p>
+            <w:pPr>
+              <w:spacing w:before="20" w:after="20"/>
+              <w:jc w:val="left"/>
+            </w:pPr>
+            <w:r>
+              <w:rPr>
+                <w:rFonts w:ascii="Arial" w:hAnsi="Arial"/>
+                <w:b w:val="0"/>
+                <w:i w:val="0"/>
+                <w:color w:val="000000"/>
+                <w:sz w:val="18"/>
+              </w:rPr>
               <w:t>Explain how gaps in railway lines prevent buckling due to thermal expansion.</w:t>
-              <w:br/>
+            </w:r>
+          </w:p>
+          <w:p>
+            <w:pPr>
+              <w:spacing w:before="20" w:after="20"/>
+              <w:jc w:val="left"/>
+            </w:pPr>
+            <w:r>
+              <w:rPr>
+                <w:rFonts w:ascii="Arial" w:hAnsi="Arial"/>
+                <w:b w:val="0"/>
+                <w:i w:val="0"/>
+                <w:color w:val="000000"/>
+                <w:sz w:val="18"/>
+              </w:rPr>
               <w:t>Explain why power transmission lines sag on hot days.</w:t>
-              <w:br/>
+            </w:r>
+          </w:p>
+          <w:p>
+            <w:pPr>
+              <w:spacing w:before="20" w:after="20"/>
+              <w:jc w:val="left"/>
+            </w:pPr>
+            <w:r>
+              <w:rPr>
+                <w:rFonts w:ascii="Arial" w:hAnsi="Arial"/>
+                <w:b w:val="0"/>
+                <w:i w:val="0"/>
+                <w:color w:val="000000"/>
+                <w:sz w:val="18"/>
+              </w:rPr>
               <w:t>Describe how bimetallic strips are used in thermostats and circuit breakers.</w:t>
-              <w:br/>
+            </w:r>
+          </w:p>
+          <w:p>
+            <w:pPr>
+              <w:spacing w:before="20" w:after="20"/>
+              <w:jc w:val="left"/>
+            </w:pPr>
+            <w:r>
+              <w:rPr>
+                <w:rFonts w:ascii="Arial" w:hAnsi="Arial"/>
+                <w:b w:val="0"/>
+                <w:i w:val="0"/>
+                <w:color w:val="000000"/>
+                <w:sz w:val="18"/>
+              </w:rPr>
               <w:t>Explain how thermal expansion is used in cooking (sufuria lids, jar lids).</w:t>
-              <w:br/>
+            </w:r>
+          </w:p>
+          <w:p>
+            <w:pPr>
+              <w:spacing w:before="20" w:after="20"/>
+              <w:jc w:val="left"/>
+            </w:pPr>
+            <w:r>
+              <w:rPr>
+                <w:rFonts w:ascii="Arial" w:hAnsi="Arial"/>
+                <w:b w:val="0"/>
+                <w:i w:val="0"/>
+                <w:color w:val="000000"/>
+                <w:sz w:val="18"/>
+              </w:rPr>
               <w:t>Identify other applications: thermometers, riveting, fitting metal rims on wheels.</w:t>
-              <w:br/>
+            </w:r>
+          </w:p>
+          <w:p>
+            <w:pPr>
+              <w:spacing w:before="20" w:after="20"/>
+              <w:jc w:val="left"/>
+            </w:pPr>
+            <w:r>
+              <w:rPr>
+                <w:rFonts w:ascii="Arial" w:hAnsi="Arial"/>
+                <w:b w:val="0"/>
+                <w:i w:val="0"/>
+                <w:color w:val="000000"/>
+                <w:sz w:val="18"/>
+              </w:rPr>
               <w:t>Research and present information on real-world applications of thermal expansion.</w:t>
-              <w:br/>
+            </w:r>
+          </w:p>
+          <w:p>
+            <w:pPr>
+              <w:spacing w:before="20" w:after="20"/>
+              <w:jc w:val="left"/>
+            </w:pPr>
+            <w:r>
+              <w:rPr>
+                <w:rFonts w:ascii="Arial" w:hAnsi="Arial"/>
+                <w:b w:val="0"/>
+                <w:i w:val="0"/>
+                <w:color w:val="000000"/>
+                <w:sz w:val="18"/>
+              </w:rPr>
               <w:t>Analyze case studies to identify how engineers account for thermal expansion.</w:t>
-              <w:br/>
+            </w:r>
+          </w:p>
+          <w:p>
+            <w:pPr>
+              <w:spacing w:before="20" w:after="20"/>
+              <w:jc w:val="left"/>
+            </w:pPr>
+            <w:r>
+              <w:rPr>
+                <w:rFonts w:ascii="Arial" w:hAnsi="Arial"/>
+                <w:b w:val="0"/>
+                <w:i w:val="0"/>
+                <w:color w:val="000000"/>
+                <w:sz w:val="18"/>
+              </w:rPr>
               <w:t>Apply knowledge of thermal expansion to solve practical problems.</w:t>
-              <w:br/>
+            </w:r>
+          </w:p>
+          <w:p>
+            <w:pPr>
+              <w:spacing w:before="20" w:after="20"/>
+              <w:jc w:val="left"/>
+            </w:pPr>
+            <w:r>
+              <w:rPr>
+                <w:rFonts w:ascii="Arial" w:hAnsi="Arial"/>
+                <w:b w:val="0"/>
+                <w:i w:val="0"/>
+                <w:color w:val="000000"/>
+                <w:sz w:val="18"/>
+              </w:rPr>
               <w:t>Revise model to include engineering applications and solutions.</w:t>
-              <w:br/>
+            </w:r>
+          </w:p>
+          <w:p>
+            <w:pPr>
+              <w:spacing w:before="20" w:after="20"/>
+              <w:jc w:val="left"/>
+            </w:pPr>
+            <w:r>
+              <w:rPr>
+                <w:rFonts w:ascii="Arial" w:hAnsi="Arial"/>
+                <w:b w:val="0"/>
+                <w:i w:val="0"/>
+                <w:color w:val="000000"/>
+                <w:sz w:val="18"/>
+              </w:rPr>
               <w:t>Appreciate the importance of thermal expansion in engineering and daily life.</w:t>
-              <w:br/>
+            </w:r>
+          </w:p>
+          <w:p>
+            <w:pPr>
+              <w:spacing w:before="20" w:after="20"/>
+              <w:jc w:val="left"/>
+            </w:pPr>
+            <w:r>
+              <w:rPr>
+                <w:rFonts w:ascii="Arial" w:hAnsi="Arial"/>
+                <w:b w:val="0"/>
+                <w:i w:val="0"/>
+                <w:color w:val="000000"/>
+                <w:sz w:val="18"/>
+              </w:rPr>
               <w:t>Value the role of science in solving real-world problems.</w:t>
-              <w:br/>
+            </w:r>
+          </w:p>
+          <w:p>
+            <w:pPr>
+              <w:spacing w:before="20" w:after="20"/>
+              <w:jc w:val="left"/>
+            </w:pPr>
+            <w:r>
+              <w:rPr>
+                <w:rFonts w:ascii="Arial" w:hAnsi="Arial"/>
+                <w:b w:val="0"/>
+                <w:i w:val="0"/>
+                <w:color w:val="000000"/>
+                <w:sz w:val="18"/>
+              </w:rPr>
               <w:t>Demonstrate curiosity about how engineers design structures to accommodate thermal expansion.</w:t>
-              <w:br/>
+            </w:r>
+          </w:p>
+          <w:p>
+            <w:pPr>
+              <w:spacing w:before="20" w:after="20"/>
+              <w:jc w:val="left"/>
+            </w:pPr>
+            <w:r>
+              <w:rPr>
+                <w:rFonts w:ascii="Arial" w:hAnsi="Arial"/>
+                <w:b w:val="0"/>
+                <w:i w:val="0"/>
+                <w:color w:val="000000"/>
+                <w:sz w:val="18"/>
+              </w:rPr>
               <w:t>────────────────────────────────────────────────────────────</w:t>
             </w:r>
           </w:p>
@@ -13786,7 +15061,7 @@
           </w:tcPr>
           <w:p>
             <w:pPr>
-              <w:spacing w:before="40" w:after="40"/>
+              <w:spacing w:before="20" w:after="20"/>
               <w:jc w:val="left"/>
             </w:pPr>
             <w:r>
@@ -13832,7 +15107,7 @@
           </w:tcPr>
           <w:p>
             <w:pPr>
-              <w:spacing w:before="40" w:after="40"/>
+              <w:spacing w:before="20" w:after="20"/>
               <w:jc w:val="left"/>
             </w:pPr>
             <w:r>
@@ -13878,7 +15153,7 @@
           </w:tcPr>
           <w:p>
             <w:pPr>
-              <w:spacing w:before="40" w:after="40"/>
+              <w:spacing w:before="20" w:after="20"/>
               <w:jc w:val="left"/>
             </w:pPr>
             <w:r>
@@ -13924,7 +15199,7 @@
           </w:tcPr>
           <w:p>
             <w:pPr>
-              <w:spacing w:before="40" w:after="40"/>
+              <w:spacing w:before="20" w:after="20"/>
               <w:jc w:val="left"/>
             </w:pPr>
             <w:r>
@@ -13970,7 +15245,7 @@
           </w:tcPr>
           <w:p>
             <w:pPr>
-              <w:spacing w:before="40" w:after="40"/>
+              <w:spacing w:before="20" w:after="20"/>
               <w:jc w:val="left"/>
             </w:pPr>
             <w:r>
@@ -14042,7 +15317,7 @@
           </w:tcPr>
           <w:p>
             <w:pPr>
-              <w:spacing w:before="40" w:after="40"/>
+              <w:spacing w:before="20" w:after="20"/>
               <w:jc w:val="left"/>
             </w:pPr>
             <w:r>
@@ -14054,11 +15329,37 @@
                 <w:sz w:val="18"/>
               </w:rPr>
               <w:t>Key Inquiry Question: How do engineers design bridges, railway lines, and power lines to handle thermal expansion?</w:t>
-              <w:br/>
-              <w:br/>
+            </w:r>
+          </w:p>
+          <w:p>
+            <w:pPr>
+              <w:spacing w:before="20" w:after="20"/>
+              <w:jc w:val="left"/>
+            </w:pPr>
+            <w:r>
+              <w:rPr>
+                <w:rFonts w:ascii="Arial" w:hAnsi="Arial"/>
+                <w:b w:val="0"/>
+                <w:i w:val="0"/>
+                <w:color w:val="000000"/>
+                <w:sz w:val="18"/>
+              </w:rPr>
               <w:t>Lesson Overview: This lesson returns to the sufuria lid phenomenon with new understanding, providing the "aha" moment. Students research real-world applications of thermal expansion, connecting science to engineering and daily life. They explore how engineers design structures (bridges, railway lines, power lines) to accommodate thermal expansion, and how thermal expansion is used in everyday devices (thermostats, jar lids). They revise their model to include applications and update the DQB.</w:t>
-              <w:br/>
-              <w:br/>
+            </w:r>
+          </w:p>
+          <w:p>
+            <w:pPr>
+              <w:spacing w:before="20" w:after="20"/>
+              <w:jc w:val="left"/>
+            </w:pPr>
+            <w:r>
+              <w:rPr>
+                <w:rFonts w:ascii="Arial" w:hAnsi="Arial"/>
+                <w:b w:val="0"/>
+                <w:i w:val="0"/>
+                <w:color w:val="000000"/>
+                <w:sz w:val="18"/>
+              </w:rPr>
               <w:t>Materials: Images or videos of bridges with expansion joints (Thika Road, Nairobi Expressway) Images or videos of railway lines with gaps Images or videos of power transmission lines Bimetallic strip (if available, or video demonstration) Chart paper for case study presentations Science journals Access to Rachel Plus or online resources for research ────────────────────────────────────────────────────────────</w:t>
             </w:r>
           </w:p>
@@ -14290,7 +15591,7 @@
           </w:tcPr>
           <w:p>
             <w:pPr>
-              <w:spacing w:before="40" w:after="40"/>
+              <w:spacing w:before="20" w:after="20"/>
               <w:jc w:val="left"/>
             </w:pPr>
             <w:r>
@@ -14313,7 +15614,7 @@
           </w:tcPr>
           <w:p>
             <w:pPr>
-              <w:spacing w:before="40" w:after="40"/>
+              <w:spacing w:before="20" w:after="20"/>
               <w:jc w:val="left"/>
             </w:pPr>
             <w:r>
@@ -14336,7 +15637,7 @@
           </w:tcPr>
           <w:p>
             <w:pPr>
-              <w:spacing w:before="40" w:after="40"/>
+              <w:spacing w:before="20" w:after="20"/>
               <w:jc w:val="left"/>
             </w:pPr>
             <w:r>
@@ -14359,7 +15660,7 @@
           </w:tcPr>
           <w:p>
             <w:pPr>
-              <w:spacing w:before="40" w:after="40"/>
+              <w:spacing w:before="20" w:after="20"/>
               <w:jc w:val="left"/>
             </w:pPr>
             <w:r>
@@ -14382,7 +15683,7 @@
           </w:tcPr>
           <w:p>
             <w:pPr>
-              <w:spacing w:before="40" w:after="40"/>
+              <w:spacing w:before="20" w:after="20"/>
               <w:jc w:val="left"/>
             </w:pPr>
             <w:r>
@@ -14430,7 +15731,7 @@
           </w:tcPr>
           <w:p>
             <w:pPr>
-              <w:spacing w:before="40" w:after="40"/>
+              <w:spacing w:before="20" w:after="20"/>
               <w:jc w:val="left"/>
             </w:pPr>
             <w:r>
@@ -14453,7 +15754,7 @@
           </w:tcPr>
           <w:p>
             <w:pPr>
-              <w:spacing w:before="40" w:after="40"/>
+              <w:spacing w:before="20" w:after="20"/>
               <w:jc w:val="left"/>
             </w:pPr>
             <w:r>
@@ -14476,7 +15777,7 @@
           </w:tcPr>
           <w:p>
             <w:pPr>
-              <w:spacing w:before="40" w:after="40"/>
+              <w:spacing w:before="20" w:after="20"/>
               <w:jc w:val="left"/>
             </w:pPr>
             <w:r>
@@ -14499,7 +15800,7 @@
           </w:tcPr>
           <w:p>
             <w:pPr>
-              <w:spacing w:before="40" w:after="40"/>
+              <w:spacing w:before="20" w:after="20"/>
               <w:jc w:val="left"/>
             </w:pPr>
             <w:r>
@@ -14522,7 +15823,7 @@
           </w:tcPr>
           <w:p>
             <w:pPr>
-              <w:spacing w:before="40" w:after="40"/>
+              <w:spacing w:before="20" w:after="20"/>
               <w:jc w:val="left"/>
             </w:pPr>
             <w:r>
@@ -14570,7 +15871,7 @@
           </w:tcPr>
           <w:p>
             <w:pPr>
-              <w:spacing w:before="40" w:after="40"/>
+              <w:spacing w:before="20" w:after="20"/>
               <w:jc w:val="left"/>
             </w:pPr>
             <w:r>
@@ -14593,7 +15894,7 @@
           </w:tcPr>
           <w:p>
             <w:pPr>
-              <w:spacing w:before="40" w:after="40"/>
+              <w:spacing w:before="20" w:after="20"/>
               <w:jc w:val="left"/>
             </w:pPr>
             <w:r>
@@ -14616,7 +15917,7 @@
           </w:tcPr>
           <w:p>
             <w:pPr>
-              <w:spacing w:before="40" w:after="40"/>
+              <w:spacing w:before="20" w:after="20"/>
               <w:jc w:val="left"/>
             </w:pPr>
             <w:r>
@@ -14639,7 +15940,7 @@
           </w:tcPr>
           <w:p>
             <w:pPr>
-              <w:spacing w:before="40" w:after="40"/>
+              <w:spacing w:before="20" w:after="20"/>
               <w:jc w:val="left"/>
             </w:pPr>
             <w:r>
@@ -14662,7 +15963,7 @@
           </w:tcPr>
           <w:p>
             <w:pPr>
-              <w:spacing w:before="40" w:after="40"/>
+              <w:spacing w:before="20" w:after="20"/>
               <w:jc w:val="left"/>
             </w:pPr>
             <w:r>
@@ -14710,7 +16011,7 @@
           </w:tcPr>
           <w:p>
             <w:pPr>
-              <w:spacing w:before="40" w:after="40"/>
+              <w:spacing w:before="20" w:after="20"/>
               <w:jc w:val="left"/>
             </w:pPr>
             <w:r>
@@ -14733,7 +16034,7 @@
           </w:tcPr>
           <w:p>
             <w:pPr>
-              <w:spacing w:before="40" w:after="40"/>
+              <w:spacing w:before="20" w:after="20"/>
               <w:jc w:val="left"/>
             </w:pPr>
             <w:r>
@@ -14756,7 +16057,7 @@
           </w:tcPr>
           <w:p>
             <w:pPr>
-              <w:spacing w:before="40" w:after="40"/>
+              <w:spacing w:before="20" w:after="20"/>
               <w:jc w:val="left"/>
             </w:pPr>
             <w:r>
@@ -14779,7 +16080,7 @@
           </w:tcPr>
           <w:p>
             <w:pPr>
-              <w:spacing w:before="40" w:after="40"/>
+              <w:spacing w:before="20" w:after="20"/>
               <w:jc w:val="left"/>
             </w:pPr>
             <w:r>
@@ -14802,7 +16103,7 @@
           </w:tcPr>
           <w:p>
             <w:pPr>
-              <w:spacing w:before="40" w:after="40"/>
+              <w:spacing w:before="20" w:after="20"/>
               <w:jc w:val="left"/>
             </w:pPr>
             <w:r>
@@ -14850,7 +16151,7 @@
           </w:tcPr>
           <w:p>
             <w:pPr>
-              <w:spacing w:before="40" w:after="40"/>
+              <w:spacing w:before="20" w:after="20"/>
               <w:jc w:val="left"/>
             </w:pPr>
             <w:r>
@@ -14873,7 +16174,7 @@
           </w:tcPr>
           <w:p>
             <w:pPr>
-              <w:spacing w:before="40" w:after="40"/>
+              <w:spacing w:before="20" w:after="20"/>
               <w:jc w:val="left"/>
             </w:pPr>
             <w:r>
@@ -14896,7 +16197,7 @@
           </w:tcPr>
           <w:p>
             <w:pPr>
-              <w:spacing w:before="40" w:after="40"/>
+              <w:spacing w:before="20" w:after="20"/>
               <w:jc w:val="left"/>
             </w:pPr>
             <w:r>
@@ -14919,7 +16220,7 @@
           </w:tcPr>
           <w:p>
             <w:pPr>
-              <w:spacing w:before="40" w:after="40"/>
+              <w:spacing w:before="20" w:after="20"/>
               <w:jc w:val="left"/>
             </w:pPr>
             <w:r>
@@ -14942,7 +16243,7 @@
           </w:tcPr>
           <w:p>
             <w:pPr>
-              <w:spacing w:before="40" w:after="40"/>
+              <w:spacing w:before="20" w:after="20"/>
               <w:jc w:val="left"/>
             </w:pPr>
             <w:r>
@@ -15184,7 +16485,7 @@
           </w:tcPr>
           <w:p>
             <w:pPr>
-              <w:spacing w:before="40" w:after="40"/>
+              <w:spacing w:before="20" w:after="20"/>
               <w:jc w:val="left"/>
             </w:pPr>
             <w:r>
@@ -15207,7 +16508,7 @@
           </w:tcPr>
           <w:p>
             <w:pPr>
-              <w:spacing w:before="40" w:after="40"/>
+              <w:spacing w:before="20" w:after="20"/>
               <w:jc w:val="left"/>
             </w:pPr>
             <w:r>
@@ -15230,7 +16531,7 @@
           </w:tcPr>
           <w:p>
             <w:pPr>
-              <w:spacing w:before="40" w:after="40"/>
+              <w:spacing w:before="20" w:after="20"/>
               <w:jc w:val="left"/>
             </w:pPr>
             <w:r>
@@ -15253,7 +16554,7 @@
           </w:tcPr>
           <w:p>
             <w:pPr>
-              <w:spacing w:before="40" w:after="40"/>
+              <w:spacing w:before="20" w:after="20"/>
               <w:jc w:val="left"/>
             </w:pPr>
             <w:r>
@@ -15276,7 +16577,7 @@
           </w:tcPr>
           <w:p>
             <w:pPr>
-              <w:spacing w:before="40" w:after="40"/>
+              <w:spacing w:before="20" w:after="20"/>
               <w:jc w:val="left"/>
             </w:pPr>
             <w:r>
@@ -15324,7 +16625,7 @@
           </w:tcPr>
           <w:p>
             <w:pPr>
-              <w:spacing w:before="40" w:after="40"/>
+              <w:spacing w:before="20" w:after="20"/>
               <w:jc w:val="left"/>
             </w:pPr>
             <w:r>
@@ -15347,7 +16648,7 @@
           </w:tcPr>
           <w:p>
             <w:pPr>
-              <w:spacing w:before="40" w:after="40"/>
+              <w:spacing w:before="20" w:after="20"/>
               <w:jc w:val="left"/>
             </w:pPr>
             <w:r>
@@ -15370,7 +16671,7 @@
           </w:tcPr>
           <w:p>
             <w:pPr>
-              <w:spacing w:before="40" w:after="40"/>
+              <w:spacing w:before="20" w:after="20"/>
               <w:jc w:val="left"/>
             </w:pPr>
             <w:r>
@@ -15393,7 +16694,7 @@
           </w:tcPr>
           <w:p>
             <w:pPr>
-              <w:spacing w:before="40" w:after="40"/>
+              <w:spacing w:before="20" w:after="20"/>
               <w:jc w:val="left"/>
             </w:pPr>
             <w:r>
@@ -15416,7 +16717,7 @@
           </w:tcPr>
           <w:p>
             <w:pPr>
-              <w:spacing w:before="40" w:after="40"/>
+              <w:spacing w:before="20" w:after="20"/>
               <w:jc w:val="left"/>
             </w:pPr>
             <w:r>
@@ -15464,7 +16765,7 @@
           </w:tcPr>
           <w:p>
             <w:pPr>
-              <w:spacing w:before="40" w:after="40"/>
+              <w:spacing w:before="20" w:after="20"/>
               <w:jc w:val="left"/>
             </w:pPr>
             <w:r>
@@ -15487,7 +16788,7 @@
           </w:tcPr>
           <w:p>
             <w:pPr>
-              <w:spacing w:before="40" w:after="40"/>
+              <w:spacing w:before="20" w:after="20"/>
               <w:jc w:val="left"/>
             </w:pPr>
             <w:r>
@@ -15510,7 +16811,7 @@
           </w:tcPr>
           <w:p>
             <w:pPr>
-              <w:spacing w:before="40" w:after="40"/>
+              <w:spacing w:before="20" w:after="20"/>
               <w:jc w:val="left"/>
             </w:pPr>
             <w:r>
@@ -15533,7 +16834,7 @@
           </w:tcPr>
           <w:p>
             <w:pPr>
-              <w:spacing w:before="40" w:after="40"/>
+              <w:spacing w:before="20" w:after="20"/>
               <w:jc w:val="left"/>
             </w:pPr>
             <w:r>
@@ -15556,7 +16857,7 @@
           </w:tcPr>
           <w:p>
             <w:pPr>
-              <w:spacing w:before="40" w:after="40"/>
+              <w:spacing w:before="20" w:after="20"/>
               <w:jc w:val="left"/>
             </w:pPr>
             <w:r>
@@ -15604,7 +16905,7 @@
           </w:tcPr>
           <w:p>
             <w:pPr>
-              <w:spacing w:before="40" w:after="40"/>
+              <w:spacing w:before="20" w:after="20"/>
               <w:jc w:val="left"/>
             </w:pPr>
             <w:r>
@@ -15627,7 +16928,7 @@
           </w:tcPr>
           <w:p>
             <w:pPr>
-              <w:spacing w:before="40" w:after="40"/>
+              <w:spacing w:before="20" w:after="20"/>
               <w:jc w:val="left"/>
             </w:pPr>
             <w:r>
@@ -15650,7 +16951,7 @@
           </w:tcPr>
           <w:p>
             <w:pPr>
-              <w:spacing w:before="40" w:after="40"/>
+              <w:spacing w:before="20" w:after="20"/>
               <w:jc w:val="left"/>
             </w:pPr>
             <w:r>
@@ -15673,7 +16974,7 @@
           </w:tcPr>
           <w:p>
             <w:pPr>
-              <w:spacing w:before="40" w:after="40"/>
+              <w:spacing w:before="20" w:after="20"/>
               <w:jc w:val="left"/>
             </w:pPr>
             <w:r>
@@ -15696,7 +16997,7 @@
           </w:tcPr>
           <w:p>
             <w:pPr>
-              <w:spacing w:before="40" w:after="40"/>
+              <w:spacing w:before="20" w:after="20"/>
               <w:jc w:val="left"/>
             </w:pPr>
             <w:r>
@@ -15744,7 +17045,7 @@
           </w:tcPr>
           <w:p>
             <w:pPr>
-              <w:spacing w:before="40" w:after="40"/>
+              <w:spacing w:before="20" w:after="20"/>
               <w:jc w:val="left"/>
             </w:pPr>
             <w:r>
@@ -15767,7 +17068,7 @@
           </w:tcPr>
           <w:p>
             <w:pPr>
-              <w:spacing w:before="40" w:after="40"/>
+              <w:spacing w:before="20" w:after="20"/>
               <w:jc w:val="left"/>
             </w:pPr>
             <w:r>
@@ -15790,7 +17091,7 @@
           </w:tcPr>
           <w:p>
             <w:pPr>
-              <w:spacing w:before="40" w:after="40"/>
+              <w:spacing w:before="20" w:after="20"/>
               <w:jc w:val="left"/>
             </w:pPr>
             <w:r>
@@ -15813,7 +17114,7 @@
           </w:tcPr>
           <w:p>
             <w:pPr>
-              <w:spacing w:before="40" w:after="40"/>
+              <w:spacing w:before="20" w:after="20"/>
               <w:jc w:val="left"/>
             </w:pPr>
             <w:r>
@@ -15836,7 +17137,7 @@
           </w:tcPr>
           <w:p>
             <w:pPr>
-              <w:spacing w:before="40" w:after="40"/>
+              <w:spacing w:before="20" w:after="20"/>
               <w:jc w:val="left"/>
             </w:pPr>
             <w:r>
@@ -15908,28 +17209,104 @@
           </w:tcPr>
           <w:p>
             <w:pPr>
-              <w:spacing w:before="40" w:after="40"/>
-              <w:jc w:val="left"/>
-            </w:pPr>
-            <w:r>
-              <w:rPr>
-                <w:rFonts w:ascii="Arial" w:hAnsi="Arial"/>
-                <w:b w:val="0"/>
-                <w:i w:val="0"/>
-                <w:color w:val="000000"/>
-                <w:sz w:val="18"/>
-              </w:rPr>
-              <w:t>1. "Aha" Moment: Did students experience an "aha" moment when fully explaining the sufuria lid phenomenon? Did they integrate learning from all previous lessons (temperature, heat, thermometers, linear expansivity, particle motion)?</w:t>
-              <w:br/>
-              <w:t>2. Engineering Applications: Did students understand how engineers design structures to accommodate thermal expansion (expansion joints, railway gaps, power line tension)? Did they appreciate the role of science in engineering?</w:t>
-              <w:br/>
-              <w:t>3. Everyday Applications: Did students connect thermal expansion to everyday experiences (jar lids, bimetallic strips, riveting)? Did they share personal experiences?</w:t>
-              <w:br/>
-              <w:t>4. Model Completion: Are student models now comprehensive, showing temperature measurement, particle motion, linear expansivity, anomalous water behavior, and applications? Are they ready for final synthesis in Lesson 6?</w:t>
-              <w:br/>
-              <w:t>5. Kenyan Contexts: Did students connect applications to Kenyan contexts (Thika Road bridges, SGR railway lines, Kenya Power lines, sufuria lids)? How can I strengthen these connections in the final lesson?</w:t>
-              <w:br/>
-              <w:t>6. ────────────────────────────────────────────────────────────</w:t>
+              <w:spacing w:before="20" w:after="20"/>
+              <w:ind w:left="240"/>
+              <w:jc w:val="left"/>
+            </w:pPr>
+            <w:r>
+              <w:rPr>
+                <w:rFonts w:ascii="Arial" w:hAnsi="Arial"/>
+                <w:b w:val="0"/>
+                <w:i w:val="0"/>
+                <w:color w:val="000000"/>
+                <w:sz w:val="18"/>
+              </w:rPr>
+              <w:t>• 1. "Aha" Moment: Did students experience an "aha" moment when fully explaining the sufuria lid phenomenon? Did they integrate learning from all previous lessons (temperature, heat, thermometers, linear expansivity, particle motion)?</w:t>
+            </w:r>
+          </w:p>
+          <w:p>
+            <w:pPr>
+              <w:spacing w:before="20" w:after="20"/>
+              <w:ind w:left="240"/>
+              <w:jc w:val="left"/>
+            </w:pPr>
+            <w:r>
+              <w:rPr>
+                <w:rFonts w:ascii="Arial" w:hAnsi="Arial"/>
+                <w:b w:val="0"/>
+                <w:i w:val="0"/>
+                <w:color w:val="000000"/>
+                <w:sz w:val="18"/>
+              </w:rPr>
+              <w:t>• 2. Engineering Applications: Did students understand how engineers design structures to accommodate thermal expansion (expansion joints, railway gaps, power line tension)? Did they appreciate the role of science in engineering?</w:t>
+            </w:r>
+          </w:p>
+          <w:p>
+            <w:pPr>
+              <w:spacing w:before="20" w:after="20"/>
+              <w:ind w:left="240"/>
+              <w:jc w:val="left"/>
+            </w:pPr>
+            <w:r>
+              <w:rPr>
+                <w:rFonts w:ascii="Arial" w:hAnsi="Arial"/>
+                <w:b w:val="0"/>
+                <w:i w:val="0"/>
+                <w:color w:val="000000"/>
+                <w:sz w:val="18"/>
+              </w:rPr>
+              <w:t>• 3. Everyday Applications: Did students connect thermal expansion to everyday experiences (jar lids, bimetallic strips, riveting)? Did they share personal experiences?</w:t>
+            </w:r>
+          </w:p>
+          <w:p>
+            <w:pPr>
+              <w:spacing w:before="20" w:after="20"/>
+              <w:ind w:left="240"/>
+              <w:jc w:val="left"/>
+            </w:pPr>
+            <w:r>
+              <w:rPr>
+                <w:rFonts w:ascii="Arial" w:hAnsi="Arial"/>
+                <w:b w:val="0"/>
+                <w:i w:val="0"/>
+                <w:color w:val="000000"/>
+                <w:sz w:val="18"/>
+              </w:rPr>
+              <w:t>• 4. Model Completion: Are student models now comprehensive, showing temperature measurement, particle motion, linear expansivity, anomalous water behavior, and applications? Are they ready for final synthesis in Lesson 6?</w:t>
+            </w:r>
+          </w:p>
+          <w:p>
+            <w:pPr>
+              <w:spacing w:before="20" w:after="20"/>
+              <w:ind w:left="240"/>
+              <w:jc w:val="left"/>
+            </w:pPr>
+            <w:r>
+              <w:rPr>
+                <w:rFonts w:ascii="Arial" w:hAnsi="Arial"/>
+                <w:b w:val="0"/>
+                <w:i w:val="0"/>
+                <w:color w:val="000000"/>
+                <w:sz w:val="18"/>
+              </w:rPr>
+              <w:t>• 5. Kenyan Contexts: Did students connect applications to Kenyan contexts (Thika Road bridges, SGR railway lines, Kenya Power lines, sufuria lids)? How can I strengthen these connections in the final lesson?</w:t>
+            </w:r>
+          </w:p>
+          <w:p>
+            <w:pPr>
+              <w:spacing w:before="20" w:after="20"/>
+              <w:ind w:left="240"/>
+              <w:jc w:val="left"/>
+            </w:pPr>
+            <w:r>
+              <w:rPr>
+                <w:rFonts w:ascii="Arial" w:hAnsi="Arial"/>
+                <w:b w:val="0"/>
+                <w:i w:val="0"/>
+                <w:color w:val="000000"/>
+                <w:sz w:val="18"/>
+              </w:rPr>
+              <w:t>• 6. ────────────────────────────────────────────────────────────</w:t>
             </w:r>
           </w:p>
         </w:tc>
@@ -16014,7 +17391,7 @@
           </w:tcPr>
           <w:p>
             <w:pPr>
-              <w:spacing w:before="40" w:after="40"/>
+              <w:spacing w:before="20" w:after="20"/>
               <w:jc w:val="left"/>
             </w:pPr>
             <w:r>
@@ -16060,7 +17437,7 @@
           </w:tcPr>
           <w:p>
             <w:pPr>
-              <w:spacing w:before="40" w:after="40"/>
+              <w:spacing w:before="20" w:after="20"/>
               <w:jc w:val="left"/>
             </w:pPr>
             <w:r>
@@ -16106,7 +17483,7 @@
           </w:tcPr>
           <w:p>
             <w:pPr>
-              <w:spacing w:before="40" w:after="40"/>
+              <w:spacing w:before="20" w:after="20"/>
               <w:jc w:val="left"/>
             </w:pPr>
             <w:r>
@@ -16241,7 +17618,7 @@
           </w:tcPr>
           <w:p>
             <w:pPr>
-              <w:spacing w:before="40" w:after="40"/>
+              <w:spacing w:before="20" w:after="20"/>
               <w:jc w:val="left"/>
             </w:pPr>
             <w:r>
@@ -16287,7 +17664,7 @@
           </w:tcPr>
           <w:p>
             <w:pPr>
-              <w:spacing w:before="40" w:after="40"/>
+              <w:spacing w:before="20" w:after="20"/>
               <w:jc w:val="left"/>
             </w:pPr>
             <w:r>
@@ -16299,27 +17676,181 @@
                 <w:sz w:val="18"/>
               </w:rPr>
               <w:t>Describe modern temperature sensors: thermocouples, RTDs, thermistors, infrared sensors.</w:t>
-              <w:br/>
+            </w:r>
+          </w:p>
+          <w:p>
+            <w:pPr>
+              <w:spacing w:before="20" w:after="20"/>
+              <w:jc w:val="left"/>
+            </w:pPr>
+            <w:r>
+              <w:rPr>
+                <w:rFonts w:ascii="Arial" w:hAnsi="Arial"/>
+                <w:b w:val="0"/>
+                <w:i w:val="0"/>
+                <w:color w:val="000000"/>
+                <w:sz w:val="18"/>
+              </w:rPr>
               <w:t>Explain how each sensor type works and where it is used.</w:t>
-              <w:br/>
+            </w:r>
+          </w:p>
+          <w:p>
+            <w:pPr>
+              <w:spacing w:before="20" w:after="20"/>
+              <w:jc w:val="left"/>
+            </w:pPr>
+            <w:r>
+              <w:rPr>
+                <w:rFonts w:ascii="Arial" w:hAnsi="Arial"/>
+                <w:b w:val="0"/>
+                <w:i w:val="0"/>
+                <w:color w:val="000000"/>
+                <w:sz w:val="18"/>
+              </w:rPr>
               <w:t>Describe change of state (solid ↔ liquid ↔ gas) and the role of temperature.</w:t>
-              <w:br/>
+            </w:r>
+          </w:p>
+          <w:p>
+            <w:pPr>
+              <w:spacing w:before="20" w:after="20"/>
+              <w:jc w:val="left"/>
+            </w:pPr>
+            <w:r>
+              <w:rPr>
+                <w:rFonts w:ascii="Arial" w:hAnsi="Arial"/>
+                <w:b w:val="0"/>
+                <w:i w:val="0"/>
+                <w:color w:val="000000"/>
+                <w:sz w:val="18"/>
+              </w:rPr>
               <w:t>Synthesize all learning to answer the main driving question.</w:t>
-              <w:br/>
+            </w:r>
+          </w:p>
+          <w:p>
+            <w:pPr>
+              <w:spacing w:before="20" w:after="20"/>
+              <w:jc w:val="left"/>
+            </w:pPr>
+            <w:r>
+              <w:rPr>
+                <w:rFonts w:ascii="Arial" w:hAnsi="Arial"/>
+                <w:b w:val="0"/>
+                <w:i w:val="0"/>
+                <w:color w:val="000000"/>
+                <w:sz w:val="18"/>
+              </w:rPr>
               <w:t>Research and compare modern temperature sensors.</w:t>
-              <w:br/>
+            </w:r>
+          </w:p>
+          <w:p>
+            <w:pPr>
+              <w:spacing w:before="20" w:after="20"/>
+              <w:jc w:val="left"/>
+            </w:pPr>
+            <w:r>
+              <w:rPr>
+                <w:rFonts w:ascii="Arial" w:hAnsi="Arial"/>
+                <w:b w:val="0"/>
+                <w:i w:val="0"/>
+                <w:color w:val="000000"/>
+                <w:sz w:val="18"/>
+              </w:rPr>
               <w:t>Complete the Driving Question Board with final evidence and answers.</w:t>
-              <w:br/>
+            </w:r>
+          </w:p>
+          <w:p>
+            <w:pPr>
+              <w:spacing w:before="20" w:after="20"/>
+              <w:jc w:val="left"/>
+            </w:pPr>
+            <w:r>
+              <w:rPr>
+                <w:rFonts w:ascii="Arial" w:hAnsi="Arial"/>
+                <w:b w:val="0"/>
+                <w:i w:val="0"/>
+                <w:color w:val="000000"/>
+                <w:sz w:val="18"/>
+              </w:rPr>
               <w:t>Present final model explaining thermal expansion and its applications.</w:t>
-              <w:br/>
+            </w:r>
+          </w:p>
+          <w:p>
+            <w:pPr>
+              <w:spacing w:before="20" w:after="20"/>
+              <w:jc w:val="left"/>
+            </w:pPr>
+            <w:r>
+              <w:rPr>
+                <w:rFonts w:ascii="Arial" w:hAnsi="Arial"/>
+                <w:b w:val="0"/>
+                <w:i w:val="0"/>
+                <w:color w:val="000000"/>
+                <w:sz w:val="18"/>
+              </w:rPr>
               <w:t>Write a comprehensive explanation citing evidence from all six lessons.</w:t>
-              <w:br/>
+            </w:r>
+          </w:p>
+          <w:p>
+            <w:pPr>
+              <w:spacing w:before="20" w:after="20"/>
+              <w:jc w:val="left"/>
+            </w:pPr>
+            <w:r>
+              <w:rPr>
+                <w:rFonts w:ascii="Arial" w:hAnsi="Arial"/>
+                <w:b w:val="0"/>
+                <w:i w:val="0"/>
+                <w:color w:val="000000"/>
+                <w:sz w:val="18"/>
+              </w:rPr>
               <w:t>Appreciate the diversity of temperature measurement technologies.</w:t>
-              <w:br/>
+            </w:r>
+          </w:p>
+          <w:p>
+            <w:pPr>
+              <w:spacing w:before="20" w:after="20"/>
+              <w:jc w:val="left"/>
+            </w:pPr>
+            <w:r>
+              <w:rPr>
+                <w:rFonts w:ascii="Arial" w:hAnsi="Arial"/>
+                <w:b w:val="0"/>
+                <w:i w:val="0"/>
+                <w:color w:val="000000"/>
+                <w:sz w:val="18"/>
+              </w:rPr>
               <w:t>Value the role of science in solving real-world problems.</w:t>
-              <w:br/>
+            </w:r>
+          </w:p>
+          <w:p>
+            <w:pPr>
+              <w:spacing w:before="20" w:after="20"/>
+              <w:jc w:val="left"/>
+            </w:pPr>
+            <w:r>
+              <w:rPr>
+                <w:rFonts w:ascii="Arial" w:hAnsi="Arial"/>
+                <w:b w:val="0"/>
+                <w:i w:val="0"/>
+                <w:color w:val="000000"/>
+                <w:sz w:val="18"/>
+              </w:rPr>
               <w:t>Demonstrate pride in completing the unit and presenting final understanding.</w:t>
-              <w:br/>
+            </w:r>
+          </w:p>
+          <w:p>
+            <w:pPr>
+              <w:spacing w:before="20" w:after="20"/>
+              <w:jc w:val="left"/>
+            </w:pPr>
+            <w:r>
+              <w:rPr>
+                <w:rFonts w:ascii="Arial" w:hAnsi="Arial"/>
+                <w:b w:val="0"/>
+                <w:i w:val="0"/>
+                <w:color w:val="000000"/>
+                <w:sz w:val="18"/>
+              </w:rPr>
               <w:t>────────────────────────────────────────────────────────────</w:t>
             </w:r>
           </w:p>
@@ -16355,7 +17886,7 @@
           </w:tcPr>
           <w:p>
             <w:pPr>
-              <w:spacing w:before="40" w:after="40"/>
+              <w:spacing w:before="20" w:after="20"/>
               <w:jc w:val="left"/>
             </w:pPr>
             <w:r>
@@ -16401,7 +17932,7 @@
           </w:tcPr>
           <w:p>
             <w:pPr>
-              <w:spacing w:before="40" w:after="40"/>
+              <w:spacing w:before="20" w:after="20"/>
               <w:jc w:val="left"/>
             </w:pPr>
             <w:r>
@@ -16447,7 +17978,7 @@
           </w:tcPr>
           <w:p>
             <w:pPr>
-              <w:spacing w:before="40" w:after="40"/>
+              <w:spacing w:before="20" w:after="20"/>
               <w:jc w:val="left"/>
             </w:pPr>
             <w:r>
@@ -16493,7 +18024,7 @@
           </w:tcPr>
           <w:p>
             <w:pPr>
-              <w:spacing w:before="40" w:after="40"/>
+              <w:spacing w:before="20" w:after="20"/>
               <w:jc w:val="left"/>
             </w:pPr>
             <w:r>
@@ -16539,7 +18070,7 @@
           </w:tcPr>
           <w:p>
             <w:pPr>
-              <w:spacing w:before="40" w:after="40"/>
+              <w:spacing w:before="20" w:after="20"/>
               <w:jc w:val="left"/>
             </w:pPr>
             <w:r>
@@ -16611,7 +18142,7 @@
           </w:tcPr>
           <w:p>
             <w:pPr>
-              <w:spacing w:before="40" w:after="40"/>
+              <w:spacing w:before="20" w:after="20"/>
               <w:jc w:val="left"/>
             </w:pPr>
             <w:r>
@@ -16623,11 +18154,37 @@
                 <w:sz w:val="18"/>
               </w:rPr>
               <w:t>Key Inquiry Question: How do modern temperature sensors (thermocouples, RTDs, thermistors, infrared) work differently from a simple thermometer?</w:t>
-              <w:br/>
-              <w:br/>
+            </w:r>
+          </w:p>
+          <w:p>
+            <w:pPr>
+              <w:spacing w:before="20" w:after="20"/>
+              <w:jc w:val="left"/>
+            </w:pPr>
+            <w:r>
+              <w:rPr>
+                <w:rFonts w:ascii="Arial" w:hAnsi="Arial"/>
+                <w:b w:val="0"/>
+                <w:i w:val="0"/>
+                <w:color w:val="000000"/>
+                <w:sz w:val="18"/>
+              </w:rPr>
               <w:t>Lesson Overview: This lesson completes the unit. Students explore modern temperature sensors (building on Lesson 2), discuss change of state, complete the DQB, and present their final model. They write a comprehensive explanation answering the main driving question, citing evidence from all six lessons. This is the culmination of the unit, demonstrating mastery of thermal expansion concepts and applications.</w:t>
-              <w:br/>
-              <w:br/>
+            </w:r>
+          </w:p>
+          <w:p>
+            <w:pPr>
+              <w:spacing w:before="20" w:after="20"/>
+              <w:jc w:val="left"/>
+            </w:pPr>
+            <w:r>
+              <w:rPr>
+                <w:rFonts w:ascii="Arial" w:hAnsi="Arial"/>
+                <w:b w:val="0"/>
+                <w:i w:val="0"/>
+                <w:color w:val="000000"/>
+                <w:sz w:val="18"/>
+              </w:rPr>
               <w:t>Materials: Thermocouple (if available, or images/videos Here) RTD or thermistor (if available, or images/videos Here) Infrared thermometer (if available, or images/videos  Here) Computers/tablets for research Chart paper for final model presentations Rubrics for final model and explanation assessment Science journals DQB chart ────────────────────────────────────────────────────────────</w:t>
             </w:r>
           </w:p>
@@ -16859,7 +18416,7 @@
           </w:tcPr>
           <w:p>
             <w:pPr>
-              <w:spacing w:before="40" w:after="40"/>
+              <w:spacing w:before="20" w:after="20"/>
               <w:jc w:val="left"/>
             </w:pPr>
             <w:r>
@@ -16882,7 +18439,7 @@
           </w:tcPr>
           <w:p>
             <w:pPr>
-              <w:spacing w:before="40" w:after="40"/>
+              <w:spacing w:before="20" w:after="20"/>
               <w:jc w:val="left"/>
             </w:pPr>
             <w:r>
@@ -16905,7 +18462,7 @@
           </w:tcPr>
           <w:p>
             <w:pPr>
-              <w:spacing w:before="40" w:after="40"/>
+              <w:spacing w:before="20" w:after="20"/>
               <w:jc w:val="left"/>
             </w:pPr>
             <w:r>
@@ -16928,7 +18485,7 @@
           </w:tcPr>
           <w:p>
             <w:pPr>
-              <w:spacing w:before="40" w:after="40"/>
+              <w:spacing w:before="20" w:after="20"/>
               <w:jc w:val="left"/>
             </w:pPr>
             <w:r>
@@ -16951,7 +18508,7 @@
           </w:tcPr>
           <w:p>
             <w:pPr>
-              <w:spacing w:before="40" w:after="40"/>
+              <w:spacing w:before="20" w:after="20"/>
               <w:jc w:val="left"/>
             </w:pPr>
             <w:r>
@@ -16999,7 +18556,7 @@
           </w:tcPr>
           <w:p>
             <w:pPr>
-              <w:spacing w:before="40" w:after="40"/>
+              <w:spacing w:before="20" w:after="20"/>
               <w:jc w:val="left"/>
             </w:pPr>
             <w:r>
@@ -17022,19 +18579,33 @@
           </w:tcPr>
           <w:p>
             <w:pPr>
-              <w:spacing w:before="40" w:after="40"/>
-              <w:jc w:val="left"/>
-            </w:pPr>
-            <w:r>
-              <w:rPr>
-                <w:rFonts w:ascii="Arial" w:hAnsi="Arial"/>
-                <w:b w:val="0"/>
-                <w:i w:val="0"/>
-                <w:color w:val="000000"/>
-                <w:sz w:val="18"/>
-              </w:rPr>
-              <w:t xml:space="preserve">Khan Academy resources (Rachel Plus), printed notes on each sensor type, chart paper and markers for posters, access to pre-downloaded videos. </w:t>
-              <w:br/>
+              <w:spacing w:before="20" w:after="20"/>
+              <w:jc w:val="left"/>
+            </w:pPr>
+            <w:r>
+              <w:rPr>
+                <w:rFonts w:ascii="Arial" w:hAnsi="Arial"/>
+                <w:b w:val="0"/>
+                <w:i w:val="0"/>
+                <w:color w:val="000000"/>
+                <w:sz w:val="18"/>
+              </w:rPr>
+              <w:t>Khan Academy resources (Rachel Plus), printed notes on each sensor type, chart paper and markers for posters, access to pre-downloaded videos.</w:t>
+            </w:r>
+          </w:p>
+          <w:p>
+            <w:pPr>
+              <w:spacing w:before="20" w:after="20"/>
+              <w:jc w:val="left"/>
+            </w:pPr>
+            <w:r>
+              <w:rPr>
+                <w:rFonts w:ascii="Arial" w:hAnsi="Arial"/>
+                <w:b w:val="0"/>
+                <w:i w:val="0"/>
+                <w:color w:val="000000"/>
+                <w:sz w:val="18"/>
+              </w:rPr>
               <w:t>YouTube video on silicon diodes: Here</w:t>
             </w:r>
           </w:p>
@@ -17047,7 +18618,7 @@
           </w:tcPr>
           <w:p>
             <w:pPr>
-              <w:spacing w:before="40" w:after="40"/>
+              <w:spacing w:before="20" w:after="20"/>
               <w:jc w:val="left"/>
             </w:pPr>
             <w:r>
@@ -17070,7 +18641,7 @@
           </w:tcPr>
           <w:p>
             <w:pPr>
-              <w:spacing w:before="40" w:after="40"/>
+              <w:spacing w:before="20" w:after="20"/>
               <w:jc w:val="left"/>
             </w:pPr>
             <w:r>
@@ -17093,7 +18664,7 @@
           </w:tcPr>
           <w:p>
             <w:pPr>
-              <w:spacing w:before="40" w:after="40"/>
+              <w:spacing w:before="20" w:after="20"/>
               <w:jc w:val="left"/>
             </w:pPr>
             <w:r>
@@ -17141,7 +18712,7 @@
           </w:tcPr>
           <w:p>
             <w:pPr>
-              <w:spacing w:before="40" w:after="40"/>
+              <w:spacing w:before="20" w:after="20"/>
               <w:jc w:val="left"/>
             </w:pPr>
             <w:r>
@@ -17164,7 +18735,7 @@
           </w:tcPr>
           <w:p>
             <w:pPr>
-              <w:spacing w:before="40" w:after="40"/>
+              <w:spacing w:before="20" w:after="20"/>
               <w:jc w:val="left"/>
             </w:pPr>
             <w:r>
@@ -17187,7 +18758,7 @@
           </w:tcPr>
           <w:p>
             <w:pPr>
-              <w:spacing w:before="40" w:after="40"/>
+              <w:spacing w:before="20" w:after="20"/>
               <w:jc w:val="left"/>
             </w:pPr>
             <w:r>
@@ -17210,7 +18781,7 @@
           </w:tcPr>
           <w:p>
             <w:pPr>
-              <w:spacing w:before="40" w:after="40"/>
+              <w:spacing w:before="20" w:after="20"/>
               <w:jc w:val="left"/>
             </w:pPr>
             <w:r>
@@ -17233,7 +18804,7 @@
           </w:tcPr>
           <w:p>
             <w:pPr>
-              <w:spacing w:before="40" w:after="40"/>
+              <w:spacing w:before="20" w:after="20"/>
               <w:jc w:val="left"/>
             </w:pPr>
             <w:r>
@@ -17281,7 +18852,7 @@
           </w:tcPr>
           <w:p>
             <w:pPr>
-              <w:spacing w:before="40" w:after="40"/>
+              <w:spacing w:before="20" w:after="20"/>
               <w:jc w:val="left"/>
             </w:pPr>
             <w:r>
@@ -17304,7 +18875,7 @@
           </w:tcPr>
           <w:p>
             <w:pPr>
-              <w:spacing w:before="40" w:after="40"/>
+              <w:spacing w:before="20" w:after="20"/>
               <w:jc w:val="left"/>
             </w:pPr>
             <w:r>
@@ -17327,7 +18898,7 @@
           </w:tcPr>
           <w:p>
             <w:pPr>
-              <w:spacing w:before="40" w:after="40"/>
+              <w:spacing w:before="20" w:after="20"/>
               <w:jc w:val="left"/>
             </w:pPr>
             <w:r>
@@ -17350,7 +18921,7 @@
           </w:tcPr>
           <w:p>
             <w:pPr>
-              <w:spacing w:before="40" w:after="40"/>
+              <w:spacing w:before="20" w:after="20"/>
               <w:jc w:val="left"/>
             </w:pPr>
             <w:r>
@@ -17373,7 +18944,7 @@
           </w:tcPr>
           <w:p>
             <w:pPr>
-              <w:spacing w:before="40" w:after="40"/>
+              <w:spacing w:before="20" w:after="20"/>
               <w:jc w:val="left"/>
             </w:pPr>
             <w:r>
@@ -17422,7 +18993,6 @@
           <w:p>
             <w:pPr>
               <w:spacing w:before="40" w:after="40"/>
-              <w:jc w:val="left"/>
             </w:pPr>
           </w:p>
         </w:tc>
@@ -17435,7 +19005,6 @@
           <w:p>
             <w:pPr>
               <w:spacing w:before="40" w:after="40"/>
-              <w:jc w:val="left"/>
             </w:pPr>
           </w:p>
         </w:tc>
@@ -17448,7 +19017,6 @@
           <w:p>
             <w:pPr>
               <w:spacing w:before="40" w:after="40"/>
-              <w:jc w:val="left"/>
             </w:pPr>
           </w:p>
         </w:tc>
@@ -17461,7 +19029,6 @@
           <w:p>
             <w:pPr>
               <w:spacing w:before="40" w:after="40"/>
-              <w:jc w:val="left"/>
             </w:pPr>
           </w:p>
         </w:tc>
@@ -17474,7 +19041,6 @@
           <w:p>
             <w:pPr>
               <w:spacing w:before="40" w:after="40"/>
-              <w:jc w:val="left"/>
             </w:pPr>
           </w:p>
         </w:tc>
@@ -17705,7 +19271,7 @@
           </w:tcPr>
           <w:p>
             <w:pPr>
-              <w:spacing w:before="40" w:after="40"/>
+              <w:spacing w:before="20" w:after="20"/>
               <w:jc w:val="left"/>
             </w:pPr>
             <w:r>
@@ -17728,7 +19294,7 @@
           </w:tcPr>
           <w:p>
             <w:pPr>
-              <w:spacing w:before="40" w:after="40"/>
+              <w:spacing w:before="20" w:after="20"/>
               <w:jc w:val="left"/>
             </w:pPr>
             <w:r>
@@ -17751,7 +19317,7 @@
           </w:tcPr>
           <w:p>
             <w:pPr>
-              <w:spacing w:before="40" w:after="40"/>
+              <w:spacing w:before="20" w:after="20"/>
               <w:jc w:val="left"/>
             </w:pPr>
             <w:r>
@@ -17774,7 +19340,7 @@
           </w:tcPr>
           <w:p>
             <w:pPr>
-              <w:spacing w:before="40" w:after="40"/>
+              <w:spacing w:before="20" w:after="20"/>
               <w:jc w:val="left"/>
             </w:pPr>
             <w:r>
@@ -17797,7 +19363,7 @@
           </w:tcPr>
           <w:p>
             <w:pPr>
-              <w:spacing w:before="40" w:after="40"/>
+              <w:spacing w:before="20" w:after="20"/>
               <w:jc w:val="left"/>
             </w:pPr>
             <w:r>
@@ -17845,7 +19411,7 @@
           </w:tcPr>
           <w:p>
             <w:pPr>
-              <w:spacing w:before="40" w:after="40"/>
+              <w:spacing w:before="20" w:after="20"/>
               <w:jc w:val="left"/>
             </w:pPr>
             <w:r>
@@ -17868,7 +19434,7 @@
           </w:tcPr>
           <w:p>
             <w:pPr>
-              <w:spacing w:before="40" w:after="40"/>
+              <w:spacing w:before="20" w:after="20"/>
               <w:jc w:val="left"/>
             </w:pPr>
             <w:r>
@@ -17891,7 +19457,7 @@
           </w:tcPr>
           <w:p>
             <w:pPr>
-              <w:spacing w:before="40" w:after="40"/>
+              <w:spacing w:before="20" w:after="20"/>
               <w:jc w:val="left"/>
             </w:pPr>
             <w:r>
@@ -17914,7 +19480,7 @@
           </w:tcPr>
           <w:p>
             <w:pPr>
-              <w:spacing w:before="40" w:after="40"/>
+              <w:spacing w:before="20" w:after="20"/>
               <w:jc w:val="left"/>
             </w:pPr>
             <w:r>
@@ -17937,7 +19503,7 @@
           </w:tcPr>
           <w:p>
             <w:pPr>
-              <w:spacing w:before="40" w:after="40"/>
+              <w:spacing w:before="20" w:after="20"/>
               <w:jc w:val="left"/>
             </w:pPr>
             <w:r>
@@ -17985,7 +19551,7 @@
           </w:tcPr>
           <w:p>
             <w:pPr>
-              <w:spacing w:before="40" w:after="40"/>
+              <w:spacing w:before="20" w:after="20"/>
               <w:jc w:val="left"/>
             </w:pPr>
             <w:r>
@@ -18008,7 +19574,7 @@
           </w:tcPr>
           <w:p>
             <w:pPr>
-              <w:spacing w:before="40" w:after="40"/>
+              <w:spacing w:before="20" w:after="20"/>
               <w:jc w:val="left"/>
             </w:pPr>
             <w:r>
@@ -18031,7 +19597,7 @@
           </w:tcPr>
           <w:p>
             <w:pPr>
-              <w:spacing w:before="40" w:after="40"/>
+              <w:spacing w:before="20" w:after="20"/>
               <w:jc w:val="left"/>
             </w:pPr>
             <w:r>
@@ -18054,7 +19620,7 @@
           </w:tcPr>
           <w:p>
             <w:pPr>
-              <w:spacing w:before="40" w:after="40"/>
+              <w:spacing w:before="20" w:after="20"/>
               <w:jc w:val="left"/>
             </w:pPr>
             <w:r>
@@ -18077,7 +19643,7 @@
           </w:tcPr>
           <w:p>
             <w:pPr>
-              <w:spacing w:before="40" w:after="40"/>
+              <w:spacing w:before="20" w:after="20"/>
               <w:jc w:val="left"/>
             </w:pPr>
             <w:r>
@@ -18125,7 +19691,7 @@
           </w:tcPr>
           <w:p>
             <w:pPr>
-              <w:spacing w:before="40" w:after="40"/>
+              <w:spacing w:before="20" w:after="20"/>
               <w:jc w:val="left"/>
             </w:pPr>
             <w:r>
@@ -18148,7 +19714,7 @@
           </w:tcPr>
           <w:p>
             <w:pPr>
-              <w:spacing w:before="40" w:after="40"/>
+              <w:spacing w:before="20" w:after="20"/>
               <w:jc w:val="left"/>
             </w:pPr>
             <w:r>
@@ -18171,7 +19737,7 @@
           </w:tcPr>
           <w:p>
             <w:pPr>
-              <w:spacing w:before="40" w:after="40"/>
+              <w:spacing w:before="20" w:after="20"/>
               <w:jc w:val="left"/>
             </w:pPr>
             <w:r>
@@ -18194,7 +19760,7 @@
           </w:tcPr>
           <w:p>
             <w:pPr>
-              <w:spacing w:before="40" w:after="40"/>
+              <w:spacing w:before="20" w:after="20"/>
               <w:jc w:val="left"/>
             </w:pPr>
             <w:r>
@@ -18217,7 +19783,7 @@
           </w:tcPr>
           <w:p>
             <w:pPr>
-              <w:spacing w:before="40" w:after="40"/>
+              <w:spacing w:before="20" w:after="20"/>
               <w:jc w:val="left"/>
             </w:pPr>
             <w:r>
@@ -18266,7 +19832,6 @@
           <w:p>
             <w:pPr>
               <w:spacing w:before="40" w:after="40"/>
-              <w:jc w:val="left"/>
             </w:pPr>
           </w:p>
         </w:tc>
@@ -18279,7 +19844,6 @@
           <w:p>
             <w:pPr>
               <w:spacing w:before="40" w:after="40"/>
-              <w:jc w:val="left"/>
             </w:pPr>
           </w:p>
         </w:tc>
@@ -18292,7 +19856,6 @@
           <w:p>
             <w:pPr>
               <w:spacing w:before="40" w:after="40"/>
-              <w:jc w:val="left"/>
             </w:pPr>
           </w:p>
         </w:tc>
@@ -18305,7 +19868,6 @@
           <w:p>
             <w:pPr>
               <w:spacing w:before="40" w:after="40"/>
-              <w:jc w:val="left"/>
             </w:pPr>
           </w:p>
         </w:tc>
@@ -18318,7 +19880,6 @@
           <w:p>
             <w:pPr>
               <w:spacing w:before="40" w:after="40"/>
-              <w:jc w:val="left"/>
             </w:pPr>
           </w:p>
         </w:tc>
@@ -18379,28 +19940,104 @@
           </w:tcPr>
           <w:p>
             <w:pPr>
-              <w:spacing w:before="40" w:after="40"/>
-              <w:jc w:val="left"/>
-            </w:pPr>
-            <w:r>
-              <w:rPr>
-                <w:rFonts w:ascii="Arial" w:hAnsi="Arial"/>
-                <w:b w:val="0"/>
-                <w:i w:val="0"/>
-                <w:color w:val="000000"/>
-                <w:sz w:val="18"/>
-              </w:rPr>
-              <w:t>1. Unit Coherence: Did the unit storyline flow coherently from phenomenon launch to final synthesis? Did students see the connections between lessons?</w:t>
-              <w:br/>
-              <w:t>2. DQB Completion: Did students successfully complete the DQB with comprehensive, evidence-based answers? Did they recognize the value of tracking questions and evidence throughout the unit?</w:t>
-              <w:br/>
-              <w:t>3. Final Models: Were student final models comprehensive, accurate, and evidence-based? Did they show growth from initial models (Lesson 1) to final models (Lesson 6)?</w:t>
-              <w:br/>
-              <w:t>4. Final Explanations: Were student final explanations comprehensive, citing evidence from all six lessons? Did they demonstrate deep understanding of thermal expansion, anomalous water behavior, and engineering applications?</w:t>
-              <w:br/>
-              <w:t>5. Student Growth: How did student understanding evolve from Lesson 1 to Lesson 6? What misconceptions were addressed? What evidence of growth is visible in models, explanations, and discussions?</w:t>
-              <w:br/>
-              <w:t>6. ────────────────────────────────────────────────────────────</w:t>
+              <w:spacing w:before="20" w:after="20"/>
+              <w:ind w:left="240"/>
+              <w:jc w:val="left"/>
+            </w:pPr>
+            <w:r>
+              <w:rPr>
+                <w:rFonts w:ascii="Arial" w:hAnsi="Arial"/>
+                <w:b w:val="0"/>
+                <w:i w:val="0"/>
+                <w:color w:val="000000"/>
+                <w:sz w:val="18"/>
+              </w:rPr>
+              <w:t>• 1. Unit Coherence: Did the unit storyline flow coherently from phenomenon launch to final synthesis? Did students see the connections between lessons?</w:t>
+            </w:r>
+          </w:p>
+          <w:p>
+            <w:pPr>
+              <w:spacing w:before="20" w:after="20"/>
+              <w:ind w:left="240"/>
+              <w:jc w:val="left"/>
+            </w:pPr>
+            <w:r>
+              <w:rPr>
+                <w:rFonts w:ascii="Arial" w:hAnsi="Arial"/>
+                <w:b w:val="0"/>
+                <w:i w:val="0"/>
+                <w:color w:val="000000"/>
+                <w:sz w:val="18"/>
+              </w:rPr>
+              <w:t>• 2. DQB Completion: Did students successfully complete the DQB with comprehensive, evidence-based answers? Did they recognize the value of tracking questions and evidence throughout the unit?</w:t>
+            </w:r>
+          </w:p>
+          <w:p>
+            <w:pPr>
+              <w:spacing w:before="20" w:after="20"/>
+              <w:ind w:left="240"/>
+              <w:jc w:val="left"/>
+            </w:pPr>
+            <w:r>
+              <w:rPr>
+                <w:rFonts w:ascii="Arial" w:hAnsi="Arial"/>
+                <w:b w:val="0"/>
+                <w:i w:val="0"/>
+                <w:color w:val="000000"/>
+                <w:sz w:val="18"/>
+              </w:rPr>
+              <w:t>• 3. Final Models: Were student final models comprehensive, accurate, and evidence-based? Did they show growth from initial models (Lesson 1) to final models (Lesson 6)?</w:t>
+            </w:r>
+          </w:p>
+          <w:p>
+            <w:pPr>
+              <w:spacing w:before="20" w:after="20"/>
+              <w:ind w:left="240"/>
+              <w:jc w:val="left"/>
+            </w:pPr>
+            <w:r>
+              <w:rPr>
+                <w:rFonts w:ascii="Arial" w:hAnsi="Arial"/>
+                <w:b w:val="0"/>
+                <w:i w:val="0"/>
+                <w:color w:val="000000"/>
+                <w:sz w:val="18"/>
+              </w:rPr>
+              <w:t>• 4. Final Explanations: Were student final explanations comprehensive, citing evidence from all six lessons? Did they demonstrate deep understanding of thermal expansion, anomalous water behavior, and engineering applications?</w:t>
+            </w:r>
+          </w:p>
+          <w:p>
+            <w:pPr>
+              <w:spacing w:before="20" w:after="20"/>
+              <w:ind w:left="240"/>
+              <w:jc w:val="left"/>
+            </w:pPr>
+            <w:r>
+              <w:rPr>
+                <w:rFonts w:ascii="Arial" w:hAnsi="Arial"/>
+                <w:b w:val="0"/>
+                <w:i w:val="0"/>
+                <w:color w:val="000000"/>
+                <w:sz w:val="18"/>
+              </w:rPr>
+              <w:t>• 5. Student Growth: How did student understanding evolve from Lesson 1 to Lesson 6? What misconceptions were addressed? What evidence of growth is visible in models, explanations, and discussions?</w:t>
+            </w:r>
+          </w:p>
+          <w:p>
+            <w:pPr>
+              <w:spacing w:before="20" w:after="20"/>
+              <w:ind w:left="240"/>
+              <w:jc w:val="left"/>
+            </w:pPr>
+            <w:r>
+              <w:rPr>
+                <w:rFonts w:ascii="Arial" w:hAnsi="Arial"/>
+                <w:b w:val="0"/>
+                <w:i w:val="0"/>
+                <w:color w:val="000000"/>
+                <w:sz w:val="18"/>
+              </w:rPr>
+              <w:t>• 6. ────────────────────────────────────────────────────────────</w:t>
             </w:r>
           </w:p>
         </w:tc>
@@ -18485,7 +20122,7 @@
           </w:tcPr>
           <w:p>
             <w:pPr>
-              <w:spacing w:before="40" w:after="40"/>
+              <w:spacing w:before="20" w:after="20"/>
               <w:jc w:val="left"/>
             </w:pPr>
             <w:r>
@@ -18531,7 +20168,7 @@
           </w:tcPr>
           <w:p>
             <w:pPr>
-              <w:spacing w:before="40" w:after="40"/>
+              <w:spacing w:before="20" w:after="20"/>
               <w:jc w:val="left"/>
             </w:pPr>
             <w:r>
@@ -18577,7 +20214,7 @@
           </w:tcPr>
           <w:p>
             <w:pPr>
-              <w:spacing w:before="40" w:after="40"/>
+              <w:spacing w:before="20" w:after="20"/>
               <w:jc w:val="left"/>
             </w:pPr>
             <w:r>

--- a/data/outputs/Seavuria_Reformatted/Physics_10_SubStrand1.4_ThermalExpansion_CBE_LessonSequence.docx
+++ b/data/outputs/Seavuria_Reformatted/Physics_10_SubStrand1.4_ThermalExpansion_CBE_LessonSequence.docx
@@ -753,6 +753,108 @@
               <w:t>The Driving Question Board is a living classroom tool that tracks student questions, evidence, and evolving understanding throughout the unit.</w:t>
             </w:r>
           </w:p>
+          <w:p>
+            <w:pPr>
+              <w:spacing w:before="20" w:after="20"/>
+              <w:ind w:left="240"/>
+              <w:jc w:val="left"/>
+            </w:pPr>
+            <w:r>
+              <w:rPr>
+                <w:rFonts w:ascii="Arial" w:hAnsi="Arial"/>
+                <w:b w:val="0"/>
+                <w:i w:val="0"/>
+                <w:color w:val="000000"/>
+                <w:sz w:val="18"/>
+              </w:rPr>
+              <w:t>• Lesson 1</w:t>
+            </w:r>
+          </w:p>
+          <w:p>
+            <w:pPr>
+              <w:spacing w:before="20" w:after="20"/>
+              <w:ind w:left="240"/>
+              <w:jc w:val="left"/>
+            </w:pPr>
+            <w:r>
+              <w:rPr>
+                <w:rFonts w:ascii="Arial" w:hAnsi="Arial"/>
+                <w:b w:val="0"/>
+                <w:i w:val="0"/>
+                <w:color w:val="000000"/>
+                <w:sz w:val="18"/>
+              </w:rPr>
+              <w:t>• Lesson 2</w:t>
+            </w:r>
+          </w:p>
+          <w:p>
+            <w:pPr>
+              <w:spacing w:before="20" w:after="20"/>
+              <w:ind w:left="240"/>
+              <w:jc w:val="left"/>
+            </w:pPr>
+            <w:r>
+              <w:rPr>
+                <w:rFonts w:ascii="Arial" w:hAnsi="Arial"/>
+                <w:b w:val="0"/>
+                <w:i w:val="0"/>
+                <w:color w:val="000000"/>
+                <w:sz w:val="18"/>
+              </w:rPr>
+              <w:t>• Lesson 3</w:t>
+            </w:r>
+          </w:p>
+          <w:p>
+            <w:pPr>
+              <w:spacing w:before="20" w:after="20"/>
+              <w:ind w:left="240"/>
+              <w:jc w:val="left"/>
+            </w:pPr>
+            <w:r>
+              <w:rPr>
+                <w:rFonts w:ascii="Arial" w:hAnsi="Arial"/>
+                <w:b w:val="0"/>
+                <w:i w:val="0"/>
+                <w:color w:val="000000"/>
+                <w:sz w:val="18"/>
+              </w:rPr>
+              <w:t>• Lesson 4</w:t>
+            </w:r>
+          </w:p>
+          <w:p>
+            <w:pPr>
+              <w:spacing w:before="20" w:after="20"/>
+              <w:ind w:left="240"/>
+              <w:jc w:val="left"/>
+            </w:pPr>
+            <w:r>
+              <w:rPr>
+                <w:rFonts w:ascii="Arial" w:hAnsi="Arial"/>
+                <w:b w:val="0"/>
+                <w:i w:val="0"/>
+                <w:color w:val="000000"/>
+                <w:sz w:val="18"/>
+              </w:rPr>
+              <w:t>• Lesson 5</w:t>
+            </w:r>
+          </w:p>
+          <w:p>
+            <w:pPr>
+              <w:spacing w:before="20" w:after="20"/>
+              <w:ind w:left="240"/>
+              <w:jc w:val="left"/>
+            </w:pPr>
+            <w:r>
+              <w:rPr>
+                <w:rFonts w:ascii="Arial" w:hAnsi="Arial"/>
+                <w:b w:val="0"/>
+                <w:i w:val="0"/>
+                <w:color w:val="000000"/>
+                <w:sz w:val="18"/>
+              </w:rPr>
+              <w:t>• Lesson 6</w:t>
+            </w:r>
+          </w:p>
         </w:tc>
       </w:tr>
       <w:tr>
@@ -1202,129 +1304,137 @@
           <w:p>
             <w:pPr>
               <w:spacing w:before="20" w:after="20"/>
-              <w:jc w:val="left"/>
-            </w:pPr>
-            <w:r>
-              <w:rPr>
-                <w:rFonts w:ascii="Arial" w:hAnsi="Arial"/>
-                <w:b w:val="0"/>
-                <w:i w:val="0"/>
-                <w:color w:val="000000"/>
-                <w:sz w:val="18"/>
-              </w:rPr>
-              <w:t>Explain the meaning of temperature as used in thermal physics.</w:t>
-            </w:r>
-          </w:p>
-          <w:p>
-            <w:pPr>
-              <w:spacing w:before="20" w:after="20"/>
-              <w:jc w:val="left"/>
-            </w:pPr>
-            <w:r>
-              <w:rPr>
-                <w:rFonts w:ascii="Arial" w:hAnsi="Arial"/>
-                <w:b w:val="0"/>
-                <w:i w:val="0"/>
-                <w:color w:val="000000"/>
-                <w:sz w:val="18"/>
-              </w:rPr>
-              <w:t>Distinguish between temperature and heat.</w:t>
-            </w:r>
-          </w:p>
-          <w:p>
-            <w:pPr>
-              <w:spacing w:before="20" w:after="20"/>
-              <w:jc w:val="left"/>
-            </w:pPr>
-            <w:r>
-              <w:rPr>
-                <w:rFonts w:ascii="Arial" w:hAnsi="Arial"/>
-                <w:b w:val="0"/>
-                <w:i w:val="0"/>
-                <w:color w:val="000000"/>
-                <w:sz w:val="18"/>
-              </w:rPr>
-              <w:t>Describe the Celsius and Kelvin temperature scales and convert between them (K = °C + 273).</w:t>
-            </w:r>
-          </w:p>
-          <w:p>
-            <w:pPr>
-              <w:spacing w:before="20" w:after="20"/>
-              <w:jc w:val="left"/>
-            </w:pPr>
-            <w:r>
-              <w:rPr>
-                <w:rFonts w:ascii="Arial" w:hAnsi="Arial"/>
-                <w:b w:val="0"/>
-                <w:i w:val="0"/>
-                <w:color w:val="000000"/>
-                <w:sz w:val="18"/>
-              </w:rPr>
-              <w:t>Describe thermal expansion and contraction in solids and fluids.</w:t>
-            </w:r>
-          </w:p>
-          <w:p>
-            <w:pPr>
-              <w:spacing w:before="20" w:after="20"/>
-              <w:jc w:val="left"/>
-            </w:pPr>
-            <w:r>
-              <w:rPr>
-                <w:rFonts w:ascii="Arial" w:hAnsi="Arial"/>
-                <w:b w:val="0"/>
-                <w:i w:val="0"/>
-                <w:color w:val="000000"/>
-                <w:sz w:val="18"/>
-              </w:rPr>
-              <w:t>Explain linear expansivity and use the formula ΔL = αL₀ΔT to solve problems.</w:t>
-            </w:r>
-          </w:p>
-          <w:p>
-            <w:pPr>
-              <w:spacing w:before="20" w:after="20"/>
-              <w:jc w:val="left"/>
-            </w:pPr>
-            <w:r>
-              <w:rPr>
-                <w:rFonts w:ascii="Arial" w:hAnsi="Arial"/>
-                <w:b w:val="0"/>
-                <w:i w:val="0"/>
-                <w:color w:val="000000"/>
-                <w:sz w:val="18"/>
-              </w:rPr>
-              <w:t>Explain the unusual expansion of water and its implications.</w:t>
-            </w:r>
-          </w:p>
-          <w:p>
-            <w:pPr>
-              <w:spacing w:before="20" w:after="20"/>
-              <w:jc w:val="left"/>
-            </w:pPr>
-            <w:r>
-              <w:rPr>
-                <w:rFonts w:ascii="Arial" w:hAnsi="Arial"/>
-                <w:b w:val="0"/>
-                <w:i w:val="0"/>
-                <w:color w:val="000000"/>
-                <w:sz w:val="18"/>
-              </w:rPr>
-              <w:t>Describe applications of thermal expansion in everyday life (sufuria lids, bridges, railway lines, power lines, bimetallic strips).</w:t>
-            </w:r>
-          </w:p>
-          <w:p>
-            <w:pPr>
-              <w:spacing w:before="20" w:after="20"/>
-              <w:jc w:val="left"/>
-            </w:pPr>
-            <w:r>
-              <w:rPr>
-                <w:rFonts w:ascii="Arial" w:hAnsi="Arial"/>
-                <w:b w:val="0"/>
-                <w:i w:val="0"/>
-                <w:color w:val="000000"/>
-                <w:sz w:val="18"/>
-              </w:rPr>
-              <w:t>Identify different temperature measurement technologies (liquid-in-glass thermometers, bimetallic devices, thermocouples, RTDs, thermistors, infrared sensors).</w:t>
+              <w:ind w:left="240"/>
+              <w:jc w:val="left"/>
+            </w:pPr>
+            <w:r>
+              <w:rPr>
+                <w:rFonts w:ascii="Arial" w:hAnsi="Arial"/>
+                <w:b w:val="0"/>
+                <w:i w:val="0"/>
+                <w:color w:val="000000"/>
+                <w:sz w:val="18"/>
+              </w:rPr>
+              <w:t>• Explain the meaning of temperature as used in thermal physics.</w:t>
+            </w:r>
+          </w:p>
+          <w:p>
+            <w:pPr>
+              <w:spacing w:before="20" w:after="20"/>
+              <w:ind w:left="240"/>
+              <w:jc w:val="left"/>
+            </w:pPr>
+            <w:r>
+              <w:rPr>
+                <w:rFonts w:ascii="Arial" w:hAnsi="Arial"/>
+                <w:b w:val="0"/>
+                <w:i w:val="0"/>
+                <w:color w:val="000000"/>
+                <w:sz w:val="18"/>
+              </w:rPr>
+              <w:t>• Distinguish between temperature and heat.</w:t>
+            </w:r>
+          </w:p>
+          <w:p>
+            <w:pPr>
+              <w:spacing w:before="20" w:after="20"/>
+              <w:ind w:left="240"/>
+              <w:jc w:val="left"/>
+            </w:pPr>
+            <w:r>
+              <w:rPr>
+                <w:rFonts w:ascii="Arial" w:hAnsi="Arial"/>
+                <w:b w:val="0"/>
+                <w:i w:val="0"/>
+                <w:color w:val="000000"/>
+                <w:sz w:val="18"/>
+              </w:rPr>
+              <w:t>• Describe the Celsius and Kelvin temperature scales and convert between them (K = °C + 273).</w:t>
+            </w:r>
+          </w:p>
+          <w:p>
+            <w:pPr>
+              <w:spacing w:before="20" w:after="20"/>
+              <w:ind w:left="240"/>
+              <w:jc w:val="left"/>
+            </w:pPr>
+            <w:r>
+              <w:rPr>
+                <w:rFonts w:ascii="Arial" w:hAnsi="Arial"/>
+                <w:b w:val="0"/>
+                <w:i w:val="0"/>
+                <w:color w:val="000000"/>
+                <w:sz w:val="18"/>
+              </w:rPr>
+              <w:t>• Describe thermal expansion and contraction in solids and fluids.</w:t>
+            </w:r>
+          </w:p>
+          <w:p>
+            <w:pPr>
+              <w:spacing w:before="20" w:after="20"/>
+              <w:ind w:left="240"/>
+              <w:jc w:val="left"/>
+            </w:pPr>
+            <w:r>
+              <w:rPr>
+                <w:rFonts w:ascii="Arial" w:hAnsi="Arial"/>
+                <w:b w:val="0"/>
+                <w:i w:val="0"/>
+                <w:color w:val="000000"/>
+                <w:sz w:val="18"/>
+              </w:rPr>
+              <w:t>• Explain linear expansivity and use the formula ΔL = αL₀ΔT to solve problems.</w:t>
+            </w:r>
+          </w:p>
+          <w:p>
+            <w:pPr>
+              <w:spacing w:before="20" w:after="20"/>
+              <w:ind w:left="240"/>
+              <w:jc w:val="left"/>
+            </w:pPr>
+            <w:r>
+              <w:rPr>
+                <w:rFonts w:ascii="Arial" w:hAnsi="Arial"/>
+                <w:b w:val="0"/>
+                <w:i w:val="0"/>
+                <w:color w:val="000000"/>
+                <w:sz w:val="18"/>
+              </w:rPr>
+              <w:t>• Explain the unusual expansion of water and its implications.</w:t>
+            </w:r>
+          </w:p>
+          <w:p>
+            <w:pPr>
+              <w:spacing w:before="20" w:after="20"/>
+              <w:ind w:left="240"/>
+              <w:jc w:val="left"/>
+            </w:pPr>
+            <w:r>
+              <w:rPr>
+                <w:rFonts w:ascii="Arial" w:hAnsi="Arial"/>
+                <w:b w:val="0"/>
+                <w:i w:val="0"/>
+                <w:color w:val="000000"/>
+                <w:sz w:val="18"/>
+              </w:rPr>
+              <w:t>• Describe applications of thermal expansion in everyday life (sufuria lids, bridges, railway lines, power lines, bimetallic strips).</w:t>
+            </w:r>
+          </w:p>
+          <w:p>
+            <w:pPr>
+              <w:spacing w:before="20" w:after="20"/>
+              <w:ind w:left="240"/>
+              <w:jc w:val="left"/>
+            </w:pPr>
+            <w:r>
+              <w:rPr>
+                <w:rFonts w:ascii="Arial" w:hAnsi="Arial"/>
+                <w:b w:val="0"/>
+                <w:i w:val="0"/>
+                <w:color w:val="000000"/>
+                <w:sz w:val="18"/>
+              </w:rPr>
+              <w:t>• Identify different temperature measurement technologies (liquid-in-glass thermometers, bimetallic devices, thermocouples, RTDs, thermistors, infrared sensors).</w:t>
             </w:r>
           </w:p>
           <w:p>
@@ -1362,113 +1472,120 @@
           <w:p>
             <w:pPr>
               <w:spacing w:before="20" w:after="20"/>
-              <w:jc w:val="left"/>
-            </w:pPr>
-            <w:r>
-              <w:rPr>
-                <w:rFonts w:ascii="Arial" w:hAnsi="Arial"/>
-                <w:b w:val="0"/>
-                <w:i w:val="0"/>
-                <w:color w:val="000000"/>
-                <w:sz w:val="18"/>
-              </w:rPr>
-              <w:t>Measure temperature using different technologies (liquid-in-glass thermometers, digital thermometers).</w:t>
-            </w:r>
-          </w:p>
-          <w:p>
-            <w:pPr>
-              <w:spacing w:before="20" w:after="20"/>
-              <w:jc w:val="left"/>
-            </w:pPr>
-            <w:r>
-              <w:rPr>
-                <w:rFonts w:ascii="Arial" w:hAnsi="Arial"/>
-                <w:b w:val="0"/>
-                <w:i w:val="0"/>
-                <w:color w:val="000000"/>
-                <w:sz w:val="18"/>
-              </w:rPr>
-              <w:t>Investigate thermal expansion and contraction in solids and fluids through experiments.</w:t>
-            </w:r>
-          </w:p>
-          <w:p>
-            <w:pPr>
-              <w:spacing w:before="20" w:after="20"/>
-              <w:jc w:val="left"/>
-            </w:pPr>
-            <w:r>
-              <w:rPr>
-                <w:rFonts w:ascii="Arial" w:hAnsi="Arial"/>
-                <w:b w:val="0"/>
-                <w:i w:val="0"/>
-                <w:color w:val="000000"/>
-                <w:sz w:val="18"/>
-              </w:rPr>
-              <w:t>Determine linear expansivity of materials (e.g., metals) using experimental data.</w:t>
-            </w:r>
-          </w:p>
-          <w:p>
-            <w:pPr>
-              <w:spacing w:before="20" w:after="20"/>
-              <w:jc w:val="left"/>
-            </w:pPr>
-            <w:r>
-              <w:rPr>
-                <w:rFonts w:ascii="Arial" w:hAnsi="Arial"/>
-                <w:b w:val="0"/>
-                <w:i w:val="0"/>
-                <w:color w:val="000000"/>
-                <w:sz w:val="18"/>
-              </w:rPr>
-              <w:t>Use appropriate tools and techniques to observe and record temperature changes.</w:t>
-            </w:r>
-          </w:p>
-          <w:p>
-            <w:pPr>
-              <w:spacing w:before="20" w:after="20"/>
-              <w:jc w:val="left"/>
-            </w:pPr>
-            <w:r>
-              <w:rPr>
-                <w:rFonts w:ascii="Arial" w:hAnsi="Arial"/>
-                <w:b w:val="0"/>
-                <w:i w:val="0"/>
-                <w:color w:val="000000"/>
-                <w:sz w:val="18"/>
-              </w:rPr>
-              <w:t>Apply knowledge of thermal expansion to solve real-life problems (calculating expansion in bridges, railway lines, power lines).</w:t>
-            </w:r>
-          </w:p>
-          <w:p>
-            <w:pPr>
-              <w:spacing w:before="20" w:after="20"/>
-              <w:jc w:val="left"/>
-            </w:pPr>
-            <w:r>
-              <w:rPr>
-                <w:rFonts w:ascii="Arial" w:hAnsi="Arial"/>
-                <w:b w:val="0"/>
-                <w:i w:val="0"/>
-                <w:color w:val="000000"/>
-                <w:sz w:val="18"/>
-              </w:rPr>
-              <w:t>Analyze and interpret data from thermal expansion experiments.</w:t>
-            </w:r>
-          </w:p>
-          <w:p>
-            <w:pPr>
-              <w:spacing w:before="20" w:after="20"/>
-              <w:jc w:val="left"/>
-            </w:pPr>
-            <w:r>
-              <w:rPr>
-                <w:rFonts w:ascii="Arial" w:hAnsi="Arial"/>
-                <w:b w:val="0"/>
-                <w:i w:val="0"/>
-                <w:color w:val="000000"/>
-                <w:sz w:val="18"/>
-              </w:rPr>
-              <w:t>Communicate findings using scientific language, diagrams, and models.</w:t>
+              <w:ind w:left="240"/>
+              <w:jc w:val="left"/>
+            </w:pPr>
+            <w:r>
+              <w:rPr>
+                <w:rFonts w:ascii="Arial" w:hAnsi="Arial"/>
+                <w:b w:val="0"/>
+                <w:i w:val="0"/>
+                <w:color w:val="000000"/>
+                <w:sz w:val="18"/>
+              </w:rPr>
+              <w:t>• Measure temperature using different technologies (liquid-in-glass thermometers, digital thermometers).</w:t>
+            </w:r>
+          </w:p>
+          <w:p>
+            <w:pPr>
+              <w:spacing w:before="20" w:after="20"/>
+              <w:ind w:left="240"/>
+              <w:jc w:val="left"/>
+            </w:pPr>
+            <w:r>
+              <w:rPr>
+                <w:rFonts w:ascii="Arial" w:hAnsi="Arial"/>
+                <w:b w:val="0"/>
+                <w:i w:val="0"/>
+                <w:color w:val="000000"/>
+                <w:sz w:val="18"/>
+              </w:rPr>
+              <w:t>• Investigate thermal expansion and contraction in solids and fluids through experiments.</w:t>
+            </w:r>
+          </w:p>
+          <w:p>
+            <w:pPr>
+              <w:spacing w:before="20" w:after="20"/>
+              <w:ind w:left="240"/>
+              <w:jc w:val="left"/>
+            </w:pPr>
+            <w:r>
+              <w:rPr>
+                <w:rFonts w:ascii="Arial" w:hAnsi="Arial"/>
+                <w:b w:val="0"/>
+                <w:i w:val="0"/>
+                <w:color w:val="000000"/>
+                <w:sz w:val="18"/>
+              </w:rPr>
+              <w:t>• Determine linear expansivity of materials (e.g., metals) using experimental data.</w:t>
+            </w:r>
+          </w:p>
+          <w:p>
+            <w:pPr>
+              <w:spacing w:before="20" w:after="20"/>
+              <w:ind w:left="240"/>
+              <w:jc w:val="left"/>
+            </w:pPr>
+            <w:r>
+              <w:rPr>
+                <w:rFonts w:ascii="Arial" w:hAnsi="Arial"/>
+                <w:b w:val="0"/>
+                <w:i w:val="0"/>
+                <w:color w:val="000000"/>
+                <w:sz w:val="18"/>
+              </w:rPr>
+              <w:t>• Use appropriate tools and techniques to observe and record temperature changes.</w:t>
+            </w:r>
+          </w:p>
+          <w:p>
+            <w:pPr>
+              <w:spacing w:before="20" w:after="20"/>
+              <w:ind w:left="240"/>
+              <w:jc w:val="left"/>
+            </w:pPr>
+            <w:r>
+              <w:rPr>
+                <w:rFonts w:ascii="Arial" w:hAnsi="Arial"/>
+                <w:b w:val="0"/>
+                <w:i w:val="0"/>
+                <w:color w:val="000000"/>
+                <w:sz w:val="18"/>
+              </w:rPr>
+              <w:t>• Apply knowledge of thermal expansion to solve real-life problems (calculating expansion in bridges, railway lines, power lines).</w:t>
+            </w:r>
+          </w:p>
+          <w:p>
+            <w:pPr>
+              <w:spacing w:before="20" w:after="20"/>
+              <w:ind w:left="240"/>
+              <w:jc w:val="left"/>
+            </w:pPr>
+            <w:r>
+              <w:rPr>
+                <w:rFonts w:ascii="Arial" w:hAnsi="Arial"/>
+                <w:b w:val="0"/>
+                <w:i w:val="0"/>
+                <w:color w:val="000000"/>
+                <w:sz w:val="18"/>
+              </w:rPr>
+              <w:t>• Analyze and interpret data from thermal expansion experiments.</w:t>
+            </w:r>
+          </w:p>
+          <w:p>
+            <w:pPr>
+              <w:spacing w:before="20" w:after="20"/>
+              <w:ind w:left="240"/>
+              <w:jc w:val="left"/>
+            </w:pPr>
+            <w:r>
+              <w:rPr>
+                <w:rFonts w:ascii="Arial" w:hAnsi="Arial"/>
+                <w:b w:val="0"/>
+                <w:i w:val="0"/>
+                <w:color w:val="000000"/>
+                <w:sz w:val="18"/>
+              </w:rPr>
+              <w:t>• Communicate findings using scientific language, diagrams, and models.</w:t>
             </w:r>
           </w:p>
           <w:p>
@@ -1506,97 +1623,103 @@
           <w:p>
             <w:pPr>
               <w:spacing w:before="20" w:after="20"/>
-              <w:jc w:val="left"/>
-            </w:pPr>
-            <w:r>
-              <w:rPr>
-                <w:rFonts w:ascii="Arial" w:hAnsi="Arial"/>
-                <w:b w:val="0"/>
-                <w:i w:val="0"/>
-                <w:color w:val="000000"/>
-                <w:sz w:val="18"/>
-              </w:rPr>
-              <w:t>Appreciate the applications of thermal expansion in daily life and engineering.</w:t>
-            </w:r>
-          </w:p>
-          <w:p>
-            <w:pPr>
-              <w:spacing w:before="20" w:after="20"/>
-              <w:jc w:val="left"/>
-            </w:pPr>
-            <w:r>
-              <w:rPr>
-                <w:rFonts w:ascii="Arial" w:hAnsi="Arial"/>
-                <w:b w:val="0"/>
-                <w:i w:val="0"/>
-                <w:color w:val="000000"/>
-                <w:sz w:val="18"/>
-              </w:rPr>
-              <w:t>Show curiosity in exploring temperature measurement technologies.</w:t>
-            </w:r>
-          </w:p>
-          <w:p>
-            <w:pPr>
-              <w:spacing w:before="20" w:after="20"/>
-              <w:jc w:val="left"/>
-            </w:pPr>
-            <w:r>
-              <w:rPr>
-                <w:rFonts w:ascii="Arial" w:hAnsi="Arial"/>
-                <w:b w:val="0"/>
-                <w:i w:val="0"/>
-                <w:color w:val="000000"/>
-                <w:sz w:val="18"/>
-              </w:rPr>
-              <w:t>Demonstrate safety and responsibility while handling equipment (heat sources, thermometers, glassware).</w:t>
-            </w:r>
-          </w:p>
-          <w:p>
-            <w:pPr>
-              <w:spacing w:before="20" w:after="20"/>
-              <w:jc w:val="left"/>
-            </w:pPr>
-            <w:r>
-              <w:rPr>
-                <w:rFonts w:ascii="Arial" w:hAnsi="Arial"/>
-                <w:b w:val="0"/>
-                <w:i w:val="0"/>
-                <w:color w:val="000000"/>
-                <w:sz w:val="18"/>
-              </w:rPr>
-              <w:t>Develop a positive attitude towards scientific investigations and experiments.</w:t>
-            </w:r>
-          </w:p>
-          <w:p>
-            <w:pPr>
-              <w:spacing w:before="20" w:after="20"/>
-              <w:jc w:val="left"/>
-            </w:pPr>
-            <w:r>
-              <w:rPr>
-                <w:rFonts w:ascii="Arial" w:hAnsi="Arial"/>
-                <w:b w:val="0"/>
-                <w:i w:val="0"/>
-                <w:color w:val="000000"/>
-                <w:sz w:val="18"/>
-              </w:rPr>
-              <w:t>Value precision and accuracy in measurement and calculation.</w:t>
-            </w:r>
-          </w:p>
-          <w:p>
-            <w:pPr>
-              <w:spacing w:before="20" w:after="20"/>
-              <w:jc w:val="left"/>
-            </w:pPr>
-            <w:r>
-              <w:rPr>
-                <w:rFonts w:ascii="Arial" w:hAnsi="Arial"/>
-                <w:b w:val="0"/>
-                <w:i w:val="0"/>
-                <w:color w:val="000000"/>
-                <w:sz w:val="18"/>
-              </w:rPr>
-              <w:t>Respect diverse perspectives during group discussions and collaborative activities.</w:t>
+              <w:ind w:left="240"/>
+              <w:jc w:val="left"/>
+            </w:pPr>
+            <w:r>
+              <w:rPr>
+                <w:rFonts w:ascii="Arial" w:hAnsi="Arial"/>
+                <w:b w:val="0"/>
+                <w:i w:val="0"/>
+                <w:color w:val="000000"/>
+                <w:sz w:val="18"/>
+              </w:rPr>
+              <w:t>• Appreciate the applications of thermal expansion in daily life and engineering.</w:t>
+            </w:r>
+          </w:p>
+          <w:p>
+            <w:pPr>
+              <w:spacing w:before="20" w:after="20"/>
+              <w:ind w:left="240"/>
+              <w:jc w:val="left"/>
+            </w:pPr>
+            <w:r>
+              <w:rPr>
+                <w:rFonts w:ascii="Arial" w:hAnsi="Arial"/>
+                <w:b w:val="0"/>
+                <w:i w:val="0"/>
+                <w:color w:val="000000"/>
+                <w:sz w:val="18"/>
+              </w:rPr>
+              <w:t>• Show curiosity in exploring temperature measurement technologies.</w:t>
+            </w:r>
+          </w:p>
+          <w:p>
+            <w:pPr>
+              <w:spacing w:before="20" w:after="20"/>
+              <w:ind w:left="240"/>
+              <w:jc w:val="left"/>
+            </w:pPr>
+            <w:r>
+              <w:rPr>
+                <w:rFonts w:ascii="Arial" w:hAnsi="Arial"/>
+                <w:b w:val="0"/>
+                <w:i w:val="0"/>
+                <w:color w:val="000000"/>
+                <w:sz w:val="18"/>
+              </w:rPr>
+              <w:t>• Demonstrate safety and responsibility while handling equipment (heat sources, thermometers, glassware).</w:t>
+            </w:r>
+          </w:p>
+          <w:p>
+            <w:pPr>
+              <w:spacing w:before="20" w:after="20"/>
+              <w:ind w:left="240"/>
+              <w:jc w:val="left"/>
+            </w:pPr>
+            <w:r>
+              <w:rPr>
+                <w:rFonts w:ascii="Arial" w:hAnsi="Arial"/>
+                <w:b w:val="0"/>
+                <w:i w:val="0"/>
+                <w:color w:val="000000"/>
+                <w:sz w:val="18"/>
+              </w:rPr>
+              <w:t>• Develop a positive attitude towards scientific investigations and experiments.</w:t>
+            </w:r>
+          </w:p>
+          <w:p>
+            <w:pPr>
+              <w:spacing w:before="20" w:after="20"/>
+              <w:ind w:left="240"/>
+              <w:jc w:val="left"/>
+            </w:pPr>
+            <w:r>
+              <w:rPr>
+                <w:rFonts w:ascii="Arial" w:hAnsi="Arial"/>
+                <w:b w:val="0"/>
+                <w:i w:val="0"/>
+                <w:color w:val="000000"/>
+                <w:sz w:val="18"/>
+              </w:rPr>
+              <w:t>• Value precision and accuracy in measurement and calculation.</w:t>
+            </w:r>
+          </w:p>
+          <w:p>
+            <w:pPr>
+              <w:spacing w:before="20" w:after="20"/>
+              <w:ind w:left="240"/>
+              <w:jc w:val="left"/>
+            </w:pPr>
+            <w:r>
+              <w:rPr>
+                <w:rFonts w:ascii="Arial" w:hAnsi="Arial"/>
+                <w:b w:val="0"/>
+                <w:i w:val="0"/>
+                <w:color w:val="000000"/>
+                <w:sz w:val="18"/>
+              </w:rPr>
+              <w:t>• Respect diverse perspectives during group discussions and collaborative activities.</w:t>
             </w:r>
           </w:p>
         </w:tc>
@@ -2284,97 +2407,52 @@
           <w:p>
             <w:pPr>
               <w:spacing w:before="20" w:after="20"/>
-              <w:jc w:val="left"/>
-            </w:pPr>
-            <w:r>
-              <w:rPr>
-                <w:rFonts w:ascii="Arial" w:hAnsi="Arial"/>
-                <w:b/>
-                <w:i w:val="0"/>
-                <w:color w:val="000000"/>
-                <w:sz w:val="18"/>
-              </w:rPr>
-              <w:t>Infrastructure Development:</w:t>
-            </w:r>
-          </w:p>
-          <w:p>
-            <w:pPr>
-              <w:spacing w:before="20" w:after="20"/>
-              <w:jc w:val="left"/>
-            </w:pPr>
-            <w:r>
-              <w:rPr>
-                <w:rFonts w:ascii="Arial" w:hAnsi="Arial"/>
-                <w:b w:val="0"/>
-                <w:i w:val="0"/>
-                <w:color w:val="000000"/>
-                <w:sz w:val="18"/>
-              </w:rPr>
-              <w:t>Understanding thermal expansion is critical for Kenya's infrastructure projects (Standard Gauge Railway, Thika Road superhighway, Nairobi Expressway). Students explore how engineers design expansion joints to prevent structural damage, connecting science to national development.</w:t>
-            </w:r>
-          </w:p>
-          <w:p>
-            <w:pPr>
-              <w:spacing w:before="20" w:after="20"/>
-              <w:jc w:val="left"/>
-            </w:pPr>
-            <w:r>
-              <w:rPr>
-                <w:rFonts w:ascii="Arial" w:hAnsi="Arial"/>
-                <w:b/>
-                <w:i w:val="0"/>
-                <w:color w:val="000000"/>
-                <w:sz w:val="18"/>
-              </w:rPr>
-              <w:t>Energy Sector:</w:t>
-            </w:r>
-          </w:p>
-          <w:p>
-            <w:pPr>
-              <w:spacing w:before="20" w:after="20"/>
-              <w:jc w:val="left"/>
-            </w:pPr>
-            <w:r>
-              <w:rPr>
-                <w:rFonts w:ascii="Arial" w:hAnsi="Arial"/>
-                <w:b w:val="0"/>
-                <w:i w:val="0"/>
-                <w:color w:val="000000"/>
-                <w:sz w:val="18"/>
-              </w:rPr>
-              <w:t>Students investigate why Kenya Power transmission lines sag on hot days, understanding the economic implications of power outages and the engineering solutions that ensure reliable electricity supply.</w:t>
-            </w:r>
-          </w:p>
-          <w:p>
-            <w:pPr>
-              <w:spacing w:before="20" w:after="20"/>
-              <w:jc w:val="left"/>
-            </w:pPr>
-            <w:r>
-              <w:rPr>
-                <w:rFonts w:ascii="Arial" w:hAnsi="Arial"/>
-                <w:b/>
-                <w:i w:val="0"/>
-                <w:color w:val="000000"/>
-                <w:sz w:val="18"/>
-              </w:rPr>
-              <w:t>Healthcare:</w:t>
-            </w:r>
-          </w:p>
-          <w:p>
-            <w:pPr>
-              <w:spacing w:before="20" w:after="20"/>
-              <w:jc w:val="left"/>
-            </w:pPr>
-            <w:r>
-              <w:rPr>
-                <w:rFonts w:ascii="Arial" w:hAnsi="Arial"/>
-                <w:b w:val="0"/>
-                <w:i w:val="0"/>
-                <w:color w:val="000000"/>
-                <w:sz w:val="18"/>
-              </w:rPr>
-              <w:t>Students learn how accurate temperature measurement (thermometers in hospitals, clinics, and health centers) is essential for diagnosing fever and monitoring patient health, connecting science to public health.</w:t>
+              <w:ind w:left="240"/>
+              <w:jc w:val="left"/>
+            </w:pPr>
+            <w:r>
+              <w:rPr>
+                <w:rFonts w:ascii="Arial" w:hAnsi="Arial"/>
+                <w:b w:val="0"/>
+                <w:i w:val="0"/>
+                <w:color w:val="000000"/>
+                <w:sz w:val="18"/>
+              </w:rPr>
+              <w:t>• Infrastructure Development: Understanding thermal expansion is critical for Kenya's infrastructure projects (Standard Gauge Railway, Thika Road superhighway, Nairobi Expressway). Students explore how engineers design expansion joints to prevent structural damage, connecting science to national development.</w:t>
+            </w:r>
+          </w:p>
+          <w:p>
+            <w:pPr>
+              <w:spacing w:before="20" w:after="20"/>
+              <w:ind w:left="240"/>
+              <w:jc w:val="left"/>
+            </w:pPr>
+            <w:r>
+              <w:rPr>
+                <w:rFonts w:ascii="Arial" w:hAnsi="Arial"/>
+                <w:b w:val="0"/>
+                <w:i w:val="0"/>
+                <w:color w:val="000000"/>
+                <w:sz w:val="18"/>
+              </w:rPr>
+              <w:t>• Energy Sector: Students investigate why Kenya Power transmission lines sag on hot days, understanding the economic implications of power outages and the engineering solutions that ensure reliable electricity supply.</w:t>
+            </w:r>
+          </w:p>
+          <w:p>
+            <w:pPr>
+              <w:spacing w:before="20" w:after="20"/>
+              <w:ind w:left="240"/>
+              <w:jc w:val="left"/>
+            </w:pPr>
+            <w:r>
+              <w:rPr>
+                <w:rFonts w:ascii="Arial" w:hAnsi="Arial"/>
+                <w:b w:val="0"/>
+                <w:i w:val="0"/>
+                <w:color w:val="000000"/>
+                <w:sz w:val="18"/>
+              </w:rPr>
+              <w:t>• Healthcare: Students learn how accurate temperature measurement (thermometers in hospitals, clinics, and health centers) is essential for diagnosing fever and monitoring patient health, connecting science to public health.</w:t>
             </w:r>
           </w:p>
           <w:p>
@@ -2396,65 +2474,35 @@
           <w:p>
             <w:pPr>
               <w:spacing w:before="20" w:after="20"/>
-              <w:jc w:val="left"/>
-            </w:pPr>
-            <w:r>
-              <w:rPr>
-                <w:rFonts w:ascii="Arial" w:hAnsi="Arial"/>
-                <w:b/>
-                <w:i w:val="0"/>
-                <w:color w:val="000000"/>
-                <w:sz w:val="18"/>
-              </w:rPr>
-              <w:t>Climate Change:</w:t>
-            </w:r>
-          </w:p>
-          <w:p>
-            <w:pPr>
-              <w:spacing w:before="20" w:after="20"/>
-              <w:jc w:val="left"/>
-            </w:pPr>
-            <w:r>
-              <w:rPr>
-                <w:rFonts w:ascii="Arial" w:hAnsi="Arial"/>
-                <w:b w:val="0"/>
-                <w:i w:val="0"/>
-                <w:color w:val="000000"/>
-                <w:sz w:val="18"/>
-              </w:rPr>
-              <w:t>Students discuss how temperature fluctuations affect infrastructure (roads cracking in extreme heat, bridges expanding and contracting), connecting thermal expansion to environmental changes and the need for climate-resilient engineering.</w:t>
-            </w:r>
-          </w:p>
-          <w:p>
-            <w:pPr>
-              <w:spacing w:before="20" w:after="20"/>
-              <w:jc w:val="left"/>
-            </w:pPr>
-            <w:r>
-              <w:rPr>
-                <w:rFonts w:ascii="Arial" w:hAnsi="Arial"/>
-                <w:b/>
-                <w:i w:val="0"/>
-                <w:color w:val="000000"/>
-                <w:sz w:val="18"/>
-              </w:rPr>
-              <w:t>Water Resources:</w:t>
-            </w:r>
-          </w:p>
-          <w:p>
-            <w:pPr>
-              <w:spacing w:before="20" w:after="20"/>
-              <w:jc w:val="left"/>
-            </w:pPr>
-            <w:r>
-              <w:rPr>
-                <w:rFonts w:ascii="Arial" w:hAnsi="Arial"/>
-                <w:b w:val="0"/>
-                <w:i w:val="0"/>
-                <w:color w:val="000000"/>
-                <w:sz w:val="18"/>
-              </w:rPr>
-              <w:t>Students explore the unusual expansion of water and its implications for aquatic ecosystems (ice floating on lakes, protecting aquatic life in cold climates), understanding how this property supports biodiversity.</w:t>
+              <w:ind w:left="240"/>
+              <w:jc w:val="left"/>
+            </w:pPr>
+            <w:r>
+              <w:rPr>
+                <w:rFonts w:ascii="Arial" w:hAnsi="Arial"/>
+                <w:b w:val="0"/>
+                <w:i w:val="0"/>
+                <w:color w:val="000000"/>
+                <w:sz w:val="18"/>
+              </w:rPr>
+              <w:t>• Climate Change: Students discuss how temperature fluctuations affect infrastructure (roads cracking in extreme heat, bridges expanding and contracting), connecting thermal expansion to environmental changes and the need for climate-resilient engineering.</w:t>
+            </w:r>
+          </w:p>
+          <w:p>
+            <w:pPr>
+              <w:spacing w:before="20" w:after="20"/>
+              <w:ind w:left="240"/>
+              <w:jc w:val="left"/>
+            </w:pPr>
+            <w:r>
+              <w:rPr>
+                <w:rFonts w:ascii="Arial" w:hAnsi="Arial"/>
+                <w:b w:val="0"/>
+                <w:i w:val="0"/>
+                <w:color w:val="000000"/>
+                <w:sz w:val="18"/>
+              </w:rPr>
+              <w:t>• Water Resources: Students explore the unusual expansion of water and its implications for aquatic ecosystems (ice floating on lakes, protecting aquatic life in cold climates), understanding how this property supports biodiversity.</w:t>
             </w:r>
           </w:p>
           <w:p>
@@ -2476,65 +2524,35 @@
           <w:p>
             <w:pPr>
               <w:spacing w:before="20" w:after="20"/>
-              <w:jc w:val="left"/>
-            </w:pPr>
-            <w:r>
-              <w:rPr>
-                <w:rFonts w:ascii="Arial" w:hAnsi="Arial"/>
-                <w:b/>
-                <w:i w:val="0"/>
-                <w:color w:val="000000"/>
-                <w:sz w:val="18"/>
-              </w:rPr>
-              <w:t>Fire Safety:</w:t>
-            </w:r>
-          </w:p>
-          <w:p>
-            <w:pPr>
-              <w:spacing w:before="20" w:after="20"/>
-              <w:jc w:val="left"/>
-            </w:pPr>
-            <w:r>
-              <w:rPr>
-                <w:rFonts w:ascii="Arial" w:hAnsi="Arial"/>
-                <w:b w:val="0"/>
-                <w:i w:val="0"/>
-                <w:color w:val="000000"/>
-                <w:sz w:val="18"/>
-              </w:rPr>
-              <w:t>Students acquire safety skills by being keen on fire safety while performing experiments to demonstrate thermal expansion and contraction in fluids. They learn proper handling of heat sources, Bunsen burners, and hot materials, developing a culture of safety consciousness.</w:t>
-            </w:r>
-          </w:p>
-          <w:p>
-            <w:pPr>
-              <w:spacing w:before="20" w:after="20"/>
-              <w:jc w:val="left"/>
-            </w:pPr>
-            <w:r>
-              <w:rPr>
-                <w:rFonts w:ascii="Arial" w:hAnsi="Arial"/>
-                <w:b/>
-                <w:i w:val="0"/>
-                <w:color w:val="000000"/>
-                <w:sz w:val="18"/>
-              </w:rPr>
-              <w:t>Structural Safety:</w:t>
-            </w:r>
-          </w:p>
-          <w:p>
-            <w:pPr>
-              <w:spacing w:before="20" w:after="20"/>
-              <w:jc w:val="left"/>
-            </w:pPr>
-            <w:r>
-              <w:rPr>
-                <w:rFonts w:ascii="Arial" w:hAnsi="Arial"/>
-                <w:b w:val="0"/>
-                <w:i w:val="0"/>
-                <w:color w:val="000000"/>
-                <w:sz w:val="18"/>
-              </w:rPr>
-              <w:t>Students understand why engineers must account for thermal expansion in building design (preventing bridge collapse, railway derailment, power line failure), connecting science to public safety and disaster prevention.</w:t>
+              <w:ind w:left="240"/>
+              <w:jc w:val="left"/>
+            </w:pPr>
+            <w:r>
+              <w:rPr>
+                <w:rFonts w:ascii="Arial" w:hAnsi="Arial"/>
+                <w:b w:val="0"/>
+                <w:i w:val="0"/>
+                <w:color w:val="000000"/>
+                <w:sz w:val="18"/>
+              </w:rPr>
+              <w:t>• Fire Safety: Students acquire safety skills by being keen on fire safety while performing experiments to demonstrate thermal expansion and contraction in fluids. They learn proper handling of heat sources, Bunsen burners, and hot materials, developing a culture of safety consciousness.</w:t>
+            </w:r>
+          </w:p>
+          <w:p>
+            <w:pPr>
+              <w:spacing w:before="20" w:after="20"/>
+              <w:ind w:left="240"/>
+              <w:jc w:val="left"/>
+            </w:pPr>
+            <w:r>
+              <w:rPr>
+                <w:rFonts w:ascii="Arial" w:hAnsi="Arial"/>
+                <w:b w:val="0"/>
+                <w:i w:val="0"/>
+                <w:color w:val="000000"/>
+                <w:sz w:val="18"/>
+              </w:rPr>
+              <w:t>• Structural Safety: Students understand why engineers must account for thermal expansion in building design (preventing bridge collapse, railway derailment, power line failure), connecting science to public safety and disaster prevention.</w:t>
             </w:r>
           </w:p>
         </w:tc>
@@ -2920,17 +2938,18 @@
           <w:p>
             <w:pPr>
               <w:spacing w:before="20" w:after="20"/>
-              <w:jc w:val="left"/>
-            </w:pPr>
-            <w:r>
-              <w:rPr>
-                <w:rFonts w:ascii="Arial" w:hAnsi="Arial"/>
-                <w:b w:val="0"/>
-                <w:i w:val="0"/>
-                <w:color w:val="000000"/>
-                <w:sz w:val="18"/>
-              </w:rPr>
-              <w:t>Temperature</w:t>
+              <w:ind w:left="240"/>
+              <w:jc w:val="left"/>
+            </w:pPr>
+            <w:r>
+              <w:rPr>
+                <w:rFonts w:ascii="Arial" w:hAnsi="Arial"/>
+                <w:b w:val="0"/>
+                <w:i w:val="0"/>
+                <w:color w:val="000000"/>
+                <w:sz w:val="18"/>
+              </w:rPr>
+              <w:t>• Temperature</w:t>
             </w:r>
           </w:p>
           <w:p>
@@ -2952,49 +2971,35 @@
           <w:p>
             <w:pPr>
               <w:spacing w:before="20" w:after="20"/>
-              <w:jc w:val="left"/>
-            </w:pPr>
-            <w:r>
-              <w:rPr>
-                <w:rFonts w:ascii="Arial" w:hAnsi="Arial"/>
-                <w:b w:val="0"/>
-                <w:i w:val="0"/>
-                <w:color w:val="000000"/>
-                <w:sz w:val="18"/>
-              </w:rPr>
-              <w:t>Here</w:t>
-            </w:r>
-          </w:p>
-          <w:p>
-            <w:pPr>
-              <w:spacing w:before="20" w:after="20"/>
-              <w:jc w:val="left"/>
-            </w:pPr>
-            <w:r>
-              <w:rPr>
-                <w:rFonts w:ascii="Arial" w:hAnsi="Arial"/>
-                <w:b/>
-                <w:i w:val="0"/>
-                <w:color w:val="000000"/>
-                <w:sz w:val="18"/>
-              </w:rPr>
-              <w:t>Practice Exercises:</w:t>
-            </w:r>
-          </w:p>
-          <w:p>
-            <w:pPr>
-              <w:spacing w:before="20" w:after="20"/>
-              <w:jc w:val="left"/>
-            </w:pPr>
-            <w:r>
-              <w:rPr>
-                <w:rFonts w:ascii="Arial" w:hAnsi="Arial"/>
-                <w:b w:val="0"/>
-                <w:i w:val="0"/>
-                <w:color w:val="000000"/>
-                <w:sz w:val="18"/>
-              </w:rPr>
-              <w:t>KA Lite exercises on temperature, heat, and thermal expansion (available offline via Rachel Plus).</w:t>
+              <w:ind w:left="240"/>
+              <w:jc w:val="left"/>
+            </w:pPr>
+            <w:r>
+              <w:rPr>
+                <w:rFonts w:ascii="Arial" w:hAnsi="Arial"/>
+                <w:b w:val="0"/>
+                <w:i w:val="0"/>
+                <w:color w:val="000000"/>
+                <w:sz w:val="18"/>
+              </w:rPr>
+              <w:t>• Here</w:t>
+            </w:r>
+          </w:p>
+          <w:p>
+            <w:pPr>
+              <w:spacing w:before="20" w:after="20"/>
+              <w:ind w:left="240"/>
+              <w:jc w:val="left"/>
+            </w:pPr>
+            <w:r>
+              <w:rPr>
+                <w:rFonts w:ascii="Arial" w:hAnsi="Arial"/>
+                <w:b w:val="0"/>
+                <w:i w:val="0"/>
+                <w:color w:val="000000"/>
+                <w:sz w:val="18"/>
+              </w:rPr>
+              <w:t>• Practice Exercises: KA Lite exercises on temperature, heat, and thermal expansion (available offline via Rachel Plus).</w:t>
             </w:r>
           </w:p>
           <w:p>
@@ -3032,33 +3037,35 @@
           <w:p>
             <w:pPr>
               <w:spacing w:before="20" w:after="20"/>
-              <w:jc w:val="left"/>
-            </w:pPr>
-            <w:r>
-              <w:rPr>
-                <w:rFonts w:ascii="Arial" w:hAnsi="Arial"/>
-                <w:b w:val="0"/>
-                <w:i w:val="0"/>
-                <w:color w:val="000000"/>
-                <w:sz w:val="18"/>
-              </w:rPr>
-              <w:t>Here</w:t>
-            </w:r>
-          </w:p>
-          <w:p>
-            <w:pPr>
-              <w:spacing w:before="20" w:after="20"/>
-              <w:jc w:val="left"/>
-            </w:pPr>
-            <w:r>
-              <w:rPr>
-                <w:rFonts w:ascii="Arial" w:hAnsi="Arial"/>
-                <w:b w:val="0"/>
-                <w:i w:val="0"/>
-                <w:color w:val="000000"/>
-                <w:sz w:val="18"/>
-              </w:rPr>
-              <w:t>(Explore particle motion, temperature changes, and phase transitions)</w:t>
+              <w:ind w:left="240"/>
+              <w:jc w:val="left"/>
+            </w:pPr>
+            <w:r>
+              <w:rPr>
+                <w:rFonts w:ascii="Arial" w:hAnsi="Arial"/>
+                <w:b w:val="0"/>
+                <w:i w:val="0"/>
+                <w:color w:val="000000"/>
+                <w:sz w:val="18"/>
+              </w:rPr>
+              <w:t>• Here</w:t>
+            </w:r>
+          </w:p>
+          <w:p>
+            <w:pPr>
+              <w:spacing w:before="20" w:after="20"/>
+              <w:ind w:left="240"/>
+              <w:jc w:val="left"/>
+            </w:pPr>
+            <w:r>
+              <w:rPr>
+                <w:rFonts w:ascii="Arial" w:hAnsi="Arial"/>
+                <w:b w:val="0"/>
+                <w:i w:val="0"/>
+                <w:color w:val="000000"/>
+                <w:sz w:val="18"/>
+              </w:rPr>
+              <w:t>• (Explore particle motion, temperature changes, and phase transitions)</w:t>
             </w:r>
           </w:p>
           <w:p>
@@ -3080,17 +3087,18 @@
           <w:p>
             <w:pPr>
               <w:spacing w:before="20" w:after="20"/>
-              <w:jc w:val="left"/>
-            </w:pPr>
-            <w:r>
-              <w:rPr>
-                <w:rFonts w:ascii="Arial" w:hAnsi="Arial"/>
-                <w:b w:val="0"/>
-                <w:i w:val="0"/>
-                <w:color w:val="000000"/>
-                <w:sz w:val="18"/>
-              </w:rPr>
-              <w:t>[https://phet.colorado.edu/en/simulation/states-of-matter](https://phet.colorado.edu/en/simulation/states-of-matter)</w:t>
+              <w:ind w:left="240"/>
+              <w:jc w:val="left"/>
+            </w:pPr>
+            <w:r>
+              <w:rPr>
+                <w:rFonts w:ascii="Arial" w:hAnsi="Arial"/>
+                <w:b w:val="0"/>
+                <w:i w:val="0"/>
+                <w:color w:val="000000"/>
+                <w:sz w:val="18"/>
+              </w:rPr>
+              <w:t>• [https://phet.colorado.edu/en/simulation/states-of-matter](https://phet.colorado.edu/en/simulation/states-of-matter)</w:t>
             </w:r>
           </w:p>
           <w:p>
@@ -3128,17 +3136,18 @@
           <w:p>
             <w:pPr>
               <w:spacing w:before="20" w:after="20"/>
-              <w:jc w:val="left"/>
-            </w:pPr>
-            <w:r>
-              <w:rPr>
-                <w:rFonts w:ascii="Arial" w:hAnsi="Arial"/>
-                <w:b w:val="0"/>
-                <w:i w:val="0"/>
-                <w:color w:val="000000"/>
-                <w:sz w:val="18"/>
-              </w:rPr>
-              <w:t>Here</w:t>
+              <w:ind w:left="240"/>
+              <w:jc w:val="left"/>
+            </w:pPr>
+            <w:r>
+              <w:rPr>
+                <w:rFonts w:ascii="Arial" w:hAnsi="Arial"/>
+                <w:b w:val="0"/>
+                <w:i w:val="0"/>
+                <w:color w:val="000000"/>
+                <w:sz w:val="18"/>
+              </w:rPr>
+              <w:t>• Here</w:t>
             </w:r>
           </w:p>
           <w:p>
@@ -3160,17 +3169,18 @@
           <w:p>
             <w:pPr>
               <w:spacing w:before="20" w:after="20"/>
-              <w:jc w:val="left"/>
-            </w:pPr>
-            <w:r>
-              <w:rPr>
-                <w:rFonts w:ascii="Arial" w:hAnsi="Arial"/>
-                <w:b w:val="0"/>
-                <w:i w:val="0"/>
-                <w:color w:val="000000"/>
-                <w:sz w:val="18"/>
-              </w:rPr>
-              <w:t>Here</w:t>
+              <w:ind w:left="240"/>
+              <w:jc w:val="left"/>
+            </w:pPr>
+            <w:r>
+              <w:rPr>
+                <w:rFonts w:ascii="Arial" w:hAnsi="Arial"/>
+                <w:b w:val="0"/>
+                <w:i w:val="0"/>
+                <w:color w:val="000000"/>
+                <w:sz w:val="18"/>
+              </w:rPr>
+              <w:t>• Here</w:t>
             </w:r>
           </w:p>
           <w:p>
@@ -3192,17 +3202,18 @@
           <w:p>
             <w:pPr>
               <w:spacing w:before="20" w:after="20"/>
-              <w:jc w:val="left"/>
-            </w:pPr>
-            <w:r>
-              <w:rPr>
-                <w:rFonts w:ascii="Arial" w:hAnsi="Arial"/>
-                <w:b w:val="0"/>
-                <w:i w:val="0"/>
-                <w:color w:val="000000"/>
-                <w:sz w:val="18"/>
-              </w:rPr>
-              <w:t>Here</w:t>
+              <w:ind w:left="240"/>
+              <w:jc w:val="left"/>
+            </w:pPr>
+            <w:r>
+              <w:rPr>
+                <w:rFonts w:ascii="Arial" w:hAnsi="Arial"/>
+                <w:b w:val="0"/>
+                <w:i w:val="0"/>
+                <w:color w:val="000000"/>
+                <w:sz w:val="18"/>
+              </w:rPr>
+              <w:t>• Here</w:t>
             </w:r>
           </w:p>
           <w:p>
@@ -3224,17 +3235,18 @@
           <w:p>
             <w:pPr>
               <w:spacing w:before="20" w:after="20"/>
-              <w:jc w:val="left"/>
-            </w:pPr>
-            <w:r>
-              <w:rPr>
-                <w:rFonts w:ascii="Arial" w:hAnsi="Arial"/>
-                <w:b w:val="0"/>
-                <w:i w:val="0"/>
-                <w:color w:val="000000"/>
-                <w:sz w:val="18"/>
-              </w:rPr>
-              <w:t>Silicon Diodes               Temperature Sensors</w:t>
+              <w:ind w:left="240"/>
+              <w:jc w:val="left"/>
+            </w:pPr>
+            <w:r>
+              <w:rPr>
+                <w:rFonts w:ascii="Arial" w:hAnsi="Arial"/>
+                <w:b w:val="0"/>
+                <w:i w:val="0"/>
+                <w:color w:val="000000"/>
+                <w:sz w:val="18"/>
+              </w:rPr>
+              <w:t>• Silicon Diodes               Temperature Sensors</w:t>
             </w:r>
           </w:p>
           <w:p>
@@ -3256,49 +3268,52 @@
           <w:p>
             <w:pPr>
               <w:spacing w:before="20" w:after="20"/>
-              <w:jc w:val="left"/>
-            </w:pPr>
-            <w:r>
-              <w:rPr>
-                <w:rFonts w:ascii="Arial" w:hAnsi="Arial"/>
-                <w:b w:val="0"/>
-                <w:i w:val="0"/>
-                <w:color w:val="000000"/>
-                <w:sz w:val="18"/>
-              </w:rPr>
-              <w:t>Pre-downloaded videos on temperature measurement, thermal expansion, and change of state.</w:t>
-            </w:r>
-          </w:p>
-          <w:p>
-            <w:pPr>
-              <w:spacing w:before="20" w:after="20"/>
-              <w:jc w:val="left"/>
-            </w:pPr>
-            <w:r>
-              <w:rPr>
-                <w:rFonts w:ascii="Arial" w:hAnsi="Arial"/>
-                <w:b w:val="0"/>
-                <w:i w:val="0"/>
-                <w:color w:val="000000"/>
-                <w:sz w:val="18"/>
-              </w:rPr>
-              <w:t>Offline exercises and quizzes for reinforcement.</w:t>
-            </w:r>
-          </w:p>
-          <w:p>
-            <w:pPr>
-              <w:spacing w:before="20" w:after="20"/>
-              <w:jc w:val="left"/>
-            </w:pPr>
-            <w:r>
-              <w:rPr>
-                <w:rFonts w:ascii="Arial" w:hAnsi="Arial"/>
-                <w:b w:val="0"/>
-                <w:i w:val="0"/>
-                <w:color w:val="000000"/>
-                <w:sz w:val="18"/>
-              </w:rPr>
-              <w:t>Notes on Celsius and Kelvin scales, linear expansivity, and thermometer types.</w:t>
+              <w:ind w:left="240"/>
+              <w:jc w:val="left"/>
+            </w:pPr>
+            <w:r>
+              <w:rPr>
+                <w:rFonts w:ascii="Arial" w:hAnsi="Arial"/>
+                <w:b w:val="0"/>
+                <w:i w:val="0"/>
+                <w:color w:val="000000"/>
+                <w:sz w:val="18"/>
+              </w:rPr>
+              <w:t>• Pre-downloaded videos on temperature measurement, thermal expansion, and change of state.</w:t>
+            </w:r>
+          </w:p>
+          <w:p>
+            <w:pPr>
+              <w:spacing w:before="20" w:after="20"/>
+              <w:ind w:left="240"/>
+              <w:jc w:val="left"/>
+            </w:pPr>
+            <w:r>
+              <w:rPr>
+                <w:rFonts w:ascii="Arial" w:hAnsi="Arial"/>
+                <w:b w:val="0"/>
+                <w:i w:val="0"/>
+                <w:color w:val="000000"/>
+                <w:sz w:val="18"/>
+              </w:rPr>
+              <w:t>• Offline exercises and quizzes for reinforcement.</w:t>
+            </w:r>
+          </w:p>
+          <w:p>
+            <w:pPr>
+              <w:spacing w:before="20" w:after="20"/>
+              <w:ind w:left="240"/>
+              <w:jc w:val="left"/>
+            </w:pPr>
+            <w:r>
+              <w:rPr>
+                <w:rFonts w:ascii="Arial" w:hAnsi="Arial"/>
+                <w:b w:val="0"/>
+                <w:i w:val="0"/>
+                <w:color w:val="000000"/>
+                <w:sz w:val="18"/>
+              </w:rPr>
+              <w:t>• Notes on Celsius and Kelvin scales, linear expansivity, and thermometer types.</w:t>
             </w:r>
           </w:p>
           <w:p>
@@ -3320,65 +3335,52 @@
           <w:p>
             <w:pPr>
               <w:spacing w:before="20" w:after="20"/>
-              <w:jc w:val="left"/>
-            </w:pPr>
-            <w:r>
-              <w:rPr>
-                <w:rFonts w:ascii="Arial" w:hAnsi="Arial"/>
-                <w:b w:val="0"/>
-                <w:i w:val="0"/>
-                <w:color w:val="000000"/>
-                <w:sz w:val="18"/>
-              </w:rPr>
-              <w:t>Pre-download all videos to Rachel Plus server for offline access.</w:t>
-            </w:r>
-          </w:p>
-          <w:p>
-            <w:pPr>
-              <w:spacing w:before="20" w:after="20"/>
-              <w:jc w:val="left"/>
-            </w:pPr>
-            <w:r>
-              <w:rPr>
-                <w:rFonts w:ascii="Arial" w:hAnsi="Arial"/>
-                <w:b/>
-                <w:i w:val="0"/>
-                <w:color w:val="000000"/>
-                <w:sz w:val="18"/>
-              </w:rPr>
-              <w:t>Prepare real objects for demonstrations:</w:t>
-            </w:r>
-          </w:p>
-          <w:p>
-            <w:pPr>
-              <w:spacing w:before="20" w:after="20"/>
-              <w:jc w:val="left"/>
-            </w:pPr>
-            <w:r>
-              <w:rPr>
-                <w:rFonts w:ascii="Arial" w:hAnsi="Arial"/>
-                <w:b w:val="0"/>
-                <w:i w:val="0"/>
-                <w:color w:val="000000"/>
-                <w:sz w:val="18"/>
-              </w:rPr>
-              <w:t>metal sufuria lid, glass bottle, warm water, ice, metal rod, ball-and-ring apparatus, thermometers.</w:t>
-            </w:r>
-          </w:p>
-          <w:p>
-            <w:pPr>
-              <w:spacing w:before="20" w:after="20"/>
-              <w:jc w:val="left"/>
-            </w:pPr>
-            <w:r>
-              <w:rPr>
-                <w:rFonts w:ascii="Arial" w:hAnsi="Arial"/>
-                <w:b w:val="0"/>
-                <w:i w:val="0"/>
-                <w:color w:val="000000"/>
-                <w:sz w:val="18"/>
-              </w:rPr>
-              <w:t>Test PhET simulations on school computers before lessons.</w:t>
+              <w:ind w:left="240"/>
+              <w:jc w:val="left"/>
+            </w:pPr>
+            <w:r>
+              <w:rPr>
+                <w:rFonts w:ascii="Arial" w:hAnsi="Arial"/>
+                <w:b w:val="0"/>
+                <w:i w:val="0"/>
+                <w:color w:val="000000"/>
+                <w:sz w:val="18"/>
+              </w:rPr>
+              <w:t>• Pre-download all videos to Rachel Plus server for offline access.</w:t>
+            </w:r>
+          </w:p>
+          <w:p>
+            <w:pPr>
+              <w:spacing w:before="20" w:after="20"/>
+              <w:ind w:left="240"/>
+              <w:jc w:val="left"/>
+            </w:pPr>
+            <w:r>
+              <w:rPr>
+                <w:rFonts w:ascii="Arial" w:hAnsi="Arial"/>
+                <w:b w:val="0"/>
+                <w:i w:val="0"/>
+                <w:color w:val="000000"/>
+                <w:sz w:val="18"/>
+              </w:rPr>
+              <w:t>• Prepare real objects for demonstrations: metal sufuria lid, glass bottle, warm water, ice, metal rod, ball-and-ring apparatus, thermometers.</w:t>
+            </w:r>
+          </w:p>
+          <w:p>
+            <w:pPr>
+              <w:spacing w:before="20" w:after="20"/>
+              <w:ind w:left="240"/>
+              <w:jc w:val="left"/>
+            </w:pPr>
+            <w:r>
+              <w:rPr>
+                <w:rFonts w:ascii="Arial" w:hAnsi="Arial"/>
+                <w:b w:val="0"/>
+                <w:i w:val="0"/>
+                <w:color w:val="000000"/>
+                <w:sz w:val="18"/>
+              </w:rPr>
+              <w:t>• Test PhET simulations on school computers before lessons.</w:t>
             </w:r>
           </w:p>
         </w:tc>
@@ -3430,65 +3432,69 @@
           <w:p>
             <w:pPr>
               <w:spacing w:before="20" w:after="20"/>
-              <w:jc w:val="left"/>
-            </w:pPr>
-            <w:r>
-              <w:rPr>
-                <w:rFonts w:ascii="Arial" w:hAnsi="Arial"/>
-                <w:b w:val="0"/>
-                <w:i w:val="0"/>
-                <w:color w:val="000000"/>
-                <w:sz w:val="18"/>
-              </w:rPr>
-              <w:t>Science journals (one per student)</w:t>
-            </w:r>
-          </w:p>
-          <w:p>
-            <w:pPr>
-              <w:spacing w:before="20" w:after="20"/>
-              <w:jc w:val="left"/>
-            </w:pPr>
-            <w:r>
-              <w:rPr>
-                <w:rFonts w:ascii="Arial" w:hAnsi="Arial"/>
-                <w:b w:val="0"/>
-                <w:i w:val="0"/>
-                <w:color w:val="000000"/>
-                <w:sz w:val="18"/>
-              </w:rPr>
-              <w:t>Chart paper and markers for DQB and class model</w:t>
-            </w:r>
-          </w:p>
-          <w:p>
-            <w:pPr>
-              <w:spacing w:before="20" w:after="20"/>
-              <w:jc w:val="left"/>
-            </w:pPr>
-            <w:r>
-              <w:rPr>
-                <w:rFonts w:ascii="Arial" w:hAnsi="Arial"/>
-                <w:b w:val="0"/>
-                <w:i w:val="0"/>
-                <w:color w:val="000000"/>
-                <w:sz w:val="18"/>
-              </w:rPr>
-              <w:t>Sticky notes for student questions</w:t>
-            </w:r>
-          </w:p>
-          <w:p>
-            <w:pPr>
-              <w:spacing w:before="20" w:after="20"/>
-              <w:jc w:val="left"/>
-            </w:pPr>
-            <w:r>
-              <w:rPr>
-                <w:rFonts w:ascii="Arial" w:hAnsi="Arial"/>
-                <w:b w:val="0"/>
-                <w:i w:val="0"/>
-                <w:color w:val="000000"/>
-                <w:sz w:val="18"/>
-              </w:rPr>
-              <w:t>Computers/tablets with internet access (or Rachel Plus offline server)</w:t>
+              <w:ind w:left="240"/>
+              <w:jc w:val="left"/>
+            </w:pPr>
+            <w:r>
+              <w:rPr>
+                <w:rFonts w:ascii="Arial" w:hAnsi="Arial"/>
+                <w:b w:val="0"/>
+                <w:i w:val="0"/>
+                <w:color w:val="000000"/>
+                <w:sz w:val="18"/>
+              </w:rPr>
+              <w:t>• Science journals (one per student)</w:t>
+            </w:r>
+          </w:p>
+          <w:p>
+            <w:pPr>
+              <w:spacing w:before="20" w:after="20"/>
+              <w:ind w:left="240"/>
+              <w:jc w:val="left"/>
+            </w:pPr>
+            <w:r>
+              <w:rPr>
+                <w:rFonts w:ascii="Arial" w:hAnsi="Arial"/>
+                <w:b w:val="0"/>
+                <w:i w:val="0"/>
+                <w:color w:val="000000"/>
+                <w:sz w:val="18"/>
+              </w:rPr>
+              <w:t>• Chart paper and markers for DQB and class model</w:t>
+            </w:r>
+          </w:p>
+          <w:p>
+            <w:pPr>
+              <w:spacing w:before="20" w:after="20"/>
+              <w:ind w:left="240"/>
+              <w:jc w:val="left"/>
+            </w:pPr>
+            <w:r>
+              <w:rPr>
+                <w:rFonts w:ascii="Arial" w:hAnsi="Arial"/>
+                <w:b w:val="0"/>
+                <w:i w:val="0"/>
+                <w:color w:val="000000"/>
+                <w:sz w:val="18"/>
+              </w:rPr>
+              <w:t>• Sticky notes for student questions</w:t>
+            </w:r>
+          </w:p>
+          <w:p>
+            <w:pPr>
+              <w:spacing w:before="20" w:after="20"/>
+              <w:ind w:left="240"/>
+              <w:jc w:val="left"/>
+            </w:pPr>
+            <w:r>
+              <w:rPr>
+                <w:rFonts w:ascii="Arial" w:hAnsi="Arial"/>
+                <w:b w:val="0"/>
+                <w:i w:val="0"/>
+                <w:color w:val="000000"/>
+                <w:sz w:val="18"/>
+              </w:rPr>
+              <w:t>• Computers/tablets with internet access (or Rachel Plus offline server)</w:t>
             </w:r>
           </w:p>
           <w:p>
@@ -3510,769 +3516,715 @@
           <w:p>
             <w:pPr>
               <w:spacing w:before="20" w:after="20"/>
-              <w:jc w:val="left"/>
-            </w:pPr>
-            <w:r>
-              <w:rPr>
-                <w:rFonts w:ascii="Arial" w:hAnsi="Arial"/>
-                <w:b/>
-                <w:i w:val="0"/>
-                <w:color w:val="000000"/>
-                <w:sz w:val="18"/>
-              </w:rPr>
-              <w:t>Lesson 1:</w:t>
-            </w:r>
-          </w:p>
-          <w:p>
-            <w:pPr>
-              <w:spacing w:before="20" w:after="20"/>
-              <w:jc w:val="left"/>
-            </w:pPr>
-            <w:r>
-              <w:rPr>
-                <w:rFonts w:ascii="Arial" w:hAnsi="Arial"/>
-                <w:b w:val="0"/>
-                <w:i w:val="0"/>
-                <w:color w:val="000000"/>
-                <w:sz w:val="18"/>
-              </w:rPr>
-              <w:t>Phenomenon Launch — Temperature, Heat &amp; Units</w:t>
-            </w:r>
-          </w:p>
-          <w:p>
-            <w:pPr>
-              <w:spacing w:before="20" w:after="20"/>
-              <w:jc w:val="left"/>
-            </w:pPr>
-            <w:r>
-              <w:rPr>
-                <w:rFonts w:ascii="Arial" w:hAnsi="Arial"/>
-                <w:b w:val="0"/>
-                <w:i w:val="0"/>
-                <w:color w:val="000000"/>
-                <w:sz w:val="18"/>
-              </w:rPr>
-              <w:t>Metal sufuria with tight-fitting lid</w:t>
-            </w:r>
-          </w:p>
-          <w:p>
-            <w:pPr>
-              <w:spacing w:before="20" w:after="20"/>
-              <w:jc w:val="left"/>
-            </w:pPr>
-            <w:r>
-              <w:rPr>
-                <w:rFonts w:ascii="Arial" w:hAnsi="Arial"/>
-                <w:b w:val="0"/>
-                <w:i w:val="0"/>
-                <w:color w:val="000000"/>
-                <w:sz w:val="18"/>
-              </w:rPr>
-              <w:t>Glass bottle (empty, for demonstration)</w:t>
-            </w:r>
-          </w:p>
-          <w:p>
-            <w:pPr>
-              <w:spacing w:before="20" w:after="20"/>
-              <w:jc w:val="left"/>
-            </w:pPr>
-            <w:r>
-              <w:rPr>
-                <w:rFonts w:ascii="Arial" w:hAnsi="Arial"/>
-                <w:b w:val="0"/>
-                <w:i w:val="0"/>
-                <w:color w:val="000000"/>
-                <w:sz w:val="18"/>
-              </w:rPr>
-              <w:t>Hot water (in thermos or kettle)</w:t>
-            </w:r>
-          </w:p>
-          <w:p>
-            <w:pPr>
-              <w:spacing w:before="20" w:after="20"/>
-              <w:jc w:val="left"/>
-            </w:pPr>
-            <w:r>
-              <w:rPr>
-                <w:rFonts w:ascii="Arial" w:hAnsi="Arial"/>
-                <w:b w:val="0"/>
-                <w:i w:val="0"/>
-                <w:color w:val="000000"/>
-                <w:sz w:val="18"/>
-              </w:rPr>
-              <w:t>Ice cubes or access to freezer</w:t>
-            </w:r>
-          </w:p>
-          <w:p>
-            <w:pPr>
-              <w:spacing w:before="20" w:after="20"/>
-              <w:jc w:val="left"/>
-            </w:pPr>
-            <w:r>
-              <w:rPr>
-                <w:rFonts w:ascii="Arial" w:hAnsi="Arial"/>
-                <w:b w:val="0"/>
-                <w:i w:val="0"/>
-                <w:color w:val="000000"/>
-                <w:sz w:val="18"/>
-              </w:rPr>
-              <w:t>Thermometers (liquid-in-glass, digital if available)</w:t>
-            </w:r>
-          </w:p>
-          <w:p>
-            <w:pPr>
-              <w:spacing w:before="20" w:after="20"/>
-              <w:jc w:val="left"/>
-            </w:pPr>
-            <w:r>
-              <w:rPr>
-                <w:rFonts w:ascii="Arial" w:hAnsi="Arial"/>
-                <w:b w:val="0"/>
-                <w:i w:val="0"/>
-                <w:color w:val="000000"/>
-                <w:sz w:val="18"/>
-              </w:rPr>
-              <w:t>Chart paper for initial model</w:t>
-            </w:r>
-          </w:p>
-          <w:p>
-            <w:pPr>
-              <w:spacing w:before="20" w:after="20"/>
-              <w:jc w:val="left"/>
-            </w:pPr>
-            <w:r>
-              <w:rPr>
-                <w:rFonts w:ascii="Arial" w:hAnsi="Arial"/>
-                <w:b/>
-                <w:i w:val="0"/>
-                <w:color w:val="000000"/>
-                <w:sz w:val="18"/>
-              </w:rPr>
-              <w:t>Lesson 2:</w:t>
-            </w:r>
-          </w:p>
-          <w:p>
-            <w:pPr>
-              <w:spacing w:before="20" w:after="20"/>
-              <w:jc w:val="left"/>
-            </w:pPr>
-            <w:r>
-              <w:rPr>
-                <w:rFonts w:ascii="Arial" w:hAnsi="Arial"/>
-                <w:b w:val="0"/>
-                <w:i w:val="0"/>
-                <w:color w:val="000000"/>
-                <w:sz w:val="18"/>
-              </w:rPr>
-              <w:t>Measuring Temperature — Thermometer Technologies</w:t>
-            </w:r>
-          </w:p>
-          <w:p>
-            <w:pPr>
-              <w:spacing w:before="20" w:after="20"/>
-              <w:jc w:val="left"/>
-            </w:pPr>
-            <w:r>
-              <w:rPr>
-                <w:rFonts w:ascii="Arial" w:hAnsi="Arial"/>
-                <w:b w:val="0"/>
-                <w:i w:val="0"/>
-                <w:color w:val="000000"/>
-                <w:sz w:val="18"/>
-              </w:rPr>
-              <w:t>Liquid-in-glass thermometers (mercury or alcohol, 3–5)</w:t>
-            </w:r>
-          </w:p>
-          <w:p>
-            <w:pPr>
-              <w:spacing w:before="20" w:after="20"/>
-              <w:jc w:val="left"/>
-            </w:pPr>
-            <w:r>
-              <w:rPr>
-                <w:rFonts w:ascii="Arial" w:hAnsi="Arial"/>
-                <w:b w:val="0"/>
-                <w:i w:val="0"/>
-                <w:color w:val="000000"/>
-                <w:sz w:val="18"/>
-              </w:rPr>
-              <w:t>Digital thermometers (if available)</w:t>
-            </w:r>
-          </w:p>
-          <w:p>
-            <w:pPr>
-              <w:spacing w:before="20" w:after="20"/>
-              <w:jc w:val="left"/>
-            </w:pPr>
-            <w:r>
-              <w:rPr>
-                <w:rFonts w:ascii="Arial" w:hAnsi="Arial"/>
-                <w:b w:val="0"/>
-                <w:i w:val="0"/>
-                <w:color w:val="000000"/>
-                <w:sz w:val="18"/>
-              </w:rPr>
-              <w:t>Bimetallic strip (if available, or images/videos)</w:t>
-            </w:r>
-          </w:p>
-          <w:p>
-            <w:pPr>
-              <w:spacing w:before="20" w:after="20"/>
-              <w:jc w:val="left"/>
-            </w:pPr>
-            <w:r>
-              <w:rPr>
-                <w:rFonts w:ascii="Arial" w:hAnsi="Arial"/>
-                <w:b w:val="0"/>
-                <w:i w:val="0"/>
-                <w:color w:val="000000"/>
-                <w:sz w:val="18"/>
-              </w:rPr>
-              <w:t>Beakers with water at different temperatures (cold, room temperature, warm)</w:t>
-            </w:r>
-          </w:p>
-          <w:p>
-            <w:pPr>
-              <w:spacing w:before="20" w:after="20"/>
-              <w:jc w:val="left"/>
-            </w:pPr>
-            <w:r>
-              <w:rPr>
-                <w:rFonts w:ascii="Arial" w:hAnsi="Arial"/>
-                <w:b w:val="0"/>
-                <w:i w:val="0"/>
-                <w:color w:val="000000"/>
-                <w:sz w:val="18"/>
-              </w:rPr>
-              <w:t>Ice bath and hot water bath</w:t>
-            </w:r>
-          </w:p>
-          <w:p>
-            <w:pPr>
-              <w:spacing w:before="20" w:after="20"/>
-              <w:jc w:val="left"/>
-            </w:pPr>
-            <w:r>
-              <w:rPr>
-                <w:rFonts w:ascii="Arial" w:hAnsi="Arial"/>
-                <w:b w:val="0"/>
-                <w:i w:val="0"/>
-                <w:color w:val="000000"/>
-                <w:sz w:val="18"/>
-              </w:rPr>
-              <w:t>Stopwatch or timer</w:t>
-            </w:r>
-          </w:p>
-          <w:p>
-            <w:pPr>
-              <w:spacing w:before="20" w:after="20"/>
-              <w:jc w:val="left"/>
-            </w:pPr>
-            <w:r>
-              <w:rPr>
-                <w:rFonts w:ascii="Arial" w:hAnsi="Arial"/>
-                <w:b/>
-                <w:i w:val="0"/>
-                <w:color w:val="000000"/>
-                <w:sz w:val="18"/>
-              </w:rPr>
-              <w:t>Lesson 3:</w:t>
-            </w:r>
-          </w:p>
-          <w:p>
-            <w:pPr>
-              <w:spacing w:before="20" w:after="20"/>
-              <w:jc w:val="left"/>
-            </w:pPr>
-            <w:r>
-              <w:rPr>
-                <w:rFonts w:ascii="Arial" w:hAnsi="Arial"/>
-                <w:b w:val="0"/>
-                <w:i w:val="0"/>
-                <w:color w:val="000000"/>
-                <w:sz w:val="18"/>
-              </w:rPr>
-              <w:t>Thermal Expansion in Solids — Linear Expansivity</w:t>
-            </w:r>
-          </w:p>
-          <w:p>
-            <w:pPr>
-              <w:spacing w:before="20" w:after="20"/>
-              <w:jc w:val="left"/>
-            </w:pPr>
-            <w:r>
-              <w:rPr>
-                <w:rFonts w:ascii="Arial" w:hAnsi="Arial"/>
-                <w:b w:val="0"/>
-                <w:i w:val="0"/>
-                <w:color w:val="000000"/>
-                <w:sz w:val="18"/>
-              </w:rPr>
-              <w:t>Ball-and-ring apparatus (or metal ball and ring that fit snugly when cold)</w:t>
-            </w:r>
-          </w:p>
-          <w:p>
-            <w:pPr>
-              <w:spacing w:before="20" w:after="20"/>
-              <w:jc w:val="left"/>
-            </w:pPr>
-            <w:r>
-              <w:rPr>
-                <w:rFonts w:ascii="Arial" w:hAnsi="Arial"/>
-                <w:b w:val="0"/>
-                <w:i w:val="0"/>
-                <w:color w:val="000000"/>
-                <w:sz w:val="18"/>
-              </w:rPr>
-              <w:t>Metal rod (brass, copper, or steel, ~30–50 cm)</w:t>
-            </w:r>
-          </w:p>
-          <w:p>
-            <w:pPr>
-              <w:spacing w:before="20" w:after="20"/>
-              <w:jc w:val="left"/>
-            </w:pPr>
-            <w:r>
-              <w:rPr>
-                <w:rFonts w:ascii="Arial" w:hAnsi="Arial"/>
-                <w:b w:val="0"/>
-                <w:i w:val="0"/>
-                <w:color w:val="000000"/>
-                <w:sz w:val="18"/>
-              </w:rPr>
-              <w:t>Bunsen burner or heat source (electric heater, candle)</w:t>
-            </w:r>
-          </w:p>
-          <w:p>
-            <w:pPr>
-              <w:spacing w:before="20" w:after="20"/>
-              <w:jc w:val="left"/>
-            </w:pPr>
-            <w:r>
-              <w:rPr>
-                <w:rFonts w:ascii="Arial" w:hAnsi="Arial"/>
-                <w:b w:val="0"/>
-                <w:i w:val="0"/>
-                <w:color w:val="000000"/>
-                <w:sz w:val="18"/>
-              </w:rPr>
-              <w:t>Ruler or meter stick</w:t>
-            </w:r>
-          </w:p>
-          <w:p>
-            <w:pPr>
-              <w:spacing w:before="20" w:after="20"/>
-              <w:jc w:val="left"/>
-            </w:pPr>
-            <w:r>
-              <w:rPr>
-                <w:rFonts w:ascii="Arial" w:hAnsi="Arial"/>
-                <w:b w:val="0"/>
-                <w:i w:val="0"/>
-                <w:color w:val="000000"/>
-                <w:sz w:val="18"/>
-              </w:rPr>
-              <w:t>Clamp and stand</w:t>
-            </w:r>
-          </w:p>
-          <w:p>
-            <w:pPr>
-              <w:spacing w:before="20" w:after="20"/>
-              <w:jc w:val="left"/>
-            </w:pPr>
-            <w:r>
-              <w:rPr>
-                <w:rFonts w:ascii="Arial" w:hAnsi="Arial"/>
-                <w:b w:val="0"/>
-                <w:i w:val="0"/>
-                <w:color w:val="000000"/>
-                <w:sz w:val="18"/>
-              </w:rPr>
-              <w:t>Safety goggles and heat-resistant gloves</w:t>
-            </w:r>
-          </w:p>
-          <w:p>
-            <w:pPr>
-              <w:spacing w:before="20" w:after="20"/>
-              <w:jc w:val="left"/>
-            </w:pPr>
-            <w:r>
-              <w:rPr>
-                <w:rFonts w:ascii="Arial" w:hAnsi="Arial"/>
-                <w:b w:val="0"/>
-                <w:i w:val="0"/>
-                <w:color w:val="000000"/>
-                <w:sz w:val="18"/>
-              </w:rPr>
-              <w:t>Fire extinguisher or sand bucket (safety)</w:t>
-            </w:r>
-          </w:p>
-          <w:p>
-            <w:pPr>
-              <w:spacing w:before="20" w:after="20"/>
-              <w:jc w:val="left"/>
-            </w:pPr>
-            <w:r>
-              <w:rPr>
-                <w:rFonts w:ascii="Arial" w:hAnsi="Arial"/>
-                <w:b/>
-                <w:i w:val="0"/>
-                <w:color w:val="000000"/>
-                <w:sz w:val="18"/>
-              </w:rPr>
-              <w:t>Lesson 4:</w:t>
-            </w:r>
-          </w:p>
-          <w:p>
-            <w:pPr>
-              <w:spacing w:before="20" w:after="20"/>
-              <w:jc w:val="left"/>
-            </w:pPr>
-            <w:r>
-              <w:rPr>
-                <w:rFonts w:ascii="Arial" w:hAnsi="Arial"/>
-                <w:b w:val="0"/>
-                <w:i w:val="0"/>
-                <w:color w:val="000000"/>
-                <w:sz w:val="18"/>
-              </w:rPr>
-              <w:t>Unusual Expansion of Water</w:t>
-            </w:r>
-          </w:p>
-          <w:p>
-            <w:pPr>
-              <w:spacing w:before="20" w:after="20"/>
-              <w:jc w:val="left"/>
-            </w:pPr>
-            <w:r>
-              <w:rPr>
-                <w:rFonts w:ascii="Arial" w:hAnsi="Arial"/>
-                <w:b w:val="0"/>
-                <w:i w:val="0"/>
-                <w:color w:val="000000"/>
-                <w:sz w:val="18"/>
-              </w:rPr>
-              <w:t>Glass bottle (small, with cap)</w:t>
-            </w:r>
-          </w:p>
-          <w:p>
-            <w:pPr>
-              <w:spacing w:before="20" w:after="20"/>
-              <w:jc w:val="left"/>
-            </w:pPr>
-            <w:r>
-              <w:rPr>
-                <w:rFonts w:ascii="Arial" w:hAnsi="Arial"/>
-                <w:b w:val="0"/>
-                <w:i w:val="0"/>
-                <w:color w:val="000000"/>
-                <w:sz w:val="18"/>
-              </w:rPr>
-              <w:t>Water</w:t>
-            </w:r>
-          </w:p>
-          <w:p>
-            <w:pPr>
-              <w:spacing w:before="20" w:after="20"/>
-              <w:jc w:val="left"/>
-            </w:pPr>
-            <w:r>
-              <w:rPr>
-                <w:rFonts w:ascii="Arial" w:hAnsi="Arial"/>
-                <w:b w:val="0"/>
-                <w:i w:val="0"/>
-                <w:color w:val="000000"/>
-                <w:sz w:val="18"/>
-              </w:rPr>
-              <w:t>Freezer or ice bath</w:t>
-            </w:r>
-          </w:p>
-          <w:p>
-            <w:pPr>
-              <w:spacing w:before="20" w:after="20"/>
-              <w:jc w:val="left"/>
-            </w:pPr>
-            <w:r>
-              <w:rPr>
-                <w:rFonts w:ascii="Arial" w:hAnsi="Arial"/>
-                <w:b w:val="0"/>
-                <w:i w:val="0"/>
-                <w:color w:val="000000"/>
-                <w:sz w:val="18"/>
-              </w:rPr>
-              <w:t>Beakers (various sizes)</w:t>
-            </w:r>
-          </w:p>
-          <w:p>
-            <w:pPr>
-              <w:spacing w:before="20" w:after="20"/>
-              <w:jc w:val="left"/>
-            </w:pPr>
-            <w:r>
-              <w:rPr>
-                <w:rFonts w:ascii="Arial" w:hAnsi="Arial"/>
-                <w:b w:val="0"/>
-                <w:i w:val="0"/>
-                <w:color w:val="000000"/>
-                <w:sz w:val="18"/>
-              </w:rPr>
-              <w:t>Thermometers</w:t>
-            </w:r>
-          </w:p>
-          <w:p>
-            <w:pPr>
-              <w:spacing w:before="20" w:after="20"/>
-              <w:jc w:val="left"/>
-            </w:pPr>
-            <w:r>
-              <w:rPr>
-                <w:rFonts w:ascii="Arial" w:hAnsi="Arial"/>
-                <w:b w:val="0"/>
-                <w:i w:val="0"/>
-                <w:color w:val="000000"/>
-                <w:sz w:val="18"/>
-              </w:rPr>
-              <w:t>Diagrams or models showing water molecule structure (printed or digital)</w:t>
-            </w:r>
-          </w:p>
-          <w:p>
-            <w:pPr>
-              <w:spacing w:before="20" w:after="20"/>
-              <w:jc w:val="left"/>
-            </w:pPr>
-            <w:r>
-              <w:rPr>
-                <w:rFonts w:ascii="Arial" w:hAnsi="Arial"/>
-                <w:b/>
-                <w:i w:val="0"/>
-                <w:color w:val="000000"/>
-                <w:sz w:val="18"/>
-              </w:rPr>
-              <w:t>Lesson 5:</w:t>
-            </w:r>
-          </w:p>
-          <w:p>
-            <w:pPr>
-              <w:spacing w:before="20" w:after="20"/>
-              <w:jc w:val="left"/>
-            </w:pPr>
-            <w:r>
-              <w:rPr>
-                <w:rFonts w:ascii="Arial" w:hAnsi="Arial"/>
-                <w:b w:val="0"/>
-                <w:i w:val="0"/>
-                <w:color w:val="000000"/>
-                <w:sz w:val="18"/>
-              </w:rPr>
-              <w:t>Applications of Thermal Expansion — Solids and Fluids</w:t>
-            </w:r>
-          </w:p>
-          <w:p>
-            <w:pPr>
-              <w:spacing w:before="20" w:after="20"/>
-              <w:jc w:val="left"/>
-            </w:pPr>
-            <w:r>
-              <w:rPr>
-                <w:rFonts w:ascii="Arial" w:hAnsi="Arial"/>
-                <w:b w:val="0"/>
-                <w:i w:val="0"/>
-                <w:color w:val="000000"/>
-                <w:sz w:val="18"/>
-              </w:rPr>
-              <w:t>Images or videos of bridges with expansion joints (Thika Road, Nairobi Expressway)</w:t>
-            </w:r>
-          </w:p>
-          <w:p>
-            <w:pPr>
-              <w:spacing w:before="20" w:after="20"/>
-              <w:jc w:val="left"/>
-            </w:pPr>
-            <w:r>
-              <w:rPr>
-                <w:rFonts w:ascii="Arial" w:hAnsi="Arial"/>
-                <w:b w:val="0"/>
-                <w:i w:val="0"/>
-                <w:color w:val="000000"/>
-                <w:sz w:val="18"/>
-              </w:rPr>
-              <w:t>Images or videos of railway lines with gaps</w:t>
-            </w:r>
-          </w:p>
-          <w:p>
-            <w:pPr>
-              <w:spacing w:before="20" w:after="20"/>
-              <w:jc w:val="left"/>
-            </w:pPr>
-            <w:r>
-              <w:rPr>
-                <w:rFonts w:ascii="Arial" w:hAnsi="Arial"/>
-                <w:b w:val="0"/>
-                <w:i w:val="0"/>
-                <w:color w:val="000000"/>
-                <w:sz w:val="18"/>
-              </w:rPr>
-              <w:t>Images or videos of power transmission lines</w:t>
-            </w:r>
-          </w:p>
-          <w:p>
-            <w:pPr>
-              <w:spacing w:before="20" w:after="20"/>
-              <w:jc w:val="left"/>
-            </w:pPr>
-            <w:r>
-              <w:rPr>
-                <w:rFonts w:ascii="Arial" w:hAnsi="Arial"/>
-                <w:b w:val="0"/>
-                <w:i w:val="0"/>
-                <w:color w:val="000000"/>
-                <w:sz w:val="18"/>
-              </w:rPr>
-              <w:t>Bimetallic strip (if available, or video demonstration)</w:t>
-            </w:r>
-          </w:p>
-          <w:p>
-            <w:pPr>
-              <w:spacing w:before="20" w:after="20"/>
-              <w:jc w:val="left"/>
-            </w:pPr>
-            <w:r>
-              <w:rPr>
-                <w:rFonts w:ascii="Arial" w:hAnsi="Arial"/>
-                <w:b w:val="0"/>
-                <w:i w:val="0"/>
-                <w:color w:val="000000"/>
-                <w:sz w:val="18"/>
-              </w:rPr>
-              <w:t>Chart paper for case study presentations</w:t>
-            </w:r>
-          </w:p>
-          <w:p>
-            <w:pPr>
-              <w:spacing w:before="20" w:after="20"/>
-              <w:jc w:val="left"/>
-            </w:pPr>
-            <w:r>
-              <w:rPr>
-                <w:rFonts w:ascii="Arial" w:hAnsi="Arial"/>
-                <w:b/>
-                <w:i w:val="0"/>
-                <w:color w:val="000000"/>
-                <w:sz w:val="18"/>
-              </w:rPr>
-              <w:t>Lesson 6:</w:t>
-            </w:r>
-          </w:p>
-          <w:p>
-            <w:pPr>
-              <w:spacing w:before="20" w:after="20"/>
-              <w:jc w:val="left"/>
-            </w:pPr>
-            <w:r>
-              <w:rPr>
-                <w:rFonts w:ascii="Arial" w:hAnsi="Arial"/>
-                <w:b w:val="0"/>
-                <w:i w:val="0"/>
-                <w:color w:val="000000"/>
-                <w:sz w:val="18"/>
-              </w:rPr>
-              <w:t>Modern Temperature Sensors, Change of State &amp; Final Synthesis</w:t>
-            </w:r>
-          </w:p>
-          <w:p>
-            <w:pPr>
-              <w:spacing w:before="20" w:after="20"/>
-              <w:jc w:val="left"/>
-            </w:pPr>
-            <w:r>
-              <w:rPr>
-                <w:rFonts w:ascii="Arial" w:hAnsi="Arial"/>
-                <w:b w:val="0"/>
-                <w:i w:val="0"/>
-                <w:color w:val="000000"/>
-                <w:sz w:val="18"/>
-              </w:rPr>
-              <w:t>Thermocouple (if available, or images/videos)</w:t>
-            </w:r>
-          </w:p>
-          <w:p>
-            <w:pPr>
-              <w:spacing w:before="20" w:after="20"/>
-              <w:jc w:val="left"/>
-            </w:pPr>
-            <w:r>
-              <w:rPr>
-                <w:rFonts w:ascii="Arial" w:hAnsi="Arial"/>
-                <w:b w:val="0"/>
-                <w:i w:val="0"/>
-                <w:color w:val="000000"/>
-                <w:sz w:val="18"/>
-              </w:rPr>
-              <w:t>RTD or thermistor (if available, or images/videos)</w:t>
-            </w:r>
-          </w:p>
-          <w:p>
-            <w:pPr>
-              <w:spacing w:before="20" w:after="20"/>
-              <w:jc w:val="left"/>
-            </w:pPr>
-            <w:r>
-              <w:rPr>
-                <w:rFonts w:ascii="Arial" w:hAnsi="Arial"/>
-                <w:b w:val="0"/>
-                <w:i w:val="0"/>
-                <w:color w:val="000000"/>
-                <w:sz w:val="18"/>
-              </w:rPr>
-              <w:t>Infrared thermometer (if available, or images/videos)</w:t>
-            </w:r>
-          </w:p>
-          <w:p>
-            <w:pPr>
-              <w:spacing w:before="20" w:after="20"/>
-              <w:jc w:val="left"/>
-            </w:pPr>
-            <w:r>
-              <w:rPr>
-                <w:rFonts w:ascii="Arial" w:hAnsi="Arial"/>
-                <w:b w:val="0"/>
-                <w:i w:val="0"/>
-                <w:color w:val="000000"/>
-                <w:sz w:val="18"/>
-              </w:rPr>
-              <w:t>Computers/tablets for research</w:t>
-            </w:r>
-          </w:p>
-          <w:p>
-            <w:pPr>
-              <w:spacing w:before="20" w:after="20"/>
-              <w:jc w:val="left"/>
-            </w:pPr>
-            <w:r>
-              <w:rPr>
-                <w:rFonts w:ascii="Arial" w:hAnsi="Arial"/>
-                <w:b w:val="0"/>
-                <w:i w:val="0"/>
-                <w:color w:val="000000"/>
-                <w:sz w:val="18"/>
-              </w:rPr>
-              <w:t>Chart paper for final model presentations</w:t>
-            </w:r>
-          </w:p>
-          <w:p>
-            <w:pPr>
-              <w:spacing w:before="20" w:after="20"/>
-              <w:jc w:val="left"/>
-            </w:pPr>
-            <w:r>
-              <w:rPr>
-                <w:rFonts w:ascii="Arial" w:hAnsi="Arial"/>
-                <w:b w:val="0"/>
-                <w:i w:val="0"/>
-                <w:color w:val="000000"/>
-                <w:sz w:val="18"/>
-              </w:rPr>
-              <w:t>Rubrics for final model and explanation assessment</w:t>
+              <w:ind w:left="240"/>
+              <w:jc w:val="left"/>
+            </w:pPr>
+            <w:r>
+              <w:rPr>
+                <w:rFonts w:ascii="Arial" w:hAnsi="Arial"/>
+                <w:b w:val="0"/>
+                <w:i w:val="0"/>
+                <w:color w:val="000000"/>
+                <w:sz w:val="18"/>
+              </w:rPr>
+              <w:t>• Lesson 1: Phenomenon Launch — Temperature, Heat &amp; Units</w:t>
+            </w:r>
+          </w:p>
+          <w:p>
+            <w:pPr>
+              <w:spacing w:before="20" w:after="20"/>
+              <w:ind w:left="240"/>
+              <w:jc w:val="left"/>
+            </w:pPr>
+            <w:r>
+              <w:rPr>
+                <w:rFonts w:ascii="Arial" w:hAnsi="Arial"/>
+                <w:b w:val="0"/>
+                <w:i w:val="0"/>
+                <w:color w:val="000000"/>
+                <w:sz w:val="18"/>
+              </w:rPr>
+              <w:t>• Metal sufuria with tight-fitting lid</w:t>
+            </w:r>
+          </w:p>
+          <w:p>
+            <w:pPr>
+              <w:spacing w:before="20" w:after="20"/>
+              <w:ind w:left="240"/>
+              <w:jc w:val="left"/>
+            </w:pPr>
+            <w:r>
+              <w:rPr>
+                <w:rFonts w:ascii="Arial" w:hAnsi="Arial"/>
+                <w:b w:val="0"/>
+                <w:i w:val="0"/>
+                <w:color w:val="000000"/>
+                <w:sz w:val="18"/>
+              </w:rPr>
+              <w:t>• Glass bottle (empty, for demonstration)</w:t>
+            </w:r>
+          </w:p>
+          <w:p>
+            <w:pPr>
+              <w:spacing w:before="20" w:after="20"/>
+              <w:ind w:left="240"/>
+              <w:jc w:val="left"/>
+            </w:pPr>
+            <w:r>
+              <w:rPr>
+                <w:rFonts w:ascii="Arial" w:hAnsi="Arial"/>
+                <w:b w:val="0"/>
+                <w:i w:val="0"/>
+                <w:color w:val="000000"/>
+                <w:sz w:val="18"/>
+              </w:rPr>
+              <w:t>• Hot water (in thermos or kettle)</w:t>
+            </w:r>
+          </w:p>
+          <w:p>
+            <w:pPr>
+              <w:spacing w:before="20" w:after="20"/>
+              <w:ind w:left="240"/>
+              <w:jc w:val="left"/>
+            </w:pPr>
+            <w:r>
+              <w:rPr>
+                <w:rFonts w:ascii="Arial" w:hAnsi="Arial"/>
+                <w:b w:val="0"/>
+                <w:i w:val="0"/>
+                <w:color w:val="000000"/>
+                <w:sz w:val="18"/>
+              </w:rPr>
+              <w:t>• Ice cubes or access to freezer</w:t>
+            </w:r>
+          </w:p>
+          <w:p>
+            <w:pPr>
+              <w:spacing w:before="20" w:after="20"/>
+              <w:ind w:left="240"/>
+              <w:jc w:val="left"/>
+            </w:pPr>
+            <w:r>
+              <w:rPr>
+                <w:rFonts w:ascii="Arial" w:hAnsi="Arial"/>
+                <w:b w:val="0"/>
+                <w:i w:val="0"/>
+                <w:color w:val="000000"/>
+                <w:sz w:val="18"/>
+              </w:rPr>
+              <w:t>• Thermometers (liquid-in-glass, digital if available)</w:t>
+            </w:r>
+          </w:p>
+          <w:p>
+            <w:pPr>
+              <w:spacing w:before="20" w:after="20"/>
+              <w:ind w:left="240"/>
+              <w:jc w:val="left"/>
+            </w:pPr>
+            <w:r>
+              <w:rPr>
+                <w:rFonts w:ascii="Arial" w:hAnsi="Arial"/>
+                <w:b w:val="0"/>
+                <w:i w:val="0"/>
+                <w:color w:val="000000"/>
+                <w:sz w:val="18"/>
+              </w:rPr>
+              <w:t>• Chart paper for initial model</w:t>
+            </w:r>
+          </w:p>
+          <w:p>
+            <w:pPr>
+              <w:spacing w:before="20" w:after="20"/>
+              <w:ind w:left="240"/>
+              <w:jc w:val="left"/>
+            </w:pPr>
+            <w:r>
+              <w:rPr>
+                <w:rFonts w:ascii="Arial" w:hAnsi="Arial"/>
+                <w:b w:val="0"/>
+                <w:i w:val="0"/>
+                <w:color w:val="000000"/>
+                <w:sz w:val="18"/>
+              </w:rPr>
+              <w:t>• Lesson 2: Measuring Temperature — Thermometer Technologies</w:t>
+            </w:r>
+          </w:p>
+          <w:p>
+            <w:pPr>
+              <w:spacing w:before="20" w:after="20"/>
+              <w:ind w:left="240"/>
+              <w:jc w:val="left"/>
+            </w:pPr>
+            <w:r>
+              <w:rPr>
+                <w:rFonts w:ascii="Arial" w:hAnsi="Arial"/>
+                <w:b w:val="0"/>
+                <w:i w:val="0"/>
+                <w:color w:val="000000"/>
+                <w:sz w:val="18"/>
+              </w:rPr>
+              <w:t>• Liquid-in-glass thermometers (mercury or alcohol, 3–5)</w:t>
+            </w:r>
+          </w:p>
+          <w:p>
+            <w:pPr>
+              <w:spacing w:before="20" w:after="20"/>
+              <w:ind w:left="240"/>
+              <w:jc w:val="left"/>
+            </w:pPr>
+            <w:r>
+              <w:rPr>
+                <w:rFonts w:ascii="Arial" w:hAnsi="Arial"/>
+                <w:b w:val="0"/>
+                <w:i w:val="0"/>
+                <w:color w:val="000000"/>
+                <w:sz w:val="18"/>
+              </w:rPr>
+              <w:t>• Digital thermometers (if available)</w:t>
+            </w:r>
+          </w:p>
+          <w:p>
+            <w:pPr>
+              <w:spacing w:before="20" w:after="20"/>
+              <w:ind w:left="240"/>
+              <w:jc w:val="left"/>
+            </w:pPr>
+            <w:r>
+              <w:rPr>
+                <w:rFonts w:ascii="Arial" w:hAnsi="Arial"/>
+                <w:b w:val="0"/>
+                <w:i w:val="0"/>
+                <w:color w:val="000000"/>
+                <w:sz w:val="18"/>
+              </w:rPr>
+              <w:t>• Bimetallic strip (if available, or images/videos)</w:t>
+            </w:r>
+          </w:p>
+          <w:p>
+            <w:pPr>
+              <w:spacing w:before="20" w:after="20"/>
+              <w:ind w:left="240"/>
+              <w:jc w:val="left"/>
+            </w:pPr>
+            <w:r>
+              <w:rPr>
+                <w:rFonts w:ascii="Arial" w:hAnsi="Arial"/>
+                <w:b w:val="0"/>
+                <w:i w:val="0"/>
+                <w:color w:val="000000"/>
+                <w:sz w:val="18"/>
+              </w:rPr>
+              <w:t>• Beakers with water at different temperatures (cold, room temperature, warm)</w:t>
+            </w:r>
+          </w:p>
+          <w:p>
+            <w:pPr>
+              <w:spacing w:before="20" w:after="20"/>
+              <w:ind w:left="240"/>
+              <w:jc w:val="left"/>
+            </w:pPr>
+            <w:r>
+              <w:rPr>
+                <w:rFonts w:ascii="Arial" w:hAnsi="Arial"/>
+                <w:b w:val="0"/>
+                <w:i w:val="0"/>
+                <w:color w:val="000000"/>
+                <w:sz w:val="18"/>
+              </w:rPr>
+              <w:t>• Ice bath and hot water bath</w:t>
+            </w:r>
+          </w:p>
+          <w:p>
+            <w:pPr>
+              <w:spacing w:before="20" w:after="20"/>
+              <w:ind w:left="240"/>
+              <w:jc w:val="left"/>
+            </w:pPr>
+            <w:r>
+              <w:rPr>
+                <w:rFonts w:ascii="Arial" w:hAnsi="Arial"/>
+                <w:b w:val="0"/>
+                <w:i w:val="0"/>
+                <w:color w:val="000000"/>
+                <w:sz w:val="18"/>
+              </w:rPr>
+              <w:t>• Stopwatch or timer</w:t>
+            </w:r>
+          </w:p>
+          <w:p>
+            <w:pPr>
+              <w:spacing w:before="20" w:after="20"/>
+              <w:ind w:left="240"/>
+              <w:jc w:val="left"/>
+            </w:pPr>
+            <w:r>
+              <w:rPr>
+                <w:rFonts w:ascii="Arial" w:hAnsi="Arial"/>
+                <w:b w:val="0"/>
+                <w:i w:val="0"/>
+                <w:color w:val="000000"/>
+                <w:sz w:val="18"/>
+              </w:rPr>
+              <w:t>• Lesson 3: Thermal Expansion in Solids — Linear Expansivity</w:t>
+            </w:r>
+          </w:p>
+          <w:p>
+            <w:pPr>
+              <w:spacing w:before="20" w:after="20"/>
+              <w:ind w:left="240"/>
+              <w:jc w:val="left"/>
+            </w:pPr>
+            <w:r>
+              <w:rPr>
+                <w:rFonts w:ascii="Arial" w:hAnsi="Arial"/>
+                <w:b w:val="0"/>
+                <w:i w:val="0"/>
+                <w:color w:val="000000"/>
+                <w:sz w:val="18"/>
+              </w:rPr>
+              <w:t>• Ball-and-ring apparatus (or metal ball and ring that fit snugly when cold)</w:t>
+            </w:r>
+          </w:p>
+          <w:p>
+            <w:pPr>
+              <w:spacing w:before="20" w:after="20"/>
+              <w:ind w:left="240"/>
+              <w:jc w:val="left"/>
+            </w:pPr>
+            <w:r>
+              <w:rPr>
+                <w:rFonts w:ascii="Arial" w:hAnsi="Arial"/>
+                <w:b w:val="0"/>
+                <w:i w:val="0"/>
+                <w:color w:val="000000"/>
+                <w:sz w:val="18"/>
+              </w:rPr>
+              <w:t>• Metal rod (brass, copper, or steel, ~30–50 cm)</w:t>
+            </w:r>
+          </w:p>
+          <w:p>
+            <w:pPr>
+              <w:spacing w:before="20" w:after="20"/>
+              <w:ind w:left="240"/>
+              <w:jc w:val="left"/>
+            </w:pPr>
+            <w:r>
+              <w:rPr>
+                <w:rFonts w:ascii="Arial" w:hAnsi="Arial"/>
+                <w:b w:val="0"/>
+                <w:i w:val="0"/>
+                <w:color w:val="000000"/>
+                <w:sz w:val="18"/>
+              </w:rPr>
+              <w:t>• Bunsen burner or heat source (electric heater, candle)</w:t>
+            </w:r>
+          </w:p>
+          <w:p>
+            <w:pPr>
+              <w:spacing w:before="20" w:after="20"/>
+              <w:ind w:left="240"/>
+              <w:jc w:val="left"/>
+            </w:pPr>
+            <w:r>
+              <w:rPr>
+                <w:rFonts w:ascii="Arial" w:hAnsi="Arial"/>
+                <w:b w:val="0"/>
+                <w:i w:val="0"/>
+                <w:color w:val="000000"/>
+                <w:sz w:val="18"/>
+              </w:rPr>
+              <w:t>• Ruler or meter stick</w:t>
+            </w:r>
+          </w:p>
+          <w:p>
+            <w:pPr>
+              <w:spacing w:before="20" w:after="20"/>
+              <w:ind w:left="240"/>
+              <w:jc w:val="left"/>
+            </w:pPr>
+            <w:r>
+              <w:rPr>
+                <w:rFonts w:ascii="Arial" w:hAnsi="Arial"/>
+                <w:b w:val="0"/>
+                <w:i w:val="0"/>
+                <w:color w:val="000000"/>
+                <w:sz w:val="18"/>
+              </w:rPr>
+              <w:t>• Clamp and stand</w:t>
+            </w:r>
+          </w:p>
+          <w:p>
+            <w:pPr>
+              <w:spacing w:before="20" w:after="20"/>
+              <w:ind w:left="240"/>
+              <w:jc w:val="left"/>
+            </w:pPr>
+            <w:r>
+              <w:rPr>
+                <w:rFonts w:ascii="Arial" w:hAnsi="Arial"/>
+                <w:b w:val="0"/>
+                <w:i w:val="0"/>
+                <w:color w:val="000000"/>
+                <w:sz w:val="18"/>
+              </w:rPr>
+              <w:t>• Safety goggles and heat-resistant gloves</w:t>
+            </w:r>
+          </w:p>
+          <w:p>
+            <w:pPr>
+              <w:spacing w:before="20" w:after="20"/>
+              <w:ind w:left="240"/>
+              <w:jc w:val="left"/>
+            </w:pPr>
+            <w:r>
+              <w:rPr>
+                <w:rFonts w:ascii="Arial" w:hAnsi="Arial"/>
+                <w:b w:val="0"/>
+                <w:i w:val="0"/>
+                <w:color w:val="000000"/>
+                <w:sz w:val="18"/>
+              </w:rPr>
+              <w:t>• Fire extinguisher or sand bucket (safety)</w:t>
+            </w:r>
+          </w:p>
+          <w:p>
+            <w:pPr>
+              <w:spacing w:before="20" w:after="20"/>
+              <w:ind w:left="240"/>
+              <w:jc w:val="left"/>
+            </w:pPr>
+            <w:r>
+              <w:rPr>
+                <w:rFonts w:ascii="Arial" w:hAnsi="Arial"/>
+                <w:b w:val="0"/>
+                <w:i w:val="0"/>
+                <w:color w:val="000000"/>
+                <w:sz w:val="18"/>
+              </w:rPr>
+              <w:t>• Lesson 4: Unusual Expansion of Water</w:t>
+            </w:r>
+          </w:p>
+          <w:p>
+            <w:pPr>
+              <w:spacing w:before="20" w:after="20"/>
+              <w:ind w:left="240"/>
+              <w:jc w:val="left"/>
+            </w:pPr>
+            <w:r>
+              <w:rPr>
+                <w:rFonts w:ascii="Arial" w:hAnsi="Arial"/>
+                <w:b w:val="0"/>
+                <w:i w:val="0"/>
+                <w:color w:val="000000"/>
+                <w:sz w:val="18"/>
+              </w:rPr>
+              <w:t>• Glass bottle (small, with cap)</w:t>
+            </w:r>
+          </w:p>
+          <w:p>
+            <w:pPr>
+              <w:spacing w:before="20" w:after="20"/>
+              <w:ind w:left="240"/>
+              <w:jc w:val="left"/>
+            </w:pPr>
+            <w:r>
+              <w:rPr>
+                <w:rFonts w:ascii="Arial" w:hAnsi="Arial"/>
+                <w:b w:val="0"/>
+                <w:i w:val="0"/>
+                <w:color w:val="000000"/>
+                <w:sz w:val="18"/>
+              </w:rPr>
+              <w:t>• Water</w:t>
+            </w:r>
+          </w:p>
+          <w:p>
+            <w:pPr>
+              <w:spacing w:before="20" w:after="20"/>
+              <w:ind w:left="240"/>
+              <w:jc w:val="left"/>
+            </w:pPr>
+            <w:r>
+              <w:rPr>
+                <w:rFonts w:ascii="Arial" w:hAnsi="Arial"/>
+                <w:b w:val="0"/>
+                <w:i w:val="0"/>
+                <w:color w:val="000000"/>
+                <w:sz w:val="18"/>
+              </w:rPr>
+              <w:t>• Freezer or ice bath</w:t>
+            </w:r>
+          </w:p>
+          <w:p>
+            <w:pPr>
+              <w:spacing w:before="20" w:after="20"/>
+              <w:ind w:left="240"/>
+              <w:jc w:val="left"/>
+            </w:pPr>
+            <w:r>
+              <w:rPr>
+                <w:rFonts w:ascii="Arial" w:hAnsi="Arial"/>
+                <w:b w:val="0"/>
+                <w:i w:val="0"/>
+                <w:color w:val="000000"/>
+                <w:sz w:val="18"/>
+              </w:rPr>
+              <w:t>• Beakers (various sizes)</w:t>
+            </w:r>
+          </w:p>
+          <w:p>
+            <w:pPr>
+              <w:spacing w:before="20" w:after="20"/>
+              <w:ind w:left="240"/>
+              <w:jc w:val="left"/>
+            </w:pPr>
+            <w:r>
+              <w:rPr>
+                <w:rFonts w:ascii="Arial" w:hAnsi="Arial"/>
+                <w:b w:val="0"/>
+                <w:i w:val="0"/>
+                <w:color w:val="000000"/>
+                <w:sz w:val="18"/>
+              </w:rPr>
+              <w:t>• Thermometers</w:t>
+            </w:r>
+          </w:p>
+          <w:p>
+            <w:pPr>
+              <w:spacing w:before="20" w:after="20"/>
+              <w:ind w:left="240"/>
+              <w:jc w:val="left"/>
+            </w:pPr>
+            <w:r>
+              <w:rPr>
+                <w:rFonts w:ascii="Arial" w:hAnsi="Arial"/>
+                <w:b w:val="0"/>
+                <w:i w:val="0"/>
+                <w:color w:val="000000"/>
+                <w:sz w:val="18"/>
+              </w:rPr>
+              <w:t>• Diagrams or models showing water molecule structure (printed or digital)</w:t>
+            </w:r>
+          </w:p>
+          <w:p>
+            <w:pPr>
+              <w:spacing w:before="20" w:after="20"/>
+              <w:ind w:left="240"/>
+              <w:jc w:val="left"/>
+            </w:pPr>
+            <w:r>
+              <w:rPr>
+                <w:rFonts w:ascii="Arial" w:hAnsi="Arial"/>
+                <w:b w:val="0"/>
+                <w:i w:val="0"/>
+                <w:color w:val="000000"/>
+                <w:sz w:val="18"/>
+              </w:rPr>
+              <w:t>• Lesson 5: Applications of Thermal Expansion — Solids and Fluids</w:t>
+            </w:r>
+          </w:p>
+          <w:p>
+            <w:pPr>
+              <w:spacing w:before="20" w:after="20"/>
+              <w:ind w:left="240"/>
+              <w:jc w:val="left"/>
+            </w:pPr>
+            <w:r>
+              <w:rPr>
+                <w:rFonts w:ascii="Arial" w:hAnsi="Arial"/>
+                <w:b w:val="0"/>
+                <w:i w:val="0"/>
+                <w:color w:val="000000"/>
+                <w:sz w:val="18"/>
+              </w:rPr>
+              <w:t>• Images or videos of bridges with expansion joints (Thika Road, Nairobi Expressway)</w:t>
+            </w:r>
+          </w:p>
+          <w:p>
+            <w:pPr>
+              <w:spacing w:before="20" w:after="20"/>
+              <w:ind w:left="240"/>
+              <w:jc w:val="left"/>
+            </w:pPr>
+            <w:r>
+              <w:rPr>
+                <w:rFonts w:ascii="Arial" w:hAnsi="Arial"/>
+                <w:b w:val="0"/>
+                <w:i w:val="0"/>
+                <w:color w:val="000000"/>
+                <w:sz w:val="18"/>
+              </w:rPr>
+              <w:t>• Images or videos of railway lines with gaps</w:t>
+            </w:r>
+          </w:p>
+          <w:p>
+            <w:pPr>
+              <w:spacing w:before="20" w:after="20"/>
+              <w:ind w:left="240"/>
+              <w:jc w:val="left"/>
+            </w:pPr>
+            <w:r>
+              <w:rPr>
+                <w:rFonts w:ascii="Arial" w:hAnsi="Arial"/>
+                <w:b w:val="0"/>
+                <w:i w:val="0"/>
+                <w:color w:val="000000"/>
+                <w:sz w:val="18"/>
+              </w:rPr>
+              <w:t>• Images or videos of power transmission lines</w:t>
+            </w:r>
+          </w:p>
+          <w:p>
+            <w:pPr>
+              <w:spacing w:before="20" w:after="20"/>
+              <w:ind w:left="240"/>
+              <w:jc w:val="left"/>
+            </w:pPr>
+            <w:r>
+              <w:rPr>
+                <w:rFonts w:ascii="Arial" w:hAnsi="Arial"/>
+                <w:b w:val="0"/>
+                <w:i w:val="0"/>
+                <w:color w:val="000000"/>
+                <w:sz w:val="18"/>
+              </w:rPr>
+              <w:t>• Bimetallic strip (if available, or video demonstration)</w:t>
+            </w:r>
+          </w:p>
+          <w:p>
+            <w:pPr>
+              <w:spacing w:before="20" w:after="20"/>
+              <w:ind w:left="240"/>
+              <w:jc w:val="left"/>
+            </w:pPr>
+            <w:r>
+              <w:rPr>
+                <w:rFonts w:ascii="Arial" w:hAnsi="Arial"/>
+                <w:b w:val="0"/>
+                <w:i w:val="0"/>
+                <w:color w:val="000000"/>
+                <w:sz w:val="18"/>
+              </w:rPr>
+              <w:t>• Chart paper for case study presentations</w:t>
+            </w:r>
+          </w:p>
+          <w:p>
+            <w:pPr>
+              <w:spacing w:before="20" w:after="20"/>
+              <w:ind w:left="240"/>
+              <w:jc w:val="left"/>
+            </w:pPr>
+            <w:r>
+              <w:rPr>
+                <w:rFonts w:ascii="Arial" w:hAnsi="Arial"/>
+                <w:b w:val="0"/>
+                <w:i w:val="0"/>
+                <w:color w:val="000000"/>
+                <w:sz w:val="18"/>
+              </w:rPr>
+              <w:t>• Lesson 6: Modern Temperature Sensors, Change of State &amp; Final Synthesis</w:t>
+            </w:r>
+          </w:p>
+          <w:p>
+            <w:pPr>
+              <w:spacing w:before="20" w:after="20"/>
+              <w:ind w:left="240"/>
+              <w:jc w:val="left"/>
+            </w:pPr>
+            <w:r>
+              <w:rPr>
+                <w:rFonts w:ascii="Arial" w:hAnsi="Arial"/>
+                <w:b w:val="0"/>
+                <w:i w:val="0"/>
+                <w:color w:val="000000"/>
+                <w:sz w:val="18"/>
+              </w:rPr>
+              <w:t>• Thermocouple (if available, or images/videos)</w:t>
+            </w:r>
+          </w:p>
+          <w:p>
+            <w:pPr>
+              <w:spacing w:before="20" w:after="20"/>
+              <w:ind w:left="240"/>
+              <w:jc w:val="left"/>
+            </w:pPr>
+            <w:r>
+              <w:rPr>
+                <w:rFonts w:ascii="Arial" w:hAnsi="Arial"/>
+                <w:b w:val="0"/>
+                <w:i w:val="0"/>
+                <w:color w:val="000000"/>
+                <w:sz w:val="18"/>
+              </w:rPr>
+              <w:t>• RTD or thermistor (if available, or images/videos)</w:t>
+            </w:r>
+          </w:p>
+          <w:p>
+            <w:pPr>
+              <w:spacing w:before="20" w:after="20"/>
+              <w:ind w:left="240"/>
+              <w:jc w:val="left"/>
+            </w:pPr>
+            <w:r>
+              <w:rPr>
+                <w:rFonts w:ascii="Arial" w:hAnsi="Arial"/>
+                <w:b w:val="0"/>
+                <w:i w:val="0"/>
+                <w:color w:val="000000"/>
+                <w:sz w:val="18"/>
+              </w:rPr>
+              <w:t>• Infrared thermometer (if available, or images/videos)</w:t>
+            </w:r>
+          </w:p>
+          <w:p>
+            <w:pPr>
+              <w:spacing w:before="20" w:after="20"/>
+              <w:ind w:left="240"/>
+              <w:jc w:val="left"/>
+            </w:pPr>
+            <w:r>
+              <w:rPr>
+                <w:rFonts w:ascii="Arial" w:hAnsi="Arial"/>
+                <w:b w:val="0"/>
+                <w:i w:val="0"/>
+                <w:color w:val="000000"/>
+                <w:sz w:val="18"/>
+              </w:rPr>
+              <w:t>• Computers/tablets for research</w:t>
+            </w:r>
+          </w:p>
+          <w:p>
+            <w:pPr>
+              <w:spacing w:before="20" w:after="20"/>
+              <w:ind w:left="240"/>
+              <w:jc w:val="left"/>
+            </w:pPr>
+            <w:r>
+              <w:rPr>
+                <w:rFonts w:ascii="Arial" w:hAnsi="Arial"/>
+                <w:b w:val="0"/>
+                <w:i w:val="0"/>
+                <w:color w:val="000000"/>
+                <w:sz w:val="18"/>
+              </w:rPr>
+              <w:t>• Chart paper for final model presentations</w:t>
+            </w:r>
+          </w:p>
+          <w:p>
+            <w:pPr>
+              <w:spacing w:before="20" w:after="20"/>
+              <w:ind w:left="240"/>
+              <w:jc w:val="left"/>
+            </w:pPr>
+            <w:r>
+              <w:rPr>
+                <w:rFonts w:ascii="Arial" w:hAnsi="Arial"/>
+                <w:b w:val="0"/>
+                <w:i w:val="0"/>
+                <w:color w:val="000000"/>
+                <w:sz w:val="18"/>
+              </w:rPr>
+              <w:t>• Rubrics for final model and explanation assessment</w:t>
             </w:r>
           </w:p>
         </w:tc>
@@ -4397,193 +4349,69 @@
           <w:p>
             <w:pPr>
               <w:spacing w:before="20" w:after="20"/>
-              <w:jc w:val="left"/>
-            </w:pPr>
-            <w:r>
-              <w:rPr>
-                <w:rFonts w:ascii="Arial" w:hAnsi="Arial"/>
-                <w:b w:val="0"/>
-                <w:i w:val="0"/>
-                <w:color w:val="000000"/>
-                <w:sz w:val="18"/>
-              </w:rPr>
-              <w:t>Define temperature as a measure of how hot or cold a body is.</w:t>
-            </w:r>
-          </w:p>
-          <w:p>
-            <w:pPr>
-              <w:spacing w:before="20" w:after="20"/>
-              <w:jc w:val="left"/>
-            </w:pPr>
-            <w:r>
-              <w:rPr>
-                <w:rFonts w:ascii="Arial" w:hAnsi="Arial"/>
-                <w:b w:val="0"/>
-                <w:i w:val="0"/>
-                <w:color w:val="000000"/>
-                <w:sz w:val="18"/>
-              </w:rPr>
-              <w:t>Distinguish between temperature and heat.</w:t>
-            </w:r>
-          </w:p>
-          <w:p>
-            <w:pPr>
-              <w:spacing w:before="20" w:after="20"/>
-              <w:jc w:val="left"/>
-            </w:pPr>
-            <w:r>
-              <w:rPr>
-                <w:rFonts w:ascii="Arial" w:hAnsi="Arial"/>
-                <w:b w:val="0"/>
-                <w:i w:val="0"/>
-                <w:color w:val="000000"/>
-                <w:sz w:val="18"/>
-              </w:rPr>
-              <w:t>Identify the Celsius and Kelvin temperature scales.</w:t>
-            </w:r>
-          </w:p>
-          <w:p>
-            <w:pPr>
-              <w:spacing w:before="20" w:after="20"/>
-              <w:jc w:val="left"/>
-            </w:pPr>
-            <w:r>
-              <w:rPr>
-                <w:rFonts w:ascii="Arial" w:hAnsi="Arial"/>
-                <w:b w:val="0"/>
-                <w:i w:val="0"/>
-                <w:color w:val="000000"/>
-                <w:sz w:val="18"/>
-              </w:rPr>
-              <w:t>Convert between Celsius and Kelvin (K = °C + 273).</w:t>
-            </w:r>
-          </w:p>
-          <w:p>
-            <w:pPr>
-              <w:spacing w:before="20" w:after="20"/>
-              <w:jc w:val="left"/>
-            </w:pPr>
-            <w:r>
-              <w:rPr>
-                <w:rFonts w:ascii="Arial" w:hAnsi="Arial"/>
-                <w:b w:val="0"/>
-                <w:i w:val="0"/>
-                <w:color w:val="000000"/>
-                <w:sz w:val="18"/>
-              </w:rPr>
-              <w:t>Observe and describe the sufuria lid and frozen bottle phenomena.</w:t>
-            </w:r>
-          </w:p>
-          <w:p>
-            <w:pPr>
-              <w:spacing w:before="20" w:after="20"/>
-              <w:jc w:val="left"/>
-            </w:pPr>
-            <w:r>
-              <w:rPr>
-                <w:rFonts w:ascii="Arial" w:hAnsi="Arial"/>
-                <w:b w:val="0"/>
-                <w:i w:val="0"/>
-                <w:color w:val="000000"/>
-                <w:sz w:val="18"/>
-              </w:rPr>
-              <w:t>Generate questions about temperature-related phenomena.</w:t>
-            </w:r>
-          </w:p>
-          <w:p>
-            <w:pPr>
-              <w:spacing w:before="20" w:after="20"/>
-              <w:jc w:val="left"/>
-            </w:pPr>
-            <w:r>
-              <w:rPr>
-                <w:rFonts w:ascii="Arial" w:hAnsi="Arial"/>
-                <w:b w:val="0"/>
-                <w:i w:val="0"/>
-                <w:color w:val="000000"/>
-                <w:sz w:val="18"/>
-              </w:rPr>
-              <w:t>Create an initial model explaining why materials change size with temperature.</w:t>
-            </w:r>
-          </w:p>
-          <w:p>
-            <w:pPr>
-              <w:spacing w:before="20" w:after="20"/>
-              <w:jc w:val="left"/>
-            </w:pPr>
-            <w:r>
-              <w:rPr>
-                <w:rFonts w:ascii="Arial" w:hAnsi="Arial"/>
-                <w:b w:val="0"/>
-                <w:i w:val="0"/>
-                <w:color w:val="000000"/>
-                <w:sz w:val="18"/>
-              </w:rPr>
-              <w:t>Measure temperature using a thermometer.</w:t>
-            </w:r>
-          </w:p>
-          <w:p>
-            <w:pPr>
-              <w:spacing w:before="20" w:after="20"/>
-              <w:jc w:val="left"/>
-            </w:pPr>
-            <w:r>
-              <w:rPr>
-                <w:rFonts w:ascii="Arial" w:hAnsi="Arial"/>
-                <w:b w:val="0"/>
-                <w:i w:val="0"/>
-                <w:color w:val="000000"/>
-                <w:sz w:val="18"/>
-              </w:rPr>
-              <w:t>Show curiosity about everyday temperature phenomena.</w:t>
-            </w:r>
-          </w:p>
-          <w:p>
-            <w:pPr>
-              <w:spacing w:before="20" w:after="20"/>
-              <w:jc w:val="left"/>
-            </w:pPr>
-            <w:r>
-              <w:rPr>
-                <w:rFonts w:ascii="Arial" w:hAnsi="Arial"/>
-                <w:b w:val="0"/>
-                <w:i w:val="0"/>
-                <w:color w:val="000000"/>
-                <w:sz w:val="18"/>
-              </w:rPr>
-              <w:t>Appreciate the relevance of temperature in daily life (cooking, weather, health).</w:t>
-            </w:r>
-          </w:p>
-          <w:p>
-            <w:pPr>
-              <w:spacing w:before="20" w:after="20"/>
-              <w:jc w:val="left"/>
-            </w:pPr>
-            <w:r>
-              <w:rPr>
-                <w:rFonts w:ascii="Arial" w:hAnsi="Arial"/>
-                <w:b w:val="0"/>
-                <w:i w:val="0"/>
-                <w:color w:val="000000"/>
-                <w:sz w:val="18"/>
-              </w:rPr>
-              <w:t>Demonstrate willingness to share personal experiences and ask questions.</w:t>
-            </w:r>
-          </w:p>
-          <w:p>
-            <w:pPr>
-              <w:spacing w:before="20" w:after="20"/>
-              <w:jc w:val="left"/>
-            </w:pPr>
-            <w:r>
-              <w:rPr>
-                <w:rFonts w:ascii="Arial" w:hAnsi="Arial"/>
-                <w:b w:val="0"/>
-                <w:i w:val="0"/>
-                <w:color w:val="000000"/>
-                <w:sz w:val="18"/>
-              </w:rPr>
-              <w:t>────────────────────────────────────────────────────────────</w:t>
+              <w:ind w:left="240"/>
+              <w:jc w:val="left"/>
+            </w:pPr>
+            <w:r>
+              <w:rPr>
+                <w:rFonts w:ascii="Arial" w:hAnsi="Arial"/>
+                <w:b w:val="0"/>
+                <w:i w:val="0"/>
+                <w:color w:val="000000"/>
+                <w:sz w:val="18"/>
+              </w:rPr>
+              <w:t>• Define temperature as a measure of how hot or cold a body is.</w:t>
+            </w:r>
+          </w:p>
+          <w:p>
+            <w:pPr>
+              <w:spacing w:before="20" w:after="20"/>
+              <w:ind w:left="240"/>
+              <w:jc w:val="left"/>
+            </w:pPr>
+            <w:r>
+              <w:rPr>
+                <w:rFonts w:ascii="Arial" w:hAnsi="Arial"/>
+                <w:b w:val="0"/>
+                <w:i w:val="0"/>
+                <w:color w:val="000000"/>
+                <w:sz w:val="18"/>
+              </w:rPr>
+              <w:t>• Distinguish between temperature and heat.</w:t>
+            </w:r>
+          </w:p>
+          <w:p>
+            <w:pPr>
+              <w:spacing w:before="20" w:after="20"/>
+              <w:ind w:left="240"/>
+              <w:jc w:val="left"/>
+            </w:pPr>
+            <w:r>
+              <w:rPr>
+                <w:rFonts w:ascii="Arial" w:hAnsi="Arial"/>
+                <w:b w:val="0"/>
+                <w:i w:val="0"/>
+                <w:color w:val="000000"/>
+                <w:sz w:val="18"/>
+              </w:rPr>
+              <w:t>• Identify the Celsius and Kelvin temperature scales.</w:t>
+            </w:r>
+          </w:p>
+          <w:p>
+            <w:pPr>
+              <w:spacing w:before="20" w:after="20"/>
+              <w:ind w:left="240"/>
+              <w:jc w:val="left"/>
+            </w:pPr>
+            <w:r>
+              <w:rPr>
+                <w:rFonts w:ascii="Arial" w:hAnsi="Arial"/>
+                <w:b w:val="0"/>
+                <w:i w:val="0"/>
+                <w:color w:val="000000"/>
+                <w:sz w:val="18"/>
+              </w:rPr>
+              <w:t>• Convert between Celsius and Kelvin (K = °C + 273).</w:t>
             </w:r>
           </w:p>
         </w:tc>
@@ -4619,17 +4447,69 @@
           <w:p>
             <w:pPr>
               <w:spacing w:before="20" w:after="20"/>
-              <w:jc w:val="left"/>
-            </w:pPr>
-            <w:r>
-              <w:rPr>
-                <w:rFonts w:ascii="Arial" w:hAnsi="Arial"/>
-                <w:b w:val="0"/>
-                <w:i w:val="0"/>
-                <w:color w:val="000000"/>
-                <w:sz w:val="18"/>
-              </w:rPr>
-              <w:t>—</w:t>
+              <w:ind w:left="240"/>
+              <w:jc w:val="left"/>
+            </w:pPr>
+            <w:r>
+              <w:rPr>
+                <w:rFonts w:ascii="Arial" w:hAnsi="Arial"/>
+                <w:b w:val="0"/>
+                <w:i w:val="0"/>
+                <w:color w:val="000000"/>
+                <w:sz w:val="18"/>
+              </w:rPr>
+              <w:t>• Observe and describe the sufuria lid and frozen bottle phenomena.</w:t>
+            </w:r>
+          </w:p>
+          <w:p>
+            <w:pPr>
+              <w:spacing w:before="20" w:after="20"/>
+              <w:ind w:left="240"/>
+              <w:jc w:val="left"/>
+            </w:pPr>
+            <w:r>
+              <w:rPr>
+                <w:rFonts w:ascii="Arial" w:hAnsi="Arial"/>
+                <w:b w:val="0"/>
+                <w:i w:val="0"/>
+                <w:color w:val="000000"/>
+                <w:sz w:val="18"/>
+              </w:rPr>
+              <w:t>• Generate questions about temperature-related phenomena.</w:t>
+            </w:r>
+          </w:p>
+          <w:p>
+            <w:pPr>
+              <w:spacing w:before="20" w:after="20"/>
+              <w:ind w:left="240"/>
+              <w:jc w:val="left"/>
+            </w:pPr>
+            <w:r>
+              <w:rPr>
+                <w:rFonts w:ascii="Arial" w:hAnsi="Arial"/>
+                <w:b w:val="0"/>
+                <w:i w:val="0"/>
+                <w:color w:val="000000"/>
+                <w:sz w:val="18"/>
+              </w:rPr>
+              <w:t>• Create an initial model explaining why materials change size with temperature.</w:t>
+            </w:r>
+          </w:p>
+          <w:p>
+            <w:pPr>
+              <w:spacing w:before="20" w:after="20"/>
+              <w:ind w:left="240"/>
+              <w:jc w:val="left"/>
+            </w:pPr>
+            <w:r>
+              <w:rPr>
+                <w:rFonts w:ascii="Arial" w:hAnsi="Arial"/>
+                <w:b w:val="0"/>
+                <w:i w:val="0"/>
+                <w:color w:val="000000"/>
+                <w:sz w:val="18"/>
+              </w:rPr>
+              <w:t>• Measure temperature using a thermometer.</w:t>
             </w:r>
           </w:p>
         </w:tc>
@@ -4665,17 +4545,69 @@
           <w:p>
             <w:pPr>
               <w:spacing w:before="20" w:after="20"/>
-              <w:jc w:val="left"/>
-            </w:pPr>
-            <w:r>
-              <w:rPr>
-                <w:rFonts w:ascii="Arial" w:hAnsi="Arial"/>
-                <w:b w:val="0"/>
-                <w:i w:val="0"/>
-                <w:color w:val="000000"/>
-                <w:sz w:val="18"/>
-              </w:rPr>
-              <w:t>—</w:t>
+              <w:ind w:left="240"/>
+              <w:jc w:val="left"/>
+            </w:pPr>
+            <w:r>
+              <w:rPr>
+                <w:rFonts w:ascii="Arial" w:hAnsi="Arial"/>
+                <w:b w:val="0"/>
+                <w:i w:val="0"/>
+                <w:color w:val="000000"/>
+                <w:sz w:val="18"/>
+              </w:rPr>
+              <w:t>• Show curiosity about everyday temperature phenomena.</w:t>
+            </w:r>
+          </w:p>
+          <w:p>
+            <w:pPr>
+              <w:spacing w:before="20" w:after="20"/>
+              <w:ind w:left="240"/>
+              <w:jc w:val="left"/>
+            </w:pPr>
+            <w:r>
+              <w:rPr>
+                <w:rFonts w:ascii="Arial" w:hAnsi="Arial"/>
+                <w:b w:val="0"/>
+                <w:i w:val="0"/>
+                <w:color w:val="000000"/>
+                <w:sz w:val="18"/>
+              </w:rPr>
+              <w:t>• Appreciate the relevance of temperature in daily life (cooking, weather, health).</w:t>
+            </w:r>
+          </w:p>
+          <w:p>
+            <w:pPr>
+              <w:spacing w:before="20" w:after="20"/>
+              <w:ind w:left="240"/>
+              <w:jc w:val="left"/>
+            </w:pPr>
+            <w:r>
+              <w:rPr>
+                <w:rFonts w:ascii="Arial" w:hAnsi="Arial"/>
+                <w:b w:val="0"/>
+                <w:i w:val="0"/>
+                <w:color w:val="000000"/>
+                <w:sz w:val="18"/>
+              </w:rPr>
+              <w:t>• Demonstrate willingness to share personal experiences and ask questions.</w:t>
+            </w:r>
+          </w:p>
+          <w:p>
+            <w:pPr>
+              <w:spacing w:before="20" w:after="20"/>
+              <w:ind w:left="240"/>
+              <w:jc w:val="left"/>
+            </w:pPr>
+            <w:r>
+              <w:rPr>
+                <w:rFonts w:ascii="Arial" w:hAnsi="Arial"/>
+                <w:b w:val="0"/>
+                <w:i w:val="0"/>
+                <w:color w:val="000000"/>
+                <w:sz w:val="18"/>
+              </w:rPr>
+              <w:t>• ────────────────────────────────────────────────────────────</w:t>
             </w:r>
           </w:p>
         </w:tc>
@@ -7809,193 +7741,69 @@
           <w:p>
             <w:pPr>
               <w:spacing w:before="20" w:after="20"/>
-              <w:jc w:val="left"/>
-            </w:pPr>
-            <w:r>
-              <w:rPr>
-                <w:rFonts w:ascii="Arial" w:hAnsi="Arial"/>
-                <w:b w:val="0"/>
-                <w:i w:val="0"/>
-                <w:color w:val="000000"/>
-                <w:sz w:val="18"/>
-              </w:rPr>
-              <w:t>Describe different temperature measurement technologies: liquid-in-glass thermometers, bimetallic strips, thermocouples, RTDs, thermistors, infrared sensors.</w:t>
-            </w:r>
-          </w:p>
-          <w:p>
-            <w:pPr>
-              <w:spacing w:before="20" w:after="20"/>
-              <w:jc w:val="left"/>
-            </w:pPr>
-            <w:r>
-              <w:rPr>
-                <w:rFonts w:ascii="Arial" w:hAnsi="Arial"/>
-                <w:b w:val="0"/>
-                <w:i w:val="0"/>
-                <w:color w:val="000000"/>
-                <w:sz w:val="18"/>
-              </w:rPr>
-              <w:t>Explain how liquid-in-glass thermometers work (thermal expansion of liquids).</w:t>
-            </w:r>
-          </w:p>
-          <w:p>
-            <w:pPr>
-              <w:spacing w:before="20" w:after="20"/>
-              <w:jc w:val="left"/>
-            </w:pPr>
-            <w:r>
-              <w:rPr>
-                <w:rFonts w:ascii="Arial" w:hAnsi="Arial"/>
-                <w:b w:val="0"/>
-                <w:i w:val="0"/>
-                <w:color w:val="000000"/>
-                <w:sz w:val="18"/>
-              </w:rPr>
-              <w:t>Explain how bimetallic strips work (differential expansion of two metals).</w:t>
-            </w:r>
-          </w:p>
-          <w:p>
-            <w:pPr>
-              <w:spacing w:before="20" w:after="20"/>
-              <w:jc w:val="left"/>
-            </w:pPr>
-            <w:r>
-              <w:rPr>
-                <w:rFonts w:ascii="Arial" w:hAnsi="Arial"/>
-                <w:b w:val="0"/>
-                <w:i w:val="0"/>
-                <w:color w:val="000000"/>
-                <w:sz w:val="18"/>
-              </w:rPr>
-              <w:t>Identify appropriate thermometer types for different contexts (clinical, industrial, weather, cooking).</w:t>
-            </w:r>
-          </w:p>
-          <w:p>
-            <w:pPr>
-              <w:spacing w:before="20" w:after="20"/>
-              <w:jc w:val="left"/>
-            </w:pPr>
-            <w:r>
-              <w:rPr>
-                <w:rFonts w:ascii="Arial" w:hAnsi="Arial"/>
-                <w:b w:val="0"/>
-                <w:i w:val="0"/>
-                <w:color w:val="000000"/>
-                <w:sz w:val="18"/>
-              </w:rPr>
-              <w:t>Use liquid-in-glass thermometers accurately to measure temperature.</w:t>
-            </w:r>
-          </w:p>
-          <w:p>
-            <w:pPr>
-              <w:spacing w:before="20" w:after="20"/>
-              <w:jc w:val="left"/>
-            </w:pPr>
-            <w:r>
-              <w:rPr>
-                <w:rFonts w:ascii="Arial" w:hAnsi="Arial"/>
-                <w:b w:val="0"/>
-                <w:i w:val="0"/>
-                <w:color w:val="000000"/>
-                <w:sz w:val="18"/>
-              </w:rPr>
-              <w:t>Compare the advantages and disadvantages of different thermometer types.</w:t>
-            </w:r>
-          </w:p>
-          <w:p>
-            <w:pPr>
-              <w:spacing w:before="20" w:after="20"/>
-              <w:jc w:val="left"/>
-            </w:pPr>
-            <w:r>
-              <w:rPr>
-                <w:rFonts w:ascii="Arial" w:hAnsi="Arial"/>
-                <w:b w:val="0"/>
-                <w:i w:val="0"/>
-                <w:color w:val="000000"/>
-                <w:sz w:val="18"/>
-              </w:rPr>
-              <w:t>Research and present information on modern temperature sensors.</w:t>
-            </w:r>
-          </w:p>
-          <w:p>
-            <w:pPr>
-              <w:spacing w:before="20" w:after="20"/>
-              <w:jc w:val="left"/>
-            </w:pPr>
-            <w:r>
-              <w:rPr>
-                <w:rFonts w:ascii="Arial" w:hAnsi="Arial"/>
-                <w:b w:val="0"/>
-                <w:i w:val="0"/>
-                <w:color w:val="000000"/>
-                <w:sz w:val="18"/>
-              </w:rPr>
-              <w:t>Revise initial model to include temperature measurement tools.</w:t>
-            </w:r>
-          </w:p>
-          <w:p>
-            <w:pPr>
-              <w:spacing w:before="20" w:after="20"/>
-              <w:jc w:val="left"/>
-            </w:pPr>
-            <w:r>
-              <w:rPr>
-                <w:rFonts w:ascii="Arial" w:hAnsi="Arial"/>
-                <w:b w:val="0"/>
-                <w:i w:val="0"/>
-                <w:color w:val="000000"/>
-                <w:sz w:val="18"/>
-              </w:rPr>
-              <w:t>Appreciate the precision and reliability of different temperature measurement technologies.</w:t>
-            </w:r>
-          </w:p>
-          <w:p>
-            <w:pPr>
-              <w:spacing w:before="20" w:after="20"/>
-              <w:jc w:val="left"/>
-            </w:pPr>
-            <w:r>
-              <w:rPr>
-                <w:rFonts w:ascii="Arial" w:hAnsi="Arial"/>
-                <w:b w:val="0"/>
-                <w:i w:val="0"/>
-                <w:color w:val="000000"/>
-                <w:sz w:val="18"/>
-              </w:rPr>
-              <w:t>Show curiosity about how thermometers work.</w:t>
-            </w:r>
-          </w:p>
-          <w:p>
-            <w:pPr>
-              <w:spacing w:before="20" w:after="20"/>
-              <w:jc w:val="left"/>
-            </w:pPr>
-            <w:r>
-              <w:rPr>
-                <w:rFonts w:ascii="Arial" w:hAnsi="Arial"/>
-                <w:b w:val="0"/>
-                <w:i w:val="0"/>
-                <w:color w:val="000000"/>
-                <w:sz w:val="18"/>
-              </w:rPr>
-              <w:t>Value accuracy in scientific measurement.</w:t>
-            </w:r>
-          </w:p>
-          <w:p>
-            <w:pPr>
-              <w:spacing w:before="20" w:after="20"/>
-              <w:jc w:val="left"/>
-            </w:pPr>
-            <w:r>
-              <w:rPr>
-                <w:rFonts w:ascii="Arial" w:hAnsi="Arial"/>
-                <w:b w:val="0"/>
-                <w:i w:val="0"/>
-                <w:color w:val="000000"/>
-                <w:sz w:val="18"/>
-              </w:rPr>
-              <w:t>────────────────────────────────────────────────────────────</w:t>
+              <w:ind w:left="240"/>
+              <w:jc w:val="left"/>
+            </w:pPr>
+            <w:r>
+              <w:rPr>
+                <w:rFonts w:ascii="Arial" w:hAnsi="Arial"/>
+                <w:b w:val="0"/>
+                <w:i w:val="0"/>
+                <w:color w:val="000000"/>
+                <w:sz w:val="18"/>
+              </w:rPr>
+              <w:t>• Describe different temperature measurement technologies: liquid-in-glass thermometers, bimetallic strips, thermocouples, RTDs, thermistors, infrared sensors.</w:t>
+            </w:r>
+          </w:p>
+          <w:p>
+            <w:pPr>
+              <w:spacing w:before="20" w:after="20"/>
+              <w:ind w:left="240"/>
+              <w:jc w:val="left"/>
+            </w:pPr>
+            <w:r>
+              <w:rPr>
+                <w:rFonts w:ascii="Arial" w:hAnsi="Arial"/>
+                <w:b w:val="0"/>
+                <w:i w:val="0"/>
+                <w:color w:val="000000"/>
+                <w:sz w:val="18"/>
+              </w:rPr>
+              <w:t>• Explain how liquid-in-glass thermometers work (thermal expansion of liquids).</w:t>
+            </w:r>
+          </w:p>
+          <w:p>
+            <w:pPr>
+              <w:spacing w:before="20" w:after="20"/>
+              <w:ind w:left="240"/>
+              <w:jc w:val="left"/>
+            </w:pPr>
+            <w:r>
+              <w:rPr>
+                <w:rFonts w:ascii="Arial" w:hAnsi="Arial"/>
+                <w:b w:val="0"/>
+                <w:i w:val="0"/>
+                <w:color w:val="000000"/>
+                <w:sz w:val="18"/>
+              </w:rPr>
+              <w:t>• Explain how bimetallic strips work (differential expansion of two metals).</w:t>
+            </w:r>
+          </w:p>
+          <w:p>
+            <w:pPr>
+              <w:spacing w:before="20" w:after="20"/>
+              <w:ind w:left="240"/>
+              <w:jc w:val="left"/>
+            </w:pPr>
+            <w:r>
+              <w:rPr>
+                <w:rFonts w:ascii="Arial" w:hAnsi="Arial"/>
+                <w:b w:val="0"/>
+                <w:i w:val="0"/>
+                <w:color w:val="000000"/>
+                <w:sz w:val="18"/>
+              </w:rPr>
+              <w:t>• Identify appropriate thermometer types for different contexts (clinical, industrial, weather, cooking).</w:t>
             </w:r>
           </w:p>
         </w:tc>
@@ -8031,17 +7839,69 @@
           <w:p>
             <w:pPr>
               <w:spacing w:before="20" w:after="20"/>
-              <w:jc w:val="left"/>
-            </w:pPr>
-            <w:r>
-              <w:rPr>
-                <w:rFonts w:ascii="Arial" w:hAnsi="Arial"/>
-                <w:b w:val="0"/>
-                <w:i w:val="0"/>
-                <w:color w:val="000000"/>
-                <w:sz w:val="18"/>
-              </w:rPr>
-              <w:t>—</w:t>
+              <w:ind w:left="240"/>
+              <w:jc w:val="left"/>
+            </w:pPr>
+            <w:r>
+              <w:rPr>
+                <w:rFonts w:ascii="Arial" w:hAnsi="Arial"/>
+                <w:b w:val="0"/>
+                <w:i w:val="0"/>
+                <w:color w:val="000000"/>
+                <w:sz w:val="18"/>
+              </w:rPr>
+              <w:t>• Use liquid-in-glass thermometers accurately to measure temperature.</w:t>
+            </w:r>
+          </w:p>
+          <w:p>
+            <w:pPr>
+              <w:spacing w:before="20" w:after="20"/>
+              <w:ind w:left="240"/>
+              <w:jc w:val="left"/>
+            </w:pPr>
+            <w:r>
+              <w:rPr>
+                <w:rFonts w:ascii="Arial" w:hAnsi="Arial"/>
+                <w:b w:val="0"/>
+                <w:i w:val="0"/>
+                <w:color w:val="000000"/>
+                <w:sz w:val="18"/>
+              </w:rPr>
+              <w:t>• Compare the advantages and disadvantages of different thermometer types.</w:t>
+            </w:r>
+          </w:p>
+          <w:p>
+            <w:pPr>
+              <w:spacing w:before="20" w:after="20"/>
+              <w:ind w:left="240"/>
+              <w:jc w:val="left"/>
+            </w:pPr>
+            <w:r>
+              <w:rPr>
+                <w:rFonts w:ascii="Arial" w:hAnsi="Arial"/>
+                <w:b w:val="0"/>
+                <w:i w:val="0"/>
+                <w:color w:val="000000"/>
+                <w:sz w:val="18"/>
+              </w:rPr>
+              <w:t>• Research and present information on modern temperature sensors.</w:t>
+            </w:r>
+          </w:p>
+          <w:p>
+            <w:pPr>
+              <w:spacing w:before="20" w:after="20"/>
+              <w:ind w:left="240"/>
+              <w:jc w:val="left"/>
+            </w:pPr>
+            <w:r>
+              <w:rPr>
+                <w:rFonts w:ascii="Arial" w:hAnsi="Arial"/>
+                <w:b w:val="0"/>
+                <w:i w:val="0"/>
+                <w:color w:val="000000"/>
+                <w:sz w:val="18"/>
+              </w:rPr>
+              <w:t>• Revise initial model to include temperature measurement tools.</w:t>
             </w:r>
           </w:p>
         </w:tc>
@@ -8077,17 +7937,69 @@
           <w:p>
             <w:pPr>
               <w:spacing w:before="20" w:after="20"/>
-              <w:jc w:val="left"/>
-            </w:pPr>
-            <w:r>
-              <w:rPr>
-                <w:rFonts w:ascii="Arial" w:hAnsi="Arial"/>
-                <w:b w:val="0"/>
-                <w:i w:val="0"/>
-                <w:color w:val="000000"/>
-                <w:sz w:val="18"/>
-              </w:rPr>
-              <w:t>—</w:t>
+              <w:ind w:left="240"/>
+              <w:jc w:val="left"/>
+            </w:pPr>
+            <w:r>
+              <w:rPr>
+                <w:rFonts w:ascii="Arial" w:hAnsi="Arial"/>
+                <w:b w:val="0"/>
+                <w:i w:val="0"/>
+                <w:color w:val="000000"/>
+                <w:sz w:val="18"/>
+              </w:rPr>
+              <w:t>• Appreciate the precision and reliability of different temperature measurement technologies.</w:t>
+            </w:r>
+          </w:p>
+          <w:p>
+            <w:pPr>
+              <w:spacing w:before="20" w:after="20"/>
+              <w:ind w:left="240"/>
+              <w:jc w:val="left"/>
+            </w:pPr>
+            <w:r>
+              <w:rPr>
+                <w:rFonts w:ascii="Arial" w:hAnsi="Arial"/>
+                <w:b w:val="0"/>
+                <w:i w:val="0"/>
+                <w:color w:val="000000"/>
+                <w:sz w:val="18"/>
+              </w:rPr>
+              <w:t>• Show curiosity about how thermometers work.</w:t>
+            </w:r>
+          </w:p>
+          <w:p>
+            <w:pPr>
+              <w:spacing w:before="20" w:after="20"/>
+              <w:ind w:left="240"/>
+              <w:jc w:val="left"/>
+            </w:pPr>
+            <w:r>
+              <w:rPr>
+                <w:rFonts w:ascii="Arial" w:hAnsi="Arial"/>
+                <w:b w:val="0"/>
+                <w:i w:val="0"/>
+                <w:color w:val="000000"/>
+                <w:sz w:val="18"/>
+              </w:rPr>
+              <w:t>• Value accuracy in scientific measurement.</w:t>
+            </w:r>
+          </w:p>
+          <w:p>
+            <w:pPr>
+              <w:spacing w:before="20" w:after="20"/>
+              <w:ind w:left="240"/>
+              <w:jc w:val="left"/>
+            </w:pPr>
+            <w:r>
+              <w:rPr>
+                <w:rFonts w:ascii="Arial" w:hAnsi="Arial"/>
+                <w:b w:val="0"/>
+                <w:i w:val="0"/>
+                <w:color w:val="000000"/>
+                <w:sz w:val="18"/>
+              </w:rPr>
+              <w:t>• ────────────────────────────────────────────────────────────</w:t>
             </w:r>
           </w:p>
         </w:tc>
@@ -11054,225 +10966,86 @@
           <w:p>
             <w:pPr>
               <w:spacing w:before="20" w:after="20"/>
-              <w:jc w:val="left"/>
-            </w:pPr>
-            <w:r>
-              <w:rPr>
-                <w:rFonts w:ascii="Arial" w:hAnsi="Arial"/>
-                <w:b w:val="0"/>
-                <w:i w:val="0"/>
-                <w:color w:val="000000"/>
-                <w:sz w:val="18"/>
-              </w:rPr>
-              <w:t>Define thermal expansion as the increase in size of a material when heated.</w:t>
-            </w:r>
-          </w:p>
-          <w:p>
-            <w:pPr>
-              <w:spacing w:before="20" w:after="20"/>
-              <w:jc w:val="left"/>
-            </w:pPr>
-            <w:r>
-              <w:rPr>
-                <w:rFonts w:ascii="Arial" w:hAnsi="Arial"/>
-                <w:b w:val="0"/>
-                <w:i w:val="0"/>
-                <w:color w:val="000000"/>
-                <w:sz w:val="18"/>
-              </w:rPr>
-              <w:t>Explain thermal expansion at the particle level (increased kinetic energy → increased spacing).</w:t>
-            </w:r>
-          </w:p>
-          <w:p>
-            <w:pPr>
-              <w:spacing w:before="20" w:after="20"/>
-              <w:jc w:val="left"/>
-            </w:pPr>
-            <w:r>
-              <w:rPr>
-                <w:rFonts w:ascii="Arial" w:hAnsi="Arial"/>
-                <w:b w:val="0"/>
-                <w:i w:val="0"/>
-                <w:color w:val="000000"/>
-                <w:sz w:val="18"/>
-              </w:rPr>
-              <w:t>Define linear expansivity (α) as the fractional change in length per degree temperature change.</w:t>
-            </w:r>
-          </w:p>
-          <w:p>
-            <w:pPr>
-              <w:spacing w:before="20" w:after="20"/>
-              <w:jc w:val="left"/>
-            </w:pPr>
-            <w:r>
-              <w:rPr>
-                <w:rFonts w:ascii="Arial" w:hAnsi="Arial"/>
-                <w:b w:val="0"/>
-                <w:i w:val="0"/>
-                <w:color w:val="000000"/>
-                <w:sz w:val="18"/>
-              </w:rPr>
-              <w:t>State and use the linear expansivity formula: ΔL = αL₀ΔT.</w:t>
-            </w:r>
-          </w:p>
-          <w:p>
-            <w:pPr>
-              <w:spacing w:before="20" w:after="20"/>
-              <w:jc w:val="left"/>
-            </w:pPr>
-            <w:r>
-              <w:rPr>
-                <w:rFonts w:ascii="Arial" w:hAnsi="Arial"/>
-                <w:b w:val="0"/>
-                <w:i w:val="0"/>
-                <w:color w:val="000000"/>
-                <w:sz w:val="18"/>
-              </w:rPr>
-              <w:t>Identify materials with different expansion coefficients (metals, glass, concrete).</w:t>
-            </w:r>
-          </w:p>
-          <w:p>
-            <w:pPr>
-              <w:spacing w:before="20" w:after="20"/>
-              <w:jc w:val="left"/>
-            </w:pPr>
-            <w:r>
-              <w:rPr>
-                <w:rFonts w:ascii="Arial" w:hAnsi="Arial"/>
-                <w:b w:val="0"/>
-                <w:i w:val="0"/>
-                <w:color w:val="000000"/>
-                <w:sz w:val="18"/>
-              </w:rPr>
-              <w:t>Conduct experiments to demonstrate thermal expansion in solids (ball-and-ring, heated metal rod).</w:t>
-            </w:r>
-          </w:p>
-          <w:p>
-            <w:pPr>
-              <w:spacing w:before="20" w:after="20"/>
-              <w:jc w:val="left"/>
-            </w:pPr>
-            <w:r>
-              <w:rPr>
-                <w:rFonts w:ascii="Arial" w:hAnsi="Arial"/>
-                <w:b w:val="0"/>
-                <w:i w:val="0"/>
-                <w:color w:val="000000"/>
-                <w:sz w:val="18"/>
-              </w:rPr>
-              <w:t>Measure and record temperature and length changes.</w:t>
-            </w:r>
-          </w:p>
-          <w:p>
-            <w:pPr>
-              <w:spacing w:before="20" w:after="20"/>
-              <w:jc w:val="left"/>
-            </w:pPr>
-            <w:r>
-              <w:rPr>
-                <w:rFonts w:ascii="Arial" w:hAnsi="Arial"/>
-                <w:b w:val="0"/>
-                <w:i w:val="0"/>
-                <w:color w:val="000000"/>
-                <w:sz w:val="18"/>
-              </w:rPr>
-              <w:t>Calculate linear expansion using the formula ΔL = αL₀ΔT.</w:t>
-            </w:r>
-          </w:p>
-          <w:p>
-            <w:pPr>
-              <w:spacing w:before="20" w:after="20"/>
-              <w:jc w:val="left"/>
-            </w:pPr>
-            <w:r>
-              <w:rPr>
-                <w:rFonts w:ascii="Arial" w:hAnsi="Arial"/>
-                <w:b w:val="0"/>
-                <w:i w:val="0"/>
-                <w:color w:val="000000"/>
-                <w:sz w:val="18"/>
-              </w:rPr>
-              <w:t>Analyze experimental data to determine expansion coefficients.</w:t>
-            </w:r>
-          </w:p>
-          <w:p>
-            <w:pPr>
-              <w:spacing w:before="20" w:after="20"/>
-              <w:jc w:val="left"/>
-            </w:pPr>
-            <w:r>
-              <w:rPr>
-                <w:rFonts w:ascii="Arial" w:hAnsi="Arial"/>
-                <w:b w:val="0"/>
-                <w:i w:val="0"/>
-                <w:color w:val="000000"/>
-                <w:sz w:val="18"/>
-              </w:rPr>
-              <w:t>Revise model to include particle motion and quantitative relationships.</w:t>
-            </w:r>
-          </w:p>
-          <w:p>
-            <w:pPr>
-              <w:spacing w:before="20" w:after="20"/>
-              <w:jc w:val="left"/>
-            </w:pPr>
-            <w:r>
-              <w:rPr>
-                <w:rFonts w:ascii="Arial" w:hAnsi="Arial"/>
-                <w:b w:val="0"/>
-                <w:i w:val="0"/>
-                <w:color w:val="000000"/>
-                <w:sz w:val="18"/>
-              </w:rPr>
-              <w:t>Appreciate the importance of thermal expansion in engineering and daily life.</w:t>
-            </w:r>
-          </w:p>
-          <w:p>
-            <w:pPr>
-              <w:spacing w:before="20" w:after="20"/>
-              <w:jc w:val="left"/>
-            </w:pPr>
-            <w:r>
-              <w:rPr>
-                <w:rFonts w:ascii="Arial" w:hAnsi="Arial"/>
-                <w:b w:val="0"/>
-                <w:i w:val="0"/>
-                <w:color w:val="000000"/>
-                <w:sz w:val="18"/>
-              </w:rPr>
-              <w:t>Demonstrate safety and responsibility when handling heat sources and hot materials.</w:t>
-            </w:r>
-          </w:p>
-          <w:p>
-            <w:pPr>
-              <w:spacing w:before="20" w:after="20"/>
-              <w:jc w:val="left"/>
-            </w:pPr>
-            <w:r>
-              <w:rPr>
-                <w:rFonts w:ascii="Arial" w:hAnsi="Arial"/>
-                <w:b w:val="0"/>
-                <w:i w:val="0"/>
-                <w:color w:val="000000"/>
-                <w:sz w:val="18"/>
-              </w:rPr>
-              <w:t>Value precision in measurement and calculation.</w:t>
-            </w:r>
-          </w:p>
-          <w:p>
-            <w:pPr>
-              <w:spacing w:before="20" w:after="20"/>
-              <w:jc w:val="left"/>
-            </w:pPr>
-            <w:r>
-              <w:rPr>
-                <w:rFonts w:ascii="Arial" w:hAnsi="Arial"/>
-                <w:b w:val="0"/>
-                <w:i w:val="0"/>
-                <w:color w:val="000000"/>
-                <w:sz w:val="18"/>
-              </w:rPr>
-              <w:t>────────────────────────────────────────────────────────────</w:t>
+              <w:ind w:left="240"/>
+              <w:jc w:val="left"/>
+            </w:pPr>
+            <w:r>
+              <w:rPr>
+                <w:rFonts w:ascii="Arial" w:hAnsi="Arial"/>
+                <w:b w:val="0"/>
+                <w:i w:val="0"/>
+                <w:color w:val="000000"/>
+                <w:sz w:val="18"/>
+              </w:rPr>
+              <w:t>• Define thermal expansion as the increase in size of a material when heated.</w:t>
+            </w:r>
+          </w:p>
+          <w:p>
+            <w:pPr>
+              <w:spacing w:before="20" w:after="20"/>
+              <w:ind w:left="240"/>
+              <w:jc w:val="left"/>
+            </w:pPr>
+            <w:r>
+              <w:rPr>
+                <w:rFonts w:ascii="Arial" w:hAnsi="Arial"/>
+                <w:b w:val="0"/>
+                <w:i w:val="0"/>
+                <w:color w:val="000000"/>
+                <w:sz w:val="18"/>
+              </w:rPr>
+              <w:t>• Explain thermal expansion at the particle level (increased kinetic energy → increased spacing).</w:t>
+            </w:r>
+          </w:p>
+          <w:p>
+            <w:pPr>
+              <w:spacing w:before="20" w:after="20"/>
+              <w:ind w:left="240"/>
+              <w:jc w:val="left"/>
+            </w:pPr>
+            <w:r>
+              <w:rPr>
+                <w:rFonts w:ascii="Arial" w:hAnsi="Arial"/>
+                <w:b w:val="0"/>
+                <w:i w:val="0"/>
+                <w:color w:val="000000"/>
+                <w:sz w:val="18"/>
+              </w:rPr>
+              <w:t>• Define linear expansivity (α) as the fractional change in length per degree temperature change.</w:t>
+            </w:r>
+          </w:p>
+          <w:p>
+            <w:pPr>
+              <w:spacing w:before="20" w:after="20"/>
+              <w:ind w:left="240"/>
+              <w:jc w:val="left"/>
+            </w:pPr>
+            <w:r>
+              <w:rPr>
+                <w:rFonts w:ascii="Arial" w:hAnsi="Arial"/>
+                <w:b w:val="0"/>
+                <w:i w:val="0"/>
+                <w:color w:val="000000"/>
+                <w:sz w:val="18"/>
+              </w:rPr>
+              <w:t>• State and use the linear expansivity formula: ΔL = αL₀ΔT.</w:t>
+            </w:r>
+          </w:p>
+          <w:p>
+            <w:pPr>
+              <w:spacing w:before="20" w:after="20"/>
+              <w:ind w:left="240"/>
+              <w:jc w:val="left"/>
+            </w:pPr>
+            <w:r>
+              <w:rPr>
+                <w:rFonts w:ascii="Arial" w:hAnsi="Arial"/>
+                <w:b w:val="0"/>
+                <w:i w:val="0"/>
+                <w:color w:val="000000"/>
+                <w:sz w:val="18"/>
+              </w:rPr>
+              <w:t>• Identify materials with different expansion coefficients (metals, glass, concrete).</w:t>
             </w:r>
           </w:p>
         </w:tc>
@@ -11308,17 +11081,86 @@
           <w:p>
             <w:pPr>
               <w:spacing w:before="20" w:after="20"/>
-              <w:jc w:val="left"/>
-            </w:pPr>
-            <w:r>
-              <w:rPr>
-                <w:rFonts w:ascii="Arial" w:hAnsi="Arial"/>
-                <w:b w:val="0"/>
-                <w:i w:val="0"/>
-                <w:color w:val="000000"/>
-                <w:sz w:val="18"/>
-              </w:rPr>
-              <w:t>—</w:t>
+              <w:ind w:left="240"/>
+              <w:jc w:val="left"/>
+            </w:pPr>
+            <w:r>
+              <w:rPr>
+                <w:rFonts w:ascii="Arial" w:hAnsi="Arial"/>
+                <w:b w:val="0"/>
+                <w:i w:val="0"/>
+                <w:color w:val="000000"/>
+                <w:sz w:val="18"/>
+              </w:rPr>
+              <w:t>• Conduct experiments to demonstrate thermal expansion in solids (ball-and-ring, heated metal rod).</w:t>
+            </w:r>
+          </w:p>
+          <w:p>
+            <w:pPr>
+              <w:spacing w:before="20" w:after="20"/>
+              <w:ind w:left="240"/>
+              <w:jc w:val="left"/>
+            </w:pPr>
+            <w:r>
+              <w:rPr>
+                <w:rFonts w:ascii="Arial" w:hAnsi="Arial"/>
+                <w:b w:val="0"/>
+                <w:i w:val="0"/>
+                <w:color w:val="000000"/>
+                <w:sz w:val="18"/>
+              </w:rPr>
+              <w:t>• Measure and record temperature and length changes.</w:t>
+            </w:r>
+          </w:p>
+          <w:p>
+            <w:pPr>
+              <w:spacing w:before="20" w:after="20"/>
+              <w:ind w:left="240"/>
+              <w:jc w:val="left"/>
+            </w:pPr>
+            <w:r>
+              <w:rPr>
+                <w:rFonts w:ascii="Arial" w:hAnsi="Arial"/>
+                <w:b w:val="0"/>
+                <w:i w:val="0"/>
+                <w:color w:val="000000"/>
+                <w:sz w:val="18"/>
+              </w:rPr>
+              <w:t>• Calculate linear expansion using the formula ΔL = αL₀ΔT.</w:t>
+            </w:r>
+          </w:p>
+          <w:p>
+            <w:pPr>
+              <w:spacing w:before="20" w:after="20"/>
+              <w:ind w:left="240"/>
+              <w:jc w:val="left"/>
+            </w:pPr>
+            <w:r>
+              <w:rPr>
+                <w:rFonts w:ascii="Arial" w:hAnsi="Arial"/>
+                <w:b w:val="0"/>
+                <w:i w:val="0"/>
+                <w:color w:val="000000"/>
+                <w:sz w:val="18"/>
+              </w:rPr>
+              <w:t>• Analyze experimental data to determine expansion coefficients.</w:t>
+            </w:r>
+          </w:p>
+          <w:p>
+            <w:pPr>
+              <w:spacing w:before="20" w:after="20"/>
+              <w:ind w:left="240"/>
+              <w:jc w:val="left"/>
+            </w:pPr>
+            <w:r>
+              <w:rPr>
+                <w:rFonts w:ascii="Arial" w:hAnsi="Arial"/>
+                <w:b w:val="0"/>
+                <w:i w:val="0"/>
+                <w:color w:val="000000"/>
+                <w:sz w:val="18"/>
+              </w:rPr>
+              <w:t>• Revise model to include particle motion and quantitative relationships.</w:t>
             </w:r>
           </w:p>
         </w:tc>
@@ -11354,17 +11196,69 @@
           <w:p>
             <w:pPr>
               <w:spacing w:before="20" w:after="20"/>
-              <w:jc w:val="left"/>
-            </w:pPr>
-            <w:r>
-              <w:rPr>
-                <w:rFonts w:ascii="Arial" w:hAnsi="Arial"/>
-                <w:b w:val="0"/>
-                <w:i w:val="0"/>
-                <w:color w:val="000000"/>
-                <w:sz w:val="18"/>
-              </w:rPr>
-              <w:t>—</w:t>
+              <w:ind w:left="240"/>
+              <w:jc w:val="left"/>
+            </w:pPr>
+            <w:r>
+              <w:rPr>
+                <w:rFonts w:ascii="Arial" w:hAnsi="Arial"/>
+                <w:b w:val="0"/>
+                <w:i w:val="0"/>
+                <w:color w:val="000000"/>
+                <w:sz w:val="18"/>
+              </w:rPr>
+              <w:t>• Appreciate the importance of thermal expansion in engineering and daily life.</w:t>
+            </w:r>
+          </w:p>
+          <w:p>
+            <w:pPr>
+              <w:spacing w:before="20" w:after="20"/>
+              <w:ind w:left="240"/>
+              <w:jc w:val="left"/>
+            </w:pPr>
+            <w:r>
+              <w:rPr>
+                <w:rFonts w:ascii="Arial" w:hAnsi="Arial"/>
+                <w:b w:val="0"/>
+                <w:i w:val="0"/>
+                <w:color w:val="000000"/>
+                <w:sz w:val="18"/>
+              </w:rPr>
+              <w:t>• Demonstrate safety and responsibility when handling heat sources and hot materials.</w:t>
+            </w:r>
+          </w:p>
+          <w:p>
+            <w:pPr>
+              <w:spacing w:before="20" w:after="20"/>
+              <w:ind w:left="240"/>
+              <w:jc w:val="left"/>
+            </w:pPr>
+            <w:r>
+              <w:rPr>
+                <w:rFonts w:ascii="Arial" w:hAnsi="Arial"/>
+                <w:b w:val="0"/>
+                <w:i w:val="0"/>
+                <w:color w:val="000000"/>
+                <w:sz w:val="18"/>
+              </w:rPr>
+              <w:t>• Value precision in measurement and calculation.</w:t>
+            </w:r>
+          </w:p>
+          <w:p>
+            <w:pPr>
+              <w:spacing w:before="20" w:after="20"/>
+              <w:ind w:left="240"/>
+              <w:jc w:val="left"/>
+            </w:pPr>
+            <w:r>
+              <w:rPr>
+                <w:rFonts w:ascii="Arial" w:hAnsi="Arial"/>
+                <w:b w:val="0"/>
+                <w:i w:val="0"/>
+                <w:color w:val="000000"/>
+                <w:sz w:val="18"/>
+              </w:rPr>
+              <w:t>• ────────────────────────────────────────────────────────────</w:t>
             </w:r>
           </w:p>
         </w:tc>
@@ -14482,209 +14376,86 @@
           <w:p>
             <w:pPr>
               <w:spacing w:before="20" w:after="20"/>
-              <w:jc w:val="left"/>
-            </w:pPr>
-            <w:r>
-              <w:rPr>
-                <w:rFonts w:ascii="Arial" w:hAnsi="Arial"/>
-                <w:b w:val="0"/>
-                <w:i w:val="0"/>
-                <w:color w:val="000000"/>
-                <w:sz w:val="18"/>
-              </w:rPr>
-              <w:t>Explain the unusual (anomalous) expansion of water: water expands when it freezes (0°C to ice).</w:t>
-            </w:r>
-          </w:p>
-          <w:p>
-            <w:pPr>
-              <w:spacing w:before="20" w:after="20"/>
-              <w:jc w:val="left"/>
-            </w:pPr>
-            <w:r>
-              <w:rPr>
-                <w:rFonts w:ascii="Arial" w:hAnsi="Arial"/>
-                <w:b w:val="0"/>
-                <w:i w:val="0"/>
-                <w:color w:val="000000"/>
-                <w:sz w:val="18"/>
-              </w:rPr>
-              <w:t>Describe the molecular structure of water and how hydrogen bonding causes anomalous behavior.</w:t>
-            </w:r>
-          </w:p>
-          <w:p>
-            <w:pPr>
-              <w:spacing w:before="20" w:after="20"/>
-              <w:jc w:val="left"/>
-            </w:pPr>
-            <w:r>
-              <w:rPr>
-                <w:rFonts w:ascii="Arial" w:hAnsi="Arial"/>
-                <w:b w:val="0"/>
-                <w:i w:val="0"/>
-                <w:color w:val="000000"/>
-                <w:sz w:val="18"/>
-              </w:rPr>
-              <w:t>Explain why ice floats on water (ice is less dense than liquid water).</w:t>
-            </w:r>
-          </w:p>
-          <w:p>
-            <w:pPr>
-              <w:spacing w:before="20" w:after="20"/>
-              <w:jc w:val="left"/>
-            </w:pPr>
-            <w:r>
-              <w:rPr>
-                <w:rFonts w:ascii="Arial" w:hAnsi="Arial"/>
-                <w:b w:val="0"/>
-                <w:i w:val="0"/>
-                <w:color w:val="000000"/>
-                <w:sz w:val="18"/>
-              </w:rPr>
-              <w:t>Describe the implications of water's anomalous expansion for aquatic ecosystems and everyday life.</w:t>
-            </w:r>
-          </w:p>
-          <w:p>
-            <w:pPr>
-              <w:spacing w:before="20" w:after="20"/>
-              <w:jc w:val="left"/>
-            </w:pPr>
-            <w:r>
-              <w:rPr>
-                <w:rFonts w:ascii="Arial" w:hAnsi="Arial"/>
-                <w:b w:val="0"/>
-                <w:i w:val="0"/>
-                <w:color w:val="000000"/>
-                <w:sz w:val="18"/>
-              </w:rPr>
-              <w:t>Explain why a glass bottle filled with water cracks when frozen.</w:t>
-            </w:r>
-          </w:p>
-          <w:p>
-            <w:pPr>
-              <w:spacing w:before="20" w:after="20"/>
-              <w:jc w:val="left"/>
-            </w:pPr>
-            <w:r>
-              <w:rPr>
-                <w:rFonts w:ascii="Arial" w:hAnsi="Arial"/>
-                <w:b w:val="0"/>
-                <w:i w:val="0"/>
-                <w:color w:val="000000"/>
-                <w:sz w:val="18"/>
-              </w:rPr>
-              <w:t>Investigate the unusual expansion of water through observation and analysis.</w:t>
-            </w:r>
-          </w:p>
-          <w:p>
-            <w:pPr>
-              <w:spacing w:before="20" w:after="20"/>
-              <w:jc w:val="left"/>
-            </w:pPr>
-            <w:r>
-              <w:rPr>
-                <w:rFonts w:ascii="Arial" w:hAnsi="Arial"/>
-                <w:b w:val="0"/>
-                <w:i w:val="0"/>
-                <w:color w:val="000000"/>
-                <w:sz w:val="18"/>
-              </w:rPr>
-              <w:t>Compare the behavior of water to typical thermal expansion in other materials.</w:t>
-            </w:r>
-          </w:p>
-          <w:p>
-            <w:pPr>
-              <w:spacing w:before="20" w:after="20"/>
-              <w:jc w:val="left"/>
-            </w:pPr>
-            <w:r>
-              <w:rPr>
-                <w:rFonts w:ascii="Arial" w:hAnsi="Arial"/>
-                <w:b w:val="0"/>
-                <w:i w:val="0"/>
-                <w:color w:val="000000"/>
-                <w:sz w:val="18"/>
-              </w:rPr>
-              <w:t>Use diagrams and models to explain molecular structure and hydrogen bonding.</w:t>
-            </w:r>
-          </w:p>
-          <w:p>
-            <w:pPr>
-              <w:spacing w:before="20" w:after="20"/>
-              <w:jc w:val="left"/>
-            </w:pPr>
-            <w:r>
-              <w:rPr>
-                <w:rFonts w:ascii="Arial" w:hAnsi="Arial"/>
-                <w:b w:val="0"/>
-                <w:i w:val="0"/>
-                <w:color w:val="000000"/>
-                <w:sz w:val="18"/>
-              </w:rPr>
-              <w:t>Revise model to include anomalous water behavior.</w:t>
-            </w:r>
-          </w:p>
-          <w:p>
-            <w:pPr>
-              <w:spacing w:before="20" w:after="20"/>
-              <w:jc w:val="left"/>
-            </w:pPr>
-            <w:r>
-              <w:rPr>
-                <w:rFonts w:ascii="Arial" w:hAnsi="Arial"/>
-                <w:b w:val="0"/>
-                <w:i w:val="0"/>
-                <w:color w:val="000000"/>
-                <w:sz w:val="18"/>
-              </w:rPr>
-              <w:t>Appreciate the unique properties of water and their importance for life.</w:t>
-            </w:r>
-          </w:p>
-          <w:p>
-            <w:pPr>
-              <w:spacing w:before="20" w:after="20"/>
-              <w:jc w:val="left"/>
-            </w:pPr>
-            <w:r>
-              <w:rPr>
-                <w:rFonts w:ascii="Arial" w:hAnsi="Arial"/>
-                <w:b w:val="0"/>
-                <w:i w:val="0"/>
-                <w:color w:val="000000"/>
-                <w:sz w:val="18"/>
-              </w:rPr>
-              <w:t>Show curiosity about exceptions to general scientific rules.</w:t>
-            </w:r>
-          </w:p>
-          <w:p>
-            <w:pPr>
-              <w:spacing w:before="20" w:after="20"/>
-              <w:jc w:val="left"/>
-            </w:pPr>
-            <w:r>
-              <w:rPr>
-                <w:rFonts w:ascii="Arial" w:hAnsi="Arial"/>
-                <w:b w:val="0"/>
-                <w:i w:val="0"/>
-                <w:color w:val="000000"/>
-                <w:sz w:val="18"/>
-              </w:rPr>
-              <w:t>Value evidence-based reasoning when explaining unusual phenomena.</w:t>
-            </w:r>
-          </w:p>
-          <w:p>
-            <w:pPr>
-              <w:spacing w:before="20" w:after="20"/>
-              <w:jc w:val="left"/>
-            </w:pPr>
-            <w:r>
-              <w:rPr>
-                <w:rFonts w:ascii="Arial" w:hAnsi="Arial"/>
-                <w:b w:val="0"/>
-                <w:i w:val="0"/>
-                <w:color w:val="000000"/>
-                <w:sz w:val="18"/>
-              </w:rPr>
-              <w:t>────────────────────────────────────────────────────────────</w:t>
+              <w:ind w:left="240"/>
+              <w:jc w:val="left"/>
+            </w:pPr>
+            <w:r>
+              <w:rPr>
+                <w:rFonts w:ascii="Arial" w:hAnsi="Arial"/>
+                <w:b w:val="0"/>
+                <w:i w:val="0"/>
+                <w:color w:val="000000"/>
+                <w:sz w:val="18"/>
+              </w:rPr>
+              <w:t>• Explain the unusual (anomalous) expansion of water: water expands when it freezes (0°C to ice).</w:t>
+            </w:r>
+          </w:p>
+          <w:p>
+            <w:pPr>
+              <w:spacing w:before="20" w:after="20"/>
+              <w:ind w:left="240"/>
+              <w:jc w:val="left"/>
+            </w:pPr>
+            <w:r>
+              <w:rPr>
+                <w:rFonts w:ascii="Arial" w:hAnsi="Arial"/>
+                <w:b w:val="0"/>
+                <w:i w:val="0"/>
+                <w:color w:val="000000"/>
+                <w:sz w:val="18"/>
+              </w:rPr>
+              <w:t>• Describe the molecular structure of water and how hydrogen bonding causes anomalous behavior.</w:t>
+            </w:r>
+          </w:p>
+          <w:p>
+            <w:pPr>
+              <w:spacing w:before="20" w:after="20"/>
+              <w:ind w:left="240"/>
+              <w:jc w:val="left"/>
+            </w:pPr>
+            <w:r>
+              <w:rPr>
+                <w:rFonts w:ascii="Arial" w:hAnsi="Arial"/>
+                <w:b w:val="0"/>
+                <w:i w:val="0"/>
+                <w:color w:val="000000"/>
+                <w:sz w:val="18"/>
+              </w:rPr>
+              <w:t>• Explain why ice floats on water (ice is less dense than liquid water).</w:t>
+            </w:r>
+          </w:p>
+          <w:p>
+            <w:pPr>
+              <w:spacing w:before="20" w:after="20"/>
+              <w:ind w:left="240"/>
+              <w:jc w:val="left"/>
+            </w:pPr>
+            <w:r>
+              <w:rPr>
+                <w:rFonts w:ascii="Arial" w:hAnsi="Arial"/>
+                <w:b w:val="0"/>
+                <w:i w:val="0"/>
+                <w:color w:val="000000"/>
+                <w:sz w:val="18"/>
+              </w:rPr>
+              <w:t>• Describe the implications of water's anomalous expansion for aquatic ecosystems and everyday life.</w:t>
+            </w:r>
+          </w:p>
+          <w:p>
+            <w:pPr>
+              <w:spacing w:before="20" w:after="20"/>
+              <w:ind w:left="240"/>
+              <w:jc w:val="left"/>
+            </w:pPr>
+            <w:r>
+              <w:rPr>
+                <w:rFonts w:ascii="Arial" w:hAnsi="Arial"/>
+                <w:b w:val="0"/>
+                <w:i w:val="0"/>
+                <w:color w:val="000000"/>
+                <w:sz w:val="18"/>
+              </w:rPr>
+              <w:t>• Explain why a glass bottle filled with water cracks when frozen.</w:t>
             </w:r>
           </w:p>
         </w:tc>
@@ -14720,17 +14491,69 @@
           <w:p>
             <w:pPr>
               <w:spacing w:before="20" w:after="20"/>
-              <w:jc w:val="left"/>
-            </w:pPr>
-            <w:r>
-              <w:rPr>
-                <w:rFonts w:ascii="Arial" w:hAnsi="Arial"/>
-                <w:b w:val="0"/>
-                <w:i w:val="0"/>
-                <w:color w:val="000000"/>
-                <w:sz w:val="18"/>
-              </w:rPr>
-              <w:t>—</w:t>
+              <w:ind w:left="240"/>
+              <w:jc w:val="left"/>
+            </w:pPr>
+            <w:r>
+              <w:rPr>
+                <w:rFonts w:ascii="Arial" w:hAnsi="Arial"/>
+                <w:b w:val="0"/>
+                <w:i w:val="0"/>
+                <w:color w:val="000000"/>
+                <w:sz w:val="18"/>
+              </w:rPr>
+              <w:t>• Investigate the unusual expansion of water through observation and analysis.</w:t>
+            </w:r>
+          </w:p>
+          <w:p>
+            <w:pPr>
+              <w:spacing w:before="20" w:after="20"/>
+              <w:ind w:left="240"/>
+              <w:jc w:val="left"/>
+            </w:pPr>
+            <w:r>
+              <w:rPr>
+                <w:rFonts w:ascii="Arial" w:hAnsi="Arial"/>
+                <w:b w:val="0"/>
+                <w:i w:val="0"/>
+                <w:color w:val="000000"/>
+                <w:sz w:val="18"/>
+              </w:rPr>
+              <w:t>• Compare the behavior of water to typical thermal expansion in other materials.</w:t>
+            </w:r>
+          </w:p>
+          <w:p>
+            <w:pPr>
+              <w:spacing w:before="20" w:after="20"/>
+              <w:ind w:left="240"/>
+              <w:jc w:val="left"/>
+            </w:pPr>
+            <w:r>
+              <w:rPr>
+                <w:rFonts w:ascii="Arial" w:hAnsi="Arial"/>
+                <w:b w:val="0"/>
+                <w:i w:val="0"/>
+                <w:color w:val="000000"/>
+                <w:sz w:val="18"/>
+              </w:rPr>
+              <w:t>• Use diagrams and models to explain molecular structure and hydrogen bonding.</w:t>
+            </w:r>
+          </w:p>
+          <w:p>
+            <w:pPr>
+              <w:spacing w:before="20" w:after="20"/>
+              <w:ind w:left="240"/>
+              <w:jc w:val="left"/>
+            </w:pPr>
+            <w:r>
+              <w:rPr>
+                <w:rFonts w:ascii="Arial" w:hAnsi="Arial"/>
+                <w:b w:val="0"/>
+                <w:i w:val="0"/>
+                <w:color w:val="000000"/>
+                <w:sz w:val="18"/>
+              </w:rPr>
+              <w:t>• Revise model to include anomalous water behavior.</w:t>
             </w:r>
           </w:p>
         </w:tc>
@@ -14766,17 +14589,69 @@
           <w:p>
             <w:pPr>
               <w:spacing w:before="20" w:after="20"/>
-              <w:jc w:val="left"/>
-            </w:pPr>
-            <w:r>
-              <w:rPr>
-                <w:rFonts w:ascii="Arial" w:hAnsi="Arial"/>
-                <w:b w:val="0"/>
-                <w:i w:val="0"/>
-                <w:color w:val="000000"/>
-                <w:sz w:val="18"/>
-              </w:rPr>
-              <w:t>—</w:t>
+              <w:ind w:left="240"/>
+              <w:jc w:val="left"/>
+            </w:pPr>
+            <w:r>
+              <w:rPr>
+                <w:rFonts w:ascii="Arial" w:hAnsi="Arial"/>
+                <w:b w:val="0"/>
+                <w:i w:val="0"/>
+                <w:color w:val="000000"/>
+                <w:sz w:val="18"/>
+              </w:rPr>
+              <w:t>• Appreciate the unique properties of water and their importance for life.</w:t>
+            </w:r>
+          </w:p>
+          <w:p>
+            <w:pPr>
+              <w:spacing w:before="20" w:after="20"/>
+              <w:ind w:left="240"/>
+              <w:jc w:val="left"/>
+            </w:pPr>
+            <w:r>
+              <w:rPr>
+                <w:rFonts w:ascii="Arial" w:hAnsi="Arial"/>
+                <w:b w:val="0"/>
+                <w:i w:val="0"/>
+                <w:color w:val="000000"/>
+                <w:sz w:val="18"/>
+              </w:rPr>
+              <w:t>• Show curiosity about exceptions to general scientific rules.</w:t>
+            </w:r>
+          </w:p>
+          <w:p>
+            <w:pPr>
+              <w:spacing w:before="20" w:after="20"/>
+              <w:ind w:left="240"/>
+              <w:jc w:val="left"/>
+            </w:pPr>
+            <w:r>
+              <w:rPr>
+                <w:rFonts w:ascii="Arial" w:hAnsi="Arial"/>
+                <w:b w:val="0"/>
+                <w:i w:val="0"/>
+                <w:color w:val="000000"/>
+                <w:sz w:val="18"/>
+              </w:rPr>
+              <w:t>• Value evidence-based reasoning when explaining unusual phenomena.</w:t>
+            </w:r>
+          </w:p>
+          <w:p>
+            <w:pPr>
+              <w:spacing w:before="20" w:after="20"/>
+              <w:ind w:left="240"/>
+              <w:jc w:val="left"/>
+            </w:pPr>
+            <w:r>
+              <w:rPr>
+                <w:rFonts w:ascii="Arial" w:hAnsi="Arial"/>
+                <w:b w:val="0"/>
+                <w:i w:val="0"/>
+                <w:color w:val="000000"/>
+                <w:sz w:val="18"/>
+              </w:rPr>
+              <w:t>• ────────────────────────────────────────────────────────────</w:t>
             </w:r>
           </w:p>
         </w:tc>
@@ -17862,257 +17737,120 @@
           <w:p>
             <w:pPr>
               <w:spacing w:before="20" w:after="20"/>
-              <w:jc w:val="left"/>
-            </w:pPr>
-            <w:r>
-              <w:rPr>
-                <w:rFonts w:ascii="Arial" w:hAnsi="Arial"/>
-                <w:b w:val="0"/>
-                <w:i w:val="0"/>
-                <w:color w:val="000000"/>
-                <w:sz w:val="18"/>
-              </w:rPr>
-              <w:t>Describe real-world applications of thermal expansion in engineering and daily life.</w:t>
-            </w:r>
-          </w:p>
-          <w:p>
-            <w:pPr>
-              <w:spacing w:before="20" w:after="20"/>
-              <w:jc w:val="left"/>
-            </w:pPr>
-            <w:r>
-              <w:rPr>
-                <w:rFonts w:ascii="Arial" w:hAnsi="Arial"/>
-                <w:b w:val="0"/>
-                <w:i w:val="0"/>
-                <w:color w:val="000000"/>
-                <w:sz w:val="18"/>
-              </w:rPr>
-              <w:t>Explain how expansion joints in bridges and roads accommodate thermal expansion.</w:t>
-            </w:r>
-          </w:p>
-          <w:p>
-            <w:pPr>
-              <w:spacing w:before="20" w:after="20"/>
-              <w:jc w:val="left"/>
-            </w:pPr>
-            <w:r>
-              <w:rPr>
-                <w:rFonts w:ascii="Arial" w:hAnsi="Arial"/>
-                <w:b w:val="0"/>
-                <w:i w:val="0"/>
-                <w:color w:val="000000"/>
-                <w:sz w:val="18"/>
-              </w:rPr>
-              <w:t>Explain how gaps in railway lines prevent buckling due to thermal expansion.</w:t>
-            </w:r>
-          </w:p>
-          <w:p>
-            <w:pPr>
-              <w:spacing w:before="20" w:after="20"/>
-              <w:jc w:val="left"/>
-            </w:pPr>
-            <w:r>
-              <w:rPr>
-                <w:rFonts w:ascii="Arial" w:hAnsi="Arial"/>
-                <w:b w:val="0"/>
-                <w:i w:val="0"/>
-                <w:color w:val="000000"/>
-                <w:sz w:val="18"/>
-              </w:rPr>
-              <w:t>Explain why power transmission lines sag on hot days.</w:t>
-            </w:r>
-          </w:p>
-          <w:p>
-            <w:pPr>
-              <w:spacing w:before="20" w:after="20"/>
-              <w:jc w:val="left"/>
-            </w:pPr>
-            <w:r>
-              <w:rPr>
-                <w:rFonts w:ascii="Arial" w:hAnsi="Arial"/>
-                <w:b w:val="0"/>
-                <w:i w:val="0"/>
-                <w:color w:val="000000"/>
-                <w:sz w:val="18"/>
-              </w:rPr>
-              <w:t>Describe how bimetallic strips are used in thermostats and circuit breakers.</w:t>
-            </w:r>
-          </w:p>
-          <w:p>
-            <w:pPr>
-              <w:spacing w:before="20" w:after="20"/>
-              <w:jc w:val="left"/>
-            </w:pPr>
-            <w:r>
-              <w:rPr>
-                <w:rFonts w:ascii="Arial" w:hAnsi="Arial"/>
-                <w:b w:val="0"/>
-                <w:i w:val="0"/>
-                <w:color w:val="000000"/>
-                <w:sz w:val="18"/>
-              </w:rPr>
-              <w:t>Explain how thermal expansion is used in cooking (sufuria lids, jar lids).</w:t>
-            </w:r>
-          </w:p>
-          <w:p>
-            <w:pPr>
-              <w:spacing w:before="20" w:after="20"/>
-              <w:jc w:val="left"/>
-            </w:pPr>
-            <w:r>
-              <w:rPr>
-                <w:rFonts w:ascii="Arial" w:hAnsi="Arial"/>
-                <w:b/>
-                <w:i w:val="0"/>
-                <w:color w:val="000000"/>
-                <w:sz w:val="18"/>
-              </w:rPr>
-              <w:t>Identify other applications:</w:t>
-            </w:r>
-          </w:p>
-          <w:p>
-            <w:pPr>
-              <w:spacing w:before="20" w:after="20"/>
-              <w:jc w:val="left"/>
-            </w:pPr>
-            <w:r>
-              <w:rPr>
-                <w:rFonts w:ascii="Arial" w:hAnsi="Arial"/>
-                <w:b w:val="0"/>
-                <w:i w:val="0"/>
-                <w:color w:val="000000"/>
-                <w:sz w:val="18"/>
-              </w:rPr>
-              <w:t>thermometers, riveting, fitting metal rims on wheels.</w:t>
-            </w:r>
-          </w:p>
-          <w:p>
-            <w:pPr>
-              <w:spacing w:before="20" w:after="20"/>
-              <w:jc w:val="left"/>
-            </w:pPr>
-            <w:r>
-              <w:rPr>
-                <w:rFonts w:ascii="Arial" w:hAnsi="Arial"/>
-                <w:b w:val="0"/>
-                <w:i w:val="0"/>
-                <w:color w:val="000000"/>
-                <w:sz w:val="18"/>
-              </w:rPr>
-              <w:t>Research and present information on real-world applications of thermal expansion.</w:t>
-            </w:r>
-          </w:p>
-          <w:p>
-            <w:pPr>
-              <w:spacing w:before="20" w:after="20"/>
-              <w:jc w:val="left"/>
-            </w:pPr>
-            <w:r>
-              <w:rPr>
-                <w:rFonts w:ascii="Arial" w:hAnsi="Arial"/>
-                <w:b w:val="0"/>
-                <w:i w:val="0"/>
-                <w:color w:val="000000"/>
-                <w:sz w:val="18"/>
-              </w:rPr>
-              <w:t>Analyze case studies to identify how engineers account for thermal expansion.</w:t>
-            </w:r>
-          </w:p>
-          <w:p>
-            <w:pPr>
-              <w:spacing w:before="20" w:after="20"/>
-              <w:jc w:val="left"/>
-            </w:pPr>
-            <w:r>
-              <w:rPr>
-                <w:rFonts w:ascii="Arial" w:hAnsi="Arial"/>
-                <w:b w:val="0"/>
-                <w:i w:val="0"/>
-                <w:color w:val="000000"/>
-                <w:sz w:val="18"/>
-              </w:rPr>
-              <w:t>Apply knowledge of thermal expansion to solve practical problems.</w:t>
-            </w:r>
-          </w:p>
-          <w:p>
-            <w:pPr>
-              <w:spacing w:before="20" w:after="20"/>
-              <w:jc w:val="left"/>
-            </w:pPr>
-            <w:r>
-              <w:rPr>
-                <w:rFonts w:ascii="Arial" w:hAnsi="Arial"/>
-                <w:b w:val="0"/>
-                <w:i w:val="0"/>
-                <w:color w:val="000000"/>
-                <w:sz w:val="18"/>
-              </w:rPr>
-              <w:t>Revise model to include engineering applications and solutions.</w:t>
-            </w:r>
-          </w:p>
-          <w:p>
-            <w:pPr>
-              <w:spacing w:before="20" w:after="20"/>
-              <w:jc w:val="left"/>
-            </w:pPr>
-            <w:r>
-              <w:rPr>
-                <w:rFonts w:ascii="Arial" w:hAnsi="Arial"/>
-                <w:b w:val="0"/>
-                <w:i w:val="0"/>
-                <w:color w:val="000000"/>
-                <w:sz w:val="18"/>
-              </w:rPr>
-              <w:t>Appreciate the importance of thermal expansion in engineering and daily life.</w:t>
-            </w:r>
-          </w:p>
-          <w:p>
-            <w:pPr>
-              <w:spacing w:before="20" w:after="20"/>
-              <w:jc w:val="left"/>
-            </w:pPr>
-            <w:r>
-              <w:rPr>
-                <w:rFonts w:ascii="Arial" w:hAnsi="Arial"/>
-                <w:b w:val="0"/>
-                <w:i w:val="0"/>
-                <w:color w:val="000000"/>
-                <w:sz w:val="18"/>
-              </w:rPr>
-              <w:t>Value the role of science in solving real-world problems.</w:t>
-            </w:r>
-          </w:p>
-          <w:p>
-            <w:pPr>
-              <w:spacing w:before="20" w:after="20"/>
-              <w:jc w:val="left"/>
-            </w:pPr>
-            <w:r>
-              <w:rPr>
-                <w:rFonts w:ascii="Arial" w:hAnsi="Arial"/>
-                <w:b w:val="0"/>
-                <w:i w:val="0"/>
-                <w:color w:val="000000"/>
-                <w:sz w:val="18"/>
-              </w:rPr>
-              <w:t>Demonstrate curiosity about how engineers design structures to accommodate thermal expansion.</w:t>
-            </w:r>
-          </w:p>
-          <w:p>
-            <w:pPr>
-              <w:spacing w:before="20" w:after="20"/>
-              <w:jc w:val="left"/>
-            </w:pPr>
-            <w:r>
-              <w:rPr>
-                <w:rFonts w:ascii="Arial" w:hAnsi="Arial"/>
-                <w:b w:val="0"/>
-                <w:i w:val="0"/>
-                <w:color w:val="000000"/>
-                <w:sz w:val="18"/>
-              </w:rPr>
-              <w:t>────────────────────────────────────────────────────────────</w:t>
+              <w:ind w:left="240"/>
+              <w:jc w:val="left"/>
+            </w:pPr>
+            <w:r>
+              <w:rPr>
+                <w:rFonts w:ascii="Arial" w:hAnsi="Arial"/>
+                <w:b w:val="0"/>
+                <w:i w:val="0"/>
+                <w:color w:val="000000"/>
+                <w:sz w:val="18"/>
+              </w:rPr>
+              <w:t>• Describe real-world applications of thermal expansion in engineering and daily life.</w:t>
+            </w:r>
+          </w:p>
+          <w:p>
+            <w:pPr>
+              <w:spacing w:before="20" w:after="20"/>
+              <w:ind w:left="240"/>
+              <w:jc w:val="left"/>
+            </w:pPr>
+            <w:r>
+              <w:rPr>
+                <w:rFonts w:ascii="Arial" w:hAnsi="Arial"/>
+                <w:b w:val="0"/>
+                <w:i w:val="0"/>
+                <w:color w:val="000000"/>
+                <w:sz w:val="18"/>
+              </w:rPr>
+              <w:t>• Explain how expansion joints in bridges and roads accommodate thermal expansion.</w:t>
+            </w:r>
+          </w:p>
+          <w:p>
+            <w:pPr>
+              <w:spacing w:before="20" w:after="20"/>
+              <w:ind w:left="240"/>
+              <w:jc w:val="left"/>
+            </w:pPr>
+            <w:r>
+              <w:rPr>
+                <w:rFonts w:ascii="Arial" w:hAnsi="Arial"/>
+                <w:b w:val="0"/>
+                <w:i w:val="0"/>
+                <w:color w:val="000000"/>
+                <w:sz w:val="18"/>
+              </w:rPr>
+              <w:t>• Explain how gaps in railway lines prevent buckling due to thermal expansion.</w:t>
+            </w:r>
+          </w:p>
+          <w:p>
+            <w:pPr>
+              <w:spacing w:before="20" w:after="20"/>
+              <w:ind w:left="240"/>
+              <w:jc w:val="left"/>
+            </w:pPr>
+            <w:r>
+              <w:rPr>
+                <w:rFonts w:ascii="Arial" w:hAnsi="Arial"/>
+                <w:b w:val="0"/>
+                <w:i w:val="0"/>
+                <w:color w:val="000000"/>
+                <w:sz w:val="18"/>
+              </w:rPr>
+              <w:t>• Explain why power transmission lines sag on hot days.</w:t>
+            </w:r>
+          </w:p>
+          <w:p>
+            <w:pPr>
+              <w:spacing w:before="20" w:after="20"/>
+              <w:ind w:left="240"/>
+              <w:jc w:val="left"/>
+            </w:pPr>
+            <w:r>
+              <w:rPr>
+                <w:rFonts w:ascii="Arial" w:hAnsi="Arial"/>
+                <w:b w:val="0"/>
+                <w:i w:val="0"/>
+                <w:color w:val="000000"/>
+                <w:sz w:val="18"/>
+              </w:rPr>
+              <w:t>• Describe how bimetallic strips are used in thermostats and circuit breakers.</w:t>
+            </w:r>
+          </w:p>
+          <w:p>
+            <w:pPr>
+              <w:spacing w:before="20" w:after="20"/>
+              <w:ind w:left="240"/>
+              <w:jc w:val="left"/>
+            </w:pPr>
+            <w:r>
+              <w:rPr>
+                <w:rFonts w:ascii="Arial" w:hAnsi="Arial"/>
+                <w:b w:val="0"/>
+                <w:i w:val="0"/>
+                <w:color w:val="000000"/>
+                <w:sz w:val="18"/>
+              </w:rPr>
+              <w:t>• Explain how thermal expansion is used in cooking (sufuria lids, jar lids).</w:t>
+            </w:r>
+          </w:p>
+          <w:p>
+            <w:pPr>
+              <w:spacing w:before="20" w:after="20"/>
+              <w:ind w:left="240"/>
+              <w:jc w:val="left"/>
+            </w:pPr>
+            <w:r>
+              <w:rPr>
+                <w:rFonts w:ascii="Arial" w:hAnsi="Arial"/>
+                <w:b w:val="0"/>
+                <w:i w:val="0"/>
+                <w:color w:val="000000"/>
+                <w:sz w:val="18"/>
+              </w:rPr>
+              <w:t>• Identify other applications: thermometers, riveting, fitting metal rims on wheels.</w:t>
             </w:r>
           </w:p>
         </w:tc>
@@ -18148,17 +17886,69 @@
           <w:p>
             <w:pPr>
               <w:spacing w:before="20" w:after="20"/>
-              <w:jc w:val="left"/>
-            </w:pPr>
-            <w:r>
-              <w:rPr>
-                <w:rFonts w:ascii="Arial" w:hAnsi="Arial"/>
-                <w:b w:val="0"/>
-                <w:i w:val="0"/>
-                <w:color w:val="000000"/>
-                <w:sz w:val="18"/>
-              </w:rPr>
-              <w:t>—</w:t>
+              <w:ind w:left="240"/>
+              <w:jc w:val="left"/>
+            </w:pPr>
+            <w:r>
+              <w:rPr>
+                <w:rFonts w:ascii="Arial" w:hAnsi="Arial"/>
+                <w:b w:val="0"/>
+                <w:i w:val="0"/>
+                <w:color w:val="000000"/>
+                <w:sz w:val="18"/>
+              </w:rPr>
+              <w:t>• Research and present information on real-world applications of thermal expansion.</w:t>
+            </w:r>
+          </w:p>
+          <w:p>
+            <w:pPr>
+              <w:spacing w:before="20" w:after="20"/>
+              <w:ind w:left="240"/>
+              <w:jc w:val="left"/>
+            </w:pPr>
+            <w:r>
+              <w:rPr>
+                <w:rFonts w:ascii="Arial" w:hAnsi="Arial"/>
+                <w:b w:val="0"/>
+                <w:i w:val="0"/>
+                <w:color w:val="000000"/>
+                <w:sz w:val="18"/>
+              </w:rPr>
+              <w:t>• Analyze case studies to identify how engineers account for thermal expansion.</w:t>
+            </w:r>
+          </w:p>
+          <w:p>
+            <w:pPr>
+              <w:spacing w:before="20" w:after="20"/>
+              <w:ind w:left="240"/>
+              <w:jc w:val="left"/>
+            </w:pPr>
+            <w:r>
+              <w:rPr>
+                <w:rFonts w:ascii="Arial" w:hAnsi="Arial"/>
+                <w:b w:val="0"/>
+                <w:i w:val="0"/>
+                <w:color w:val="000000"/>
+                <w:sz w:val="18"/>
+              </w:rPr>
+              <w:t>• Apply knowledge of thermal expansion to solve practical problems.</w:t>
+            </w:r>
+          </w:p>
+          <w:p>
+            <w:pPr>
+              <w:spacing w:before="20" w:after="20"/>
+              <w:ind w:left="240"/>
+              <w:jc w:val="left"/>
+            </w:pPr>
+            <w:r>
+              <w:rPr>
+                <w:rFonts w:ascii="Arial" w:hAnsi="Arial"/>
+                <w:b w:val="0"/>
+                <w:i w:val="0"/>
+                <w:color w:val="000000"/>
+                <w:sz w:val="18"/>
+              </w:rPr>
+              <w:t>• Revise model to include engineering applications and solutions.</w:t>
             </w:r>
           </w:p>
         </w:tc>
@@ -18194,17 +17984,69 @@
           <w:p>
             <w:pPr>
               <w:spacing w:before="20" w:after="20"/>
-              <w:jc w:val="left"/>
-            </w:pPr>
-            <w:r>
-              <w:rPr>
-                <w:rFonts w:ascii="Arial" w:hAnsi="Arial"/>
-                <w:b w:val="0"/>
-                <w:i w:val="0"/>
-                <w:color w:val="000000"/>
-                <w:sz w:val="18"/>
-              </w:rPr>
-              <w:t>—</w:t>
+              <w:ind w:left="240"/>
+              <w:jc w:val="left"/>
+            </w:pPr>
+            <w:r>
+              <w:rPr>
+                <w:rFonts w:ascii="Arial" w:hAnsi="Arial"/>
+                <w:b w:val="0"/>
+                <w:i w:val="0"/>
+                <w:color w:val="000000"/>
+                <w:sz w:val="18"/>
+              </w:rPr>
+              <w:t>• Appreciate the importance of thermal expansion in engineering and daily life.</w:t>
+            </w:r>
+          </w:p>
+          <w:p>
+            <w:pPr>
+              <w:spacing w:before="20" w:after="20"/>
+              <w:ind w:left="240"/>
+              <w:jc w:val="left"/>
+            </w:pPr>
+            <w:r>
+              <w:rPr>
+                <w:rFonts w:ascii="Arial" w:hAnsi="Arial"/>
+                <w:b w:val="0"/>
+                <w:i w:val="0"/>
+                <w:color w:val="000000"/>
+                <w:sz w:val="18"/>
+              </w:rPr>
+              <w:t>• Value the role of science in solving real-world problems.</w:t>
+            </w:r>
+          </w:p>
+          <w:p>
+            <w:pPr>
+              <w:spacing w:before="20" w:after="20"/>
+              <w:ind w:left="240"/>
+              <w:jc w:val="left"/>
+            </w:pPr>
+            <w:r>
+              <w:rPr>
+                <w:rFonts w:ascii="Arial" w:hAnsi="Arial"/>
+                <w:b w:val="0"/>
+                <w:i w:val="0"/>
+                <w:color w:val="000000"/>
+                <w:sz w:val="18"/>
+              </w:rPr>
+              <w:t>• Demonstrate curiosity about how engineers design structures to accommodate thermal expansion.</w:t>
+            </w:r>
+          </w:p>
+          <w:p>
+            <w:pPr>
+              <w:spacing w:before="20" w:after="20"/>
+              <w:ind w:left="240"/>
+              <w:jc w:val="left"/>
+            </w:pPr>
+            <w:r>
+              <w:rPr>
+                <w:rFonts w:ascii="Arial" w:hAnsi="Arial"/>
+                <w:b w:val="0"/>
+                <w:i w:val="0"/>
+                <w:color w:val="000000"/>
+                <w:sz w:val="18"/>
+              </w:rPr>
+              <w:t>• ────────────────────────────────────────────────────────────</w:t>
             </w:r>
           </w:p>
         </w:tc>
@@ -21242,209 +21084,69 @@
           <w:p>
             <w:pPr>
               <w:spacing w:before="20" w:after="20"/>
-              <w:jc w:val="left"/>
-            </w:pPr>
-            <w:r>
-              <w:rPr>
-                <w:rFonts w:ascii="Arial" w:hAnsi="Arial"/>
-                <w:b/>
-                <w:i w:val="0"/>
-                <w:color w:val="000000"/>
-                <w:sz w:val="18"/>
-              </w:rPr>
-              <w:t>Describe modern temperature sensors:</w:t>
-            </w:r>
-          </w:p>
-          <w:p>
-            <w:pPr>
-              <w:spacing w:before="20" w:after="20"/>
-              <w:jc w:val="left"/>
-            </w:pPr>
-            <w:r>
-              <w:rPr>
-                <w:rFonts w:ascii="Arial" w:hAnsi="Arial"/>
-                <w:b w:val="0"/>
-                <w:i w:val="0"/>
-                <w:color w:val="000000"/>
-                <w:sz w:val="18"/>
-              </w:rPr>
-              <w:t>thermocouples, RTDs, thermistors, infrared sensors.</w:t>
-            </w:r>
-          </w:p>
-          <w:p>
-            <w:pPr>
-              <w:spacing w:before="20" w:after="20"/>
-              <w:jc w:val="left"/>
-            </w:pPr>
-            <w:r>
-              <w:rPr>
-                <w:rFonts w:ascii="Arial" w:hAnsi="Arial"/>
-                <w:b w:val="0"/>
-                <w:i w:val="0"/>
-                <w:color w:val="000000"/>
-                <w:sz w:val="18"/>
-              </w:rPr>
-              <w:t>Explain how each sensor type works and where it is used.</w:t>
-            </w:r>
-          </w:p>
-          <w:p>
-            <w:pPr>
-              <w:spacing w:before="20" w:after="20"/>
-              <w:jc w:val="left"/>
-            </w:pPr>
-            <w:r>
-              <w:rPr>
-                <w:rFonts w:ascii="Arial" w:hAnsi="Arial"/>
-                <w:b w:val="0"/>
-                <w:i w:val="0"/>
-                <w:color w:val="000000"/>
-                <w:sz w:val="18"/>
-              </w:rPr>
-              <w:t>Describe change of state (solid ↔ liquid ↔ gas) and the role of temperature.</w:t>
-            </w:r>
-          </w:p>
-          <w:p>
-            <w:pPr>
-              <w:spacing w:before="20" w:after="20"/>
-              <w:jc w:val="left"/>
-            </w:pPr>
-            <w:r>
-              <w:rPr>
-                <w:rFonts w:ascii="Arial" w:hAnsi="Arial"/>
-                <w:b w:val="0"/>
-                <w:i w:val="0"/>
-                <w:color w:val="000000"/>
-                <w:sz w:val="18"/>
-              </w:rPr>
-              <w:t>Synthesize all learning to answer the main driving question.</w:t>
-            </w:r>
-          </w:p>
-          <w:p>
-            <w:pPr>
-              <w:spacing w:before="20" w:after="20"/>
-              <w:jc w:val="left"/>
-            </w:pPr>
-            <w:r>
-              <w:rPr>
-                <w:rFonts w:ascii="Arial" w:hAnsi="Arial"/>
-                <w:b w:val="0"/>
-                <w:i w:val="0"/>
-                <w:color w:val="000000"/>
-                <w:sz w:val="18"/>
-              </w:rPr>
-              <w:t>Research and compare modern temperature sensors.</w:t>
-            </w:r>
-          </w:p>
-          <w:p>
-            <w:pPr>
-              <w:spacing w:before="20" w:after="20"/>
-              <w:jc w:val="left"/>
-            </w:pPr>
-            <w:r>
-              <w:rPr>
-                <w:rFonts w:ascii="Arial" w:hAnsi="Arial"/>
-                <w:b w:val="0"/>
-                <w:i w:val="0"/>
-                <w:color w:val="000000"/>
-                <w:sz w:val="18"/>
-              </w:rPr>
-              <w:t>Complete the Driving Question Board with final evidence and answers.</w:t>
-            </w:r>
-          </w:p>
-          <w:p>
-            <w:pPr>
-              <w:spacing w:before="20" w:after="20"/>
-              <w:jc w:val="left"/>
-            </w:pPr>
-            <w:r>
-              <w:rPr>
-                <w:rFonts w:ascii="Arial" w:hAnsi="Arial"/>
-                <w:b w:val="0"/>
-                <w:i w:val="0"/>
-                <w:color w:val="000000"/>
-                <w:sz w:val="18"/>
-              </w:rPr>
-              <w:t>Present final model explaining thermal expansion and its applications.</w:t>
-            </w:r>
-          </w:p>
-          <w:p>
-            <w:pPr>
-              <w:spacing w:before="20" w:after="20"/>
-              <w:jc w:val="left"/>
-            </w:pPr>
-            <w:r>
-              <w:rPr>
-                <w:rFonts w:ascii="Arial" w:hAnsi="Arial"/>
-                <w:b w:val="0"/>
-                <w:i w:val="0"/>
-                <w:color w:val="000000"/>
-                <w:sz w:val="18"/>
-              </w:rPr>
-              <w:t>Write a comprehensive explanation citing evidence from all six lessons.</w:t>
-            </w:r>
-          </w:p>
-          <w:p>
-            <w:pPr>
-              <w:spacing w:before="20" w:after="20"/>
-              <w:jc w:val="left"/>
-            </w:pPr>
-            <w:r>
-              <w:rPr>
-                <w:rFonts w:ascii="Arial" w:hAnsi="Arial"/>
-                <w:b w:val="0"/>
-                <w:i w:val="0"/>
-                <w:color w:val="000000"/>
-                <w:sz w:val="18"/>
-              </w:rPr>
-              <w:t>Appreciate the diversity of temperature measurement technologies.</w:t>
-            </w:r>
-          </w:p>
-          <w:p>
-            <w:pPr>
-              <w:spacing w:before="20" w:after="20"/>
-              <w:jc w:val="left"/>
-            </w:pPr>
-            <w:r>
-              <w:rPr>
-                <w:rFonts w:ascii="Arial" w:hAnsi="Arial"/>
-                <w:b w:val="0"/>
-                <w:i w:val="0"/>
-                <w:color w:val="000000"/>
-                <w:sz w:val="18"/>
-              </w:rPr>
-              <w:t>Value the role of science in solving real-world problems.</w:t>
-            </w:r>
-          </w:p>
-          <w:p>
-            <w:pPr>
-              <w:spacing w:before="20" w:after="20"/>
-              <w:jc w:val="left"/>
-            </w:pPr>
-            <w:r>
-              <w:rPr>
-                <w:rFonts w:ascii="Arial" w:hAnsi="Arial"/>
-                <w:b w:val="0"/>
-                <w:i w:val="0"/>
-                <w:color w:val="000000"/>
-                <w:sz w:val="18"/>
-              </w:rPr>
-              <w:t>Demonstrate pride in completing the unit and presenting final understanding.</w:t>
-            </w:r>
-          </w:p>
-          <w:p>
-            <w:pPr>
-              <w:spacing w:before="20" w:after="20"/>
-              <w:jc w:val="left"/>
-            </w:pPr>
-            <w:r>
-              <w:rPr>
-                <w:rFonts w:ascii="Arial" w:hAnsi="Arial"/>
-                <w:b w:val="0"/>
-                <w:i w:val="0"/>
-                <w:color w:val="000000"/>
-                <w:sz w:val="18"/>
-              </w:rPr>
-              <w:t>────────────────────────────────────────────────────────────</w:t>
+              <w:ind w:left="240"/>
+              <w:jc w:val="left"/>
+            </w:pPr>
+            <w:r>
+              <w:rPr>
+                <w:rFonts w:ascii="Arial" w:hAnsi="Arial"/>
+                <w:b w:val="0"/>
+                <w:i w:val="0"/>
+                <w:color w:val="000000"/>
+                <w:sz w:val="18"/>
+              </w:rPr>
+              <w:t>• Describe modern temperature sensors: thermocouples, RTDs, thermistors, infrared sensors.</w:t>
+            </w:r>
+          </w:p>
+          <w:p>
+            <w:pPr>
+              <w:spacing w:before="20" w:after="20"/>
+              <w:ind w:left="240"/>
+              <w:jc w:val="left"/>
+            </w:pPr>
+            <w:r>
+              <w:rPr>
+                <w:rFonts w:ascii="Arial" w:hAnsi="Arial"/>
+                <w:b w:val="0"/>
+                <w:i w:val="0"/>
+                <w:color w:val="000000"/>
+                <w:sz w:val="18"/>
+              </w:rPr>
+              <w:t>• Explain how each sensor type works and where it is used.</w:t>
+            </w:r>
+          </w:p>
+          <w:p>
+            <w:pPr>
+              <w:spacing w:before="20" w:after="20"/>
+              <w:ind w:left="240"/>
+              <w:jc w:val="left"/>
+            </w:pPr>
+            <w:r>
+              <w:rPr>
+                <w:rFonts w:ascii="Arial" w:hAnsi="Arial"/>
+                <w:b w:val="0"/>
+                <w:i w:val="0"/>
+                <w:color w:val="000000"/>
+                <w:sz w:val="18"/>
+              </w:rPr>
+              <w:t>• Describe change of state (solid ↔ liquid ↔ gas) and the role of temperature.</w:t>
+            </w:r>
+          </w:p>
+          <w:p>
+            <w:pPr>
+              <w:spacing w:before="20" w:after="20"/>
+              <w:ind w:left="240"/>
+              <w:jc w:val="left"/>
+            </w:pPr>
+            <w:r>
+              <w:rPr>
+                <w:rFonts w:ascii="Arial" w:hAnsi="Arial"/>
+                <w:b w:val="0"/>
+                <w:i w:val="0"/>
+                <w:color w:val="000000"/>
+                <w:sz w:val="18"/>
+              </w:rPr>
+              <w:t>• Synthesize all learning to answer the main driving question.</w:t>
             </w:r>
           </w:p>
         </w:tc>
@@ -21480,17 +21182,69 @@
           <w:p>
             <w:pPr>
               <w:spacing w:before="20" w:after="20"/>
-              <w:jc w:val="left"/>
-            </w:pPr>
-            <w:r>
-              <w:rPr>
-                <w:rFonts w:ascii="Arial" w:hAnsi="Arial"/>
-                <w:b w:val="0"/>
-                <w:i w:val="0"/>
-                <w:color w:val="000000"/>
-                <w:sz w:val="18"/>
-              </w:rPr>
-              <w:t>—</w:t>
+              <w:ind w:left="240"/>
+              <w:jc w:val="left"/>
+            </w:pPr>
+            <w:r>
+              <w:rPr>
+                <w:rFonts w:ascii="Arial" w:hAnsi="Arial"/>
+                <w:b w:val="0"/>
+                <w:i w:val="0"/>
+                <w:color w:val="000000"/>
+                <w:sz w:val="18"/>
+              </w:rPr>
+              <w:t>• Research and compare modern temperature sensors.</w:t>
+            </w:r>
+          </w:p>
+          <w:p>
+            <w:pPr>
+              <w:spacing w:before="20" w:after="20"/>
+              <w:ind w:left="240"/>
+              <w:jc w:val="left"/>
+            </w:pPr>
+            <w:r>
+              <w:rPr>
+                <w:rFonts w:ascii="Arial" w:hAnsi="Arial"/>
+                <w:b w:val="0"/>
+                <w:i w:val="0"/>
+                <w:color w:val="000000"/>
+                <w:sz w:val="18"/>
+              </w:rPr>
+              <w:t>• Complete the Driving Question Board with final evidence and answers.</w:t>
+            </w:r>
+          </w:p>
+          <w:p>
+            <w:pPr>
+              <w:spacing w:before="20" w:after="20"/>
+              <w:ind w:left="240"/>
+              <w:jc w:val="left"/>
+            </w:pPr>
+            <w:r>
+              <w:rPr>
+                <w:rFonts w:ascii="Arial" w:hAnsi="Arial"/>
+                <w:b w:val="0"/>
+                <w:i w:val="0"/>
+                <w:color w:val="000000"/>
+                <w:sz w:val="18"/>
+              </w:rPr>
+              <w:t>• Present final model explaining thermal expansion and its applications.</w:t>
+            </w:r>
+          </w:p>
+          <w:p>
+            <w:pPr>
+              <w:spacing w:before="20" w:after="20"/>
+              <w:ind w:left="240"/>
+              <w:jc w:val="left"/>
+            </w:pPr>
+            <w:r>
+              <w:rPr>
+                <w:rFonts w:ascii="Arial" w:hAnsi="Arial"/>
+                <w:b w:val="0"/>
+                <w:i w:val="0"/>
+                <w:color w:val="000000"/>
+                <w:sz w:val="18"/>
+              </w:rPr>
+              <w:t>• Write a comprehensive explanation citing evidence from all six lessons.</w:t>
             </w:r>
           </w:p>
         </w:tc>
@@ -21526,17 +21280,69 @@
           <w:p>
             <w:pPr>
               <w:spacing w:before="20" w:after="20"/>
-              <w:jc w:val="left"/>
-            </w:pPr>
-            <w:r>
-              <w:rPr>
-                <w:rFonts w:ascii="Arial" w:hAnsi="Arial"/>
-                <w:b w:val="0"/>
-                <w:i w:val="0"/>
-                <w:color w:val="000000"/>
-                <w:sz w:val="18"/>
-              </w:rPr>
-              <w:t>—</w:t>
+              <w:ind w:left="240"/>
+              <w:jc w:val="left"/>
+            </w:pPr>
+            <w:r>
+              <w:rPr>
+                <w:rFonts w:ascii="Arial" w:hAnsi="Arial"/>
+                <w:b w:val="0"/>
+                <w:i w:val="0"/>
+                <w:color w:val="000000"/>
+                <w:sz w:val="18"/>
+              </w:rPr>
+              <w:t>• Appreciate the diversity of temperature measurement technologies.</w:t>
+            </w:r>
+          </w:p>
+          <w:p>
+            <w:pPr>
+              <w:spacing w:before="20" w:after="20"/>
+              <w:ind w:left="240"/>
+              <w:jc w:val="left"/>
+            </w:pPr>
+            <w:r>
+              <w:rPr>
+                <w:rFonts w:ascii="Arial" w:hAnsi="Arial"/>
+                <w:b w:val="0"/>
+                <w:i w:val="0"/>
+                <w:color w:val="000000"/>
+                <w:sz w:val="18"/>
+              </w:rPr>
+              <w:t>• Value the role of science in solving real-world problems.</w:t>
+            </w:r>
+          </w:p>
+          <w:p>
+            <w:pPr>
+              <w:spacing w:before="20" w:after="20"/>
+              <w:ind w:left="240"/>
+              <w:jc w:val="left"/>
+            </w:pPr>
+            <w:r>
+              <w:rPr>
+                <w:rFonts w:ascii="Arial" w:hAnsi="Arial"/>
+                <w:b w:val="0"/>
+                <w:i w:val="0"/>
+                <w:color w:val="000000"/>
+                <w:sz w:val="18"/>
+              </w:rPr>
+              <w:t>• Demonstrate pride in completing the unit and presenting final understanding.</w:t>
+            </w:r>
+          </w:p>
+          <w:p>
+            <w:pPr>
+              <w:spacing w:before="20" w:after="20"/>
+              <w:ind w:left="240"/>
+              <w:jc w:val="left"/>
+            </w:pPr>
+            <w:r>
+              <w:rPr>
+                <w:rFonts w:ascii="Arial" w:hAnsi="Arial"/>
+                <w:b w:val="0"/>
+                <w:i w:val="0"/>
+                <w:color w:val="000000"/>
+                <w:sz w:val="18"/>
+              </w:rPr>
+              <w:t>• ────────────────────────────────────────────────────────────</w:t>
             </w:r>
           </w:p>
         </w:tc>
@@ -24505,7 +24311,158 @@
                 <w:color w:val="000000"/>
                 <w:sz w:val="18"/>
               </w:rPr>
+              <w:t>Lesson  |  What did I observe?</w:t>
+            </w:r>
+          </w:p>
+          <w:p>
+            <w:pPr>
+              <w:spacing w:before="20" w:after="20"/>
+              <w:ind w:left="240"/>
+              <w:jc w:val="left"/>
+            </w:pPr>
+            <w:r>
+              <w:rPr>
+                <w:rFonts w:ascii="Arial" w:hAnsi="Arial"/>
+                <w:b w:val="0"/>
+                <w:i w:val="0"/>
+                <w:color w:val="000000"/>
+                <w:sz w:val="18"/>
+              </w:rPr>
+              <w:t>• Lesson 1: Temperature, Heat &amp; Units</w:t>
+            </w:r>
+          </w:p>
+          <w:p>
+            <w:pPr>
+              <w:spacing w:before="20" w:after="20"/>
+              <w:ind w:left="240"/>
+              <w:jc w:val="left"/>
+            </w:pPr>
+            <w:r>
+              <w:rPr>
+                <w:rFonts w:ascii="Arial" w:hAnsi="Arial"/>
+                <w:b w:val="0"/>
+                <w:i w:val="0"/>
+                <w:color w:val="000000"/>
+                <w:sz w:val="18"/>
+              </w:rPr>
+              <w:t>• Lesson 2: Measuring Temperature</w:t>
+            </w:r>
+          </w:p>
+          <w:p>
+            <w:pPr>
+              <w:spacing w:before="20" w:after="20"/>
+              <w:ind w:left="240"/>
+              <w:jc w:val="left"/>
+            </w:pPr>
+            <w:r>
+              <w:rPr>
+                <w:rFonts w:ascii="Arial" w:hAnsi="Arial"/>
+                <w:b w:val="0"/>
+                <w:i w:val="0"/>
+                <w:color w:val="000000"/>
+                <w:sz w:val="18"/>
+              </w:rPr>
+              <w:t>• Lesson 3: Thermal Expansion in Solids</w:t>
+            </w:r>
+          </w:p>
+          <w:p>
+            <w:pPr>
+              <w:spacing w:before="20" w:after="20"/>
+              <w:ind w:left="240"/>
+              <w:jc w:val="left"/>
+            </w:pPr>
+            <w:r>
+              <w:rPr>
+                <w:rFonts w:ascii="Arial" w:hAnsi="Arial"/>
+                <w:b w:val="0"/>
+                <w:i w:val="0"/>
+                <w:color w:val="000000"/>
+                <w:sz w:val="18"/>
+              </w:rPr>
+              <w:t>• Lesson 4: Unusual Expansion of Water</w:t>
+            </w:r>
+          </w:p>
+          <w:p>
+            <w:pPr>
+              <w:spacing w:before="20" w:after="20"/>
+              <w:ind w:left="240"/>
+              <w:jc w:val="left"/>
+            </w:pPr>
+            <w:r>
+              <w:rPr>
+                <w:rFonts w:ascii="Arial" w:hAnsi="Arial"/>
+                <w:b w:val="0"/>
+                <w:i w:val="0"/>
+                <w:color w:val="000000"/>
+                <w:sz w:val="18"/>
+              </w:rPr>
+              <w:t>• Lesson 5: Applications of Thermal Expansion</w:t>
+            </w:r>
+          </w:p>
+          <w:p>
+            <w:pPr>
+              <w:spacing w:before="20" w:after="20"/>
+              <w:ind w:left="240"/>
+              <w:jc w:val="left"/>
+            </w:pPr>
+            <w:r>
+              <w:rPr>
+                <w:rFonts w:ascii="Arial" w:hAnsi="Arial"/>
+                <w:b w:val="0"/>
+                <w:i w:val="0"/>
+                <w:color w:val="000000"/>
+                <w:sz w:val="18"/>
+              </w:rPr>
+              <w:t>• Lesson 6: Modern Sensors &amp; Final Synthesis</w:t>
+            </w:r>
+          </w:p>
+          <w:p>
+            <w:pPr>
+              <w:spacing w:before="20" w:after="20"/>
+              <w:jc w:val="left"/>
+            </w:pPr>
+            <w:r>
+              <w:rPr>
+                <w:rFonts w:ascii="Arial" w:hAnsi="Arial"/>
+                <w:b/>
+                <w:i w:val="0"/>
+                <w:color w:val="000000"/>
+                <w:sz w:val="18"/>
+              </w:rPr>
               <w:t>Example Row (Lesson 3):</w:t>
+            </w:r>
+          </w:p>
+          <w:p>
+            <w:pPr>
+              <w:spacing w:before="20" w:after="20"/>
+              <w:jc w:val="left"/>
+            </w:pPr>
+            <w:r>
+              <w:rPr>
+                <w:rFonts w:ascii="Arial" w:hAnsi="Arial"/>
+                <w:b/>
+                <w:i w:val="0"/>
+                <w:color w:val="000000"/>
+                <w:sz w:val="18"/>
+              </w:rPr>
+              <w:t>Lesson  |  What did I observe?</w:t>
+            </w:r>
+          </w:p>
+          <w:p>
+            <w:pPr>
+              <w:spacing w:before="20" w:after="20"/>
+              <w:ind w:left="240"/>
+              <w:jc w:val="left"/>
+            </w:pPr>
+            <w:r>
+              <w:rPr>
+                <w:rFonts w:ascii="Arial" w:hAnsi="Arial"/>
+                <w:b w:val="0"/>
+                <w:i w:val="0"/>
+                <w:color w:val="000000"/>
+                <w:sz w:val="18"/>
+              </w:rPr>
+              <w:t>• Lesson 3: Thermal Expansion in Solids  |  Ball expanded when heated and didn't fit through ring; metal rod expanded when heated; railway lines, bridges, and power lines expand on hot days.</w:t>
             </w:r>
           </w:p>
           <w:p>
@@ -26660,6 +26617,141 @@
             <w:r>
               <w:rPr>
                 <w:rFonts w:ascii="Arial" w:hAnsi="Arial"/>
+                <w:b/>
+                <w:i w:val="0"/>
+                <w:color w:val="000000"/>
+                <w:sz w:val="18"/>
+              </w:rPr>
+              <w:t>Criterion  |  Excellent (4)</w:t>
+            </w:r>
+          </w:p>
+          <w:p>
+            <w:pPr>
+              <w:spacing w:before="20" w:after="20"/>
+              <w:ind w:left="240"/>
+              <w:jc w:val="left"/>
+            </w:pPr>
+            <w:r>
+              <w:rPr>
+                <w:rFonts w:ascii="Arial" w:hAnsi="Arial"/>
+                <w:b w:val="0"/>
+                <w:i w:val="0"/>
+                <w:color w:val="000000"/>
+                <w:sz w:val="18"/>
+              </w:rPr>
+              <w:t>• Completeness  |  Explanation includes all 10 elements (introduction, temperature/heat, particle motion, linear expansivity, sufuria lid, anomalous water expansion, frozen bottle, engineering applications, modern sensors, conclusion).</w:t>
+            </w:r>
+          </w:p>
+          <w:p>
+            <w:pPr>
+              <w:spacing w:before="20" w:after="20"/>
+              <w:ind w:left="240"/>
+              <w:jc w:val="left"/>
+            </w:pPr>
+            <w:r>
+              <w:rPr>
+                <w:rFonts w:ascii="Arial" w:hAnsi="Arial"/>
+                <w:b w:val="0"/>
+                <w:i w:val="0"/>
+                <w:color w:val="000000"/>
+                <w:sz w:val="18"/>
+              </w:rPr>
+              <w:t>• Evidence-Based Reasoning  |  Cites specific evidence from all six lessons to support claims. Evidence is accurate, relevant, and clearly connected to reasoning.</w:t>
+            </w:r>
+          </w:p>
+          <w:p>
+            <w:pPr>
+              <w:spacing w:before="20" w:after="20"/>
+              <w:ind w:left="240"/>
+              <w:jc w:val="left"/>
+            </w:pPr>
+            <w:r>
+              <w:rPr>
+                <w:rFonts w:ascii="Arial" w:hAnsi="Arial"/>
+                <w:b w:val="0"/>
+                <w:i w:val="0"/>
+                <w:color w:val="000000"/>
+                <w:sz w:val="18"/>
+              </w:rPr>
+              <w:t>• Scientific Accuracy  |  All scientific concepts (temperature, heat, particle motion, linear expansivity, anomalous expansion) are explained accurately using correct terminology.</w:t>
+            </w:r>
+          </w:p>
+          <w:p>
+            <w:pPr>
+              <w:spacing w:before="20" w:after="20"/>
+              <w:ind w:left="240"/>
+              <w:jc w:val="left"/>
+            </w:pPr>
+            <w:r>
+              <w:rPr>
+                <w:rFonts w:ascii="Arial" w:hAnsi="Arial"/>
+                <w:b w:val="0"/>
+                <w:i w:val="0"/>
+                <w:color w:val="000000"/>
+                <w:sz w:val="18"/>
+              </w:rPr>
+              <w:t>• Particle-Level Reasoning  |  Consistently explains phenomena at the particle level (kinetic energy, particle spacing, molecular structure).</w:t>
+            </w:r>
+          </w:p>
+          <w:p>
+            <w:pPr>
+              <w:spacing w:before="20" w:after="20"/>
+              <w:ind w:left="240"/>
+              <w:jc w:val="left"/>
+            </w:pPr>
+            <w:r>
+              <w:rPr>
+                <w:rFonts w:ascii="Arial" w:hAnsi="Arial"/>
+                <w:b w:val="0"/>
+                <w:i w:val="0"/>
+                <w:color w:val="000000"/>
+                <w:sz w:val="18"/>
+              </w:rPr>
+              <w:t>• Use of Linear Expansivity Formula  |  Correctly uses the formula ΔL = αL₀ΔT to explain quantitative relationships. Cites specific calculations from Lesson 3.</w:t>
+            </w:r>
+          </w:p>
+          <w:p>
+            <w:pPr>
+              <w:spacing w:before="20" w:after="20"/>
+              <w:ind w:left="240"/>
+              <w:jc w:val="left"/>
+            </w:pPr>
+            <w:r>
+              <w:rPr>
+                <w:rFonts w:ascii="Arial" w:hAnsi="Arial"/>
+                <w:b w:val="0"/>
+                <w:i w:val="0"/>
+                <w:color w:val="000000"/>
+                <w:sz w:val="18"/>
+              </w:rPr>
+              <w:t>• Clarity and Coherence  |  Explanation is well-organized, clear, and easy to follow. Ideas flow logically from one section to the next.</w:t>
+            </w:r>
+          </w:p>
+          <w:p>
+            <w:pPr>
+              <w:spacing w:before="20" w:after="20"/>
+              <w:ind w:left="240"/>
+              <w:jc w:val="left"/>
+            </w:pPr>
+            <w:r>
+              <w:rPr>
+                <w:rFonts w:ascii="Arial" w:hAnsi="Arial"/>
+                <w:b w:val="0"/>
+                <w:i w:val="0"/>
+                <w:color w:val="000000"/>
+                <w:sz w:val="18"/>
+              </w:rPr>
+              <w:t>• Connection to Driving Question  |  Directly and comprehensively answers the main driving question. Clearly explains why materials change size and how engineers use this knowledge.</w:t>
+            </w:r>
+          </w:p>
+          <w:p>
+            <w:pPr>
+              <w:spacing w:before="20" w:after="20"/>
+              <w:jc w:val="left"/>
+            </w:pPr>
+            <w:r>
+              <w:rPr>
+                <w:rFonts w:ascii="Arial" w:hAnsi="Arial"/>
                 <w:b w:val="0"/>
                 <w:i w:val="0"/>
                 <w:color w:val="000000"/>
@@ -26820,6 +26912,73 @@
             <w:r>
               <w:rPr>
                 <w:rFonts w:ascii="Arial" w:hAnsi="Arial"/>
+                <w:b/>
+                <w:i w:val="0"/>
+                <w:color w:val="000000"/>
+                <w:sz w:val="18"/>
+              </w:rPr>
+              <w:t>Criterion  |  Excellent (4)</w:t>
+            </w:r>
+          </w:p>
+          <w:p>
+            <w:pPr>
+              <w:spacing w:before="20" w:after="20"/>
+              <w:ind w:left="240"/>
+              <w:jc w:val="left"/>
+            </w:pPr>
+            <w:r>
+              <w:rPr>
+                <w:rFonts w:ascii="Arial" w:hAnsi="Arial"/>
+                <w:b w:val="0"/>
+                <w:i w:val="0"/>
+                <w:color w:val="000000"/>
+                <w:sz w:val="18"/>
+              </w:rPr>
+              <w:t>• Question Quality (Lesson 1)  |  Questions are specific, observable, and focused on mechanisms (why/how). Questions connect directly to the phenomena.</w:t>
+            </w:r>
+          </w:p>
+          <w:p>
+            <w:pPr>
+              <w:spacing w:before="20" w:after="20"/>
+              <w:ind w:left="240"/>
+              <w:jc w:val="left"/>
+            </w:pPr>
+            <w:r>
+              <w:rPr>
+                <w:rFonts w:ascii="Arial" w:hAnsi="Arial"/>
+                <w:b w:val="0"/>
+                <w:i w:val="0"/>
+                <w:color w:val="000000"/>
+                <w:sz w:val="18"/>
+              </w:rPr>
+              <w:t>• Evidence Tracking (Lessons 2–5)  |  Consistently adds relevant, accurate evidence to the DQB after each lesson. Evidence is clearly connected to questions.</w:t>
+            </w:r>
+          </w:p>
+          <w:p>
+            <w:pPr>
+              <w:spacing w:before="20" w:after="20"/>
+              <w:ind w:left="240"/>
+              <w:jc w:val="left"/>
+            </w:pPr>
+            <w:r>
+              <w:rPr>
+                <w:rFonts w:ascii="Arial" w:hAnsi="Arial"/>
+                <w:b w:val="0"/>
+                <w:i w:val="0"/>
+                <w:color w:val="000000"/>
+                <w:sz w:val="18"/>
+              </w:rPr>
+              <w:t>• Final Answer (Lesson 6)  |  Final DQB answer is comprehensive, accurate, and evidence-based. Synthesizes learning from all six lessons. Directly answers the main driving question.</w:t>
+            </w:r>
+          </w:p>
+          <w:p>
+            <w:pPr>
+              <w:spacing w:before="20" w:after="20"/>
+              <w:jc w:val="left"/>
+            </w:pPr>
+            <w:r>
+              <w:rPr>
+                <w:rFonts w:ascii="Arial" w:hAnsi="Arial"/>
                 <w:b w:val="0"/>
                 <w:i w:val="0"/>
                 <w:color w:val="000000"/>
@@ -26868,6 +27027,107 @@
             <w:r>
               <w:rPr>
                 <w:rFonts w:ascii="Arial" w:hAnsi="Arial"/>
+                <w:b/>
+                <w:i w:val="0"/>
+                <w:color w:val="000000"/>
+                <w:sz w:val="18"/>
+              </w:rPr>
+              <w:t>Criterion  |  Excellent (4)</w:t>
+            </w:r>
+          </w:p>
+          <w:p>
+            <w:pPr>
+              <w:spacing w:before="20" w:after="20"/>
+              <w:ind w:left="240"/>
+              <w:jc w:val="left"/>
+            </w:pPr>
+            <w:r>
+              <w:rPr>
+                <w:rFonts w:ascii="Arial" w:hAnsi="Arial"/>
+                <w:b w:val="0"/>
+                <w:i w:val="0"/>
+                <w:color w:val="000000"/>
+                <w:sz w:val="18"/>
+              </w:rPr>
+              <w:t>• Completeness  |  Model includes both phenomena (sufuria lid, frozen bottle), particle motion (cold vs. hot), linear expansivity formula (ΔL = αL₀ΔT), anomalous water expansion (molecular structure), and at least one engineering application.</w:t>
+            </w:r>
+          </w:p>
+          <w:p>
+            <w:pPr>
+              <w:spacing w:before="20" w:after="20"/>
+              <w:ind w:left="240"/>
+              <w:jc w:val="left"/>
+            </w:pPr>
+            <w:r>
+              <w:rPr>
+                <w:rFonts w:ascii="Arial" w:hAnsi="Arial"/>
+                <w:b w:val="0"/>
+                <w:i w:val="0"/>
+                <w:color w:val="000000"/>
+                <w:sz w:val="18"/>
+              </w:rPr>
+              <w:t>• Accuracy  |  All elements are scientifically accurate. Particle motion, expansion mechanisms, and molecular structure are correctly represented.</w:t>
+            </w:r>
+          </w:p>
+          <w:p>
+            <w:pPr>
+              <w:spacing w:before="20" w:after="20"/>
+              <w:ind w:left="240"/>
+              <w:jc w:val="left"/>
+            </w:pPr>
+            <w:r>
+              <w:rPr>
+                <w:rFonts w:ascii="Arial" w:hAnsi="Arial"/>
+                <w:b w:val="0"/>
+                <w:i w:val="0"/>
+                <w:color w:val="000000"/>
+                <w:sz w:val="18"/>
+              </w:rPr>
+              <w:t>• Clarity  |  Model is clear, well-organized, and easy to understand. Labels are precise and informative. Visual representations are effective.</w:t>
+            </w:r>
+          </w:p>
+          <w:p>
+            <w:pPr>
+              <w:spacing w:before="20" w:after="20"/>
+              <w:ind w:left="240"/>
+              <w:jc w:val="left"/>
+            </w:pPr>
+            <w:r>
+              <w:rPr>
+                <w:rFonts w:ascii="Arial" w:hAnsi="Arial"/>
+                <w:b w:val="0"/>
+                <w:i w:val="0"/>
+                <w:color w:val="000000"/>
+                <w:sz w:val="18"/>
+              </w:rPr>
+              <w:t>• Evidence-Based Reasoning  |  Model clearly shows evidence from experiments and observations (ball-and-ring, heated rod, frozen bottle, ice floating). Connections between evidence and explanations are explicit.</w:t>
+            </w:r>
+          </w:p>
+          <w:p>
+            <w:pPr>
+              <w:spacing w:before="20" w:after="20"/>
+              <w:ind w:left="240"/>
+              <w:jc w:val="left"/>
+            </w:pPr>
+            <w:r>
+              <w:rPr>
+                <w:rFonts w:ascii="Arial" w:hAnsi="Arial"/>
+                <w:b w:val="0"/>
+                <w:i w:val="0"/>
+                <w:color w:val="000000"/>
+                <w:sz w:val="18"/>
+              </w:rPr>
+              <w:t>• Growth from Initial Model  |  Final model shows significant growth from initial model (Lesson 1). New elements (particle motion, formula, anomalous expansion, applications) are clearly added and integrated.</w:t>
+            </w:r>
+          </w:p>
+          <w:p>
+            <w:pPr>
+              <w:spacing w:before="20" w:after="20"/>
+              <w:jc w:val="left"/>
+            </w:pPr>
+            <w:r>
+              <w:rPr>
+                <w:rFonts w:ascii="Arial" w:hAnsi="Arial"/>
                 <w:b w:val="0"/>
                 <w:i w:val="0"/>
                 <w:color w:val="000000"/>
@@ -29371,6 +29631,158 @@
                 <w:sz w:val="18"/>
               </w:rPr>
               <w:t>7. Final Model Rubric (Detailed)</w:t>
+            </w:r>
+          </w:p>
+          <w:p>
+            <w:pPr>
+              <w:spacing w:before="20" w:after="20"/>
+              <w:jc w:val="left"/>
+            </w:pPr>
+            <w:r>
+              <w:rPr>
+                <w:rFonts w:ascii="Arial" w:hAnsi="Arial"/>
+                <w:b/>
+                <w:i w:val="0"/>
+                <w:color w:val="000000"/>
+                <w:sz w:val="18"/>
+              </w:rPr>
+              <w:t>Criterion  |  Excellent (4)</w:t>
+            </w:r>
+          </w:p>
+          <w:p>
+            <w:pPr>
+              <w:spacing w:before="20" w:after="20"/>
+              <w:ind w:left="240"/>
+              <w:jc w:val="left"/>
+            </w:pPr>
+            <w:r>
+              <w:rPr>
+                <w:rFonts w:ascii="Arial" w:hAnsi="Arial"/>
+                <w:b w:val="0"/>
+                <w:i w:val="0"/>
+                <w:color w:val="000000"/>
+                <w:sz w:val="18"/>
+              </w:rPr>
+              <w:t>• Sufuria Lid Phenomenon  |  Model clearly shows the sufuria lid before and after hot water, with labels indicating temperature change, particle motion, expansion (ΔL), and differential expansion (lid vs. jar).</w:t>
+            </w:r>
+          </w:p>
+          <w:p>
+            <w:pPr>
+              <w:spacing w:before="20" w:after="20"/>
+              <w:ind w:left="240"/>
+              <w:jc w:val="left"/>
+            </w:pPr>
+            <w:r>
+              <w:rPr>
+                <w:rFonts w:ascii="Arial" w:hAnsi="Arial"/>
+                <w:b w:val="0"/>
+                <w:i w:val="0"/>
+                <w:color w:val="000000"/>
+                <w:sz w:val="18"/>
+              </w:rPr>
+              <w:t>• Frozen Bottle Phenomenon  |  Model clearly shows the frozen bottle before and after freezing, with labels indicating water expansion, molecular structure (hexagonal crystal), and pressure causing cracking.</w:t>
+            </w:r>
+          </w:p>
+          <w:p>
+            <w:pPr>
+              <w:spacing w:before="20" w:after="20"/>
+              <w:ind w:left="240"/>
+              <w:jc w:val="left"/>
+            </w:pPr>
+            <w:r>
+              <w:rPr>
+                <w:rFonts w:ascii="Arial" w:hAnsi="Arial"/>
+                <w:b w:val="0"/>
+                <w:i w:val="0"/>
+                <w:color w:val="000000"/>
+                <w:sz w:val="18"/>
+              </w:rPr>
+              <w:t>• Particle Motion  |  Model clearly shows particles in cold and hot states, with labels indicating increased kinetic energy, increased spacing, and resulting expansion. Particle diagrams are accurate and detailed.</w:t>
+            </w:r>
+          </w:p>
+          <w:p>
+            <w:pPr>
+              <w:spacing w:before="20" w:after="20"/>
+              <w:ind w:left="240"/>
+              <w:jc w:val="left"/>
+            </w:pPr>
+            <w:r>
+              <w:rPr>
+                <w:rFonts w:ascii="Arial" w:hAnsi="Arial"/>
+                <w:b w:val="0"/>
+                <w:i w:val="0"/>
+                <w:color w:val="000000"/>
+                <w:sz w:val="18"/>
+              </w:rPr>
+              <w:t>• Linear Expansivity Formula  |  Model includes the formula ΔL = αL₀ΔT with all symbols defined. Formula is correctly applied to at least one example (sufuria lid, railway line, bridge, or power line).</w:t>
+            </w:r>
+          </w:p>
+          <w:p>
+            <w:pPr>
+              <w:spacing w:before="20" w:after="20"/>
+              <w:ind w:left="240"/>
+              <w:jc w:val="left"/>
+            </w:pPr>
+            <w:r>
+              <w:rPr>
+                <w:rFonts w:ascii="Arial" w:hAnsi="Arial"/>
+                <w:b w:val="0"/>
+                <w:i w:val="0"/>
+                <w:color w:val="000000"/>
+                <w:sz w:val="18"/>
+              </w:rPr>
+              <w:t>• Anomalous Water Expansion  |  Model clearly shows water's molecular structure in liquid and ice states, with labels indicating hexagonal crystal structure, hydrogen bonding, and increased spacing in ice.</w:t>
+            </w:r>
+          </w:p>
+          <w:p>
+            <w:pPr>
+              <w:spacing w:before="20" w:after="20"/>
+              <w:ind w:left="240"/>
+              <w:jc w:val="left"/>
+            </w:pPr>
+            <w:r>
+              <w:rPr>
+                <w:rFonts w:ascii="Arial" w:hAnsi="Arial"/>
+                <w:b w:val="0"/>
+                <w:i w:val="0"/>
+                <w:color w:val="000000"/>
+                <w:sz w:val="18"/>
+              </w:rPr>
+              <w:t>• Engineering Application  |  Model includes at least one detailed engineering application (bridge expansion joint, railway gap, power line sagging, bimetallic thermostat, riveting) with labels explaining how thermal expansion is accommodated or used.</w:t>
+            </w:r>
+          </w:p>
+          <w:p>
+            <w:pPr>
+              <w:spacing w:before="20" w:after="20"/>
+              <w:ind w:left="240"/>
+              <w:jc w:val="left"/>
+            </w:pPr>
+            <w:r>
+              <w:rPr>
+                <w:rFonts w:ascii="Arial" w:hAnsi="Arial"/>
+                <w:b w:val="0"/>
+                <w:i w:val="0"/>
+                <w:color w:val="000000"/>
+                <w:sz w:val="18"/>
+              </w:rPr>
+              <w:t>• Overall Clarity and Organization  |  Model is exceptionally clear, well-organized, and visually appealing. All elements are logically arranged and easy to understand. Labels are precise and informative.</w:t>
+            </w:r>
+          </w:p>
+          <w:p>
+            <w:pPr>
+              <w:spacing w:before="20" w:after="20"/>
+              <w:ind w:left="240"/>
+              <w:jc w:val="left"/>
+            </w:pPr>
+            <w:r>
+              <w:rPr>
+                <w:rFonts w:ascii="Arial" w:hAnsi="Arial"/>
+                <w:b w:val="0"/>
+                <w:i w:val="0"/>
+                <w:color w:val="000000"/>
+                <w:sz w:val="18"/>
+              </w:rPr>
+              <w:t>• Evidence of Growth  |  Model shows significant growth from initial model (Lesson 1). New elements (particle motion, formula, anomalous expansion, applications) are clearly added and integrated. Student can articulate how their understanding evolved.</w:t>
             </w:r>
           </w:p>
           <w:p>
